--- a/Supthavee_ERP_Document_Standards.docx
+++ b/Supthavee_ERP_Document_Standards.docx
@@ -6,31 +6,21 @@
       <w:pPr>
         <w:pStyle w:val="Heading1"/>
       </w:pPr>
-      <w:proofErr w:type="spellStart"/>
-      <w:r>
-        <w:rPr>
-          <w:rFonts w:ascii="Arial Unicode MS" w:eastAsia="Arial Unicode MS" w:hAnsi="Arial Unicode MS" w:cs="Arial Unicode MS"/>
-        </w:rPr>
-        <w:t>Supthavee</w:t>
-      </w:r>
-      <w:proofErr w:type="spellEnd"/>
-      <w:r>
-        <w:rPr>
-          <w:rFonts w:ascii="Arial Unicode MS" w:eastAsia="Arial Unicode MS" w:hAnsi="Arial Unicode MS" w:cs="Arial Unicode MS"/>
-        </w:rPr>
-        <w:t xml:space="preserve"> ERP - Document Standards (</w:t>
-      </w:r>
-      <w:proofErr w:type="spellStart"/>
-      <w:r>
-        <w:rPr>
-          <w:rFonts w:ascii="Arial Unicode MS" w:eastAsia="Arial Unicode MS" w:hAnsi="Arial Unicode MS" w:cs="Arial Unicode MS"/>
+      <w:r>
+        <w:rPr>
+          <w:rFonts w:eastAsia="Arial Unicode MS"/>
+        </w:rPr>
+        <w:t>Supthavee ERP - Document Standards (</w:t>
+      </w:r>
+      <w:r>
+        <w:rPr>
+          <w:rFonts w:ascii="Browallia New" w:eastAsia="Arial Unicode MS" w:hAnsi="Browallia New" w:cs="Browallia New"/>
         </w:rPr>
         <w:t>มาตรฐานเอกสารอ้างอิงตาม</w:t>
       </w:r>
-      <w:proofErr w:type="spellEnd"/>
-      <w:r>
-        <w:rPr>
-          <w:rFonts w:ascii="Arial Unicode MS" w:eastAsia="Arial Unicode MS" w:hAnsi="Arial Unicode MS" w:cs="Arial Unicode MS"/>
+      <w:r>
+        <w:rPr>
+          <w:rFonts w:eastAsia="Arial Unicode MS"/>
         </w:rPr>
         <w:t xml:space="preserve"> GAAP/TFRS)</w:t>
       </w:r>
@@ -42,21 +32,19 @@
       </w:pPr>
       <w:r>
         <w:rPr>
-          <w:rFonts w:ascii="Arial Unicode MS" w:eastAsia="Arial Unicode MS" w:hAnsi="Arial Unicode MS" w:cs="Arial Unicode MS"/>
+          <w:rFonts w:eastAsia="Arial Unicode MS"/>
         </w:rPr>
         <w:t xml:space="preserve">1. </w:t>
       </w:r>
-      <w:proofErr w:type="spellStart"/>
-      <w:r>
-        <w:rPr>
-          <w:rFonts w:ascii="Arial Unicode MS" w:eastAsia="Arial Unicode MS" w:hAnsi="Arial Unicode MS" w:cs="Arial Unicode MS"/>
+      <w:r>
+        <w:rPr>
+          <w:rFonts w:ascii="Browallia New" w:eastAsia="Arial Unicode MS" w:hAnsi="Browallia New" w:cs="Browallia New"/>
         </w:rPr>
         <w:t>โครงสร้างรหัสเอกสาร</w:t>
       </w:r>
-      <w:proofErr w:type="spellEnd"/>
-      <w:r>
-        <w:rPr>
-          <w:rFonts w:ascii="Arial Unicode MS" w:eastAsia="Arial Unicode MS" w:hAnsi="Arial Unicode MS" w:cs="Arial Unicode MS"/>
+      <w:r>
+        <w:rPr>
+          <w:rFonts w:eastAsia="Arial Unicode MS"/>
         </w:rPr>
         <w:t xml:space="preserve"> (Document Taxonomy)</w:t>
       </w:r>
@@ -72,59 +60,51 @@
         </w:pBdr>
         <w:spacing w:after="240"/>
       </w:pPr>
-      <w:proofErr w:type="spellStart"/>
-      <w:r>
-        <w:rPr>
-          <w:rFonts w:ascii="Arial Unicode MS" w:eastAsia="Arial Unicode MS" w:hAnsi="Arial Unicode MS" w:cs="Arial Unicode MS"/>
+      <w:r>
+        <w:rPr>
+          <w:rFonts w:ascii="Browallia New" w:eastAsia="Arial Unicode MS" w:hAnsi="Browallia New" w:cs="Browallia New"/>
         </w:rPr>
         <w:t>รหัสเอกสารในระบบถูกออกแบบมาเพื่อแยกแยะประเภทเอกสาร</w:t>
       </w:r>
-      <w:proofErr w:type="spellEnd"/>
-      <w:r>
-        <w:rPr>
-          <w:rFonts w:ascii="Arial Unicode MS" w:eastAsia="Arial Unicode MS" w:hAnsi="Arial Unicode MS" w:cs="Arial Unicode MS"/>
-        </w:rPr>
-        <w:t xml:space="preserve"> </w:t>
-      </w:r>
-      <w:proofErr w:type="spellStart"/>
-      <w:r>
-        <w:rPr>
-          <w:rFonts w:ascii="Arial Unicode MS" w:eastAsia="Arial Unicode MS" w:hAnsi="Arial Unicode MS" w:cs="Arial Unicode MS"/>
+      <w:r>
+        <w:rPr>
+          <w:rFonts w:eastAsia="Arial Unicode MS"/>
+        </w:rPr>
+        <w:t xml:space="preserve"> </w:t>
+      </w:r>
+      <w:r>
+        <w:rPr>
+          <w:rFonts w:ascii="Browallia New" w:eastAsia="Arial Unicode MS" w:hAnsi="Browallia New" w:cs="Browallia New"/>
         </w:rPr>
         <w:t>และวัตถุประสงค์ในการลงบัญชีอย่างชัดเจน</w:t>
       </w:r>
-      <w:proofErr w:type="spellEnd"/>
-      <w:r>
-        <w:rPr>
-          <w:rFonts w:ascii="Arial Unicode MS" w:eastAsia="Arial Unicode MS" w:hAnsi="Arial Unicode MS" w:cs="Arial Unicode MS"/>
-        </w:rPr>
-        <w:t xml:space="preserve"> </w:t>
-      </w:r>
-      <w:proofErr w:type="spellStart"/>
-      <w:r>
-        <w:rPr>
-          <w:rFonts w:ascii="Arial Unicode MS" w:eastAsia="Arial Unicode MS" w:hAnsi="Arial Unicode MS" w:cs="Arial Unicode MS"/>
+      <w:r>
+        <w:rPr>
+          <w:rFonts w:eastAsia="Arial Unicode MS"/>
+        </w:rPr>
+        <w:t xml:space="preserve"> </w:t>
+      </w:r>
+      <w:r>
+        <w:rPr>
+          <w:rFonts w:ascii="Browallia New" w:eastAsia="Arial Unicode MS" w:hAnsi="Browallia New" w:cs="Browallia New"/>
         </w:rPr>
         <w:t>ห้ามนำมาปะปนกันเด็ดขาด</w:t>
       </w:r>
-      <w:proofErr w:type="spellEnd"/>
     </w:p>
     <w:p>
       <w:pPr>
         <w:pStyle w:val="Heading3"/>
         <w:spacing w:before="0"/>
       </w:pPr>
-      <w:proofErr w:type="spellStart"/>
-      <w:r>
-        <w:rPr>
-          <w:rFonts w:ascii="Arial Unicode MS" w:eastAsia="Arial Unicode MS" w:hAnsi="Arial Unicode MS" w:cs="Arial Unicode MS"/>
+      <w:r>
+        <w:rPr>
+          <w:rFonts w:ascii="Browallia New" w:eastAsia="Arial Unicode MS" w:hAnsi="Browallia New" w:cs="Browallia New"/>
         </w:rPr>
         <w:t>กลุ่มงานขายและลูกหนี้</w:t>
       </w:r>
-      <w:proofErr w:type="spellEnd"/>
-      <w:r>
-        <w:rPr>
-          <w:rFonts w:ascii="Arial Unicode MS" w:eastAsia="Arial Unicode MS" w:hAnsi="Arial Unicode MS" w:cs="Arial Unicode MS"/>
+      <w:r>
+        <w:rPr>
+          <w:rFonts w:eastAsia="Arial Unicode MS"/>
         </w:rPr>
         <w:t xml:space="preserve"> (Sales &amp; Accounts Receivable - AR)</w:t>
       </w:r>
@@ -145,25 +125,23 @@
       </w:pPr>
       <w:r>
         <w:rPr>
-          <w:rFonts w:ascii="Arial Unicode MS" w:eastAsia="Arial Unicode MS" w:hAnsi="Arial Unicode MS" w:cs="Arial Unicode MS"/>
+          <w:rFonts w:eastAsia="Arial Unicode MS"/>
           <w:b/>
           <w:bCs/>
         </w:rPr>
         <w:t xml:space="preserve">QT (Quotation - </w:t>
       </w:r>
-      <w:proofErr w:type="spellStart"/>
-      <w:r>
-        <w:rPr>
-          <w:rFonts w:ascii="Arial Unicode MS" w:eastAsia="Arial Unicode MS" w:hAnsi="Arial Unicode MS" w:cs="Arial Unicode MS"/>
+      <w:r>
+        <w:rPr>
+          <w:rFonts w:ascii="Browallia New" w:eastAsia="Arial Unicode MS" w:hAnsi="Browallia New" w:cs="Browallia New"/>
           <w:b/>
           <w:bCs/>
         </w:rPr>
         <w:t>ใบเสนอราคา</w:t>
       </w:r>
-      <w:proofErr w:type="spellEnd"/>
-      <w:r>
-        <w:rPr>
-          <w:rFonts w:ascii="Arial Unicode MS" w:eastAsia="Arial Unicode MS" w:hAnsi="Arial Unicode MS" w:cs="Arial Unicode MS"/>
+      <w:r>
+        <w:rPr>
+          <w:rFonts w:eastAsia="Arial Unicode MS"/>
           <w:b/>
           <w:bCs/>
         </w:rPr>
@@ -171,32 +149,28 @@
       </w:r>
       <w:r>
         <w:rPr>
-          <w:rFonts w:ascii="Arial Unicode MS" w:eastAsia="Arial Unicode MS" w:hAnsi="Arial Unicode MS" w:cs="Arial Unicode MS"/>
-        </w:rPr>
-        <w:t xml:space="preserve"> </w:t>
-      </w:r>
-      <w:proofErr w:type="spellStart"/>
-      <w:r>
-        <w:rPr>
-          <w:rFonts w:ascii="Arial Unicode MS" w:eastAsia="Arial Unicode MS" w:hAnsi="Arial Unicode MS" w:cs="Arial Unicode MS"/>
+          <w:rFonts w:eastAsia="Arial Unicode MS"/>
+        </w:rPr>
+        <w:t xml:space="preserve"> </w:t>
+      </w:r>
+      <w:r>
+        <w:rPr>
+          <w:rFonts w:ascii="Browallia New" w:eastAsia="Arial Unicode MS" w:hAnsi="Browallia New" w:cs="Browallia New"/>
         </w:rPr>
         <w:t>เอกสารเริ่มต้นกระบวนการขาย</w:t>
       </w:r>
-      <w:proofErr w:type="spellEnd"/>
-      <w:r>
-        <w:rPr>
-          <w:rFonts w:ascii="Arial Unicode MS" w:eastAsia="Arial Unicode MS" w:hAnsi="Arial Unicode MS" w:cs="Arial Unicode MS"/>
-        </w:rPr>
-        <w:t xml:space="preserve"> </w:t>
-      </w:r>
-      <w:proofErr w:type="spellStart"/>
-      <w:r>
-        <w:rPr>
-          <w:rFonts w:ascii="Arial Unicode MS" w:eastAsia="Arial Unicode MS" w:hAnsi="Arial Unicode MS" w:cs="Arial Unicode MS"/>
+      <w:r>
+        <w:rPr>
+          <w:rFonts w:eastAsia="Arial Unicode MS"/>
+        </w:rPr>
+        <w:t xml:space="preserve"> </w:t>
+      </w:r>
+      <w:r>
+        <w:rPr>
+          <w:rFonts w:ascii="Browallia New" w:eastAsia="Arial Unicode MS" w:hAnsi="Browallia New" w:cs="Browallia New"/>
         </w:rPr>
         <w:t>ไม่มีผลต่อสต็อกและการเงิน</w:t>
       </w:r>
-      <w:proofErr w:type="spellEnd"/>
     </w:p>
     <w:p>
       <w:pPr>
@@ -212,14 +186,14 @@
           <w:between w:val="nil"/>
         </w:pBdr>
         <w:rPr>
-          <w:rFonts w:ascii="Arial Unicode MS" w:eastAsia="Arial Unicode MS" w:hAnsi="Arial Unicode MS" w:cs="Arial Unicode MS"/>
-          <w:b/>
-          <w:bCs/>
-        </w:rPr>
-      </w:pPr>
-      <w:r>
-        <w:rPr>
-          <w:rFonts w:ascii="Arial Unicode MS" w:eastAsia="Arial Unicode MS" w:hAnsi="Arial Unicode MS" w:cs="Arial Unicode MS"/>
+          <w:rFonts w:eastAsia="Arial Unicode MS"/>
+          <w:b/>
+          <w:bCs/>
+        </w:rPr>
+      </w:pPr>
+      <w:r>
+        <w:rPr>
+          <w:rFonts w:eastAsia="Arial Unicode MS"/>
           <w:b/>
           <w:bCs/>
         </w:rPr>
@@ -227,7 +201,7 @@
       </w:r>
       <w:r>
         <w:rPr>
-          <w:rFonts w:ascii="Arial Unicode MS" w:eastAsia="Arial Unicode MS" w:hAnsi="Arial Unicode MS" w:cs="Arial Unicode MS" w:hint="cs"/>
+          <w:rFonts w:ascii="Browallia New" w:eastAsia="Arial Unicode MS" w:hAnsi="Browallia New" w:cs="Browallia New" w:hint="cs"/>
           <w:b/>
           <w:bCs/>
           <w:cs/>
@@ -236,7 +210,7 @@
       </w:r>
       <w:r>
         <w:rPr>
-          <w:rFonts w:ascii="Arial Unicode MS" w:eastAsia="Arial Unicode MS" w:hAnsi="Arial Unicode MS" w:cs="Arial Unicode MS"/>
+          <w:rFonts w:eastAsia="Arial Unicode MS"/>
           <w:b/>
           <w:bCs/>
           <w:cs/>
@@ -245,7 +219,7 @@
       </w:r>
       <w:r>
         <w:rPr>
-          <w:rFonts w:ascii="Arial Unicode MS" w:eastAsia="Arial Unicode MS" w:hAnsi="Arial Unicode MS" w:cs="Arial Unicode MS" w:hint="cs"/>
+          <w:rFonts w:ascii="Browallia New" w:eastAsia="Arial Unicode MS" w:hAnsi="Browallia New" w:cs="Browallia New" w:hint="cs"/>
           <w:b/>
           <w:bCs/>
           <w:cs/>
@@ -254,16 +228,16 @@
       </w:r>
       <w:r>
         <w:rPr>
-          <w:rFonts w:ascii="Arial Unicode MS" w:eastAsia="Arial Unicode MS" w:hAnsi="Arial Unicode MS" w:cs="Arial Unicode MS"/>
-          <w:b/>
-          <w:bCs/>
-          <w:cs/>
-        </w:rPr>
-        <w:t xml:space="preserve"> </w:t>
-      </w:r>
-      <w:r>
-        <w:rPr>
-          <w:rFonts w:ascii="Arial Unicode MS" w:eastAsia="Arial Unicode MS" w:hAnsi="Arial Unicode MS" w:cs="Arial Unicode MS" w:hint="cs"/>
+          <w:rFonts w:eastAsia="Arial Unicode MS"/>
+          <w:b/>
+          <w:bCs/>
+          <w:cs/>
+        </w:rPr>
+        <w:t xml:space="preserve"> </w:t>
+      </w:r>
+      <w:r>
+        <w:rPr>
+          <w:rFonts w:ascii="Browallia New" w:eastAsia="Arial Unicode MS" w:hAnsi="Browallia New" w:cs="Browallia New" w:hint="cs"/>
           <w:b/>
           <w:bCs/>
           <w:cs/>
@@ -272,16 +246,16 @@
       </w:r>
       <w:r>
         <w:rPr>
-          <w:rFonts w:ascii="Arial Unicode MS" w:eastAsia="Arial Unicode MS" w:hAnsi="Arial Unicode MS" w:cs="Arial Unicode MS"/>
-          <w:b/>
-          <w:bCs/>
-          <w:cs/>
-        </w:rPr>
-        <w:t xml:space="preserve"> </w:t>
-      </w:r>
-      <w:r>
-        <w:rPr>
-          <w:rFonts w:ascii="Arial Unicode MS" w:eastAsia="Arial Unicode MS" w:hAnsi="Arial Unicode MS" w:cs="Arial Unicode MS" w:hint="cs"/>
+          <w:rFonts w:eastAsia="Arial Unicode MS"/>
+          <w:b/>
+          <w:bCs/>
+          <w:cs/>
+        </w:rPr>
+        <w:t xml:space="preserve"> </w:t>
+      </w:r>
+      <w:r>
+        <w:rPr>
+          <w:rFonts w:ascii="Browallia New" w:eastAsia="Arial Unicode MS" w:hAnsi="Browallia New" w:cs="Browallia New" w:hint="cs"/>
           <w:b/>
           <w:bCs/>
           <w:cs/>
@@ -290,7 +264,7 @@
       </w:r>
       <w:r>
         <w:rPr>
-          <w:rFonts w:ascii="Arial Unicode MS" w:eastAsia="Arial Unicode MS" w:hAnsi="Arial Unicode MS" w:cs="Arial Unicode MS"/>
+          <w:rFonts w:eastAsia="Arial Unicode MS"/>
           <w:b/>
           <w:bCs/>
           <w:cs/>
@@ -299,7 +273,7 @@
       </w:r>
       <w:r>
         <w:rPr>
-          <w:rFonts w:ascii="Arial Unicode MS" w:eastAsia="Arial Unicode MS" w:hAnsi="Arial Unicode MS" w:cs="Arial Unicode MS"/>
+          <w:rFonts w:eastAsia="Arial Unicode MS"/>
           <w:b/>
           <w:bCs/>
         </w:rPr>
@@ -322,7 +296,7 @@
       </w:pPr>
       <w:r>
         <w:rPr>
-          <w:rFonts w:ascii="Arial Unicode MS" w:eastAsia="Arial Unicode MS" w:hAnsi="Arial Unicode MS" w:cs="Arial Unicode MS"/>
+          <w:rFonts w:eastAsia="Arial Unicode MS"/>
           <w:b/>
           <w:bCs/>
         </w:rPr>
@@ -330,7 +304,7 @@
       </w:r>
       <w:r>
         <w:rPr>
-          <w:rFonts w:ascii="Arial Unicode MS" w:eastAsia="Arial Unicode MS" w:hAnsi="Arial Unicode MS" w:cs="Arial Unicode MS" w:hint="cs"/>
+          <w:rFonts w:ascii="Browallia New" w:eastAsia="Arial Unicode MS" w:hAnsi="Browallia New" w:cs="Browallia New" w:hint="cs"/>
           <w:b/>
           <w:bCs/>
           <w:cs/>
@@ -339,7 +313,7 @@
       </w:r>
       <w:r>
         <w:rPr>
-          <w:rFonts w:ascii="Arial Unicode MS" w:eastAsia="Arial Unicode MS" w:hAnsi="Arial Unicode MS" w:cs="Arial Unicode MS"/>
+          <w:rFonts w:eastAsia="Arial Unicode MS"/>
           <w:b/>
           <w:bCs/>
           <w:cs/>
@@ -348,7 +322,7 @@
       </w:r>
       <w:r>
         <w:rPr>
-          <w:rFonts w:ascii="Arial Unicode MS" w:eastAsia="Arial Unicode MS" w:hAnsi="Arial Unicode MS" w:cs="Arial Unicode MS"/>
+          <w:rFonts w:eastAsia="Arial Unicode MS"/>
           <w:b/>
           <w:bCs/>
         </w:rPr>
@@ -356,7 +330,7 @@
       </w:r>
       <w:r>
         <w:rPr>
-          <w:rFonts w:ascii="Arial Unicode MS" w:eastAsia="Arial Unicode MS" w:hAnsi="Arial Unicode MS" w:cs="Arial Unicode MS" w:hint="cs"/>
+          <w:rFonts w:ascii="Browallia New" w:eastAsia="Arial Unicode MS" w:hAnsi="Browallia New" w:cs="Browallia New" w:hint="cs"/>
           <w:b/>
           <w:bCs/>
           <w:cs/>
@@ -365,16 +339,16 @@
       </w:r>
       <w:r>
         <w:rPr>
-          <w:rFonts w:ascii="Arial Unicode MS" w:eastAsia="Arial Unicode MS" w:hAnsi="Arial Unicode MS" w:cs="Arial Unicode MS"/>
-          <w:b/>
-          <w:bCs/>
-          <w:cs/>
-        </w:rPr>
-        <w:t xml:space="preserve"> </w:t>
-      </w:r>
-      <w:r>
-        <w:rPr>
-          <w:rFonts w:ascii="Arial Unicode MS" w:eastAsia="Arial Unicode MS" w:hAnsi="Arial Unicode MS" w:cs="Arial Unicode MS"/>
+          <w:rFonts w:eastAsia="Arial Unicode MS"/>
+          <w:b/>
+          <w:bCs/>
+          <w:cs/>
+        </w:rPr>
+        <w:t xml:space="preserve"> </w:t>
+      </w:r>
+      <w:r>
+        <w:rPr>
+          <w:rFonts w:eastAsia="Arial Unicode MS"/>
           <w:b/>
           <w:bCs/>
         </w:rPr>
@@ -382,7 +356,7 @@
       </w:r>
       <w:r>
         <w:rPr>
-          <w:rFonts w:ascii="Arial Unicode MS" w:eastAsia="Arial Unicode MS" w:hAnsi="Arial Unicode MS" w:cs="Arial Unicode MS" w:hint="cs"/>
+          <w:rFonts w:ascii="Browallia New" w:eastAsia="Arial Unicode MS" w:hAnsi="Browallia New" w:cs="Browallia New" w:hint="cs"/>
           <w:b/>
           <w:bCs/>
           <w:cs/>
@@ -391,7 +365,7 @@
       </w:r>
       <w:r>
         <w:rPr>
-          <w:rFonts w:ascii="Arial Unicode MS" w:eastAsia="Arial Unicode MS" w:hAnsi="Arial Unicode MS" w:cs="Arial Unicode MS"/>
+          <w:rFonts w:eastAsia="Arial Unicode MS"/>
           <w:b/>
           <w:bCs/>
           <w:cs/>
@@ -400,7 +374,7 @@
       </w:r>
       <w:r>
         <w:rPr>
-          <w:rFonts w:ascii="Arial Unicode MS" w:eastAsia="Arial Unicode MS" w:hAnsi="Arial Unicode MS" w:cs="Arial Unicode MS"/>
+          <w:rFonts w:eastAsia="Arial Unicode MS"/>
           <w:b/>
           <w:bCs/>
         </w:rPr>
@@ -408,7 +382,7 @@
       </w:r>
       <w:r>
         <w:rPr>
-          <w:rFonts w:ascii="Arial Unicode MS" w:eastAsia="Arial Unicode MS" w:hAnsi="Arial Unicode MS" w:cs="Arial Unicode MS" w:hint="cs"/>
+          <w:rFonts w:ascii="Browallia New" w:eastAsia="Arial Unicode MS" w:hAnsi="Browallia New" w:cs="Browallia New" w:hint="cs"/>
           <w:b/>
           <w:bCs/>
           <w:cs/>
@@ -417,16 +391,16 @@
       </w:r>
       <w:r>
         <w:rPr>
-          <w:rFonts w:ascii="Arial Unicode MS" w:eastAsia="Arial Unicode MS" w:hAnsi="Arial Unicode MS" w:cs="Arial Unicode MS"/>
-          <w:b/>
-          <w:bCs/>
-          <w:cs/>
-        </w:rPr>
-        <w:t xml:space="preserve"> </w:t>
-      </w:r>
-      <w:r>
-        <w:rPr>
-          <w:rFonts w:ascii="Arial Unicode MS" w:eastAsia="Arial Unicode MS" w:hAnsi="Arial Unicode MS" w:cs="Arial Unicode MS"/>
+          <w:rFonts w:eastAsia="Arial Unicode MS"/>
+          <w:b/>
+          <w:bCs/>
+          <w:cs/>
+        </w:rPr>
+        <w:t xml:space="preserve"> </w:t>
+      </w:r>
+      <w:r>
+        <w:rPr>
+          <w:rFonts w:eastAsia="Arial Unicode MS"/>
           <w:b/>
           <w:bCs/>
         </w:rPr>
@@ -434,7 +408,7 @@
       </w:r>
       <w:r>
         <w:rPr>
-          <w:rFonts w:ascii="Arial Unicode MS" w:eastAsia="Arial Unicode MS" w:hAnsi="Arial Unicode MS" w:cs="Arial Unicode MS" w:hint="cs"/>
+          <w:rFonts w:ascii="Browallia New" w:eastAsia="Arial Unicode MS" w:hAnsi="Browallia New" w:cs="Browallia New" w:hint="cs"/>
           <w:b/>
           <w:bCs/>
           <w:cs/>
@@ -443,7 +417,7 @@
       </w:r>
       <w:r>
         <w:rPr>
-          <w:rFonts w:ascii="Arial Unicode MS" w:eastAsia="Arial Unicode MS" w:hAnsi="Arial Unicode MS" w:cs="Arial Unicode MS"/>
+          <w:rFonts w:eastAsia="Arial Unicode MS"/>
           <w:b/>
           <w:bCs/>
           <w:cs/>
@@ -452,7 +426,7 @@
       </w:r>
       <w:r>
         <w:rPr>
-          <w:rFonts w:ascii="Arial Unicode MS" w:eastAsia="Arial Unicode MS" w:hAnsi="Arial Unicode MS" w:cs="Arial Unicode MS" w:hint="cs"/>
+          <w:rFonts w:ascii="Browallia New" w:eastAsia="Arial Unicode MS" w:hAnsi="Browallia New" w:cs="Browallia New" w:hint="cs"/>
           <w:b/>
           <w:bCs/>
           <w:cs/>
@@ -461,7 +435,7 @@
       </w:r>
       <w:r>
         <w:rPr>
-          <w:rFonts w:ascii="Arial Unicode MS" w:eastAsia="Arial Unicode MS" w:hAnsi="Arial Unicode MS" w:cs="Arial Unicode MS"/>
+          <w:rFonts w:eastAsia="Arial Unicode MS"/>
           <w:b/>
           <w:bCs/>
           <w:cs/>
@@ -470,7 +444,7 @@
       </w:r>
       <w:r>
         <w:rPr>
-          <w:rFonts w:ascii="Arial Unicode MS" w:eastAsia="Arial Unicode MS" w:hAnsi="Arial Unicode MS" w:cs="Arial Unicode MS" w:hint="cs"/>
+          <w:rFonts w:ascii="Browallia New" w:eastAsia="Arial Unicode MS" w:hAnsi="Browallia New" w:cs="Browallia New" w:hint="cs"/>
           <w:b/>
           <w:bCs/>
           <w:cs/>
@@ -479,7 +453,7 @@
       </w:r>
       <w:r>
         <w:rPr>
-          <w:rFonts w:ascii="Arial Unicode MS" w:eastAsia="Arial Unicode MS" w:hAnsi="Arial Unicode MS" w:cs="Arial Unicode MS"/>
+          <w:rFonts w:eastAsia="Arial Unicode MS"/>
           <w:b/>
           <w:bCs/>
           <w:cs/>
@@ -488,7 +462,7 @@
       </w:r>
       <w:r>
         <w:rPr>
-          <w:rFonts w:ascii="Arial Unicode MS" w:eastAsia="Arial Unicode MS" w:hAnsi="Arial Unicode MS" w:cs="Arial Unicode MS"/>
+          <w:rFonts w:eastAsia="Arial Unicode MS"/>
           <w:b/>
           <w:bCs/>
         </w:rPr>
@@ -496,7 +470,7 @@
       </w:r>
       <w:r>
         <w:rPr>
-          <w:rFonts w:ascii="Arial Unicode MS" w:eastAsia="Arial Unicode MS" w:hAnsi="Arial Unicode MS" w:cs="Arial Unicode MS" w:hint="cs"/>
+          <w:rFonts w:ascii="Browallia New" w:eastAsia="Arial Unicode MS" w:hAnsi="Browallia New" w:cs="Browallia New" w:hint="cs"/>
           <w:b/>
           <w:bCs/>
           <w:cs/>
@@ -505,16 +479,16 @@
       </w:r>
       <w:r>
         <w:rPr>
-          <w:rFonts w:ascii="Arial Unicode MS" w:eastAsia="Arial Unicode MS" w:hAnsi="Arial Unicode MS" w:cs="Arial Unicode MS"/>
-          <w:b/>
-          <w:bCs/>
-          <w:cs/>
-        </w:rPr>
-        <w:t xml:space="preserve"> </w:t>
-      </w:r>
-      <w:r>
-        <w:rPr>
-          <w:rFonts w:ascii="Arial Unicode MS" w:eastAsia="Arial Unicode MS" w:hAnsi="Arial Unicode MS" w:cs="Arial Unicode MS"/>
+          <w:rFonts w:eastAsia="Arial Unicode MS"/>
+          <w:b/>
+          <w:bCs/>
+          <w:cs/>
+        </w:rPr>
+        <w:t xml:space="preserve"> </w:t>
+      </w:r>
+      <w:r>
+        <w:rPr>
+          <w:rFonts w:eastAsia="Arial Unicode MS"/>
           <w:b/>
           <w:bCs/>
         </w:rPr>
@@ -522,7 +496,7 @@
       </w:r>
       <w:r>
         <w:rPr>
-          <w:rFonts w:ascii="Arial Unicode MS" w:eastAsia="Arial Unicode MS" w:hAnsi="Arial Unicode MS" w:cs="Arial Unicode MS" w:hint="cs"/>
+          <w:rFonts w:ascii="Browallia New" w:eastAsia="Arial Unicode MS" w:hAnsi="Browallia New" w:cs="Browallia New" w:hint="cs"/>
           <w:b/>
           <w:bCs/>
           <w:cs/>
@@ -531,7 +505,7 @@
       </w:r>
       <w:r>
         <w:rPr>
-          <w:rFonts w:ascii="Arial Unicode MS" w:eastAsia="Arial Unicode MS" w:hAnsi="Arial Unicode MS" w:cs="Arial Unicode MS"/>
+          <w:rFonts w:eastAsia="Arial Unicode MS"/>
           <w:b/>
           <w:bCs/>
           <w:cs/>
@@ -540,7 +514,7 @@
       </w:r>
       <w:r>
         <w:rPr>
-          <w:rFonts w:ascii="Arial Unicode MS" w:eastAsia="Arial Unicode MS" w:hAnsi="Arial Unicode MS" w:cs="Arial Unicode MS"/>
+          <w:rFonts w:eastAsia="Arial Unicode MS"/>
           <w:b/>
           <w:bCs/>
         </w:rPr>
@@ -563,43 +537,39 @@
       </w:pPr>
       <w:r>
         <w:rPr>
-          <w:rFonts w:ascii="Arial Unicode MS" w:eastAsia="Arial Unicode MS" w:hAnsi="Arial Unicode MS" w:cs="Arial Unicode MS"/>
+          <w:rFonts w:eastAsia="Arial Unicode MS"/>
           <w:b/>
           <w:bCs/>
         </w:rPr>
         <w:t xml:space="preserve">INV_DO (Invoice/Delivery Order - </w:t>
       </w:r>
-      <w:proofErr w:type="spellStart"/>
-      <w:r>
-        <w:rPr>
-          <w:rFonts w:ascii="Arial Unicode MS" w:eastAsia="Arial Unicode MS" w:hAnsi="Arial Unicode MS" w:cs="Arial Unicode MS"/>
+      <w:r>
+        <w:rPr>
+          <w:rFonts w:ascii="Browallia New" w:eastAsia="Arial Unicode MS" w:hAnsi="Browallia New" w:cs="Browallia New"/>
           <w:b/>
           <w:bCs/>
         </w:rPr>
         <w:t>ใบกำกับสินค้า</w:t>
       </w:r>
-      <w:proofErr w:type="spellEnd"/>
-      <w:r>
-        <w:rPr>
-          <w:rFonts w:ascii="Arial Unicode MS" w:eastAsia="Arial Unicode MS" w:hAnsi="Arial Unicode MS" w:cs="Arial Unicode MS"/>
+      <w:r>
+        <w:rPr>
+          <w:rFonts w:eastAsia="Arial Unicode MS"/>
           <w:b/>
           <w:bCs/>
         </w:rPr>
         <w:t>/</w:t>
       </w:r>
-      <w:proofErr w:type="spellStart"/>
-      <w:r>
-        <w:rPr>
-          <w:rFonts w:ascii="Arial Unicode MS" w:eastAsia="Arial Unicode MS" w:hAnsi="Arial Unicode MS" w:cs="Arial Unicode MS"/>
+      <w:r>
+        <w:rPr>
+          <w:rFonts w:ascii="Browallia New" w:eastAsia="Arial Unicode MS" w:hAnsi="Browallia New" w:cs="Browallia New"/>
           <w:b/>
           <w:bCs/>
         </w:rPr>
         <w:t>ใบส่งของ</w:t>
       </w:r>
-      <w:proofErr w:type="spellEnd"/>
-      <w:r>
-        <w:rPr>
-          <w:rFonts w:ascii="Arial Unicode MS" w:eastAsia="Arial Unicode MS" w:hAnsi="Arial Unicode MS" w:cs="Arial Unicode MS"/>
+      <w:r>
+        <w:rPr>
+          <w:rFonts w:eastAsia="Arial Unicode MS"/>
           <w:b/>
           <w:bCs/>
         </w:rPr>
@@ -607,46 +577,40 @@
       </w:r>
       <w:r>
         <w:rPr>
-          <w:rFonts w:ascii="Arial Unicode MS" w:eastAsia="Arial Unicode MS" w:hAnsi="Arial Unicode MS" w:cs="Arial Unicode MS"/>
-        </w:rPr>
-        <w:t xml:space="preserve"> </w:t>
-      </w:r>
-      <w:proofErr w:type="spellStart"/>
-      <w:r>
-        <w:rPr>
-          <w:rFonts w:ascii="Arial Unicode MS" w:eastAsia="Arial Unicode MS" w:hAnsi="Arial Unicode MS" w:cs="Arial Unicode MS"/>
+          <w:rFonts w:eastAsia="Arial Unicode MS"/>
+        </w:rPr>
+        <w:t xml:space="preserve"> </w:t>
+      </w:r>
+      <w:r>
+        <w:rPr>
+          <w:rFonts w:ascii="Browallia New" w:eastAsia="Arial Unicode MS" w:hAnsi="Browallia New" w:cs="Browallia New"/>
         </w:rPr>
         <w:t>บิลขายทั่วไป</w:t>
       </w:r>
-      <w:proofErr w:type="spellEnd"/>
-      <w:r>
-        <w:rPr>
-          <w:rFonts w:ascii="Arial Unicode MS" w:eastAsia="Arial Unicode MS" w:hAnsi="Arial Unicode MS" w:cs="Arial Unicode MS"/>
+      <w:r>
+        <w:rPr>
+          <w:rFonts w:eastAsia="Arial Unicode MS"/>
         </w:rPr>
         <w:t xml:space="preserve"> (</w:t>
       </w:r>
-      <w:proofErr w:type="spellStart"/>
-      <w:r>
-        <w:rPr>
-          <w:rFonts w:ascii="Arial Unicode MS" w:eastAsia="Arial Unicode MS" w:hAnsi="Arial Unicode MS" w:cs="Arial Unicode MS"/>
+      <w:r>
+        <w:rPr>
+          <w:rFonts w:ascii="Browallia New" w:eastAsia="Arial Unicode MS" w:hAnsi="Browallia New" w:cs="Browallia New"/>
         </w:rPr>
         <w:t>ไม่มี</w:t>
       </w:r>
-      <w:proofErr w:type="spellEnd"/>
-      <w:r>
-        <w:rPr>
-          <w:rFonts w:ascii="Arial Unicode MS" w:eastAsia="Arial Unicode MS" w:hAnsi="Arial Unicode MS" w:cs="Arial Unicode MS"/>
+      <w:r>
+        <w:rPr>
+          <w:rFonts w:eastAsia="Arial Unicode MS"/>
         </w:rPr>
         <w:t xml:space="preserve"> VAT) </w:t>
       </w:r>
-      <w:proofErr w:type="spellStart"/>
-      <w:r>
-        <w:rPr>
-          <w:rFonts w:ascii="Arial Unicode MS" w:eastAsia="Arial Unicode MS" w:hAnsi="Arial Unicode MS" w:cs="Arial Unicode MS"/>
+      <w:r>
+        <w:rPr>
+          <w:rFonts w:ascii="Browallia New" w:eastAsia="Arial Unicode MS" w:hAnsi="Browallia New" w:cs="Browallia New"/>
         </w:rPr>
         <w:t>มีผลตัดสต็อกขาออกทันที</w:t>
       </w:r>
-      <w:proofErr w:type="spellEnd"/>
     </w:p>
     <w:p>
       <w:pPr>
@@ -664,25 +628,23 @@
       </w:pPr>
       <w:r>
         <w:rPr>
-          <w:rFonts w:ascii="Arial Unicode MS" w:eastAsia="Arial Unicode MS" w:hAnsi="Arial Unicode MS" w:cs="Arial Unicode MS"/>
+          <w:rFonts w:eastAsia="Arial Unicode MS"/>
           <w:b/>
           <w:bCs/>
         </w:rPr>
         <w:t xml:space="preserve">TAX_INV (Tax Invoice - </w:t>
       </w:r>
-      <w:proofErr w:type="spellStart"/>
-      <w:r>
-        <w:rPr>
-          <w:rFonts w:ascii="Arial Unicode MS" w:eastAsia="Arial Unicode MS" w:hAnsi="Arial Unicode MS" w:cs="Arial Unicode MS"/>
+      <w:r>
+        <w:rPr>
+          <w:rFonts w:ascii="Browallia New" w:eastAsia="Arial Unicode MS" w:hAnsi="Browallia New" w:cs="Browallia New"/>
           <w:b/>
           <w:bCs/>
         </w:rPr>
         <w:t>ใบกำกับภาษีเต็มรูป</w:t>
       </w:r>
-      <w:proofErr w:type="spellEnd"/>
-      <w:r>
-        <w:rPr>
-          <w:rFonts w:ascii="Arial Unicode MS" w:eastAsia="Arial Unicode MS" w:hAnsi="Arial Unicode MS" w:cs="Arial Unicode MS"/>
+      <w:r>
+        <w:rPr>
+          <w:rFonts w:eastAsia="Arial Unicode MS"/>
           <w:b/>
           <w:bCs/>
         </w:rPr>
@@ -690,46 +652,40 @@
       </w:r>
       <w:r>
         <w:rPr>
-          <w:rFonts w:ascii="Arial Unicode MS" w:eastAsia="Arial Unicode MS" w:hAnsi="Arial Unicode MS" w:cs="Arial Unicode MS"/>
-        </w:rPr>
-        <w:t xml:space="preserve"> </w:t>
-      </w:r>
-      <w:proofErr w:type="spellStart"/>
-      <w:r>
-        <w:rPr>
-          <w:rFonts w:ascii="Arial Unicode MS" w:eastAsia="Arial Unicode MS" w:hAnsi="Arial Unicode MS" w:cs="Arial Unicode MS"/>
+          <w:rFonts w:eastAsia="Arial Unicode MS"/>
+        </w:rPr>
+        <w:t xml:space="preserve"> </w:t>
+      </w:r>
+      <w:r>
+        <w:rPr>
+          <w:rFonts w:ascii="Browallia New" w:eastAsia="Arial Unicode MS" w:hAnsi="Browallia New" w:cs="Browallia New"/>
         </w:rPr>
         <w:t>บิลขายสำหรับบริษัทที่จดทะเบียน</w:t>
       </w:r>
-      <w:proofErr w:type="spellEnd"/>
-      <w:r>
-        <w:rPr>
-          <w:rFonts w:ascii="Arial Unicode MS" w:eastAsia="Arial Unicode MS" w:hAnsi="Arial Unicode MS" w:cs="Arial Unicode MS"/>
+      <w:r>
+        <w:rPr>
+          <w:rFonts w:eastAsia="Arial Unicode MS"/>
         </w:rPr>
         <w:t xml:space="preserve"> VAT (</w:t>
       </w:r>
-      <w:proofErr w:type="spellStart"/>
-      <w:r>
-        <w:rPr>
-          <w:rFonts w:ascii="Arial Unicode MS" w:eastAsia="Arial Unicode MS" w:hAnsi="Arial Unicode MS" w:cs="Arial Unicode MS"/>
+      <w:r>
+        <w:rPr>
+          <w:rFonts w:ascii="Browallia New" w:eastAsia="Arial Unicode MS" w:hAnsi="Browallia New" w:cs="Browallia New"/>
         </w:rPr>
         <w:t>คำนวณภาษีแบบ</w:t>
       </w:r>
-      <w:proofErr w:type="spellEnd"/>
-      <w:r>
-        <w:rPr>
-          <w:rFonts w:ascii="Arial Unicode MS" w:eastAsia="Arial Unicode MS" w:hAnsi="Arial Unicode MS" w:cs="Arial Unicode MS"/>
+      <w:r>
+        <w:rPr>
+          <w:rFonts w:eastAsia="Arial Unicode MS"/>
         </w:rPr>
         <w:t xml:space="preserve"> Exclusive/Inclusive) </w:t>
       </w:r>
-      <w:proofErr w:type="spellStart"/>
-      <w:r>
-        <w:rPr>
-          <w:rFonts w:ascii="Arial Unicode MS" w:eastAsia="Arial Unicode MS" w:hAnsi="Arial Unicode MS" w:cs="Arial Unicode MS"/>
+      <w:r>
+        <w:rPr>
+          <w:rFonts w:ascii="Browallia New" w:eastAsia="Arial Unicode MS" w:hAnsi="Browallia New" w:cs="Browallia New"/>
         </w:rPr>
         <w:t>มีผลตัดสต็อกขาออก</w:t>
       </w:r>
-      <w:proofErr w:type="spellEnd"/>
     </w:p>
     <w:p>
       <w:pPr>
@@ -747,25 +703,23 @@
       </w:pPr>
       <w:r>
         <w:rPr>
-          <w:rFonts w:ascii="Arial Unicode MS" w:eastAsia="Arial Unicode MS" w:hAnsi="Arial Unicode MS" w:cs="Arial Unicode MS"/>
+          <w:rFonts w:eastAsia="Arial Unicode MS"/>
           <w:b/>
           <w:bCs/>
         </w:rPr>
         <w:t xml:space="preserve">CS_TAX (Cash Sale Tax - </w:t>
       </w:r>
-      <w:proofErr w:type="spellStart"/>
-      <w:r>
-        <w:rPr>
-          <w:rFonts w:ascii="Arial Unicode MS" w:eastAsia="Arial Unicode MS" w:hAnsi="Arial Unicode MS" w:cs="Arial Unicode MS"/>
+      <w:r>
+        <w:rPr>
+          <w:rFonts w:ascii="Browallia New" w:eastAsia="Arial Unicode MS" w:hAnsi="Browallia New" w:cs="Browallia New"/>
           <w:b/>
           <w:bCs/>
         </w:rPr>
         <w:t>ใบกำกับภาษีอย่างย่อ</w:t>
       </w:r>
-      <w:proofErr w:type="spellEnd"/>
-      <w:r>
-        <w:rPr>
-          <w:rFonts w:ascii="Arial Unicode MS" w:eastAsia="Arial Unicode MS" w:hAnsi="Arial Unicode MS" w:cs="Arial Unicode MS"/>
+      <w:r>
+        <w:rPr>
+          <w:rFonts w:eastAsia="Arial Unicode MS"/>
           <w:b/>
           <w:bCs/>
         </w:rPr>
@@ -773,46 +727,40 @@
       </w:r>
       <w:r>
         <w:rPr>
-          <w:rFonts w:ascii="Arial Unicode MS" w:eastAsia="Arial Unicode MS" w:hAnsi="Arial Unicode MS" w:cs="Arial Unicode MS"/>
-        </w:rPr>
-        <w:t xml:space="preserve"> </w:t>
-      </w:r>
-      <w:proofErr w:type="spellStart"/>
-      <w:r>
-        <w:rPr>
-          <w:rFonts w:ascii="Arial Unicode MS" w:eastAsia="Arial Unicode MS" w:hAnsi="Arial Unicode MS" w:cs="Arial Unicode MS"/>
+          <w:rFonts w:eastAsia="Arial Unicode MS"/>
+        </w:rPr>
+        <w:t xml:space="preserve"> </w:t>
+      </w:r>
+      <w:r>
+        <w:rPr>
+          <w:rFonts w:ascii="Browallia New" w:eastAsia="Arial Unicode MS" w:hAnsi="Browallia New" w:cs="Browallia New"/>
         </w:rPr>
         <w:t>บิลขายหน้าร้าน</w:t>
       </w:r>
-      <w:proofErr w:type="spellEnd"/>
-      <w:r>
-        <w:rPr>
-          <w:rFonts w:ascii="Arial Unicode MS" w:eastAsia="Arial Unicode MS" w:hAnsi="Arial Unicode MS" w:cs="Arial Unicode MS"/>
+      <w:r>
+        <w:rPr>
+          <w:rFonts w:eastAsia="Arial Unicode MS"/>
         </w:rPr>
         <w:t xml:space="preserve"> (ABB) </w:t>
       </w:r>
-      <w:proofErr w:type="spellStart"/>
-      <w:r>
-        <w:rPr>
-          <w:rFonts w:ascii="Arial Unicode MS" w:eastAsia="Arial Unicode MS" w:hAnsi="Arial Unicode MS" w:cs="Arial Unicode MS"/>
+      <w:r>
+        <w:rPr>
+          <w:rFonts w:ascii="Browallia New" w:eastAsia="Arial Unicode MS" w:hAnsi="Browallia New" w:cs="Browallia New"/>
         </w:rPr>
         <w:t>สำหรับลูกค้าทั่วไป</w:t>
       </w:r>
-      <w:proofErr w:type="spellEnd"/>
-      <w:r>
-        <w:rPr>
-          <w:rFonts w:ascii="Arial Unicode MS" w:eastAsia="Arial Unicode MS" w:hAnsi="Arial Unicode MS" w:cs="Arial Unicode MS"/>
-        </w:rPr>
-        <w:t xml:space="preserve"> </w:t>
-      </w:r>
-      <w:proofErr w:type="spellStart"/>
-      <w:r>
-        <w:rPr>
-          <w:rFonts w:ascii="Arial Unicode MS" w:eastAsia="Arial Unicode MS" w:hAnsi="Arial Unicode MS" w:cs="Arial Unicode MS"/>
+      <w:r>
+        <w:rPr>
+          <w:rFonts w:eastAsia="Arial Unicode MS"/>
+        </w:rPr>
+        <w:t xml:space="preserve"> </w:t>
+      </w:r>
+      <w:r>
+        <w:rPr>
+          <w:rFonts w:ascii="Browallia New" w:eastAsia="Arial Unicode MS" w:hAnsi="Browallia New" w:cs="Browallia New"/>
         </w:rPr>
         <w:t>มีผลตัดสต็อกขาออก</w:t>
       </w:r>
-      <w:proofErr w:type="spellEnd"/>
     </w:p>
     <w:p>
       <w:pPr>
@@ -830,25 +778,23 @@
       </w:pPr>
       <w:r>
         <w:rPr>
-          <w:rFonts w:ascii="Arial Unicode MS" w:eastAsia="Arial Unicode MS" w:hAnsi="Arial Unicode MS" w:cs="Arial Unicode MS"/>
+          <w:rFonts w:eastAsia="Arial Unicode MS"/>
           <w:b/>
           <w:bCs/>
         </w:rPr>
         <w:t xml:space="preserve">ABB (Abbreviated Tax Invoice - </w:t>
       </w:r>
-      <w:proofErr w:type="spellStart"/>
-      <w:r>
-        <w:rPr>
-          <w:rFonts w:ascii="Arial Unicode MS" w:eastAsia="Arial Unicode MS" w:hAnsi="Arial Unicode MS" w:cs="Arial Unicode MS"/>
+      <w:r>
+        <w:rPr>
+          <w:rFonts w:ascii="Browallia New" w:eastAsia="Arial Unicode MS" w:hAnsi="Browallia New" w:cs="Browallia New"/>
           <w:b/>
           <w:bCs/>
         </w:rPr>
         <w:t>ใบเสร็จรับเงินอย่างย่อ</w:t>
       </w:r>
-      <w:proofErr w:type="spellEnd"/>
-      <w:r>
-        <w:rPr>
-          <w:rFonts w:ascii="Arial Unicode MS" w:eastAsia="Arial Unicode MS" w:hAnsi="Arial Unicode MS" w:cs="Arial Unicode MS"/>
+      <w:r>
+        <w:rPr>
+          <w:rFonts w:eastAsia="Arial Unicode MS"/>
           <w:b/>
           <w:bCs/>
         </w:rPr>
@@ -856,18 +802,16 @@
       </w:r>
       <w:r>
         <w:rPr>
-          <w:rFonts w:ascii="Arial Unicode MS" w:eastAsia="Arial Unicode MS" w:hAnsi="Arial Unicode MS" w:cs="Arial Unicode MS"/>
-        </w:rPr>
-        <w:t xml:space="preserve"> </w:t>
-      </w:r>
-      <w:proofErr w:type="spellStart"/>
-      <w:r>
-        <w:rPr>
-          <w:rFonts w:ascii="Arial Unicode MS" w:eastAsia="Arial Unicode MS" w:hAnsi="Arial Unicode MS" w:cs="Arial Unicode MS"/>
+          <w:rFonts w:eastAsia="Arial Unicode MS"/>
+        </w:rPr>
+        <w:t xml:space="preserve"> </w:t>
+      </w:r>
+      <w:r>
+        <w:rPr>
+          <w:rFonts w:ascii="Browallia New" w:eastAsia="Arial Unicode MS" w:hAnsi="Browallia New" w:cs="Browallia New"/>
         </w:rPr>
         <w:t>ใบเสร็จรับเงินสำหรับขายหน้าร้าน</w:t>
       </w:r>
-      <w:proofErr w:type="spellEnd"/>
     </w:p>
     <w:p>
       <w:pPr>
@@ -885,25 +829,23 @@
       </w:pPr>
       <w:r>
         <w:rPr>
-          <w:rFonts w:ascii="Arial Unicode MS" w:eastAsia="Arial Unicode MS" w:hAnsi="Arial Unicode MS" w:cs="Arial Unicode MS"/>
+          <w:rFonts w:eastAsia="Arial Unicode MS"/>
           <w:b/>
           <w:bCs/>
         </w:rPr>
         <w:t xml:space="preserve">BN (Billing Note - </w:t>
       </w:r>
-      <w:proofErr w:type="spellStart"/>
-      <w:r>
-        <w:rPr>
-          <w:rFonts w:ascii="Arial Unicode MS" w:eastAsia="Arial Unicode MS" w:hAnsi="Arial Unicode MS" w:cs="Arial Unicode MS"/>
+      <w:r>
+        <w:rPr>
+          <w:rFonts w:ascii="Browallia New" w:eastAsia="Arial Unicode MS" w:hAnsi="Browallia New" w:cs="Browallia New"/>
           <w:b/>
           <w:bCs/>
         </w:rPr>
         <w:t>ใบวางบิลลูกหนี้</w:t>
       </w:r>
-      <w:proofErr w:type="spellEnd"/>
-      <w:r>
-        <w:rPr>
-          <w:rFonts w:ascii="Arial Unicode MS" w:eastAsia="Arial Unicode MS" w:hAnsi="Arial Unicode MS" w:cs="Arial Unicode MS"/>
+      <w:r>
+        <w:rPr>
+          <w:rFonts w:eastAsia="Arial Unicode MS"/>
           <w:b/>
           <w:bCs/>
         </w:rPr>
@@ -911,63 +853,55 @@
       </w:r>
       <w:r>
         <w:rPr>
-          <w:rFonts w:ascii="Arial Unicode MS" w:eastAsia="Arial Unicode MS" w:hAnsi="Arial Unicode MS" w:cs="Arial Unicode MS"/>
-        </w:rPr>
-        <w:t xml:space="preserve"> </w:t>
-      </w:r>
-      <w:proofErr w:type="spellStart"/>
-      <w:r>
-        <w:rPr>
-          <w:rFonts w:ascii="Arial Unicode MS" w:eastAsia="Arial Unicode MS" w:hAnsi="Arial Unicode MS" w:cs="Arial Unicode MS"/>
+          <w:rFonts w:eastAsia="Arial Unicode MS"/>
+        </w:rPr>
+        <w:t xml:space="preserve"> </w:t>
+      </w:r>
+      <w:r>
+        <w:rPr>
+          <w:rFonts w:ascii="Browallia New" w:eastAsia="Arial Unicode MS" w:hAnsi="Browallia New" w:cs="Browallia New"/>
         </w:rPr>
         <w:t>เอกสารรวบรวมบิลขายหลายใบเพื่อเรียกเก็บเงิน</w:t>
       </w:r>
-      <w:proofErr w:type="spellEnd"/>
-      <w:r>
-        <w:rPr>
-          <w:rFonts w:ascii="Arial Unicode MS" w:eastAsia="Arial Unicode MS" w:hAnsi="Arial Unicode MS" w:cs="Arial Unicode MS"/>
-        </w:rPr>
-        <w:t xml:space="preserve"> </w:t>
-      </w:r>
-      <w:proofErr w:type="spellStart"/>
-      <w:r>
-        <w:rPr>
-          <w:rFonts w:ascii="Arial Unicode MS" w:eastAsia="Arial Unicode MS" w:hAnsi="Arial Unicode MS" w:cs="Arial Unicode MS"/>
+      <w:r>
+        <w:rPr>
+          <w:rFonts w:eastAsia="Arial Unicode MS"/>
+        </w:rPr>
+        <w:t xml:space="preserve"> </w:t>
+      </w:r>
+      <w:r>
+        <w:rPr>
+          <w:rFonts w:ascii="Browallia New" w:eastAsia="Arial Unicode MS" w:hAnsi="Browallia New" w:cs="Browallia New"/>
         </w:rPr>
         <w:t>ไม่มีผลต่อ</w:t>
       </w:r>
-      <w:proofErr w:type="spellEnd"/>
-      <w:r>
-        <w:rPr>
-          <w:rFonts w:ascii="Arial Unicode MS" w:eastAsia="Arial Unicode MS" w:hAnsi="Arial Unicode MS" w:cs="Arial Unicode MS"/>
+      <w:r>
+        <w:rPr>
+          <w:rFonts w:eastAsia="Arial Unicode MS"/>
         </w:rPr>
         <w:t xml:space="preserve"> GL (</w:t>
       </w:r>
-      <w:proofErr w:type="spellStart"/>
-      <w:r>
-        <w:rPr>
-          <w:rFonts w:ascii="Arial Unicode MS" w:eastAsia="Arial Unicode MS" w:hAnsi="Arial Unicode MS" w:cs="Arial Unicode MS"/>
+      <w:r>
+        <w:rPr>
+          <w:rFonts w:ascii="Browallia New" w:eastAsia="Arial Unicode MS" w:hAnsi="Browallia New" w:cs="Browallia New"/>
         </w:rPr>
         <w:t>ใช้สำหรับการทำ</w:t>
       </w:r>
-      <w:proofErr w:type="spellEnd"/>
-      <w:r>
-        <w:rPr>
-          <w:rFonts w:ascii="Arial Unicode MS" w:eastAsia="Arial Unicode MS" w:hAnsi="Arial Unicode MS" w:cs="Arial Unicode MS"/>
+      <w:r>
+        <w:rPr>
+          <w:rFonts w:eastAsia="Arial Unicode MS"/>
         </w:rPr>
         <w:t xml:space="preserve"> Knock-off Allocation </w:t>
       </w:r>
-      <w:proofErr w:type="spellStart"/>
-      <w:r>
-        <w:rPr>
-          <w:rFonts w:ascii="Arial Unicode MS" w:eastAsia="Arial Unicode MS" w:hAnsi="Arial Unicode MS" w:cs="Arial Unicode MS"/>
+      <w:r>
+        <w:rPr>
+          <w:rFonts w:ascii="Browallia New" w:eastAsia="Arial Unicode MS" w:hAnsi="Browallia New" w:cs="Browallia New"/>
         </w:rPr>
         <w:t>ได้ง่ายขึ้น</w:t>
       </w:r>
-      <w:proofErr w:type="spellEnd"/>
-      <w:r>
-        <w:rPr>
-          <w:rFonts w:ascii="Arial Unicode MS" w:eastAsia="Arial Unicode MS" w:hAnsi="Arial Unicode MS" w:cs="Arial Unicode MS"/>
+      <w:r>
+        <w:rPr>
+          <w:rFonts w:eastAsia="Arial Unicode MS"/>
         </w:rPr>
         <w:t>)</w:t>
       </w:r>
@@ -988,25 +922,23 @@
       </w:pPr>
       <w:r>
         <w:rPr>
-          <w:rFonts w:ascii="Arial Unicode MS" w:eastAsia="Arial Unicode MS" w:hAnsi="Arial Unicode MS" w:cs="Arial Unicode MS"/>
+          <w:rFonts w:eastAsia="Arial Unicode MS"/>
           <w:b/>
           <w:bCs/>
         </w:rPr>
         <w:t xml:space="preserve">REC (Receipt - </w:t>
       </w:r>
-      <w:proofErr w:type="spellStart"/>
-      <w:r>
-        <w:rPr>
-          <w:rFonts w:ascii="Arial Unicode MS" w:eastAsia="Arial Unicode MS" w:hAnsi="Arial Unicode MS" w:cs="Arial Unicode MS"/>
+      <w:r>
+        <w:rPr>
+          <w:rFonts w:ascii="Browallia New" w:eastAsia="Arial Unicode MS" w:hAnsi="Browallia New" w:cs="Browallia New"/>
           <w:b/>
           <w:bCs/>
         </w:rPr>
         <w:t>ใบเสร็จรับเงิน</w:t>
       </w:r>
-      <w:proofErr w:type="spellEnd"/>
-      <w:r>
-        <w:rPr>
-          <w:rFonts w:ascii="Arial Unicode MS" w:eastAsia="Arial Unicode MS" w:hAnsi="Arial Unicode MS" w:cs="Arial Unicode MS"/>
+      <w:r>
+        <w:rPr>
+          <w:rFonts w:eastAsia="Arial Unicode MS"/>
           <w:b/>
           <w:bCs/>
         </w:rPr>
@@ -1014,49 +946,43 @@
       </w:r>
       <w:r>
         <w:rPr>
-          <w:rFonts w:ascii="Arial Unicode MS" w:eastAsia="Arial Unicode MS" w:hAnsi="Arial Unicode MS" w:cs="Arial Unicode MS"/>
-        </w:rPr>
-        <w:t xml:space="preserve"> </w:t>
-      </w:r>
-      <w:proofErr w:type="spellStart"/>
-      <w:r>
-        <w:rPr>
-          <w:rFonts w:ascii="Arial Unicode MS" w:eastAsia="Arial Unicode MS" w:hAnsi="Arial Unicode MS" w:cs="Arial Unicode MS"/>
+          <w:rFonts w:eastAsia="Arial Unicode MS"/>
+        </w:rPr>
+        <w:t xml:space="preserve"> </w:t>
+      </w:r>
+      <w:r>
+        <w:rPr>
+          <w:rFonts w:ascii="Browallia New" w:eastAsia="Arial Unicode MS" w:hAnsi="Browallia New" w:cs="Browallia New"/>
         </w:rPr>
         <w:t>บันทึกรับชำระหนี้จากลูกหนี้</w:t>
       </w:r>
-      <w:proofErr w:type="spellEnd"/>
-      <w:r>
-        <w:rPr>
-          <w:rFonts w:ascii="Arial Unicode MS" w:eastAsia="Arial Unicode MS" w:hAnsi="Arial Unicode MS" w:cs="Arial Unicode MS"/>
-        </w:rPr>
-        <w:t xml:space="preserve"> </w:t>
-      </w:r>
-      <w:proofErr w:type="spellStart"/>
-      <w:r>
-        <w:rPr>
-          <w:rFonts w:ascii="Arial Unicode MS" w:eastAsia="Arial Unicode MS" w:hAnsi="Arial Unicode MS" w:cs="Arial Unicode MS"/>
+      <w:r>
+        <w:rPr>
+          <w:rFonts w:eastAsia="Arial Unicode MS"/>
+        </w:rPr>
+        <w:t xml:space="preserve"> </w:t>
+      </w:r>
+      <w:r>
+        <w:rPr>
+          <w:rFonts w:ascii="Browallia New" w:eastAsia="Arial Unicode MS" w:hAnsi="Browallia New" w:cs="Browallia New"/>
         </w:rPr>
         <w:t>หรือรับเงินสด</w:t>
       </w:r>
-      <w:proofErr w:type="spellEnd"/>
-      <w:r>
-        <w:rPr>
-          <w:rFonts w:ascii="Arial Unicode MS" w:eastAsia="Arial Unicode MS" w:hAnsi="Arial Unicode MS" w:cs="Arial Unicode MS"/>
+      <w:r>
+        <w:rPr>
+          <w:rFonts w:eastAsia="Arial Unicode MS"/>
         </w:rPr>
         <w:t xml:space="preserve"> (</w:t>
       </w:r>
-      <w:proofErr w:type="spellStart"/>
-      <w:r>
-        <w:rPr>
-          <w:rFonts w:ascii="Arial Unicode MS" w:eastAsia="Arial Unicode MS" w:hAnsi="Arial Unicode MS" w:cs="Arial Unicode MS"/>
+      <w:r>
+        <w:rPr>
+          <w:rFonts w:ascii="Browallia New" w:eastAsia="Arial Unicode MS" w:hAnsi="Browallia New" w:cs="Browallia New"/>
         </w:rPr>
         <w:t>ตัดจาก</w:t>
       </w:r>
-      <w:proofErr w:type="spellEnd"/>
-      <w:r>
-        <w:rPr>
-          <w:rFonts w:ascii="Arial Unicode MS" w:eastAsia="Arial Unicode MS" w:hAnsi="Arial Unicode MS" w:cs="Arial Unicode MS"/>
+      <w:r>
+        <w:rPr>
+          <w:rFonts w:eastAsia="Arial Unicode MS"/>
         </w:rPr>
         <w:t xml:space="preserve"> INV_DO, TAX_INV)</w:t>
       </w:r>
@@ -1077,25 +1003,23 @@
       </w:pPr>
       <w:r>
         <w:rPr>
-          <w:rFonts w:ascii="Arial Unicode MS" w:eastAsia="Arial Unicode MS" w:hAnsi="Arial Unicode MS" w:cs="Arial Unicode MS"/>
+          <w:rFonts w:eastAsia="Arial Unicode MS"/>
           <w:b/>
           <w:bCs/>
         </w:rPr>
         <w:t xml:space="preserve">DEP_IN (Deposit In - </w:t>
       </w:r>
-      <w:proofErr w:type="spellStart"/>
-      <w:r>
-        <w:rPr>
-          <w:rFonts w:ascii="Arial Unicode MS" w:eastAsia="Arial Unicode MS" w:hAnsi="Arial Unicode MS" w:cs="Arial Unicode MS"/>
+      <w:r>
+        <w:rPr>
+          <w:rFonts w:ascii="Browallia New" w:eastAsia="Arial Unicode MS" w:hAnsi="Browallia New" w:cs="Browallia New"/>
           <w:b/>
           <w:bCs/>
         </w:rPr>
         <w:t>ใบรับเงินมัดจำ</w:t>
       </w:r>
-      <w:proofErr w:type="spellEnd"/>
-      <w:r>
-        <w:rPr>
-          <w:rFonts w:ascii="Arial Unicode MS" w:eastAsia="Arial Unicode MS" w:hAnsi="Arial Unicode MS" w:cs="Arial Unicode MS"/>
+      <w:r>
+        <w:rPr>
+          <w:rFonts w:eastAsia="Arial Unicode MS"/>
           <w:b/>
           <w:bCs/>
         </w:rPr>
@@ -1103,63 +1027,55 @@
       </w:r>
       <w:r>
         <w:rPr>
-          <w:rFonts w:ascii="Arial Unicode MS" w:eastAsia="Arial Unicode MS" w:hAnsi="Arial Unicode MS" w:cs="Arial Unicode MS"/>
-        </w:rPr>
-        <w:t xml:space="preserve"> </w:t>
-      </w:r>
-      <w:proofErr w:type="spellStart"/>
-      <w:r>
-        <w:rPr>
-          <w:rFonts w:ascii="Arial Unicode MS" w:eastAsia="Arial Unicode MS" w:hAnsi="Arial Unicode MS" w:cs="Arial Unicode MS"/>
+          <w:rFonts w:eastAsia="Arial Unicode MS"/>
+        </w:rPr>
+        <w:t xml:space="preserve"> </w:t>
+      </w:r>
+      <w:r>
+        <w:rPr>
+          <w:rFonts w:ascii="Browallia New" w:eastAsia="Arial Unicode MS" w:hAnsi="Browallia New" w:cs="Browallia New"/>
         </w:rPr>
         <w:t>บันทึกรับเงินมัดจำจากลูกค้า</w:t>
       </w:r>
-      <w:proofErr w:type="spellEnd"/>
-      <w:r>
-        <w:rPr>
-          <w:rFonts w:ascii="Arial Unicode MS" w:eastAsia="Arial Unicode MS" w:hAnsi="Arial Unicode MS" w:cs="Arial Unicode MS"/>
-        </w:rPr>
-        <w:t xml:space="preserve"> </w:t>
-      </w:r>
-      <w:proofErr w:type="spellStart"/>
-      <w:r>
-        <w:rPr>
-          <w:rFonts w:ascii="Arial Unicode MS" w:eastAsia="Arial Unicode MS" w:hAnsi="Arial Unicode MS" w:cs="Arial Unicode MS"/>
+      <w:r>
+        <w:rPr>
+          <w:rFonts w:eastAsia="Arial Unicode MS"/>
+        </w:rPr>
+        <w:t xml:space="preserve"> </w:t>
+      </w:r>
+      <w:r>
+        <w:rPr>
+          <w:rFonts w:ascii="Browallia New" w:eastAsia="Arial Unicode MS" w:hAnsi="Browallia New" w:cs="Browallia New"/>
         </w:rPr>
         <w:t>สามารถนำยอดไปหักเป็นส่วนลดในใบ</w:t>
       </w:r>
-      <w:proofErr w:type="spellEnd"/>
-      <w:r>
-        <w:rPr>
-          <w:rFonts w:ascii="Arial Unicode MS" w:eastAsia="Arial Unicode MS" w:hAnsi="Arial Unicode MS" w:cs="Arial Unicode MS"/>
+      <w:r>
+        <w:rPr>
+          <w:rFonts w:eastAsia="Arial Unicode MS"/>
         </w:rPr>
         <w:t xml:space="preserve"> REC </w:t>
       </w:r>
-      <w:proofErr w:type="spellStart"/>
-      <w:r>
-        <w:rPr>
-          <w:rFonts w:ascii="Arial Unicode MS" w:eastAsia="Arial Unicode MS" w:hAnsi="Arial Unicode MS" w:cs="Arial Unicode MS"/>
+      <w:r>
+        <w:rPr>
+          <w:rFonts w:ascii="Browallia New" w:eastAsia="Arial Unicode MS" w:hAnsi="Browallia New" w:cs="Browallia New"/>
         </w:rPr>
         <w:t>ได้</w:t>
       </w:r>
-      <w:proofErr w:type="spellEnd"/>
-      <w:r>
-        <w:rPr>
-          <w:rFonts w:ascii="Arial Unicode MS" w:eastAsia="Arial Unicode MS" w:hAnsi="Arial Unicode MS" w:cs="Arial Unicode MS"/>
+      <w:r>
+        <w:rPr>
+          <w:rFonts w:eastAsia="Arial Unicode MS"/>
         </w:rPr>
         <w:t xml:space="preserve"> (</w:t>
       </w:r>
-      <w:proofErr w:type="spellStart"/>
-      <w:r>
-        <w:rPr>
-          <w:rFonts w:ascii="Arial Unicode MS" w:eastAsia="Arial Unicode MS" w:hAnsi="Arial Unicode MS" w:cs="Arial Unicode MS"/>
+      <w:r>
+        <w:rPr>
+          <w:rFonts w:ascii="Browallia New" w:eastAsia="Arial Unicode MS" w:hAnsi="Browallia New" w:cs="Browallia New"/>
         </w:rPr>
         <w:t>ตัดมัดจำ</w:t>
       </w:r>
-      <w:proofErr w:type="spellEnd"/>
-      <w:r>
-        <w:rPr>
-          <w:rFonts w:ascii="Arial Unicode MS" w:eastAsia="Arial Unicode MS" w:hAnsi="Arial Unicode MS" w:cs="Arial Unicode MS"/>
+      <w:r>
+        <w:rPr>
+          <w:rFonts w:eastAsia="Arial Unicode MS"/>
         </w:rPr>
         <w:t>)</w:t>
       </w:r>
@@ -1180,25 +1096,23 @@
       </w:pPr>
       <w:r>
         <w:rPr>
-          <w:rFonts w:ascii="Arial Unicode MS" w:eastAsia="Arial Unicode MS" w:hAnsi="Arial Unicode MS" w:cs="Arial Unicode MS"/>
+          <w:rFonts w:eastAsia="Arial Unicode MS"/>
           <w:b/>
           <w:bCs/>
         </w:rPr>
         <w:t xml:space="preserve">AR_REFUND (SRF - Sales Refund - </w:t>
       </w:r>
-      <w:proofErr w:type="spellStart"/>
-      <w:r>
-        <w:rPr>
-          <w:rFonts w:ascii="Arial Unicode MS" w:eastAsia="Arial Unicode MS" w:hAnsi="Arial Unicode MS" w:cs="Arial Unicode MS"/>
+      <w:r>
+        <w:rPr>
+          <w:rFonts w:ascii="Browallia New" w:eastAsia="Arial Unicode MS" w:hAnsi="Browallia New" w:cs="Browallia New"/>
           <w:b/>
           <w:bCs/>
         </w:rPr>
         <w:t>ใบสำคัญจ่ายเงินคืน</w:t>
       </w:r>
-      <w:proofErr w:type="spellEnd"/>
-      <w:r>
-        <w:rPr>
-          <w:rFonts w:ascii="Arial Unicode MS" w:eastAsia="Arial Unicode MS" w:hAnsi="Arial Unicode MS" w:cs="Arial Unicode MS"/>
+      <w:r>
+        <w:rPr>
+          <w:rFonts w:eastAsia="Arial Unicode MS"/>
           <w:b/>
           <w:bCs/>
         </w:rPr>
@@ -1206,49 +1120,43 @@
       </w:r>
       <w:r>
         <w:rPr>
-          <w:rFonts w:ascii="Arial Unicode MS" w:eastAsia="Arial Unicode MS" w:hAnsi="Arial Unicode MS" w:cs="Arial Unicode MS"/>
-        </w:rPr>
-        <w:t xml:space="preserve"> </w:t>
-      </w:r>
-      <w:proofErr w:type="spellStart"/>
-      <w:r>
-        <w:rPr>
-          <w:rFonts w:ascii="Arial Unicode MS" w:eastAsia="Arial Unicode MS" w:hAnsi="Arial Unicode MS" w:cs="Arial Unicode MS"/>
+          <w:rFonts w:eastAsia="Arial Unicode MS"/>
+        </w:rPr>
+        <w:t xml:space="preserve"> </w:t>
+      </w:r>
+      <w:r>
+        <w:rPr>
+          <w:rFonts w:ascii="Browallia New" w:eastAsia="Arial Unicode MS" w:hAnsi="Browallia New" w:cs="Browallia New"/>
         </w:rPr>
         <w:t>บันทึกการจ่ายเงินคืนให้ลูกค้า</w:t>
       </w:r>
-      <w:proofErr w:type="spellEnd"/>
-      <w:r>
-        <w:rPr>
-          <w:rFonts w:ascii="Arial Unicode MS" w:eastAsia="Arial Unicode MS" w:hAnsi="Arial Unicode MS" w:cs="Arial Unicode MS"/>
+      <w:r>
+        <w:rPr>
+          <w:rFonts w:eastAsia="Arial Unicode MS"/>
         </w:rPr>
         <w:t xml:space="preserve"> (</w:t>
       </w:r>
-      <w:proofErr w:type="spellStart"/>
-      <w:r>
-        <w:rPr>
-          <w:rFonts w:ascii="Arial Unicode MS" w:eastAsia="Arial Unicode MS" w:hAnsi="Arial Unicode MS" w:cs="Arial Unicode MS"/>
+      <w:r>
+        <w:rPr>
+          <w:rFonts w:ascii="Browallia New" w:eastAsia="Arial Unicode MS" w:hAnsi="Browallia New" w:cs="Browallia New"/>
         </w:rPr>
         <w:t>เช่น</w:t>
       </w:r>
-      <w:proofErr w:type="spellEnd"/>
-      <w:r>
-        <w:rPr>
-          <w:rFonts w:ascii="Arial Unicode MS" w:eastAsia="Arial Unicode MS" w:hAnsi="Arial Unicode MS" w:cs="Arial Unicode MS"/>
-        </w:rPr>
-        <w:t xml:space="preserve"> </w:t>
-      </w:r>
-      <w:proofErr w:type="spellStart"/>
-      <w:r>
-        <w:rPr>
-          <w:rFonts w:ascii="Arial Unicode MS" w:eastAsia="Arial Unicode MS" w:hAnsi="Arial Unicode MS" w:cs="Arial Unicode MS"/>
+      <w:r>
+        <w:rPr>
+          <w:rFonts w:eastAsia="Arial Unicode MS"/>
+        </w:rPr>
+        <w:t xml:space="preserve"> </w:t>
+      </w:r>
+      <w:r>
+        <w:rPr>
+          <w:rFonts w:ascii="Browallia New" w:eastAsia="Arial Unicode MS" w:hAnsi="Browallia New" w:cs="Browallia New"/>
         </w:rPr>
         <w:t>คืนมัดจำ</w:t>
       </w:r>
-      <w:proofErr w:type="spellEnd"/>
-      <w:r>
-        <w:rPr>
-          <w:rFonts w:ascii="Arial Unicode MS" w:eastAsia="Arial Unicode MS" w:hAnsi="Arial Unicode MS" w:cs="Arial Unicode MS"/>
+      <w:r>
+        <w:rPr>
+          <w:rFonts w:eastAsia="Arial Unicode MS"/>
         </w:rPr>
         <w:t>)</w:t>
       </w:r>
@@ -1269,26 +1177,23 @@
       </w:pPr>
       <w:r>
         <w:rPr>
-          <w:rFonts w:ascii="Arial Unicode MS" w:eastAsia="Arial Unicode MS" w:hAnsi="Arial Unicode MS" w:cs="Arial Unicode MS"/>
-          <w:b/>
-          <w:bCs/>
-        </w:rPr>
-        <w:lastRenderedPageBreak/>
+          <w:rFonts w:eastAsia="Arial Unicode MS"/>
+          <w:b/>
+          <w:bCs/>
+        </w:rPr>
         <w:t xml:space="preserve">AR_WRITEOFF (SWO - Sales Write-off - </w:t>
       </w:r>
-      <w:proofErr w:type="spellStart"/>
-      <w:r>
-        <w:rPr>
-          <w:rFonts w:ascii="Arial Unicode MS" w:eastAsia="Arial Unicode MS" w:hAnsi="Arial Unicode MS" w:cs="Arial Unicode MS"/>
+      <w:r>
+        <w:rPr>
+          <w:rFonts w:ascii="Browallia New" w:eastAsia="Arial Unicode MS" w:hAnsi="Browallia New" w:cs="Browallia New"/>
           <w:b/>
           <w:bCs/>
         </w:rPr>
         <w:t>ใบสำคัญตัดหนี้สูญ</w:t>
       </w:r>
-      <w:proofErr w:type="spellEnd"/>
-      <w:r>
-        <w:rPr>
-          <w:rFonts w:ascii="Arial Unicode MS" w:eastAsia="Arial Unicode MS" w:hAnsi="Arial Unicode MS" w:cs="Arial Unicode MS"/>
+      <w:r>
+        <w:rPr>
+          <w:rFonts w:eastAsia="Arial Unicode MS"/>
           <w:b/>
           <w:bCs/>
         </w:rPr>
@@ -1296,32 +1201,28 @@
       </w:r>
       <w:r>
         <w:rPr>
-          <w:rFonts w:ascii="Arial Unicode MS" w:eastAsia="Arial Unicode MS" w:hAnsi="Arial Unicode MS" w:cs="Arial Unicode MS"/>
-        </w:rPr>
-        <w:t xml:space="preserve"> </w:t>
-      </w:r>
-      <w:proofErr w:type="spellStart"/>
-      <w:r>
-        <w:rPr>
-          <w:rFonts w:ascii="Arial Unicode MS" w:eastAsia="Arial Unicode MS" w:hAnsi="Arial Unicode MS" w:cs="Arial Unicode MS"/>
+          <w:rFonts w:eastAsia="Arial Unicode MS"/>
+        </w:rPr>
+        <w:t xml:space="preserve"> </w:t>
+      </w:r>
+      <w:r>
+        <w:rPr>
+          <w:rFonts w:ascii="Browallia New" w:eastAsia="Arial Unicode MS" w:hAnsi="Browallia New" w:cs="Browallia New"/>
         </w:rPr>
         <w:t>บันทึกการตัดยอดหนี้ที่เก็บไม่ได้</w:t>
       </w:r>
-      <w:proofErr w:type="spellEnd"/>
-      <w:r>
-        <w:rPr>
-          <w:rFonts w:ascii="Arial Unicode MS" w:eastAsia="Arial Unicode MS" w:hAnsi="Arial Unicode MS" w:cs="Arial Unicode MS"/>
-        </w:rPr>
-        <w:t xml:space="preserve"> </w:t>
-      </w:r>
-      <w:proofErr w:type="spellStart"/>
-      <w:r>
-        <w:rPr>
-          <w:rFonts w:ascii="Arial Unicode MS" w:eastAsia="Arial Unicode MS" w:hAnsi="Arial Unicode MS" w:cs="Arial Unicode MS"/>
+      <w:r>
+        <w:rPr>
+          <w:rFonts w:eastAsia="Arial Unicode MS"/>
+        </w:rPr>
+        <w:t xml:space="preserve"> </w:t>
+      </w:r>
+      <w:r>
+        <w:rPr>
+          <w:rFonts w:ascii="Browallia New" w:eastAsia="Arial Unicode MS" w:hAnsi="Browallia New" w:cs="Browallia New"/>
         </w:rPr>
         <w:t>หรือตัดเศษบัญชีลูกหนี้</w:t>
       </w:r>
-      <w:proofErr w:type="spellEnd"/>
     </w:p>
     <w:p>
       <w:pPr>
@@ -1338,92 +1239,353 @@
         </w:pBdr>
       </w:pPr>
       <w:r>
-        <w:rPr>
-          <w:rFonts w:ascii="Arial Unicode MS" w:eastAsia="Arial Unicode MS" w:hAnsi="Arial Unicode MS" w:cs="Arial Unicode MS"/>
-          <w:b/>
-          <w:bCs/>
-        </w:rPr>
         <w:t xml:space="preserve">CN (Credit Note - </w:t>
       </w:r>
-      <w:proofErr w:type="spellStart"/>
-      <w:r>
-        <w:rPr>
-          <w:rFonts w:ascii="Arial Unicode MS" w:eastAsia="Arial Unicode MS" w:hAnsi="Arial Unicode MS" w:cs="Arial Unicode MS"/>
-          <w:b/>
-          <w:bCs/>
+      <w:r>
+        <w:rPr>
+          <w:rFonts w:ascii="Browallia New" w:hAnsi="Browallia New" w:cs="Browallia New" w:hint="cs"/>
+          <w:cs/>
         </w:rPr>
         <w:t>ใบลดหนี้</w:t>
       </w:r>
-      <w:proofErr w:type="spellEnd"/>
-      <w:r>
-        <w:rPr>
-          <w:rFonts w:ascii="Arial Unicode MS" w:eastAsia="Arial Unicode MS" w:hAnsi="Arial Unicode MS" w:cs="Arial Unicode MS"/>
-          <w:b/>
-          <w:bCs/>
-        </w:rPr>
-        <w:t>):</w:t>
-      </w:r>
-      <w:r>
-        <w:rPr>
-          <w:rFonts w:ascii="Arial Unicode MS" w:eastAsia="Arial Unicode MS" w:hAnsi="Arial Unicode MS" w:cs="Arial Unicode MS"/>
-        </w:rPr>
-        <w:t xml:space="preserve"> </w:t>
-      </w:r>
-      <w:proofErr w:type="spellStart"/>
-      <w:r>
-        <w:rPr>
-          <w:rFonts w:ascii="Arial Unicode MS" w:eastAsia="Arial Unicode MS" w:hAnsi="Arial Unicode MS" w:cs="Arial Unicode MS"/>
+      <w:r>
+        <w:rPr>
+          <w:cs/>
+        </w:rPr>
+        <w:t xml:space="preserve">): </w:t>
+      </w:r>
+      <w:r>
+        <w:rPr>
+          <w:rFonts w:ascii="Browallia New" w:hAnsi="Browallia New" w:cs="Browallia New" w:hint="cs"/>
+          <w:cs/>
         </w:rPr>
         <w:t>บันทึกการลดหนี้ให้ลูกค้า</w:t>
       </w:r>
-      <w:proofErr w:type="spellEnd"/>
-      <w:r>
-        <w:rPr>
-          <w:rFonts w:ascii="Arial Unicode MS" w:eastAsia="Arial Unicode MS" w:hAnsi="Arial Unicode MS" w:cs="Arial Unicode MS"/>
-        </w:rPr>
-        <w:t xml:space="preserve"> </w:t>
-      </w:r>
-      <w:proofErr w:type="spellStart"/>
-      <w:r>
-        <w:rPr>
-          <w:rFonts w:ascii="Arial Unicode MS" w:eastAsia="Arial Unicode MS" w:hAnsi="Arial Unicode MS" w:cs="Arial Unicode MS"/>
-        </w:rPr>
-        <w:t>เนื่องจากสินค้ามีปัญหา</w:t>
-      </w:r>
-      <w:proofErr w:type="spellEnd"/>
-      <w:r>
-        <w:rPr>
-          <w:rFonts w:ascii="Arial Unicode MS" w:eastAsia="Arial Unicode MS" w:hAnsi="Arial Unicode MS" w:cs="Arial Unicode MS"/>
-        </w:rPr>
-        <w:t xml:space="preserve"> </w:t>
-      </w:r>
-      <w:proofErr w:type="spellStart"/>
-      <w:r>
-        <w:rPr>
-          <w:rFonts w:ascii="Arial Unicode MS" w:eastAsia="Arial Unicode MS" w:hAnsi="Arial Unicode MS" w:cs="Arial Unicode MS"/>
-        </w:rPr>
-        <w:t>หรือคืนสินค้า</w:t>
-      </w:r>
-      <w:proofErr w:type="spellEnd"/>
-      <w:r>
-        <w:rPr>
-          <w:rFonts w:ascii="Arial Unicode MS" w:eastAsia="Arial Unicode MS" w:hAnsi="Arial Unicode MS" w:cs="Arial Unicode MS"/>
+      <w:r>
+        <w:rPr>
+          <w:cs/>
+        </w:rPr>
+        <w:t xml:space="preserve"> </w:t>
+      </w:r>
+      <w:r>
+        <w:rPr>
+          <w:rFonts w:ascii="Browallia New" w:hAnsi="Browallia New" w:cs="Browallia New" w:hint="cs"/>
+          <w:cs/>
+        </w:rPr>
+        <w:t>แบ่งเป็น</w:t>
+      </w:r>
+      <w:r>
+        <w:rPr>
+          <w:cs/>
+        </w:rPr>
+        <w:t xml:space="preserve"> 2 </w:t>
+      </w:r>
+      <w:r>
+        <w:rPr>
+          <w:rFonts w:ascii="Browallia New" w:hAnsi="Browallia New" w:cs="Browallia New" w:hint="cs"/>
+          <w:cs/>
+        </w:rPr>
+        <w:t>กรณี</w:t>
+      </w:r>
+      <w:r>
+        <w:rPr>
+          <w:cs/>
+        </w:rPr>
+        <w:t>:</w:t>
+      </w:r>
+    </w:p>
+    <w:p>
+      <w:pPr>
+        <w:pBdr>
+          <w:top w:val="nil"/>
+          <w:left w:val="nil"/>
+          <w:bottom w:val="nil"/>
+          <w:right w:val="nil"/>
+          <w:between w:val="nil"/>
+        </w:pBdr>
+        <w:ind w:left="600"/>
+      </w:pPr>
+      <w:r>
+        <w:rPr>
+          <w:cs/>
+        </w:rPr>
+        <w:t xml:space="preserve"> - 1. </w:t>
+      </w:r>
+      <w:r>
+        <w:t>Return Goods (</w:t>
+      </w:r>
+      <w:r>
+        <w:rPr>
+          <w:rFonts w:ascii="Browallia New" w:hAnsi="Browallia New" w:cs="Browallia New" w:hint="cs"/>
+          <w:cs/>
+        </w:rPr>
+        <w:t>รับคืนสินค้า</w:t>
+      </w:r>
+      <w:r>
+        <w:rPr>
+          <w:cs/>
+        </w:rPr>
+        <w:t xml:space="preserve">): </w:t>
+      </w:r>
+      <w:r>
+        <w:rPr>
+          <w:rFonts w:ascii="Browallia New" w:hAnsi="Browallia New" w:cs="Browallia New" w:hint="cs"/>
+          <w:cs/>
+        </w:rPr>
+        <w:t>สินค้ามีปัญหาและลูกค้าส่งคืน</w:t>
+      </w:r>
+      <w:r>
+        <w:rPr>
+          <w:cs/>
+        </w:rPr>
+        <w:t xml:space="preserve"> </w:t>
+      </w:r>
+      <w:r>
+        <w:rPr>
+          <w:rFonts w:ascii="Browallia New" w:hAnsi="Browallia New" w:cs="Browallia New" w:hint="cs"/>
+          <w:cs/>
+        </w:rPr>
+        <w:t>ระบบจะบังคับล็อกราคาสินค้าตามบิลต้นทาง</w:t>
+      </w:r>
+      <w:r>
+        <w:rPr>
+          <w:cs/>
+        </w:rPr>
+        <w:t xml:space="preserve"> </w:t>
+      </w:r>
+      <w:r>
+        <w:rPr>
+          <w:rFonts w:ascii="Browallia New" w:hAnsi="Browallia New" w:cs="Browallia New" w:hint="cs"/>
+          <w:cs/>
+        </w:rPr>
+        <w:t>และบันทึกคืนสต็อก</w:t>
+      </w:r>
+      <w:r>
+        <w:rPr>
+          <w:cs/>
         </w:rPr>
         <w:t xml:space="preserve"> (</w:t>
       </w:r>
-      <w:proofErr w:type="spellStart"/>
-      <w:r>
-        <w:rPr>
-          <w:rFonts w:ascii="Arial Unicode MS" w:eastAsia="Arial Unicode MS" w:hAnsi="Arial Unicode MS" w:cs="Arial Unicode MS"/>
-        </w:rPr>
-        <w:t>มีผลต่อการรับสต็อกคืน</w:t>
-      </w:r>
-      <w:proofErr w:type="spellEnd"/>
-      <w:r>
-        <w:rPr>
-          <w:rFonts w:ascii="Arial Unicode MS" w:eastAsia="Arial Unicode MS" w:hAnsi="Arial Unicode MS" w:cs="Arial Unicode MS"/>
-        </w:rPr>
-        <w:t>)</w:t>
+      <w:r>
+        <w:t xml:space="preserve">IN) </w:t>
+      </w:r>
+      <w:r>
+        <w:rPr>
+          <w:rFonts w:ascii="Browallia New" w:hAnsi="Browallia New" w:cs="Browallia New" w:hint="cs"/>
+          <w:cs/>
+        </w:rPr>
+        <w:t>เข้าสมุดบัญชีคลังสินค้าอัตโนมัติ</w:t>
+      </w:r>
+    </w:p>
+    <w:p>
+      <w:pPr>
+        <w:pBdr>
+          <w:top w:val="nil"/>
+          <w:left w:val="nil"/>
+          <w:bottom w:val="nil"/>
+          <w:right w:val="nil"/>
+          <w:between w:val="nil"/>
+        </w:pBdr>
+        <w:ind w:left="600"/>
+      </w:pPr>
+      <w:r>
+        <w:rPr>
+          <w:cs/>
+        </w:rPr>
+        <w:t xml:space="preserve"> - 2. </w:t>
+      </w:r>
+      <w:r>
+        <w:t>Price Adjustment (</w:t>
+      </w:r>
+      <w:r>
+        <w:rPr>
+          <w:rFonts w:ascii="Browallia New" w:hAnsi="Browallia New" w:cs="Browallia New" w:hint="cs"/>
+          <w:cs/>
+        </w:rPr>
+        <w:t>ชดเชยราคา</w:t>
+      </w:r>
+      <w:r>
+        <w:rPr>
+          <w:cs/>
+        </w:rPr>
+        <w:t>/</w:t>
+      </w:r>
+      <w:r>
+        <w:rPr>
+          <w:rFonts w:ascii="Browallia New" w:hAnsi="Browallia New" w:cs="Browallia New" w:hint="cs"/>
+          <w:cs/>
+        </w:rPr>
+        <w:t>ส่วนลด</w:t>
+      </w:r>
+      <w:r>
+        <w:rPr>
+          <w:cs/>
+        </w:rPr>
+        <w:t xml:space="preserve">): </w:t>
+      </w:r>
+      <w:r>
+        <w:rPr>
+          <w:rFonts w:ascii="Browallia New" w:hAnsi="Browallia New" w:cs="Browallia New" w:hint="cs"/>
+          <w:cs/>
+        </w:rPr>
+        <w:t>สินค้ามีตำหนิแต่ลูกค้าไม่ส่งคืน</w:t>
+      </w:r>
+      <w:r>
+        <w:rPr>
+          <w:cs/>
+        </w:rPr>
+        <w:t xml:space="preserve"> </w:t>
+      </w:r>
+      <w:r>
+        <w:rPr>
+          <w:rFonts w:ascii="Browallia New" w:hAnsi="Browallia New" w:cs="Browallia New" w:hint="cs"/>
+          <w:cs/>
+        </w:rPr>
+        <w:t>ระบบจะปลดล็อกให้กรอกยอดส่วนลด</w:t>
+      </w:r>
+      <w:r>
+        <w:rPr>
+          <w:cs/>
+        </w:rPr>
+        <w:t xml:space="preserve"> (</w:t>
+      </w:r>
+      <w:r>
+        <w:t xml:space="preserve">Credit Amount) </w:t>
+      </w:r>
+      <w:r>
+        <w:rPr>
+          <w:rFonts w:ascii="Browallia New" w:hAnsi="Browallia New" w:cs="Browallia New" w:hint="cs"/>
+          <w:cs/>
+        </w:rPr>
+        <w:t>โดยไม่บันทึกคืนสต็อก</w:t>
+      </w:r>
+    </w:p>
+    <w:p>
+      <w:pPr>
+        <w:pBdr>
+          <w:top w:val="nil"/>
+          <w:left w:val="nil"/>
+          <w:bottom w:val="nil"/>
+          <w:right w:val="nil"/>
+          <w:between w:val="nil"/>
+        </w:pBdr>
+        <w:ind w:left="600"/>
+      </w:pPr>
+      <w:r>
+        <w:rPr>
+          <w:cs/>
+        </w:rPr>
+        <w:t>*</w:t>
+      </w:r>
+      <w:r>
+        <w:rPr>
+          <w:rFonts w:ascii="Browallia New" w:hAnsi="Browallia New" w:cs="Browallia New" w:hint="cs"/>
+          <w:cs/>
+        </w:rPr>
+        <w:t>ข้อควรระวัง</w:t>
+      </w:r>
+      <w:r>
+        <w:rPr>
+          <w:cs/>
+        </w:rPr>
+        <w:t xml:space="preserve">: </w:t>
+      </w:r>
+      <w:r>
+        <w:rPr>
+          <w:rFonts w:ascii="Browallia New" w:hAnsi="Browallia New" w:cs="Browallia New" w:hint="cs"/>
+          <w:cs/>
+        </w:rPr>
+        <w:t>ห้ามนำรายการสินค้าที่ไม่ได้ถูกลดหนี้</w:t>
+      </w:r>
+      <w:r>
+        <w:rPr>
+          <w:cs/>
+        </w:rPr>
+        <w:t xml:space="preserve"> </w:t>
+      </w:r>
+      <w:r>
+        <w:rPr>
+          <w:rFonts w:ascii="Browallia New" w:hAnsi="Browallia New" w:cs="Browallia New" w:hint="cs"/>
+          <w:cs/>
+        </w:rPr>
+        <w:t>ใส่ลงมาในใบลดหนี้</w:t>
+      </w:r>
+      <w:r>
+        <w:rPr>
+          <w:cs/>
+        </w:rPr>
+        <w:t xml:space="preserve"> (</w:t>
+      </w:r>
+      <w:r>
+        <w:rPr>
+          <w:rFonts w:ascii="Browallia New" w:hAnsi="Browallia New" w:cs="Browallia New" w:hint="cs"/>
+          <w:cs/>
+        </w:rPr>
+        <w:t>ยอด</w:t>
+      </w:r>
+      <w:r>
+        <w:rPr>
+          <w:cs/>
+        </w:rPr>
+        <w:t xml:space="preserve"> 0 </w:t>
+      </w:r>
+      <w:r>
+        <w:rPr>
+          <w:rFonts w:ascii="Browallia New" w:hAnsi="Browallia New" w:cs="Browallia New" w:hint="cs"/>
+          <w:cs/>
+        </w:rPr>
+        <w:t>บาท</w:t>
+      </w:r>
+      <w:r>
+        <w:rPr>
+          <w:cs/>
+        </w:rPr>
+        <w:t xml:space="preserve">) </w:t>
+      </w:r>
+      <w:r>
+        <w:rPr>
+          <w:rFonts w:ascii="Browallia New" w:hAnsi="Browallia New" w:cs="Browallia New" w:hint="cs"/>
+          <w:cs/>
+        </w:rPr>
+        <w:t>โดยเด็ดขาด</w:t>
+      </w:r>
+      <w:r>
+        <w:rPr>
+          <w:cs/>
+        </w:rPr>
+        <w:t xml:space="preserve"> </w:t>
+      </w:r>
+      <w:r>
+        <w:rPr>
+          <w:rFonts w:ascii="Browallia New" w:hAnsi="Browallia New" w:cs="Browallia New" w:hint="cs"/>
+          <w:cs/>
+        </w:rPr>
+        <w:t>เพื่อป้องกัน</w:t>
+      </w:r>
+      <w:r>
+        <w:rPr>
+          <w:cs/>
+        </w:rPr>
+        <w:t xml:space="preserve"> </w:t>
+      </w:r>
+      <w:r>
+        <w:t xml:space="preserve">Data Pollution </w:t>
+      </w:r>
+      <w:r>
+        <w:rPr>
+          <w:rFonts w:ascii="Browallia New" w:hAnsi="Browallia New" w:cs="Browallia New" w:hint="cs"/>
+          <w:cs/>
+        </w:rPr>
+        <w:t>ตามมาตรฐาน</w:t>
+      </w:r>
+      <w:r>
+        <w:rPr>
+          <w:cs/>
+        </w:rPr>
+        <w:t xml:space="preserve"> </w:t>
+      </w:r>
+      <w:r>
+        <w:t>GAAP</w:t>
       </w:r>
     </w:p>
     <w:p>
@@ -1436,9 +1598,6 @@
           <w:between w:val="nil"/>
         </w:pBdr>
         <w:ind w:left="240"/>
-        <w:rPr>
-          <w:rFonts w:cs="Angsana New"/>
-        </w:rPr>
       </w:pPr>
     </w:p>
     <w:p>
@@ -1454,14 +1613,13 @@
       </w:pPr>
       <w:r>
         <w:rPr>
-          <w:rFonts w:cs="Angsana New" w:hint="cs"/>
+          <w:rFonts w:ascii="Browallia New" w:hAnsi="Browallia New" w:cs="Browallia New" w:hint="cs"/>
           <w:cs/>
         </w:rPr>
         <w:t>มาตรฐานการกรอกยอดตัดหนี้</w:t>
       </w:r>
       <w:r>
         <w:rPr>
-          <w:rFonts w:cs="Angsana New"/>
           <w:cs/>
         </w:rPr>
         <w:t xml:space="preserve"> (</w:t>
@@ -1486,14 +1644,13 @@
       </w:pPr>
       <w:r>
         <w:rPr>
-          <w:rFonts w:cs="Angsana New" w:hint="cs"/>
+          <w:rFonts w:ascii="Browallia New" w:hAnsi="Browallia New" w:cs="Browallia New" w:hint="cs"/>
           <w:cs/>
         </w:rPr>
         <w:t>ในการทำรับชำระเงิน</w:t>
       </w:r>
       <w:r>
         <w:rPr>
-          <w:rFonts w:cs="Angsana New"/>
           <w:cs/>
         </w:rPr>
         <w:t xml:space="preserve"> (</w:t>
@@ -1503,14 +1660,13 @@
       </w:r>
       <w:r>
         <w:rPr>
-          <w:rFonts w:cs="Angsana New" w:hint="cs"/>
+          <w:rFonts w:ascii="Browallia New" w:hAnsi="Browallia New" w:cs="Browallia New" w:hint="cs"/>
           <w:cs/>
         </w:rPr>
         <w:t>หรือจ่ายชำระเงิน</w:t>
       </w:r>
       <w:r>
         <w:rPr>
-          <w:rFonts w:cs="Angsana New"/>
           <w:cs/>
         </w:rPr>
         <w:t xml:space="preserve"> (</w:t>
@@ -1520,14 +1676,13 @@
       </w:r>
       <w:r>
         <w:rPr>
-          <w:rFonts w:cs="Angsana New" w:hint="cs"/>
+          <w:rFonts w:ascii="Browallia New" w:hAnsi="Browallia New" w:cs="Browallia New" w:hint="cs"/>
           <w:cs/>
         </w:rPr>
         <w:t>ช่องกรอกยอดที่ต้องการตัด</w:t>
       </w:r>
       <w:r>
         <w:rPr>
-          <w:rFonts w:cs="Angsana New"/>
           <w:cs/>
         </w:rPr>
         <w:t xml:space="preserve"> (</w:t>
@@ -1537,84 +1692,78 @@
       </w:r>
       <w:r>
         <w:rPr>
-          <w:rFonts w:cs="Angsana New" w:hint="cs"/>
+          <w:rFonts w:ascii="Browallia New" w:hAnsi="Browallia New" w:cs="Browallia New" w:hint="cs"/>
           <w:cs/>
         </w:rPr>
         <w:t>ให้หมายถึง</w:t>
       </w:r>
       <w:r>
         <w:rPr>
-          <w:rFonts w:cs="Angsana New"/>
           <w:cs/>
         </w:rPr>
         <w:t xml:space="preserve"> "</w:t>
       </w:r>
       <w:r>
         <w:rPr>
-          <w:rFonts w:cs="Angsana New" w:hint="cs"/>
+          <w:rFonts w:ascii="Browallia New" w:hAnsi="Browallia New" w:cs="Browallia New" w:hint="cs"/>
           <w:cs/>
         </w:rPr>
         <w:t>ยอดหนี้เต็มจำนวนที่ต้องการล้าง</w:t>
       </w:r>
       <w:r>
         <w:rPr>
-          <w:rFonts w:cs="Angsana New"/>
           <w:cs/>
         </w:rPr>
         <w:t>" (</w:t>
       </w:r>
       <w:r>
         <w:rPr>
-          <w:rFonts w:cs="Angsana New" w:hint="cs"/>
+          <w:rFonts w:ascii="Browallia New" w:hAnsi="Browallia New" w:cs="Browallia New" w:hint="cs"/>
           <w:cs/>
         </w:rPr>
         <w:t>รวมมัดจำ</w:t>
       </w:r>
       <w:r>
         <w:rPr>
-          <w:rFonts w:cs="Angsana New"/>
           <w:cs/>
         </w:rPr>
         <w:t xml:space="preserve">) </w:t>
       </w:r>
       <w:r>
         <w:rPr>
-          <w:rFonts w:cs="Angsana New" w:hint="cs"/>
+          <w:rFonts w:ascii="Browallia New" w:hAnsi="Browallia New" w:cs="Browallia New" w:hint="cs"/>
           <w:cs/>
         </w:rPr>
         <w:t>เสมอ</w:t>
       </w:r>
       <w:r>
         <w:rPr>
-          <w:rFonts w:cs="Angsana New"/>
-          <w:cs/>
-        </w:rPr>
-        <w:t xml:space="preserve"> </w:t>
-      </w:r>
-      <w:r>
-        <w:rPr>
-          <w:rFonts w:cs="Angsana New" w:hint="cs"/>
+          <w:cs/>
+        </w:rPr>
+        <w:t xml:space="preserve"> </w:t>
+      </w:r>
+      <w:r>
+        <w:rPr>
+          <w:rFonts w:ascii="Browallia New" w:hAnsi="Browallia New" w:cs="Browallia New" w:hint="cs"/>
           <w:cs/>
         </w:rPr>
         <w:t>หากมีการเลือกใช้เงินมัดจำ</w:t>
       </w:r>
       <w:r>
         <w:rPr>
-          <w:rFonts w:cs="Angsana New"/>
-          <w:cs/>
-        </w:rPr>
-        <w:t xml:space="preserve"> </w:t>
-      </w:r>
-      <w:r>
-        <w:rPr>
-          <w:rFonts w:cs="Angsana New" w:hint="cs"/>
+          <w:cs/>
+        </w:rPr>
+        <w:t xml:space="preserve"> </w:t>
+      </w:r>
+      <w:r>
+        <w:rPr>
+          <w:rFonts w:ascii="Browallia New" w:hAnsi="Browallia New" w:cs="Browallia New" w:hint="cs"/>
           <w:cs/>
         </w:rPr>
         <w:t>ระบบจะนำยอด</w:t>
       </w:r>
       <w:r>
         <w:rPr>
-          <w:rFonts w:cs="Angsana New"/>
           <w:cs/>
         </w:rPr>
         <w:t xml:space="preserve"> </w:t>
@@ -1624,56 +1773,52 @@
       </w:r>
       <w:r>
         <w:rPr>
-          <w:rFonts w:cs="Angsana New" w:hint="cs"/>
+          <w:rFonts w:ascii="Browallia New" w:hAnsi="Browallia New" w:cs="Browallia New" w:hint="cs"/>
           <w:cs/>
         </w:rPr>
         <w:t>ลบด้วย</w:t>
       </w:r>
       <w:r>
         <w:rPr>
-          <w:rFonts w:cs="Angsana New"/>
-          <w:cs/>
-        </w:rPr>
-        <w:t xml:space="preserve"> </w:t>
-      </w:r>
-      <w:r>
-        <w:rPr>
-          <w:rFonts w:cs="Angsana New" w:hint="cs"/>
+          <w:cs/>
+        </w:rPr>
+        <w:t xml:space="preserve"> </w:t>
+      </w:r>
+      <w:r>
+        <w:rPr>
+          <w:rFonts w:ascii="Browallia New" w:hAnsi="Browallia New" w:cs="Browallia New" w:hint="cs"/>
           <w:cs/>
         </w:rPr>
         <w:t>ยอดมัดจำ</w:t>
       </w:r>
       <w:r>
         <w:rPr>
-          <w:rFonts w:cs="Angsana New"/>
-          <w:cs/>
-        </w:rPr>
-        <w:t xml:space="preserve"> </w:t>
-      </w:r>
-      <w:r>
-        <w:rPr>
-          <w:rFonts w:cs="Angsana New" w:hint="cs"/>
+          <w:cs/>
+        </w:rPr>
+        <w:t xml:space="preserve"> </w:t>
+      </w:r>
+      <w:r>
+        <w:rPr>
+          <w:rFonts w:ascii="Browallia New" w:hAnsi="Browallia New" w:cs="Browallia New" w:hint="cs"/>
           <w:cs/>
         </w:rPr>
         <w:t>เพื่อคำนวณเป็นยอด</w:t>
       </w:r>
       <w:r>
         <w:rPr>
-          <w:rFonts w:cs="Angsana New"/>
           <w:cs/>
         </w:rPr>
         <w:t xml:space="preserve"> "</w:t>
       </w:r>
       <w:r>
         <w:rPr>
-          <w:rFonts w:cs="Angsana New" w:hint="cs"/>
+          <w:rFonts w:ascii="Browallia New" w:hAnsi="Browallia New" w:cs="Browallia New" w:hint="cs"/>
           <w:cs/>
         </w:rPr>
         <w:t>เงินสดที่ต้องโอนจริง</w:t>
       </w:r>
       <w:r>
         <w:rPr>
-          <w:rFonts w:cs="Angsana New"/>
           <w:cs/>
         </w:rPr>
         <w:t xml:space="preserve"> (</w:t>
@@ -1683,21 +1828,20 @@
       </w:r>
       <w:r>
         <w:rPr>
-          <w:rFonts w:cs="Angsana New" w:hint="cs"/>
+          <w:rFonts w:ascii="Browallia New" w:hAnsi="Browallia New" w:cs="Browallia New" w:hint="cs"/>
           <w:cs/>
         </w:rPr>
         <w:t>อัตโนมัติ</w:t>
       </w:r>
       <w:r>
         <w:rPr>
-          <w:rFonts w:cs="Angsana New"/>
-          <w:cs/>
-        </w:rPr>
-        <w:t xml:space="preserve"> </w:t>
-      </w:r>
-      <w:r>
-        <w:rPr>
-          <w:rFonts w:cs="Angsana New" w:hint="cs"/>
+          <w:cs/>
+        </w:rPr>
+        <w:t xml:space="preserve"> </w:t>
+      </w:r>
+      <w:r>
+        <w:rPr>
+          <w:rFonts w:ascii="Browallia New" w:hAnsi="Browallia New" w:cs="Browallia New" w:hint="cs"/>
           <w:cs/>
         </w:rPr>
         <w:t>ป้องกันปัญหาการตัดหนี้เหลื่อมล้ำ</w:t>
@@ -1707,17 +1851,16 @@
       <w:pPr>
         <w:pStyle w:val="Heading3"/>
       </w:pPr>
-      <w:proofErr w:type="spellStart"/>
-      <w:r>
-        <w:rPr>
-          <w:rFonts w:ascii="Arial Unicode MS" w:eastAsia="Arial Unicode MS" w:hAnsi="Arial Unicode MS" w:cs="Arial Unicode MS"/>
-        </w:rPr>
+      <w:r>
+        <w:rPr>
+          <w:rFonts w:ascii="Browallia New" w:eastAsia="Arial Unicode MS" w:hAnsi="Browallia New" w:cs="Browallia New"/>
+        </w:rPr>
+        <w:lastRenderedPageBreak/>
         <w:t>กลุ่มงานจัดซื้อและเจ้าหนี้</w:t>
       </w:r>
-      <w:proofErr w:type="spellEnd"/>
-      <w:r>
-        <w:rPr>
-          <w:rFonts w:ascii="Arial Unicode MS" w:eastAsia="Arial Unicode MS" w:hAnsi="Arial Unicode MS" w:cs="Arial Unicode MS"/>
+      <w:r>
+        <w:rPr>
+          <w:rFonts w:eastAsia="Arial Unicode MS"/>
         </w:rPr>
         <w:t xml:space="preserve"> (Purchases &amp; Accounts Payable - AP)</w:t>
       </w:r>
@@ -1738,25 +1881,23 @@
       </w:pPr>
       <w:r>
         <w:rPr>
-          <w:rFonts w:ascii="Arial Unicode MS" w:eastAsia="Arial Unicode MS" w:hAnsi="Arial Unicode MS" w:cs="Arial Unicode MS"/>
+          <w:rFonts w:eastAsia="Arial Unicode MS"/>
           <w:b/>
           <w:bCs/>
         </w:rPr>
         <w:t xml:space="preserve">PO (Purchase Order - </w:t>
       </w:r>
-      <w:proofErr w:type="spellStart"/>
-      <w:r>
-        <w:rPr>
-          <w:rFonts w:ascii="Arial Unicode MS" w:eastAsia="Arial Unicode MS" w:hAnsi="Arial Unicode MS" w:cs="Arial Unicode MS"/>
+      <w:r>
+        <w:rPr>
+          <w:rFonts w:ascii="Browallia New" w:eastAsia="Arial Unicode MS" w:hAnsi="Browallia New" w:cs="Browallia New"/>
           <w:b/>
           <w:bCs/>
         </w:rPr>
         <w:t>ใบสั่งซื้อ</w:t>
       </w:r>
-      <w:proofErr w:type="spellEnd"/>
-      <w:r>
-        <w:rPr>
-          <w:rFonts w:ascii="Arial Unicode MS" w:eastAsia="Arial Unicode MS" w:hAnsi="Arial Unicode MS" w:cs="Arial Unicode MS"/>
+      <w:r>
+        <w:rPr>
+          <w:rFonts w:eastAsia="Arial Unicode MS"/>
           <w:b/>
           <w:bCs/>
         </w:rPr>
@@ -1764,32 +1905,28 @@
       </w:r>
       <w:r>
         <w:rPr>
-          <w:rFonts w:ascii="Arial Unicode MS" w:eastAsia="Arial Unicode MS" w:hAnsi="Arial Unicode MS" w:cs="Arial Unicode MS"/>
-        </w:rPr>
-        <w:t xml:space="preserve"> </w:t>
-      </w:r>
-      <w:proofErr w:type="spellStart"/>
-      <w:r>
-        <w:rPr>
-          <w:rFonts w:ascii="Arial Unicode MS" w:eastAsia="Arial Unicode MS" w:hAnsi="Arial Unicode MS" w:cs="Arial Unicode MS"/>
+          <w:rFonts w:eastAsia="Arial Unicode MS"/>
+        </w:rPr>
+        <w:t xml:space="preserve"> </w:t>
+      </w:r>
+      <w:r>
+        <w:rPr>
+          <w:rFonts w:ascii="Browallia New" w:eastAsia="Arial Unicode MS" w:hAnsi="Browallia New" w:cs="Browallia New"/>
         </w:rPr>
         <w:t>เอกสารเริ่มต้นกระบวนการซื้อ</w:t>
       </w:r>
-      <w:proofErr w:type="spellEnd"/>
-      <w:r>
-        <w:rPr>
-          <w:rFonts w:ascii="Arial Unicode MS" w:eastAsia="Arial Unicode MS" w:hAnsi="Arial Unicode MS" w:cs="Arial Unicode MS"/>
-        </w:rPr>
-        <w:t xml:space="preserve"> </w:t>
-      </w:r>
-      <w:proofErr w:type="spellStart"/>
-      <w:r>
-        <w:rPr>
-          <w:rFonts w:ascii="Arial Unicode MS" w:eastAsia="Arial Unicode MS" w:hAnsi="Arial Unicode MS" w:cs="Arial Unicode MS"/>
+      <w:r>
+        <w:rPr>
+          <w:rFonts w:eastAsia="Arial Unicode MS"/>
+        </w:rPr>
+        <w:t xml:space="preserve"> </w:t>
+      </w:r>
+      <w:r>
+        <w:rPr>
+          <w:rFonts w:ascii="Browallia New" w:eastAsia="Arial Unicode MS" w:hAnsi="Browallia New" w:cs="Browallia New"/>
         </w:rPr>
         <w:t>ไม่มีผลต่อสต็อกและการเงิน</w:t>
       </w:r>
-      <w:proofErr w:type="spellEnd"/>
     </w:p>
     <w:p>
       <w:pPr>
@@ -1807,25 +1944,23 @@
       </w:pPr>
       <w:r>
         <w:rPr>
-          <w:rFonts w:ascii="Arial Unicode MS" w:eastAsia="Arial Unicode MS" w:hAnsi="Arial Unicode MS" w:cs="Arial Unicode MS"/>
+          <w:rFonts w:eastAsia="Arial Unicode MS"/>
           <w:b/>
           <w:bCs/>
         </w:rPr>
         <w:t xml:space="preserve">AP_CASH (Cash Purchase - </w:t>
       </w:r>
-      <w:proofErr w:type="spellStart"/>
-      <w:r>
-        <w:rPr>
-          <w:rFonts w:ascii="Arial Unicode MS" w:eastAsia="Arial Unicode MS" w:hAnsi="Arial Unicode MS" w:cs="Arial Unicode MS"/>
+      <w:r>
+        <w:rPr>
+          <w:rFonts w:ascii="Browallia New" w:eastAsia="Arial Unicode MS" w:hAnsi="Browallia New" w:cs="Browallia New"/>
           <w:b/>
           <w:bCs/>
         </w:rPr>
         <w:t>ซื้อเงินสด</w:t>
       </w:r>
-      <w:proofErr w:type="spellEnd"/>
-      <w:r>
-        <w:rPr>
-          <w:rFonts w:ascii="Arial Unicode MS" w:eastAsia="Arial Unicode MS" w:hAnsi="Arial Unicode MS" w:cs="Arial Unicode MS"/>
+      <w:r>
+        <w:rPr>
+          <w:rFonts w:eastAsia="Arial Unicode MS"/>
           <w:b/>
           <w:bCs/>
         </w:rPr>
@@ -1833,63 +1968,55 @@
       </w:r>
       <w:r>
         <w:rPr>
-          <w:rFonts w:ascii="Arial Unicode MS" w:eastAsia="Arial Unicode MS" w:hAnsi="Arial Unicode MS" w:cs="Arial Unicode MS"/>
-        </w:rPr>
-        <w:t xml:space="preserve"> </w:t>
-      </w:r>
-      <w:proofErr w:type="spellStart"/>
-      <w:r>
-        <w:rPr>
-          <w:rFonts w:ascii="Arial Unicode MS" w:eastAsia="Arial Unicode MS" w:hAnsi="Arial Unicode MS" w:cs="Arial Unicode MS"/>
+          <w:rFonts w:eastAsia="Arial Unicode MS"/>
+        </w:rPr>
+        <w:t xml:space="preserve"> </w:t>
+      </w:r>
+      <w:r>
+        <w:rPr>
+          <w:rFonts w:ascii="Browallia New" w:eastAsia="Arial Unicode MS" w:hAnsi="Browallia New" w:cs="Browallia New"/>
         </w:rPr>
         <w:t>บันทึกบิลซื้อที่ชำระเงินทันที</w:t>
       </w:r>
-      <w:proofErr w:type="spellEnd"/>
-      <w:r>
-        <w:rPr>
-          <w:rFonts w:ascii="Arial Unicode MS" w:eastAsia="Arial Unicode MS" w:hAnsi="Arial Unicode MS" w:cs="Arial Unicode MS"/>
-        </w:rPr>
-        <w:t xml:space="preserve"> </w:t>
-      </w:r>
-      <w:proofErr w:type="spellStart"/>
-      <w:r>
-        <w:rPr>
-          <w:rFonts w:ascii="Arial Unicode MS" w:eastAsia="Arial Unicode MS" w:hAnsi="Arial Unicode MS" w:cs="Arial Unicode MS"/>
+      <w:r>
+        <w:rPr>
+          <w:rFonts w:eastAsia="Arial Unicode MS"/>
+        </w:rPr>
+        <w:t xml:space="preserve"> </w:t>
+      </w:r>
+      <w:r>
+        <w:rPr>
+          <w:rFonts w:ascii="Browallia New" w:eastAsia="Arial Unicode MS" w:hAnsi="Browallia New" w:cs="Browallia New"/>
         </w:rPr>
         <w:t>มีผลรับสต็อกเข้า</w:t>
       </w:r>
-      <w:proofErr w:type="spellEnd"/>
-      <w:r>
-        <w:rPr>
-          <w:rFonts w:ascii="Arial Unicode MS" w:eastAsia="Arial Unicode MS" w:hAnsi="Arial Unicode MS" w:cs="Arial Unicode MS"/>
-        </w:rPr>
-        <w:t xml:space="preserve"> </w:t>
-      </w:r>
-      <w:proofErr w:type="spellStart"/>
-      <w:r>
-        <w:rPr>
-          <w:rFonts w:ascii="Arial Unicode MS" w:eastAsia="Arial Unicode MS" w:hAnsi="Arial Unicode MS" w:cs="Arial Unicode MS"/>
+      <w:r>
+        <w:rPr>
+          <w:rFonts w:eastAsia="Arial Unicode MS"/>
+        </w:rPr>
+        <w:t xml:space="preserve"> </w:t>
+      </w:r>
+      <w:r>
+        <w:rPr>
+          <w:rFonts w:ascii="Browallia New" w:eastAsia="Arial Unicode MS" w:hAnsi="Browallia New" w:cs="Browallia New"/>
         </w:rPr>
         <w:t>ระบบจะเปลี่ยนสถานะเป็น</w:t>
       </w:r>
-      <w:proofErr w:type="spellEnd"/>
-      <w:r>
-        <w:rPr>
-          <w:rFonts w:ascii="Arial Unicode MS" w:eastAsia="Arial Unicode MS" w:hAnsi="Arial Unicode MS" w:cs="Arial Unicode MS"/>
+      <w:r>
+        <w:rPr>
+          <w:rFonts w:eastAsia="Arial Unicode MS"/>
         </w:rPr>
         <w:t xml:space="preserve"> PAID </w:t>
       </w:r>
-      <w:proofErr w:type="spellStart"/>
-      <w:r>
-        <w:rPr>
-          <w:rFonts w:ascii="Arial Unicode MS" w:eastAsia="Arial Unicode MS" w:hAnsi="Arial Unicode MS" w:cs="Arial Unicode MS"/>
+      <w:r>
+        <w:rPr>
+          <w:rFonts w:ascii="Browallia New" w:eastAsia="Arial Unicode MS" w:hAnsi="Browallia New" w:cs="Browallia New"/>
         </w:rPr>
         <w:t>อัตโนมัติเมื่ออนุมัติ</w:t>
       </w:r>
-      <w:proofErr w:type="spellEnd"/>
-      <w:r>
-        <w:rPr>
-          <w:rFonts w:ascii="Arial Unicode MS" w:eastAsia="Arial Unicode MS" w:hAnsi="Arial Unicode MS" w:cs="Arial Unicode MS"/>
+      <w:r>
+        <w:rPr>
+          <w:rFonts w:eastAsia="Arial Unicode MS"/>
         </w:rPr>
         <w:t xml:space="preserve"> (Auto-Clearing)</w:t>
       </w:r>
@@ -1910,25 +2037,23 @@
       </w:pPr>
       <w:r>
         <w:rPr>
-          <w:rFonts w:ascii="Arial Unicode MS" w:eastAsia="Arial Unicode MS" w:hAnsi="Arial Unicode MS" w:cs="Arial Unicode MS"/>
+          <w:rFonts w:eastAsia="Arial Unicode MS"/>
           <w:b/>
           <w:bCs/>
         </w:rPr>
         <w:t xml:space="preserve">AP_INV (AP Invoice - </w:t>
       </w:r>
-      <w:proofErr w:type="spellStart"/>
-      <w:r>
-        <w:rPr>
-          <w:rFonts w:ascii="Arial Unicode MS" w:eastAsia="Arial Unicode MS" w:hAnsi="Arial Unicode MS" w:cs="Arial Unicode MS"/>
+      <w:r>
+        <w:rPr>
+          <w:rFonts w:ascii="Browallia New" w:eastAsia="Arial Unicode MS" w:hAnsi="Browallia New" w:cs="Browallia New"/>
           <w:b/>
           <w:bCs/>
         </w:rPr>
         <w:t>ตั้งเจ้าหนี้การค้า</w:t>
       </w:r>
-      <w:proofErr w:type="spellEnd"/>
-      <w:r>
-        <w:rPr>
-          <w:rFonts w:ascii="Arial Unicode MS" w:eastAsia="Arial Unicode MS" w:hAnsi="Arial Unicode MS" w:cs="Arial Unicode MS"/>
+      <w:r>
+        <w:rPr>
+          <w:rFonts w:eastAsia="Arial Unicode MS"/>
           <w:b/>
           <w:bCs/>
         </w:rPr>
@@ -1936,46 +2061,40 @@
       </w:r>
       <w:r>
         <w:rPr>
-          <w:rFonts w:ascii="Arial Unicode MS" w:eastAsia="Arial Unicode MS" w:hAnsi="Arial Unicode MS" w:cs="Arial Unicode MS"/>
-        </w:rPr>
-        <w:t xml:space="preserve"> </w:t>
-      </w:r>
-      <w:proofErr w:type="spellStart"/>
-      <w:r>
-        <w:rPr>
-          <w:rFonts w:ascii="Arial Unicode MS" w:eastAsia="Arial Unicode MS" w:hAnsi="Arial Unicode MS" w:cs="Arial Unicode MS"/>
+          <w:rFonts w:eastAsia="Arial Unicode MS"/>
+        </w:rPr>
+        <w:t xml:space="preserve"> </w:t>
+      </w:r>
+      <w:r>
+        <w:rPr>
+          <w:rFonts w:ascii="Browallia New" w:eastAsia="Arial Unicode MS" w:hAnsi="Browallia New" w:cs="Browallia New"/>
         </w:rPr>
         <w:t>บันทึกบิลซื้อแบบเครดิต</w:t>
       </w:r>
-      <w:proofErr w:type="spellEnd"/>
-      <w:r>
-        <w:rPr>
-          <w:rFonts w:ascii="Arial Unicode MS" w:eastAsia="Arial Unicode MS" w:hAnsi="Arial Unicode MS" w:cs="Arial Unicode MS"/>
-        </w:rPr>
-        <w:t xml:space="preserve"> </w:t>
-      </w:r>
-      <w:proofErr w:type="spellStart"/>
-      <w:r>
-        <w:rPr>
-          <w:rFonts w:ascii="Arial Unicode MS" w:eastAsia="Arial Unicode MS" w:hAnsi="Arial Unicode MS" w:cs="Arial Unicode MS"/>
+      <w:r>
+        <w:rPr>
+          <w:rFonts w:eastAsia="Arial Unicode MS"/>
+        </w:rPr>
+        <w:t xml:space="preserve"> </w:t>
+      </w:r>
+      <w:r>
+        <w:rPr>
+          <w:rFonts w:ascii="Browallia New" w:eastAsia="Arial Unicode MS" w:hAnsi="Browallia New" w:cs="Browallia New"/>
         </w:rPr>
         <w:t>มีผลรับสต็อกเข้า</w:t>
       </w:r>
-      <w:proofErr w:type="spellEnd"/>
-      <w:r>
-        <w:rPr>
-          <w:rFonts w:ascii="Arial Unicode MS" w:eastAsia="Arial Unicode MS" w:hAnsi="Arial Unicode MS" w:cs="Arial Unicode MS"/>
-        </w:rPr>
-        <w:t xml:space="preserve"> </w:t>
-      </w:r>
-      <w:proofErr w:type="spellStart"/>
-      <w:r>
-        <w:rPr>
-          <w:rFonts w:ascii="Arial Unicode MS" w:eastAsia="Arial Unicode MS" w:hAnsi="Arial Unicode MS" w:cs="Arial Unicode MS"/>
+      <w:r>
+        <w:rPr>
+          <w:rFonts w:eastAsia="Arial Unicode MS"/>
+        </w:rPr>
+        <w:t xml:space="preserve"> </w:t>
+      </w:r>
+      <w:r>
+        <w:rPr>
+          <w:rFonts w:ascii="Browallia New" w:eastAsia="Arial Unicode MS" w:hAnsi="Browallia New" w:cs="Browallia New"/>
         </w:rPr>
         <w:t>รอการชำระเงิน</w:t>
       </w:r>
-      <w:proofErr w:type="spellEnd"/>
     </w:p>
     <w:p>
       <w:pPr>
@@ -1993,25 +2112,23 @@
       </w:pPr>
       <w:r>
         <w:rPr>
-          <w:rFonts w:ascii="Arial Unicode MS" w:eastAsia="Arial Unicode MS" w:hAnsi="Arial Unicode MS" w:cs="Arial Unicode MS"/>
+          <w:rFonts w:eastAsia="Arial Unicode MS"/>
           <w:b/>
           <w:bCs/>
         </w:rPr>
         <w:t xml:space="preserve">AP_TAX (AP Tax Invoice - </w:t>
       </w:r>
-      <w:proofErr w:type="spellStart"/>
-      <w:r>
-        <w:rPr>
-          <w:rFonts w:ascii="Arial Unicode MS" w:eastAsia="Arial Unicode MS" w:hAnsi="Arial Unicode MS" w:cs="Arial Unicode MS"/>
+      <w:r>
+        <w:rPr>
+          <w:rFonts w:ascii="Browallia New" w:eastAsia="Arial Unicode MS" w:hAnsi="Browallia New" w:cs="Browallia New"/>
           <w:b/>
           <w:bCs/>
         </w:rPr>
         <w:t>ตั้งเจ้าหนี้และภาษีซื้อ</w:t>
       </w:r>
-      <w:proofErr w:type="spellEnd"/>
-      <w:r>
-        <w:rPr>
-          <w:rFonts w:ascii="Arial Unicode MS" w:eastAsia="Arial Unicode MS" w:hAnsi="Arial Unicode MS" w:cs="Arial Unicode MS"/>
+      <w:r>
+        <w:rPr>
+          <w:rFonts w:eastAsia="Arial Unicode MS"/>
           <w:b/>
           <w:bCs/>
         </w:rPr>
@@ -2019,46 +2136,40 @@
       </w:r>
       <w:r>
         <w:rPr>
-          <w:rFonts w:ascii="Arial Unicode MS" w:eastAsia="Arial Unicode MS" w:hAnsi="Arial Unicode MS" w:cs="Arial Unicode MS"/>
-        </w:rPr>
-        <w:t xml:space="preserve"> </w:t>
-      </w:r>
-      <w:proofErr w:type="spellStart"/>
-      <w:r>
-        <w:rPr>
-          <w:rFonts w:ascii="Arial Unicode MS" w:eastAsia="Arial Unicode MS" w:hAnsi="Arial Unicode MS" w:cs="Arial Unicode MS"/>
+          <w:rFonts w:eastAsia="Arial Unicode MS"/>
+        </w:rPr>
+        <w:t xml:space="preserve"> </w:t>
+      </w:r>
+      <w:r>
+        <w:rPr>
+          <w:rFonts w:ascii="Browallia New" w:eastAsia="Arial Unicode MS" w:hAnsi="Browallia New" w:cs="Browallia New"/>
         </w:rPr>
         <w:t>บันทึกบิลซื้อแบบเครดิตที่มี</w:t>
       </w:r>
-      <w:proofErr w:type="spellEnd"/>
-      <w:r>
-        <w:rPr>
-          <w:rFonts w:ascii="Arial Unicode MS" w:eastAsia="Arial Unicode MS" w:hAnsi="Arial Unicode MS" w:cs="Arial Unicode MS"/>
+      <w:r>
+        <w:rPr>
+          <w:rFonts w:eastAsia="Arial Unicode MS"/>
         </w:rPr>
         <w:t xml:space="preserve"> VAT (</w:t>
       </w:r>
-      <w:proofErr w:type="spellStart"/>
-      <w:r>
-        <w:rPr>
-          <w:rFonts w:ascii="Arial Unicode MS" w:eastAsia="Arial Unicode MS" w:hAnsi="Arial Unicode MS" w:cs="Arial Unicode MS"/>
+      <w:r>
+        <w:rPr>
+          <w:rFonts w:ascii="Browallia New" w:eastAsia="Arial Unicode MS" w:hAnsi="Browallia New" w:cs="Browallia New"/>
         </w:rPr>
         <w:t>ขอคืนภาษีได้</w:t>
       </w:r>
-      <w:proofErr w:type="spellEnd"/>
-      <w:r>
-        <w:rPr>
-          <w:rFonts w:ascii="Arial Unicode MS" w:eastAsia="Arial Unicode MS" w:hAnsi="Arial Unicode MS" w:cs="Arial Unicode MS"/>
+      <w:r>
+        <w:rPr>
+          <w:rFonts w:eastAsia="Arial Unicode MS"/>
         </w:rPr>
         <w:t xml:space="preserve">) </w:t>
       </w:r>
-      <w:proofErr w:type="spellStart"/>
-      <w:r>
-        <w:rPr>
-          <w:rFonts w:ascii="Arial Unicode MS" w:eastAsia="Arial Unicode MS" w:hAnsi="Arial Unicode MS" w:cs="Arial Unicode MS"/>
+      <w:r>
+        <w:rPr>
+          <w:rFonts w:ascii="Browallia New" w:eastAsia="Arial Unicode MS" w:hAnsi="Browallia New" w:cs="Browallia New"/>
         </w:rPr>
         <w:t>มีผลรับสต็อกเข้า</w:t>
       </w:r>
-      <w:proofErr w:type="spellEnd"/>
     </w:p>
     <w:p>
       <w:pPr>
@@ -2076,25 +2187,23 @@
       </w:pPr>
       <w:r>
         <w:rPr>
-          <w:rFonts w:ascii="Arial Unicode MS" w:eastAsia="Arial Unicode MS" w:hAnsi="Arial Unicode MS" w:cs="Arial Unicode MS"/>
+          <w:rFonts w:eastAsia="Arial Unicode MS"/>
           <w:b/>
           <w:bCs/>
         </w:rPr>
         <w:t xml:space="preserve">BR (Bill Receipt - </w:t>
       </w:r>
-      <w:proofErr w:type="spellStart"/>
-      <w:r>
-        <w:rPr>
-          <w:rFonts w:ascii="Arial Unicode MS" w:eastAsia="Arial Unicode MS" w:hAnsi="Arial Unicode MS" w:cs="Arial Unicode MS"/>
+      <w:r>
+        <w:rPr>
+          <w:rFonts w:ascii="Browallia New" w:eastAsia="Arial Unicode MS" w:hAnsi="Browallia New" w:cs="Browallia New"/>
           <w:b/>
           <w:bCs/>
         </w:rPr>
         <w:t>ใบรับวางบิลเจ้าหนี้</w:t>
       </w:r>
-      <w:proofErr w:type="spellEnd"/>
-      <w:r>
-        <w:rPr>
-          <w:rFonts w:ascii="Arial Unicode MS" w:eastAsia="Arial Unicode MS" w:hAnsi="Arial Unicode MS" w:cs="Arial Unicode MS"/>
+      <w:r>
+        <w:rPr>
+          <w:rFonts w:eastAsia="Arial Unicode MS"/>
           <w:b/>
           <w:bCs/>
         </w:rPr>
@@ -2102,35 +2211,31 @@
       </w:r>
       <w:r>
         <w:rPr>
-          <w:rFonts w:ascii="Arial Unicode MS" w:eastAsia="Arial Unicode MS" w:hAnsi="Arial Unicode MS" w:cs="Arial Unicode MS"/>
-        </w:rPr>
-        <w:t xml:space="preserve"> </w:t>
-      </w:r>
-      <w:proofErr w:type="spellStart"/>
-      <w:r>
-        <w:rPr>
-          <w:rFonts w:ascii="Arial Unicode MS" w:eastAsia="Arial Unicode MS" w:hAnsi="Arial Unicode MS" w:cs="Arial Unicode MS"/>
+          <w:rFonts w:eastAsia="Arial Unicode MS"/>
+        </w:rPr>
+        <w:t xml:space="preserve"> </w:t>
+      </w:r>
+      <w:r>
+        <w:rPr>
+          <w:rFonts w:ascii="Browallia New" w:eastAsia="Arial Unicode MS" w:hAnsi="Browallia New" w:cs="Browallia New"/>
         </w:rPr>
         <w:t>เอกสารรวบรวมบิลซื้อหลายใบที่เจ้าหนี้มาวางบิล</w:t>
       </w:r>
-      <w:proofErr w:type="spellEnd"/>
-      <w:r>
-        <w:rPr>
-          <w:rFonts w:ascii="Arial Unicode MS" w:eastAsia="Arial Unicode MS" w:hAnsi="Arial Unicode MS" w:cs="Arial Unicode MS"/>
-        </w:rPr>
-        <w:t xml:space="preserve"> </w:t>
-      </w:r>
-      <w:proofErr w:type="spellStart"/>
-      <w:r>
-        <w:rPr>
-          <w:rFonts w:ascii="Arial Unicode MS" w:eastAsia="Arial Unicode MS" w:hAnsi="Arial Unicode MS" w:cs="Arial Unicode MS"/>
+      <w:r>
+        <w:rPr>
+          <w:rFonts w:eastAsia="Arial Unicode MS"/>
+        </w:rPr>
+        <w:t xml:space="preserve"> </w:t>
+      </w:r>
+      <w:r>
+        <w:rPr>
+          <w:rFonts w:ascii="Browallia New" w:eastAsia="Arial Unicode MS" w:hAnsi="Browallia New" w:cs="Browallia New"/>
         </w:rPr>
         <w:t>ไม่มีผลต่อ</w:t>
       </w:r>
-      <w:proofErr w:type="spellEnd"/>
-      <w:r>
-        <w:rPr>
-          <w:rFonts w:ascii="Arial Unicode MS" w:eastAsia="Arial Unicode MS" w:hAnsi="Arial Unicode MS" w:cs="Arial Unicode MS"/>
+      <w:r>
+        <w:rPr>
+          <w:rFonts w:eastAsia="Arial Unicode MS"/>
         </w:rPr>
         <w:t xml:space="preserve"> GL</w:t>
       </w:r>
@@ -2151,25 +2256,23 @@
       </w:pPr>
       <w:r>
         <w:rPr>
-          <w:rFonts w:ascii="Arial Unicode MS" w:eastAsia="Arial Unicode MS" w:hAnsi="Arial Unicode MS" w:cs="Arial Unicode MS"/>
+          <w:rFonts w:eastAsia="Arial Unicode MS"/>
           <w:b/>
           <w:bCs/>
         </w:rPr>
         <w:t xml:space="preserve">PAY (Payment - </w:t>
       </w:r>
-      <w:proofErr w:type="spellStart"/>
-      <w:r>
-        <w:rPr>
-          <w:rFonts w:ascii="Arial Unicode MS" w:eastAsia="Arial Unicode MS" w:hAnsi="Arial Unicode MS" w:cs="Arial Unicode MS"/>
+      <w:r>
+        <w:rPr>
+          <w:rFonts w:ascii="Browallia New" w:eastAsia="Arial Unicode MS" w:hAnsi="Browallia New" w:cs="Browallia New"/>
           <w:b/>
           <w:bCs/>
         </w:rPr>
         <w:t>ใบสำคัญจ่าย</w:t>
       </w:r>
-      <w:proofErr w:type="spellEnd"/>
-      <w:r>
-        <w:rPr>
-          <w:rFonts w:ascii="Arial Unicode MS" w:eastAsia="Arial Unicode MS" w:hAnsi="Arial Unicode MS" w:cs="Arial Unicode MS"/>
+      <w:r>
+        <w:rPr>
+          <w:rFonts w:eastAsia="Arial Unicode MS"/>
           <w:b/>
           <w:bCs/>
         </w:rPr>
@@ -2177,35 +2280,31 @@
       </w:r>
       <w:r>
         <w:rPr>
-          <w:rFonts w:ascii="Arial Unicode MS" w:eastAsia="Arial Unicode MS" w:hAnsi="Arial Unicode MS" w:cs="Arial Unicode MS"/>
-        </w:rPr>
-        <w:t xml:space="preserve"> </w:t>
-      </w:r>
-      <w:proofErr w:type="spellStart"/>
-      <w:r>
-        <w:rPr>
-          <w:rFonts w:ascii="Arial Unicode MS" w:eastAsia="Arial Unicode MS" w:hAnsi="Arial Unicode MS" w:cs="Arial Unicode MS"/>
+          <w:rFonts w:eastAsia="Arial Unicode MS"/>
+        </w:rPr>
+        <w:t xml:space="preserve"> </w:t>
+      </w:r>
+      <w:r>
+        <w:rPr>
+          <w:rFonts w:ascii="Browallia New" w:eastAsia="Arial Unicode MS" w:hAnsi="Browallia New" w:cs="Browallia New"/>
         </w:rPr>
         <w:t>บันทึกจ่ายชำระหนี้ให้ซัพพลายเออร์</w:t>
       </w:r>
-      <w:proofErr w:type="spellEnd"/>
-      <w:r>
-        <w:rPr>
-          <w:rFonts w:ascii="Arial Unicode MS" w:eastAsia="Arial Unicode MS" w:hAnsi="Arial Unicode MS" w:cs="Arial Unicode MS"/>
+      <w:r>
+        <w:rPr>
+          <w:rFonts w:eastAsia="Arial Unicode MS"/>
         </w:rPr>
         <w:t xml:space="preserve"> (</w:t>
       </w:r>
-      <w:proofErr w:type="spellStart"/>
-      <w:r>
-        <w:rPr>
-          <w:rFonts w:ascii="Arial Unicode MS" w:eastAsia="Arial Unicode MS" w:hAnsi="Arial Unicode MS" w:cs="Arial Unicode MS"/>
+      <w:r>
+        <w:rPr>
+          <w:rFonts w:ascii="Browallia New" w:eastAsia="Arial Unicode MS" w:hAnsi="Browallia New" w:cs="Browallia New"/>
         </w:rPr>
         <w:t>ตัดจาก</w:t>
       </w:r>
-      <w:proofErr w:type="spellEnd"/>
-      <w:r>
-        <w:rPr>
-          <w:rFonts w:ascii="Arial Unicode MS" w:eastAsia="Arial Unicode MS" w:hAnsi="Arial Unicode MS" w:cs="Arial Unicode MS"/>
+      <w:r>
+        <w:rPr>
+          <w:rFonts w:eastAsia="Arial Unicode MS"/>
         </w:rPr>
         <w:t xml:space="preserve"> AP_INV, AP_TAX)</w:t>
       </w:r>
@@ -2226,25 +2325,23 @@
       </w:pPr>
       <w:r>
         <w:rPr>
-          <w:rFonts w:ascii="Arial Unicode MS" w:eastAsia="Arial Unicode MS" w:hAnsi="Arial Unicode MS" w:cs="Arial Unicode MS"/>
+          <w:rFonts w:eastAsia="Arial Unicode MS"/>
           <w:b/>
           <w:bCs/>
         </w:rPr>
         <w:t xml:space="preserve">DEP_OUT (Deposit Out - </w:t>
       </w:r>
-      <w:proofErr w:type="spellStart"/>
-      <w:r>
-        <w:rPr>
-          <w:rFonts w:ascii="Arial Unicode MS" w:eastAsia="Arial Unicode MS" w:hAnsi="Arial Unicode MS" w:cs="Arial Unicode MS"/>
+      <w:r>
+        <w:rPr>
+          <w:rFonts w:ascii="Browallia New" w:eastAsia="Arial Unicode MS" w:hAnsi="Browallia New" w:cs="Browallia New"/>
           <w:b/>
           <w:bCs/>
         </w:rPr>
         <w:t>ใบจ่ายเงินมัดจำ</w:t>
       </w:r>
-      <w:proofErr w:type="spellEnd"/>
-      <w:r>
-        <w:rPr>
-          <w:rFonts w:ascii="Arial Unicode MS" w:eastAsia="Arial Unicode MS" w:hAnsi="Arial Unicode MS" w:cs="Arial Unicode MS"/>
+      <w:r>
+        <w:rPr>
+          <w:rFonts w:eastAsia="Arial Unicode MS"/>
           <w:b/>
           <w:bCs/>
         </w:rPr>
@@ -2252,63 +2349,55 @@
       </w:r>
       <w:r>
         <w:rPr>
-          <w:rFonts w:ascii="Arial Unicode MS" w:eastAsia="Arial Unicode MS" w:hAnsi="Arial Unicode MS" w:cs="Arial Unicode MS"/>
-        </w:rPr>
-        <w:t xml:space="preserve"> </w:t>
-      </w:r>
-      <w:proofErr w:type="spellStart"/>
-      <w:r>
-        <w:rPr>
-          <w:rFonts w:ascii="Arial Unicode MS" w:eastAsia="Arial Unicode MS" w:hAnsi="Arial Unicode MS" w:cs="Arial Unicode MS"/>
+          <w:rFonts w:eastAsia="Arial Unicode MS"/>
+        </w:rPr>
+        <w:t xml:space="preserve"> </w:t>
+      </w:r>
+      <w:r>
+        <w:rPr>
+          <w:rFonts w:ascii="Browallia New" w:eastAsia="Arial Unicode MS" w:hAnsi="Browallia New" w:cs="Browallia New"/>
         </w:rPr>
         <w:t>บันทึกจ่ายเงินมัดจำให้ซัพพลายเออร์</w:t>
       </w:r>
-      <w:proofErr w:type="spellEnd"/>
-      <w:r>
-        <w:rPr>
-          <w:rFonts w:ascii="Arial Unicode MS" w:eastAsia="Arial Unicode MS" w:hAnsi="Arial Unicode MS" w:cs="Arial Unicode MS"/>
-        </w:rPr>
-        <w:t xml:space="preserve"> </w:t>
-      </w:r>
-      <w:proofErr w:type="spellStart"/>
-      <w:r>
-        <w:rPr>
-          <w:rFonts w:ascii="Arial Unicode MS" w:eastAsia="Arial Unicode MS" w:hAnsi="Arial Unicode MS" w:cs="Arial Unicode MS"/>
+      <w:r>
+        <w:rPr>
+          <w:rFonts w:eastAsia="Arial Unicode MS"/>
+        </w:rPr>
+        <w:t xml:space="preserve"> </w:t>
+      </w:r>
+      <w:r>
+        <w:rPr>
+          <w:rFonts w:ascii="Browallia New" w:eastAsia="Arial Unicode MS" w:hAnsi="Browallia New" w:cs="Browallia New"/>
         </w:rPr>
         <w:t>สามารถนำยอดไปหักเป็นส่วนลดในใบ</w:t>
       </w:r>
-      <w:proofErr w:type="spellEnd"/>
-      <w:r>
-        <w:rPr>
-          <w:rFonts w:ascii="Arial Unicode MS" w:eastAsia="Arial Unicode MS" w:hAnsi="Arial Unicode MS" w:cs="Arial Unicode MS"/>
+      <w:r>
+        <w:rPr>
+          <w:rFonts w:eastAsia="Arial Unicode MS"/>
         </w:rPr>
         <w:t xml:space="preserve"> PAY </w:t>
       </w:r>
-      <w:proofErr w:type="spellStart"/>
-      <w:r>
-        <w:rPr>
-          <w:rFonts w:ascii="Arial Unicode MS" w:eastAsia="Arial Unicode MS" w:hAnsi="Arial Unicode MS" w:cs="Arial Unicode MS"/>
+      <w:r>
+        <w:rPr>
+          <w:rFonts w:ascii="Browallia New" w:eastAsia="Arial Unicode MS" w:hAnsi="Browallia New" w:cs="Browallia New"/>
         </w:rPr>
         <w:t>ได้</w:t>
       </w:r>
-      <w:proofErr w:type="spellEnd"/>
-      <w:r>
-        <w:rPr>
-          <w:rFonts w:ascii="Arial Unicode MS" w:eastAsia="Arial Unicode MS" w:hAnsi="Arial Unicode MS" w:cs="Arial Unicode MS"/>
+      <w:r>
+        <w:rPr>
+          <w:rFonts w:eastAsia="Arial Unicode MS"/>
         </w:rPr>
         <w:t xml:space="preserve"> (</w:t>
       </w:r>
-      <w:proofErr w:type="spellStart"/>
-      <w:r>
-        <w:rPr>
-          <w:rFonts w:ascii="Arial Unicode MS" w:eastAsia="Arial Unicode MS" w:hAnsi="Arial Unicode MS" w:cs="Arial Unicode MS"/>
+      <w:r>
+        <w:rPr>
+          <w:rFonts w:ascii="Browallia New" w:eastAsia="Arial Unicode MS" w:hAnsi="Browallia New" w:cs="Browallia New"/>
         </w:rPr>
         <w:t>ตัดมัดจำ</w:t>
       </w:r>
-      <w:proofErr w:type="spellEnd"/>
-      <w:r>
-        <w:rPr>
-          <w:rFonts w:ascii="Arial Unicode MS" w:eastAsia="Arial Unicode MS" w:hAnsi="Arial Unicode MS" w:cs="Arial Unicode MS"/>
+      <w:r>
+        <w:rPr>
+          <w:rFonts w:eastAsia="Arial Unicode MS"/>
         </w:rPr>
         <w:t>)</w:t>
       </w:r>
@@ -2329,25 +2418,23 @@
       </w:pPr>
       <w:r>
         <w:rPr>
-          <w:rFonts w:ascii="Arial Unicode MS" w:eastAsia="Arial Unicode MS" w:hAnsi="Arial Unicode MS" w:cs="Arial Unicode MS"/>
+          <w:rFonts w:eastAsia="Arial Unicode MS"/>
           <w:b/>
           <w:bCs/>
         </w:rPr>
         <w:t xml:space="preserve">AP_REFUND (PRF - Purchase Refund - </w:t>
       </w:r>
-      <w:proofErr w:type="spellStart"/>
-      <w:r>
-        <w:rPr>
-          <w:rFonts w:ascii="Arial Unicode MS" w:eastAsia="Arial Unicode MS" w:hAnsi="Arial Unicode MS" w:cs="Arial Unicode MS"/>
+      <w:r>
+        <w:rPr>
+          <w:rFonts w:ascii="Browallia New" w:eastAsia="Arial Unicode MS" w:hAnsi="Browallia New" w:cs="Browallia New"/>
           <w:b/>
           <w:bCs/>
         </w:rPr>
         <w:t>ใบสำคัญรับเงินคืน</w:t>
       </w:r>
-      <w:proofErr w:type="spellEnd"/>
-      <w:r>
-        <w:rPr>
-          <w:rFonts w:ascii="Arial Unicode MS" w:eastAsia="Arial Unicode MS" w:hAnsi="Arial Unicode MS" w:cs="Arial Unicode MS"/>
+      <w:r>
+        <w:rPr>
+          <w:rFonts w:eastAsia="Arial Unicode MS"/>
           <w:b/>
           <w:bCs/>
         </w:rPr>
@@ -2355,49 +2442,43 @@
       </w:r>
       <w:r>
         <w:rPr>
-          <w:rFonts w:ascii="Arial Unicode MS" w:eastAsia="Arial Unicode MS" w:hAnsi="Arial Unicode MS" w:cs="Arial Unicode MS"/>
-        </w:rPr>
-        <w:t xml:space="preserve"> </w:t>
-      </w:r>
-      <w:proofErr w:type="spellStart"/>
-      <w:r>
-        <w:rPr>
-          <w:rFonts w:ascii="Arial Unicode MS" w:eastAsia="Arial Unicode MS" w:hAnsi="Arial Unicode MS" w:cs="Arial Unicode MS"/>
+          <w:rFonts w:eastAsia="Arial Unicode MS"/>
+        </w:rPr>
+        <w:t xml:space="preserve"> </w:t>
+      </w:r>
+      <w:r>
+        <w:rPr>
+          <w:rFonts w:ascii="Browallia New" w:eastAsia="Arial Unicode MS" w:hAnsi="Browallia New" w:cs="Browallia New"/>
         </w:rPr>
         <w:t>บันทึกการรับเงินคืนจากซัพพลายเออร์</w:t>
       </w:r>
-      <w:proofErr w:type="spellEnd"/>
-      <w:r>
-        <w:rPr>
-          <w:rFonts w:ascii="Arial Unicode MS" w:eastAsia="Arial Unicode MS" w:hAnsi="Arial Unicode MS" w:cs="Arial Unicode MS"/>
+      <w:r>
+        <w:rPr>
+          <w:rFonts w:eastAsia="Arial Unicode MS"/>
         </w:rPr>
         <w:t xml:space="preserve"> (</w:t>
       </w:r>
-      <w:proofErr w:type="spellStart"/>
-      <w:r>
-        <w:rPr>
-          <w:rFonts w:ascii="Arial Unicode MS" w:eastAsia="Arial Unicode MS" w:hAnsi="Arial Unicode MS" w:cs="Arial Unicode MS"/>
+      <w:r>
+        <w:rPr>
+          <w:rFonts w:ascii="Browallia New" w:eastAsia="Arial Unicode MS" w:hAnsi="Browallia New" w:cs="Browallia New"/>
         </w:rPr>
         <w:t>เช่น</w:t>
       </w:r>
-      <w:proofErr w:type="spellEnd"/>
-      <w:r>
-        <w:rPr>
-          <w:rFonts w:ascii="Arial Unicode MS" w:eastAsia="Arial Unicode MS" w:hAnsi="Arial Unicode MS" w:cs="Arial Unicode MS"/>
-        </w:rPr>
-        <w:t xml:space="preserve"> </w:t>
-      </w:r>
-      <w:proofErr w:type="spellStart"/>
-      <w:r>
-        <w:rPr>
-          <w:rFonts w:ascii="Arial Unicode MS" w:eastAsia="Arial Unicode MS" w:hAnsi="Arial Unicode MS" w:cs="Arial Unicode MS"/>
+      <w:r>
+        <w:rPr>
+          <w:rFonts w:eastAsia="Arial Unicode MS"/>
+        </w:rPr>
+        <w:t xml:space="preserve"> </w:t>
+      </w:r>
+      <w:r>
+        <w:rPr>
+          <w:rFonts w:ascii="Browallia New" w:eastAsia="Arial Unicode MS" w:hAnsi="Browallia New" w:cs="Browallia New"/>
         </w:rPr>
         <w:t>รับคืนมัดจำ</w:t>
       </w:r>
-      <w:proofErr w:type="spellEnd"/>
-      <w:r>
-        <w:rPr>
-          <w:rFonts w:ascii="Arial Unicode MS" w:eastAsia="Arial Unicode MS" w:hAnsi="Arial Unicode MS" w:cs="Arial Unicode MS"/>
+      <w:r>
+        <w:rPr>
+          <w:rFonts w:eastAsia="Arial Unicode MS"/>
         </w:rPr>
         <w:t>)</w:t>
       </w:r>
@@ -2418,25 +2499,23 @@
       </w:pPr>
       <w:r>
         <w:rPr>
-          <w:rFonts w:ascii="Arial Unicode MS" w:eastAsia="Arial Unicode MS" w:hAnsi="Arial Unicode MS" w:cs="Arial Unicode MS"/>
+          <w:rFonts w:eastAsia="Arial Unicode MS"/>
           <w:b/>
           <w:bCs/>
         </w:rPr>
         <w:t xml:space="preserve">AP_WRITEOFF (PWO - Purchase Write-off - </w:t>
       </w:r>
-      <w:proofErr w:type="spellStart"/>
-      <w:r>
-        <w:rPr>
-          <w:rFonts w:ascii="Arial Unicode MS" w:eastAsia="Arial Unicode MS" w:hAnsi="Arial Unicode MS" w:cs="Arial Unicode MS"/>
+      <w:r>
+        <w:rPr>
+          <w:rFonts w:ascii="Browallia New" w:eastAsia="Arial Unicode MS" w:hAnsi="Browallia New" w:cs="Browallia New"/>
           <w:b/>
           <w:bCs/>
         </w:rPr>
         <w:t>ใบสำคัญตัดหนี้</w:t>
       </w:r>
-      <w:proofErr w:type="spellEnd"/>
-      <w:r>
-        <w:rPr>
-          <w:rFonts w:ascii="Arial Unicode MS" w:eastAsia="Arial Unicode MS" w:hAnsi="Arial Unicode MS" w:cs="Arial Unicode MS"/>
+      <w:r>
+        <w:rPr>
+          <w:rFonts w:eastAsia="Arial Unicode MS"/>
           <w:b/>
           <w:bCs/>
         </w:rPr>
@@ -2444,63 +2523,55 @@
       </w:r>
       <w:r>
         <w:rPr>
-          <w:rFonts w:ascii="Arial Unicode MS" w:eastAsia="Arial Unicode MS" w:hAnsi="Arial Unicode MS" w:cs="Arial Unicode MS"/>
-        </w:rPr>
-        <w:t xml:space="preserve"> </w:t>
-      </w:r>
-      <w:proofErr w:type="spellStart"/>
-      <w:r>
-        <w:rPr>
-          <w:rFonts w:ascii="Arial Unicode MS" w:eastAsia="Arial Unicode MS" w:hAnsi="Arial Unicode MS" w:cs="Arial Unicode MS"/>
+          <w:rFonts w:eastAsia="Arial Unicode MS"/>
+        </w:rPr>
+        <w:t xml:space="preserve"> </w:t>
+      </w:r>
+      <w:r>
+        <w:rPr>
+          <w:rFonts w:ascii="Browallia New" w:eastAsia="Arial Unicode MS" w:hAnsi="Browallia New" w:cs="Browallia New"/>
         </w:rPr>
         <w:t>บันทึกการตัดยอดเจ้าหนี้</w:t>
       </w:r>
-      <w:proofErr w:type="spellEnd"/>
-      <w:r>
-        <w:rPr>
-          <w:rFonts w:ascii="Arial Unicode MS" w:eastAsia="Arial Unicode MS" w:hAnsi="Arial Unicode MS" w:cs="Arial Unicode MS"/>
+      <w:r>
+        <w:rPr>
+          <w:rFonts w:eastAsia="Arial Unicode MS"/>
         </w:rPr>
         <w:t xml:space="preserve"> (</w:t>
       </w:r>
-      <w:proofErr w:type="spellStart"/>
-      <w:r>
-        <w:rPr>
-          <w:rFonts w:ascii="Arial Unicode MS" w:eastAsia="Arial Unicode MS" w:hAnsi="Arial Unicode MS" w:cs="Arial Unicode MS"/>
+      <w:r>
+        <w:rPr>
+          <w:rFonts w:ascii="Browallia New" w:eastAsia="Arial Unicode MS" w:hAnsi="Browallia New" w:cs="Browallia New"/>
         </w:rPr>
         <w:t>เช่น</w:t>
       </w:r>
-      <w:proofErr w:type="spellEnd"/>
-      <w:r>
-        <w:rPr>
-          <w:rFonts w:ascii="Arial Unicode MS" w:eastAsia="Arial Unicode MS" w:hAnsi="Arial Unicode MS" w:cs="Arial Unicode MS"/>
-        </w:rPr>
-        <w:t xml:space="preserve"> </w:t>
-      </w:r>
-      <w:proofErr w:type="spellStart"/>
-      <w:r>
-        <w:rPr>
-          <w:rFonts w:ascii="Arial Unicode MS" w:eastAsia="Arial Unicode MS" w:hAnsi="Arial Unicode MS" w:cs="Arial Unicode MS"/>
+      <w:r>
+        <w:rPr>
+          <w:rFonts w:eastAsia="Arial Unicode MS"/>
+        </w:rPr>
+        <w:t xml:space="preserve"> </w:t>
+      </w:r>
+      <w:r>
+        <w:rPr>
+          <w:rFonts w:ascii="Browallia New" w:eastAsia="Arial Unicode MS" w:hAnsi="Browallia New" w:cs="Browallia New"/>
         </w:rPr>
         <w:t>ซัพพลายเออร์ยกหนี้ให้</w:t>
       </w:r>
-      <w:proofErr w:type="spellEnd"/>
-      <w:r>
-        <w:rPr>
-          <w:rFonts w:ascii="Arial Unicode MS" w:eastAsia="Arial Unicode MS" w:hAnsi="Arial Unicode MS" w:cs="Arial Unicode MS"/>
-        </w:rPr>
-        <w:t xml:space="preserve"> </w:t>
-      </w:r>
-      <w:proofErr w:type="spellStart"/>
-      <w:r>
-        <w:rPr>
-          <w:rFonts w:ascii="Arial Unicode MS" w:eastAsia="Arial Unicode MS" w:hAnsi="Arial Unicode MS" w:cs="Arial Unicode MS"/>
+      <w:r>
+        <w:rPr>
+          <w:rFonts w:eastAsia="Arial Unicode MS"/>
+        </w:rPr>
+        <w:t xml:space="preserve"> </w:t>
+      </w:r>
+      <w:r>
+        <w:rPr>
+          <w:rFonts w:ascii="Browallia New" w:eastAsia="Arial Unicode MS" w:hAnsi="Browallia New" w:cs="Browallia New"/>
         </w:rPr>
         <w:t>หรือตัดเศษบัญชี</w:t>
       </w:r>
-      <w:proofErr w:type="spellEnd"/>
-      <w:r>
-        <w:rPr>
-          <w:rFonts w:ascii="Arial Unicode MS" w:eastAsia="Arial Unicode MS" w:hAnsi="Arial Unicode MS" w:cs="Arial Unicode MS"/>
+      <w:r>
+        <w:rPr>
+          <w:rFonts w:eastAsia="Arial Unicode MS"/>
         </w:rPr>
         <w:t>)</w:t>
       </w:r>
@@ -2509,17 +2580,15 @@
       <w:pPr>
         <w:pStyle w:val="Heading3"/>
       </w:pPr>
-      <w:proofErr w:type="spellStart"/>
-      <w:r>
-        <w:rPr>
-          <w:rFonts w:ascii="Arial Unicode MS" w:eastAsia="Arial Unicode MS" w:hAnsi="Arial Unicode MS" w:cs="Arial Unicode MS"/>
+      <w:r>
+        <w:rPr>
+          <w:rFonts w:ascii="Browallia New" w:eastAsia="Arial Unicode MS" w:hAnsi="Browallia New" w:cs="Browallia New"/>
         </w:rPr>
         <w:t>กลุ่มงานบริหารคลังสินค้าและผลิต</w:t>
       </w:r>
-      <w:proofErr w:type="spellEnd"/>
-      <w:r>
-        <w:rPr>
-          <w:rFonts w:ascii="Arial Unicode MS" w:eastAsia="Arial Unicode MS" w:hAnsi="Arial Unicode MS" w:cs="Arial Unicode MS"/>
+      <w:r>
+        <w:rPr>
+          <w:rFonts w:eastAsia="Arial Unicode MS"/>
         </w:rPr>
         <w:t xml:space="preserve"> (Inventory &amp; Production)</w:t>
       </w:r>
@@ -2540,25 +2609,23 @@
       </w:pPr>
       <w:r>
         <w:rPr>
-          <w:rFonts w:ascii="Arial Unicode MS" w:eastAsia="Arial Unicode MS" w:hAnsi="Arial Unicode MS" w:cs="Arial Unicode MS"/>
+          <w:rFonts w:eastAsia="Arial Unicode MS"/>
           <w:b/>
           <w:bCs/>
         </w:rPr>
         <w:t xml:space="preserve">STK_OB (Stock Opening Balance - </w:t>
       </w:r>
-      <w:proofErr w:type="spellStart"/>
-      <w:r>
-        <w:rPr>
-          <w:rFonts w:ascii="Arial Unicode MS" w:eastAsia="Arial Unicode MS" w:hAnsi="Arial Unicode MS" w:cs="Arial Unicode MS"/>
+      <w:r>
+        <w:rPr>
+          <w:rFonts w:ascii="Browallia New" w:eastAsia="Arial Unicode MS" w:hAnsi="Browallia New" w:cs="Browallia New"/>
           <w:b/>
           <w:bCs/>
         </w:rPr>
         <w:t>ยอดยกมา</w:t>
       </w:r>
-      <w:proofErr w:type="spellEnd"/>
-      <w:r>
-        <w:rPr>
-          <w:rFonts w:ascii="Arial Unicode MS" w:eastAsia="Arial Unicode MS" w:hAnsi="Arial Unicode MS" w:cs="Arial Unicode MS"/>
+      <w:r>
+        <w:rPr>
+          <w:rFonts w:eastAsia="Arial Unicode MS"/>
           <w:b/>
           <w:bCs/>
         </w:rPr>
@@ -2566,60 +2633,46 @@
       </w:r>
       <w:r>
         <w:rPr>
-          <w:rFonts w:ascii="Arial Unicode MS" w:eastAsia="Arial Unicode MS" w:hAnsi="Arial Unicode MS" w:cs="Arial Unicode MS"/>
-        </w:rPr>
-        <w:t xml:space="preserve"> </w:t>
-      </w:r>
-      <w:proofErr w:type="spellStart"/>
-      <w:r>
-        <w:rPr>
-          <w:rFonts w:ascii="Arial Unicode MS" w:eastAsia="Arial Unicode MS" w:hAnsi="Arial Unicode MS" w:cs="Arial Unicode MS"/>
+          <w:rFonts w:eastAsia="Arial Unicode MS"/>
+        </w:rPr>
+        <w:t xml:space="preserve"> </w:t>
+      </w:r>
+      <w:r>
+        <w:rPr>
+          <w:rFonts w:ascii="Browallia New" w:eastAsia="Arial Unicode MS" w:hAnsi="Browallia New" w:cs="Browallia New"/>
         </w:rPr>
         <w:t>เอกสารตั้งต้นสต็อก</w:t>
       </w:r>
-      <w:proofErr w:type="spellEnd"/>
-      <w:r>
-        <w:rPr>
-          <w:rFonts w:ascii="Arial Unicode MS" w:eastAsia="Arial Unicode MS" w:hAnsi="Arial Unicode MS" w:cs="Arial Unicode MS"/>
+      <w:r>
+        <w:rPr>
+          <w:rFonts w:eastAsia="Arial Unicode MS"/>
         </w:rPr>
         <w:t xml:space="preserve"> (</w:t>
       </w:r>
-      <w:proofErr w:type="spellStart"/>
-      <w:r>
-        <w:rPr>
-          <w:rFonts w:ascii="Arial Unicode MS" w:eastAsia="Arial Unicode MS" w:hAnsi="Arial Unicode MS" w:cs="Arial Unicode MS"/>
+      <w:r>
+        <w:rPr>
+          <w:rFonts w:ascii="Browallia New" w:eastAsia="Arial Unicode MS" w:hAnsi="Browallia New" w:cs="Browallia New"/>
         </w:rPr>
         <w:t>รหัสรันนิ่ง</w:t>
       </w:r>
-      <w:proofErr w:type="spellEnd"/>
-      <w:r>
-        <w:rPr>
-          <w:rFonts w:ascii="Arial Unicode MS" w:eastAsia="Arial Unicode MS" w:hAnsi="Arial Unicode MS" w:cs="Arial Unicode MS"/>
+      <w:r>
+        <w:rPr>
+          <w:rFonts w:eastAsia="Arial Unicode MS"/>
         </w:rPr>
         <w:t xml:space="preserve">: SOB-YYMM-XXXX) </w:t>
       </w:r>
-      <w:proofErr w:type="spellStart"/>
-      <w:r>
-        <w:rPr>
-          <w:rFonts w:ascii="Arial Unicode MS" w:eastAsia="Arial Unicode MS" w:hAnsi="Arial Unicode MS" w:cs="Arial Unicode MS"/>
+      <w:r>
+        <w:rPr>
+          <w:rFonts w:ascii="Browallia New" w:eastAsia="Arial Unicode MS" w:hAnsi="Browallia New" w:cs="Browallia New"/>
         </w:rPr>
         <w:t>บันทึกผ่านตาราง</w:t>
       </w:r>
-      <w:proofErr w:type="spellEnd"/>
-      <w:r>
-        <w:rPr>
-          <w:rFonts w:ascii="Arial Unicode MS" w:eastAsia="Arial Unicode MS" w:hAnsi="Arial Unicode MS" w:cs="Arial Unicode MS"/>
-        </w:rPr>
-        <w:t xml:space="preserve"> </w:t>
-      </w:r>
-      <w:proofErr w:type="spellStart"/>
-      <w:r>
-        <w:rPr>
-          <w:rFonts w:ascii="Arial Unicode MS" w:eastAsia="Arial Unicode MS" w:hAnsi="Arial Unicode MS" w:cs="Arial Unicode MS"/>
-        </w:rPr>
-        <w:t>inventory_ledger</w:t>
-      </w:r>
-      <w:proofErr w:type="spellEnd"/>
+      <w:r>
+        <w:rPr>
+          <w:rFonts w:eastAsia="Arial Unicode MS"/>
+        </w:rPr>
+        <w:t xml:space="preserve"> inventory_ledger</w:t>
+      </w:r>
     </w:p>
     <w:p>
       <w:pPr>
@@ -2637,25 +2690,23 @@
       </w:pPr>
       <w:r>
         <w:rPr>
-          <w:rFonts w:ascii="Arial Unicode MS" w:eastAsia="Arial Unicode MS" w:hAnsi="Arial Unicode MS" w:cs="Arial Unicode MS"/>
+          <w:rFonts w:eastAsia="Arial Unicode MS"/>
           <w:b/>
           <w:bCs/>
         </w:rPr>
         <w:t xml:space="preserve">STK_ADJ (Stock Adjustment - </w:t>
       </w:r>
-      <w:proofErr w:type="spellStart"/>
-      <w:r>
-        <w:rPr>
-          <w:rFonts w:ascii="Arial Unicode MS" w:eastAsia="Arial Unicode MS" w:hAnsi="Arial Unicode MS" w:cs="Arial Unicode MS"/>
+      <w:r>
+        <w:rPr>
+          <w:rFonts w:ascii="Browallia New" w:eastAsia="Arial Unicode MS" w:hAnsi="Browallia New" w:cs="Browallia New"/>
           <w:b/>
           <w:bCs/>
         </w:rPr>
         <w:t>ปรับปรุงสต็อก</w:t>
       </w:r>
-      <w:proofErr w:type="spellEnd"/>
-      <w:r>
-        <w:rPr>
-          <w:rFonts w:ascii="Arial Unicode MS" w:eastAsia="Arial Unicode MS" w:hAnsi="Arial Unicode MS" w:cs="Arial Unicode MS"/>
+      <w:r>
+        <w:rPr>
+          <w:rFonts w:eastAsia="Arial Unicode MS"/>
           <w:b/>
           <w:bCs/>
         </w:rPr>
@@ -2663,117 +2714,88 @@
       </w:r>
       <w:r>
         <w:rPr>
-          <w:rFonts w:ascii="Arial Unicode MS" w:eastAsia="Arial Unicode MS" w:hAnsi="Arial Unicode MS" w:cs="Arial Unicode MS"/>
-        </w:rPr>
-        <w:t xml:space="preserve"> </w:t>
-      </w:r>
-      <w:proofErr w:type="spellStart"/>
-      <w:r>
-        <w:rPr>
-          <w:rFonts w:ascii="Arial Unicode MS" w:eastAsia="Arial Unicode MS" w:hAnsi="Arial Unicode MS" w:cs="Arial Unicode MS"/>
+          <w:rFonts w:eastAsia="Arial Unicode MS"/>
+        </w:rPr>
+        <w:t xml:space="preserve"> </w:t>
+      </w:r>
+      <w:r>
+        <w:rPr>
+          <w:rFonts w:ascii="Browallia New" w:eastAsia="Arial Unicode MS" w:hAnsi="Browallia New" w:cs="Browallia New"/>
         </w:rPr>
         <w:t>เอกสารปรับปรุงสต็อก</w:t>
       </w:r>
-      <w:proofErr w:type="spellEnd"/>
-      <w:r>
-        <w:rPr>
-          <w:rFonts w:ascii="Arial Unicode MS" w:eastAsia="Arial Unicode MS" w:hAnsi="Arial Unicode MS" w:cs="Arial Unicode MS"/>
+      <w:r>
+        <w:rPr>
+          <w:rFonts w:eastAsia="Arial Unicode MS"/>
         </w:rPr>
         <w:t xml:space="preserve"> (</w:t>
       </w:r>
-      <w:proofErr w:type="spellStart"/>
-      <w:r>
-        <w:rPr>
-          <w:rFonts w:ascii="Arial Unicode MS" w:eastAsia="Arial Unicode MS" w:hAnsi="Arial Unicode MS" w:cs="Arial Unicode MS"/>
+      <w:r>
+        <w:rPr>
+          <w:rFonts w:ascii="Browallia New" w:eastAsia="Arial Unicode MS" w:hAnsi="Browallia New" w:cs="Browallia New"/>
         </w:rPr>
         <w:t>ตรวจนับ</w:t>
       </w:r>
-      <w:proofErr w:type="spellEnd"/>
-      <w:r>
-        <w:rPr>
-          <w:rFonts w:ascii="Arial Unicode MS" w:eastAsia="Arial Unicode MS" w:hAnsi="Arial Unicode MS" w:cs="Arial Unicode MS"/>
+      <w:r>
+        <w:rPr>
+          <w:rFonts w:eastAsia="Arial Unicode MS"/>
         </w:rPr>
         <w:t>/</w:t>
       </w:r>
-      <w:proofErr w:type="spellStart"/>
-      <w:r>
-        <w:rPr>
-          <w:rFonts w:ascii="Arial Unicode MS" w:eastAsia="Arial Unicode MS" w:hAnsi="Arial Unicode MS" w:cs="Arial Unicode MS"/>
+      <w:r>
+        <w:rPr>
+          <w:rFonts w:ascii="Browallia New" w:eastAsia="Arial Unicode MS" w:hAnsi="Browallia New" w:cs="Browallia New"/>
         </w:rPr>
         <w:t>สูญหาย</w:t>
       </w:r>
-      <w:proofErr w:type="spellEnd"/>
-      <w:r>
-        <w:rPr>
-          <w:rFonts w:ascii="Arial Unicode MS" w:eastAsia="Arial Unicode MS" w:hAnsi="Arial Unicode MS" w:cs="Arial Unicode MS"/>
+      <w:r>
+        <w:rPr>
+          <w:rFonts w:eastAsia="Arial Unicode MS"/>
         </w:rPr>
         <w:t>) (</w:t>
       </w:r>
-      <w:proofErr w:type="spellStart"/>
-      <w:r>
-        <w:rPr>
-          <w:rFonts w:ascii="Arial Unicode MS" w:eastAsia="Arial Unicode MS" w:hAnsi="Arial Unicode MS" w:cs="Arial Unicode MS"/>
+      <w:r>
+        <w:rPr>
+          <w:rFonts w:ascii="Browallia New" w:eastAsia="Arial Unicode MS" w:hAnsi="Browallia New" w:cs="Browallia New"/>
         </w:rPr>
         <w:t>รหัสรันนิ่ง</w:t>
       </w:r>
-      <w:proofErr w:type="spellEnd"/>
-      <w:r>
-        <w:rPr>
-          <w:rFonts w:ascii="Arial Unicode MS" w:eastAsia="Arial Unicode MS" w:hAnsi="Arial Unicode MS" w:cs="Arial Unicode MS"/>
+      <w:r>
+        <w:rPr>
+          <w:rFonts w:eastAsia="Arial Unicode MS"/>
         </w:rPr>
         <w:t xml:space="preserve">: SAD-YYMM-XXXX) </w:t>
       </w:r>
-      <w:proofErr w:type="spellStart"/>
-      <w:r>
-        <w:rPr>
-          <w:rFonts w:ascii="Arial Unicode MS" w:eastAsia="Arial Unicode MS" w:hAnsi="Arial Unicode MS" w:cs="Arial Unicode MS"/>
+      <w:r>
+        <w:rPr>
+          <w:rFonts w:ascii="Browallia New" w:eastAsia="Arial Unicode MS" w:hAnsi="Browallia New" w:cs="Browallia New"/>
         </w:rPr>
         <w:t>บันทึกผ่านตาราง</w:t>
       </w:r>
-      <w:proofErr w:type="spellEnd"/>
-      <w:r>
-        <w:rPr>
-          <w:rFonts w:ascii="Arial Unicode MS" w:eastAsia="Arial Unicode MS" w:hAnsi="Arial Unicode MS" w:cs="Arial Unicode MS"/>
-        </w:rPr>
-        <w:t xml:space="preserve"> </w:t>
-      </w:r>
-      <w:proofErr w:type="spellStart"/>
-      <w:r>
-        <w:rPr>
-          <w:rFonts w:ascii="Arial Unicode MS" w:eastAsia="Arial Unicode MS" w:hAnsi="Arial Unicode MS" w:cs="Arial Unicode MS"/>
-        </w:rPr>
-        <w:t>inventory_ledger</w:t>
-      </w:r>
-      <w:proofErr w:type="spellEnd"/>
-      <w:r>
-        <w:rPr>
-          <w:rFonts w:ascii="Arial Unicode MS" w:eastAsia="Arial Unicode MS" w:hAnsi="Arial Unicode MS" w:cs="Arial Unicode MS"/>
-        </w:rPr>
-        <w:t xml:space="preserve"> </w:t>
-      </w:r>
-      <w:proofErr w:type="spellStart"/>
-      <w:r>
-        <w:rPr>
-          <w:rFonts w:ascii="Arial Unicode MS" w:eastAsia="Arial Unicode MS" w:hAnsi="Arial Unicode MS" w:cs="Arial Unicode MS"/>
+      <w:r>
+        <w:rPr>
+          <w:rFonts w:eastAsia="Arial Unicode MS"/>
+        </w:rPr>
+        <w:t xml:space="preserve"> inventory_ledger </w:t>
+      </w:r>
+      <w:r>
+        <w:rPr>
+          <w:rFonts w:ascii="Browallia New" w:eastAsia="Arial Unicode MS" w:hAnsi="Browallia New" w:cs="Browallia New"/>
         </w:rPr>
         <w:t>พร้อมคำนวณ</w:t>
       </w:r>
-      <w:proofErr w:type="spellEnd"/>
-      <w:r>
-        <w:rPr>
-          <w:rFonts w:ascii="Arial Unicode MS" w:eastAsia="Arial Unicode MS" w:hAnsi="Arial Unicode MS" w:cs="Arial Unicode MS"/>
+      <w:r>
+        <w:rPr>
+          <w:rFonts w:eastAsia="Arial Unicode MS"/>
         </w:rPr>
         <w:t xml:space="preserve"> Variance </w:t>
       </w:r>
-      <w:proofErr w:type="spellStart"/>
-      <w:r>
-        <w:rPr>
-          <w:rFonts w:ascii="Arial Unicode MS" w:eastAsia="Arial Unicode MS" w:hAnsi="Arial Unicode MS" w:cs="Arial Unicode MS"/>
-        </w:rPr>
-        <w:lastRenderedPageBreak/>
+      <w:r>
+        <w:rPr>
+          <w:rFonts w:ascii="Browallia New" w:eastAsia="Arial Unicode MS" w:hAnsi="Browallia New" w:cs="Browallia New"/>
+        </w:rPr>
         <w:t>อัตโนมัติ</w:t>
       </w:r>
-      <w:proofErr w:type="spellEnd"/>
     </w:p>
     <w:p>
       <w:pPr>
@@ -2794,28 +2816,26 @@
       </w:r>
       <w:r>
         <w:rPr>
-          <w:rFonts w:cs="Angsana New" w:hint="cs"/>
+          <w:rFonts w:ascii="Browallia New" w:hAnsi="Browallia New" w:cs="Browallia New" w:hint="cs"/>
           <w:cs/>
         </w:rPr>
         <w:t>ใบสั่งผลิต</w:t>
       </w:r>
       <w:r>
         <w:rPr>
-          <w:rFonts w:cs="Angsana New"/>
           <w:cs/>
         </w:rPr>
         <w:t xml:space="preserve">): </w:t>
       </w:r>
       <w:r>
         <w:rPr>
-          <w:rFonts w:cs="Angsana New" w:hint="cs"/>
+          <w:rFonts w:ascii="Browallia New" w:hAnsi="Browallia New" w:cs="Browallia New" w:hint="cs"/>
           <w:cs/>
         </w:rPr>
         <w:t>ใบงานผลิตที่เกิดจากการสั่งงานจากใบสั่งขาย</w:t>
       </w:r>
       <w:r>
         <w:rPr>
-          <w:rFonts w:cs="Angsana New"/>
           <w:cs/>
         </w:rPr>
         <w:t xml:space="preserve"> (</w:t>
@@ -2825,14 +2845,13 @@
       </w:r>
       <w:r>
         <w:rPr>
-          <w:rFonts w:cs="Angsana New" w:hint="cs"/>
+          <w:rFonts w:ascii="Browallia New" w:hAnsi="Browallia New" w:cs="Browallia New" w:hint="cs"/>
           <w:cs/>
         </w:rPr>
         <w:t>ทำงานคู่กับบอร์ด</w:t>
       </w:r>
       <w:r>
         <w:rPr>
-          <w:rFonts w:cs="Angsana New"/>
           <w:cs/>
         </w:rPr>
         <w:t xml:space="preserve"> </w:t>
@@ -2860,134 +2879,120 @@
       </w:r>
       <w:r>
         <w:rPr>
-          <w:rFonts w:cs="Angsana New" w:hint="cs"/>
+          <w:rFonts w:ascii="Browallia New" w:hAnsi="Browallia New" w:cs="Browallia New" w:hint="cs"/>
           <w:cs/>
         </w:rPr>
         <w:t>สรุปวางบิลช่าง</w:t>
       </w:r>
       <w:r>
         <w:rPr>
-          <w:rFonts w:cs="Angsana New"/>
           <w:cs/>
         </w:rPr>
         <w:t xml:space="preserve">): </w:t>
       </w:r>
       <w:r>
         <w:rPr>
-          <w:rFonts w:cs="Angsana New" w:hint="cs"/>
+          <w:rFonts w:ascii="Browallia New" w:hAnsi="Browallia New" w:cs="Browallia New" w:hint="cs"/>
           <w:cs/>
         </w:rPr>
         <w:t>เอกสารสรุปค่าแรงของช่างรับเหมา</w:t>
       </w:r>
       <w:r>
         <w:rPr>
-          <w:rFonts w:cs="Angsana New"/>
-          <w:cs/>
-        </w:rPr>
-        <w:t xml:space="preserve"> </w:t>
-      </w:r>
-      <w:r>
-        <w:rPr>
-          <w:rFonts w:cs="Angsana New" w:hint="cs"/>
+          <w:cs/>
+        </w:rPr>
+        <w:t xml:space="preserve"> </w:t>
+      </w:r>
+      <w:r>
+        <w:rPr>
+          <w:rFonts w:ascii="Browallia New" w:hAnsi="Browallia New" w:cs="Browallia New" w:hint="cs"/>
           <w:cs/>
         </w:rPr>
         <w:t>โดยระบบจะดึงยอดหนี้มารวมกันจาก</w:t>
       </w:r>
       <w:r>
         <w:rPr>
-          <w:rFonts w:cs="Angsana New"/>
           <w:cs/>
         </w:rPr>
         <w:t xml:space="preserve"> 2 </w:t>
       </w:r>
       <w:r>
         <w:rPr>
-          <w:rFonts w:cs="Angsana New" w:hint="cs"/>
+          <w:rFonts w:ascii="Browallia New" w:hAnsi="Browallia New" w:cs="Browallia New" w:hint="cs"/>
           <w:cs/>
         </w:rPr>
         <w:t>แหล่งหลัก</w:t>
       </w:r>
       <w:r>
         <w:rPr>
-          <w:rFonts w:cs="Angsana New"/>
-          <w:cs/>
-        </w:rPr>
-        <w:t xml:space="preserve"> </w:t>
-      </w:r>
-      <w:r>
-        <w:rPr>
-          <w:rFonts w:cs="Angsana New" w:hint="cs"/>
+          <w:cs/>
+        </w:rPr>
+        <w:t xml:space="preserve"> </w:t>
+      </w:r>
+      <w:r>
+        <w:rPr>
+          <w:rFonts w:ascii="Browallia New" w:hAnsi="Browallia New" w:cs="Browallia New" w:hint="cs"/>
           <w:cs/>
         </w:rPr>
         <w:t>ได้แก่</w:t>
       </w:r>
       <w:r>
         <w:rPr>
-          <w:rFonts w:cs="Angsana New"/>
           <w:cs/>
         </w:rPr>
         <w:t xml:space="preserve"> "</w:t>
       </w:r>
       <w:r>
         <w:rPr>
-          <w:rFonts w:cs="Angsana New" w:hint="cs"/>
+          <w:rFonts w:ascii="Browallia New" w:hAnsi="Browallia New" w:cs="Browallia New" w:hint="cs"/>
           <w:cs/>
         </w:rPr>
         <w:t>งานบริการลูกค้า</w:t>
       </w:r>
       <w:r>
         <w:rPr>
-          <w:rFonts w:cs="Angsana New"/>
           <w:cs/>
         </w:rPr>
         <w:t xml:space="preserve"> (</w:t>
       </w:r>
       <w:r>
         <w:rPr>
-          <w:rFonts w:cs="Angsana New" w:hint="cs"/>
+          <w:rFonts w:ascii="Browallia New" w:hAnsi="Browallia New" w:cs="Browallia New" w:hint="cs"/>
           <w:cs/>
         </w:rPr>
         <w:t>จาก</w:t>
       </w:r>
       <w:r>
         <w:rPr>
-          <w:rFonts w:cs="Angsana New"/>
-          <w:cs/>
-        </w:rPr>
-        <w:t xml:space="preserve"> </w:t>
-      </w:r>
-      <w:proofErr w:type="spellStart"/>
-      <w:r>
-        <w:t>document_items</w:t>
-      </w:r>
-      <w:proofErr w:type="spellEnd"/>
-      <w:r>
-        <w:t xml:space="preserve">)" </w:t>
-      </w:r>
-      <w:r>
-        <w:rPr>
-          <w:rFonts w:cs="Angsana New" w:hint="cs"/>
+          <w:cs/>
+        </w:rPr>
+        <w:t xml:space="preserve"> </w:t>
+      </w:r>
+      <w:r>
+        <w:t xml:space="preserve">document_items)" </w:t>
+      </w:r>
+      <w:r>
+        <w:rPr>
+          <w:rFonts w:ascii="Browallia New" w:hAnsi="Browallia New" w:cs="Browallia New" w:hint="cs"/>
           <w:cs/>
         </w:rPr>
         <w:t>และ</w:t>
       </w:r>
       <w:r>
         <w:rPr>
-          <w:rFonts w:cs="Angsana New"/>
           <w:cs/>
         </w:rPr>
         <w:t xml:space="preserve"> "</w:t>
       </w:r>
       <w:r>
         <w:rPr>
-          <w:rFonts w:cs="Angsana New" w:hint="cs"/>
+          <w:rFonts w:ascii="Browallia New" w:hAnsi="Browallia New" w:cs="Browallia New" w:hint="cs"/>
           <w:cs/>
         </w:rPr>
         <w:t>งานผลิตภายใน</w:t>
       </w:r>
       <w:r>
         <w:rPr>
-          <w:rFonts w:cs="Angsana New"/>
           <w:cs/>
         </w:rPr>
         <w:t>/</w:t>
@@ -2997,36 +3002,29 @@
       </w:r>
       <w:r>
         <w:rPr>
-          <w:rFonts w:cs="Angsana New" w:hint="cs"/>
+          <w:rFonts w:ascii="Browallia New" w:hAnsi="Browallia New" w:cs="Browallia New" w:hint="cs"/>
           <w:cs/>
         </w:rPr>
         <w:t>จาก</w:t>
       </w:r>
       <w:r>
         <w:rPr>
-          <w:rFonts w:cs="Angsana New"/>
-          <w:cs/>
-        </w:rPr>
-        <w:t xml:space="preserve"> </w:t>
-      </w:r>
-      <w:proofErr w:type="spellStart"/>
-      <w:r>
-        <w:t>production_job_operations</w:t>
-      </w:r>
-      <w:proofErr w:type="spellEnd"/>
-      <w:r>
-        <w:t xml:space="preserve">)" </w:t>
-      </w:r>
-      <w:r>
-        <w:rPr>
-          <w:rFonts w:cs="Angsana New" w:hint="cs"/>
+          <w:cs/>
+        </w:rPr>
+        <w:t xml:space="preserve"> </w:t>
+      </w:r>
+      <w:r>
+        <w:t xml:space="preserve">production_job_operations)" </w:t>
+      </w:r>
+      <w:r>
+        <w:rPr>
+          <w:rFonts w:ascii="Browallia New" w:hAnsi="Browallia New" w:cs="Browallia New" w:hint="cs"/>
           <w:cs/>
         </w:rPr>
         <w:t>ที่สถานะเป็น</w:t>
       </w:r>
       <w:r>
         <w:rPr>
-          <w:rFonts w:cs="Angsana New"/>
           <w:cs/>
         </w:rPr>
         <w:t xml:space="preserve"> </w:t>
@@ -3036,14 +3034,13 @@
       </w:r>
       <w:r>
         <w:rPr>
-          <w:rFonts w:cs="Angsana New" w:hint="cs"/>
+          <w:rFonts w:ascii="Browallia New" w:hAnsi="Browallia New" w:cs="Browallia New" w:hint="cs"/>
           <w:cs/>
         </w:rPr>
         <w:t>เพื่อตั้งเป็นยอดเจ้าหนี้</w:t>
       </w:r>
       <w:r>
         <w:rPr>
-          <w:rFonts w:cs="Angsana New"/>
           <w:cs/>
         </w:rPr>
         <w:t xml:space="preserve"> (</w:t>
@@ -3056,17 +3053,15 @@
       <w:pPr>
         <w:pStyle w:val="Heading3"/>
       </w:pPr>
-      <w:proofErr w:type="spellStart"/>
-      <w:r>
-        <w:rPr>
-          <w:rFonts w:ascii="Arial Unicode MS" w:eastAsia="Arial Unicode MS" w:hAnsi="Arial Unicode MS" w:cs="Arial Unicode MS"/>
+      <w:r>
+        <w:rPr>
+          <w:rFonts w:ascii="Browallia New" w:eastAsia="Arial Unicode MS" w:hAnsi="Browallia New" w:cs="Browallia New"/>
         </w:rPr>
         <w:t>กลุ่มงานค่าใช้จ่ายและสินทรัพย์</w:t>
       </w:r>
-      <w:proofErr w:type="spellEnd"/>
-      <w:r>
-        <w:rPr>
-          <w:rFonts w:ascii="Arial Unicode MS" w:eastAsia="Arial Unicode MS" w:hAnsi="Arial Unicode MS" w:cs="Arial Unicode MS"/>
+      <w:r>
+        <w:rPr>
+          <w:rFonts w:eastAsia="Arial Unicode MS"/>
         </w:rPr>
         <w:t xml:space="preserve"> (Expenses &amp; Fixed Assets)</w:t>
       </w:r>
@@ -3087,43 +3082,39 @@
       </w:pPr>
       <w:r>
         <w:rPr>
-          <w:rFonts w:ascii="Arial Unicode MS" w:eastAsia="Arial Unicode MS" w:hAnsi="Arial Unicode MS" w:cs="Arial Unicode MS"/>
+          <w:rFonts w:eastAsia="Arial Unicode MS"/>
           <w:b/>
           <w:bCs/>
         </w:rPr>
         <w:t xml:space="preserve">EXP (Expense Voucher - </w:t>
       </w:r>
-      <w:proofErr w:type="spellStart"/>
-      <w:r>
-        <w:rPr>
-          <w:rFonts w:ascii="Arial Unicode MS" w:eastAsia="Arial Unicode MS" w:hAnsi="Arial Unicode MS" w:cs="Arial Unicode MS"/>
+      <w:r>
+        <w:rPr>
+          <w:rFonts w:ascii="Browallia New" w:eastAsia="Arial Unicode MS" w:hAnsi="Browallia New" w:cs="Browallia New"/>
           <w:b/>
           <w:bCs/>
         </w:rPr>
         <w:t>ใบสำคัญจ่าย</w:t>
       </w:r>
-      <w:proofErr w:type="spellEnd"/>
-      <w:r>
-        <w:rPr>
-          <w:rFonts w:ascii="Arial Unicode MS" w:eastAsia="Arial Unicode MS" w:hAnsi="Arial Unicode MS" w:cs="Arial Unicode MS"/>
+      <w:r>
+        <w:rPr>
+          <w:rFonts w:eastAsia="Arial Unicode MS"/>
           <w:b/>
           <w:bCs/>
         </w:rPr>
         <w:t>/</w:t>
       </w:r>
-      <w:proofErr w:type="spellStart"/>
-      <w:r>
-        <w:rPr>
-          <w:rFonts w:ascii="Arial Unicode MS" w:eastAsia="Arial Unicode MS" w:hAnsi="Arial Unicode MS" w:cs="Arial Unicode MS"/>
+      <w:r>
+        <w:rPr>
+          <w:rFonts w:ascii="Browallia New" w:eastAsia="Arial Unicode MS" w:hAnsi="Browallia New" w:cs="Browallia New"/>
           <w:b/>
           <w:bCs/>
         </w:rPr>
         <w:t>บิลค่าใช้จ่าย</w:t>
       </w:r>
-      <w:proofErr w:type="spellEnd"/>
-      <w:r>
-        <w:rPr>
-          <w:rFonts w:ascii="Arial Unicode MS" w:eastAsia="Arial Unicode MS" w:hAnsi="Arial Unicode MS" w:cs="Arial Unicode MS"/>
+      <w:r>
+        <w:rPr>
+          <w:rFonts w:eastAsia="Arial Unicode MS"/>
           <w:b/>
           <w:bCs/>
         </w:rPr>
@@ -3131,91 +3122,79 @@
       </w:r>
       <w:r>
         <w:rPr>
-          <w:rFonts w:ascii="Arial Unicode MS" w:eastAsia="Arial Unicode MS" w:hAnsi="Arial Unicode MS" w:cs="Arial Unicode MS"/>
-        </w:rPr>
-        <w:t xml:space="preserve"> </w:t>
-      </w:r>
-      <w:proofErr w:type="spellStart"/>
-      <w:r>
-        <w:rPr>
-          <w:rFonts w:ascii="Arial Unicode MS" w:eastAsia="Arial Unicode MS" w:hAnsi="Arial Unicode MS" w:cs="Arial Unicode MS"/>
+          <w:rFonts w:eastAsia="Arial Unicode MS"/>
+        </w:rPr>
+        <w:t xml:space="preserve"> </w:t>
+      </w:r>
+      <w:r>
+        <w:rPr>
+          <w:rFonts w:ascii="Browallia New" w:eastAsia="Arial Unicode MS" w:hAnsi="Browallia New" w:cs="Browallia New"/>
         </w:rPr>
         <w:t>บันทึกค่าใช้จ่ายดำเนินงาน</w:t>
       </w:r>
-      <w:proofErr w:type="spellEnd"/>
-      <w:r>
-        <w:rPr>
-          <w:rFonts w:ascii="Arial Unicode MS" w:eastAsia="Arial Unicode MS" w:hAnsi="Arial Unicode MS" w:cs="Arial Unicode MS"/>
+      <w:r>
+        <w:rPr>
+          <w:rFonts w:eastAsia="Arial Unicode MS"/>
         </w:rPr>
         <w:t xml:space="preserve"> (OPEX) </w:t>
       </w:r>
-      <w:proofErr w:type="spellStart"/>
-      <w:r>
-        <w:rPr>
-          <w:rFonts w:ascii="Arial Unicode MS" w:eastAsia="Arial Unicode MS" w:hAnsi="Arial Unicode MS" w:cs="Arial Unicode MS"/>
+      <w:r>
+        <w:rPr>
+          <w:rFonts w:ascii="Browallia New" w:eastAsia="Arial Unicode MS" w:hAnsi="Browallia New" w:cs="Browallia New"/>
         </w:rPr>
         <w:t>ทั่วไป</w:t>
       </w:r>
-      <w:proofErr w:type="spellEnd"/>
-      <w:r>
-        <w:rPr>
-          <w:rFonts w:ascii="Arial Unicode MS" w:eastAsia="Arial Unicode MS" w:hAnsi="Arial Unicode MS" w:cs="Arial Unicode MS"/>
+      <w:r>
+        <w:rPr>
+          <w:rFonts w:eastAsia="Arial Unicode MS"/>
         </w:rPr>
         <w:t xml:space="preserve"> (</w:t>
       </w:r>
-      <w:proofErr w:type="spellStart"/>
-      <w:r>
-        <w:rPr>
-          <w:rFonts w:ascii="Arial Unicode MS" w:eastAsia="Arial Unicode MS" w:hAnsi="Arial Unicode MS" w:cs="Arial Unicode MS"/>
+      <w:r>
+        <w:rPr>
+          <w:rFonts w:ascii="Browallia New" w:eastAsia="Arial Unicode MS" w:hAnsi="Browallia New" w:cs="Browallia New"/>
         </w:rPr>
         <w:t>เช่น</w:t>
       </w:r>
-      <w:proofErr w:type="spellEnd"/>
-      <w:r>
-        <w:rPr>
-          <w:rFonts w:ascii="Arial Unicode MS" w:eastAsia="Arial Unicode MS" w:hAnsi="Arial Unicode MS" w:cs="Arial Unicode MS"/>
-        </w:rPr>
-        <w:t xml:space="preserve"> </w:t>
-      </w:r>
-      <w:proofErr w:type="spellStart"/>
-      <w:r>
-        <w:rPr>
-          <w:rFonts w:ascii="Arial Unicode MS" w:eastAsia="Arial Unicode MS" w:hAnsi="Arial Unicode MS" w:cs="Arial Unicode MS"/>
+      <w:r>
+        <w:rPr>
+          <w:rFonts w:eastAsia="Arial Unicode MS"/>
+        </w:rPr>
+        <w:t xml:space="preserve"> </w:t>
+      </w:r>
+      <w:r>
+        <w:rPr>
+          <w:rFonts w:ascii="Browallia New" w:eastAsia="Arial Unicode MS" w:hAnsi="Browallia New" w:cs="Browallia New"/>
         </w:rPr>
         <w:t>ค่าไฟ</w:t>
       </w:r>
-      <w:proofErr w:type="spellEnd"/>
-      <w:r>
-        <w:rPr>
-          <w:rFonts w:ascii="Arial Unicode MS" w:eastAsia="Arial Unicode MS" w:hAnsi="Arial Unicode MS" w:cs="Arial Unicode MS"/>
+      <w:r>
+        <w:rPr>
+          <w:rFonts w:eastAsia="Arial Unicode MS"/>
         </w:rPr>
         <w:t xml:space="preserve">, </w:t>
       </w:r>
-      <w:proofErr w:type="spellStart"/>
-      <w:r>
-        <w:rPr>
-          <w:rFonts w:ascii="Arial Unicode MS" w:eastAsia="Arial Unicode MS" w:hAnsi="Arial Unicode MS" w:cs="Arial Unicode MS"/>
+      <w:r>
+        <w:rPr>
+          <w:rFonts w:ascii="Browallia New" w:eastAsia="Arial Unicode MS" w:hAnsi="Browallia New" w:cs="Browallia New"/>
         </w:rPr>
         <w:t>ค่าน้ำ</w:t>
       </w:r>
-      <w:proofErr w:type="spellEnd"/>
-      <w:r>
-        <w:rPr>
-          <w:rFonts w:ascii="Arial Unicode MS" w:eastAsia="Arial Unicode MS" w:hAnsi="Arial Unicode MS" w:cs="Arial Unicode MS"/>
+      <w:r>
+        <w:rPr>
+          <w:rFonts w:eastAsia="Arial Unicode MS"/>
         </w:rPr>
         <w:t xml:space="preserve">, </w:t>
       </w:r>
-      <w:proofErr w:type="spellStart"/>
-      <w:r>
-        <w:rPr>
-          <w:rFonts w:ascii="Arial Unicode MS" w:eastAsia="Arial Unicode MS" w:hAnsi="Arial Unicode MS" w:cs="Arial Unicode MS"/>
+      <w:r>
+        <w:rPr>
+          <w:rFonts w:ascii="Browallia New" w:eastAsia="Arial Unicode MS" w:hAnsi="Browallia New" w:cs="Browallia New"/>
         </w:rPr>
         <w:t>ค่าซ่อมแซม</w:t>
       </w:r>
-      <w:proofErr w:type="spellEnd"/>
-      <w:r>
-        <w:rPr>
-          <w:rFonts w:ascii="Arial Unicode MS" w:eastAsia="Arial Unicode MS" w:hAnsi="Arial Unicode MS" w:cs="Arial Unicode MS"/>
+      <w:r>
+        <w:rPr>
+          <w:rFonts w:eastAsia="Arial Unicode MS"/>
         </w:rPr>
         <w:t>)</w:t>
       </w:r>
@@ -3236,25 +3215,23 @@
       </w:pPr>
       <w:r>
         <w:rPr>
-          <w:rFonts w:ascii="Arial Unicode MS" w:eastAsia="Arial Unicode MS" w:hAnsi="Arial Unicode MS" w:cs="Arial Unicode MS"/>
+          <w:rFonts w:eastAsia="Arial Unicode MS"/>
           <w:b/>
           <w:bCs/>
         </w:rPr>
         <w:t>Fixed Asset (</w:t>
       </w:r>
-      <w:proofErr w:type="spellStart"/>
-      <w:r>
-        <w:rPr>
-          <w:rFonts w:ascii="Arial Unicode MS" w:eastAsia="Arial Unicode MS" w:hAnsi="Arial Unicode MS" w:cs="Arial Unicode MS"/>
+      <w:r>
+        <w:rPr>
+          <w:rFonts w:ascii="Browallia New" w:eastAsia="Arial Unicode MS" w:hAnsi="Browallia New" w:cs="Browallia New"/>
           <w:b/>
           <w:bCs/>
         </w:rPr>
         <w:t>ทะเบียนสินทรัพย์</w:t>
       </w:r>
-      <w:proofErr w:type="spellEnd"/>
-      <w:r>
-        <w:rPr>
-          <w:rFonts w:ascii="Arial Unicode MS" w:eastAsia="Arial Unicode MS" w:hAnsi="Arial Unicode MS" w:cs="Arial Unicode MS"/>
+      <w:r>
+        <w:rPr>
+          <w:rFonts w:eastAsia="Arial Unicode MS"/>
           <w:b/>
           <w:bCs/>
         </w:rPr>
@@ -3262,91 +3239,79 @@
       </w:r>
       <w:r>
         <w:rPr>
-          <w:rFonts w:ascii="Arial Unicode MS" w:eastAsia="Arial Unicode MS" w:hAnsi="Arial Unicode MS" w:cs="Arial Unicode MS"/>
-        </w:rPr>
-        <w:t xml:space="preserve"> </w:t>
-      </w:r>
-      <w:proofErr w:type="spellStart"/>
-      <w:r>
-        <w:rPr>
-          <w:rFonts w:ascii="Arial Unicode MS" w:eastAsia="Arial Unicode MS" w:hAnsi="Arial Unicode MS" w:cs="Arial Unicode MS"/>
+          <w:rFonts w:eastAsia="Arial Unicode MS"/>
+        </w:rPr>
+        <w:t xml:space="preserve"> </w:t>
+      </w:r>
+      <w:r>
+        <w:rPr>
+          <w:rFonts w:ascii="Browallia New" w:eastAsia="Arial Unicode MS" w:hAnsi="Browallia New" w:cs="Browallia New"/>
         </w:rPr>
         <w:t>สำหรับบิล</w:t>
       </w:r>
-      <w:proofErr w:type="spellEnd"/>
-      <w:r>
-        <w:rPr>
-          <w:rFonts w:ascii="Arial Unicode MS" w:eastAsia="Arial Unicode MS" w:hAnsi="Arial Unicode MS" w:cs="Arial Unicode MS"/>
+      <w:r>
+        <w:rPr>
+          <w:rFonts w:eastAsia="Arial Unicode MS"/>
         </w:rPr>
         <w:t xml:space="preserve"> EXP </w:t>
       </w:r>
-      <w:proofErr w:type="spellStart"/>
-      <w:r>
-        <w:rPr>
-          <w:rFonts w:ascii="Arial Unicode MS" w:eastAsia="Arial Unicode MS" w:hAnsi="Arial Unicode MS" w:cs="Arial Unicode MS"/>
+      <w:r>
+        <w:rPr>
+          <w:rFonts w:ascii="Browallia New" w:eastAsia="Arial Unicode MS" w:hAnsi="Browallia New" w:cs="Browallia New"/>
         </w:rPr>
         <w:t>ที่ระบุหมวดหมู่</w:t>
       </w:r>
-      <w:proofErr w:type="spellEnd"/>
-      <w:r>
-        <w:rPr>
-          <w:rFonts w:ascii="Arial Unicode MS" w:eastAsia="Arial Unicode MS" w:hAnsi="Arial Unicode MS" w:cs="Arial Unicode MS"/>
+      <w:r>
+        <w:rPr>
+          <w:rFonts w:eastAsia="Arial Unicode MS"/>
         </w:rPr>
         <w:t xml:space="preserve"> "</w:t>
       </w:r>
-      <w:proofErr w:type="spellStart"/>
-      <w:r>
-        <w:rPr>
-          <w:rFonts w:ascii="Arial Unicode MS" w:eastAsia="Arial Unicode MS" w:hAnsi="Arial Unicode MS" w:cs="Arial Unicode MS"/>
+      <w:r>
+        <w:rPr>
+          <w:rFonts w:ascii="Browallia New" w:eastAsia="Arial Unicode MS" w:hAnsi="Browallia New" w:cs="Browallia New"/>
         </w:rPr>
         <w:t>พักสินทรัพย์รอขึ้นทะเบียน</w:t>
       </w:r>
-      <w:proofErr w:type="spellEnd"/>
-      <w:r>
-        <w:rPr>
-          <w:rFonts w:ascii="Arial Unicode MS" w:eastAsia="Arial Unicode MS" w:hAnsi="Arial Unicode MS" w:cs="Arial Unicode MS"/>
+      <w:r>
+        <w:rPr>
+          <w:rFonts w:eastAsia="Arial Unicode MS"/>
         </w:rPr>
         <w:t xml:space="preserve"> (Asset Clearing)" </w:t>
       </w:r>
-      <w:proofErr w:type="spellStart"/>
-      <w:r>
-        <w:rPr>
-          <w:rFonts w:ascii="Arial Unicode MS" w:eastAsia="Arial Unicode MS" w:hAnsi="Arial Unicode MS" w:cs="Arial Unicode MS"/>
+      <w:r>
+        <w:rPr>
+          <w:rFonts w:ascii="Browallia New" w:eastAsia="Arial Unicode MS" w:hAnsi="Browallia New" w:cs="Browallia New"/>
         </w:rPr>
         <w:t>จะต้องนำมาขึ้นทะเบียนเป็น</w:t>
       </w:r>
-      <w:proofErr w:type="spellEnd"/>
-      <w:r>
-        <w:rPr>
-          <w:rFonts w:ascii="Arial Unicode MS" w:eastAsia="Arial Unicode MS" w:hAnsi="Arial Unicode MS" w:cs="Arial Unicode MS"/>
+      <w:r>
+        <w:rPr>
+          <w:rFonts w:eastAsia="Arial Unicode MS"/>
         </w:rPr>
         <w:t xml:space="preserve"> Fixed Asset </w:t>
       </w:r>
-      <w:proofErr w:type="spellStart"/>
-      <w:r>
-        <w:rPr>
-          <w:rFonts w:ascii="Arial Unicode MS" w:eastAsia="Arial Unicode MS" w:hAnsi="Arial Unicode MS" w:cs="Arial Unicode MS"/>
+      <w:r>
+        <w:rPr>
+          <w:rFonts w:ascii="Browallia New" w:eastAsia="Arial Unicode MS" w:hAnsi="Browallia New" w:cs="Browallia New"/>
         </w:rPr>
         <w:t>เพื่อเตรียมตัดค่าเสื่อมราคา</w:t>
       </w:r>
-      <w:proofErr w:type="spellEnd"/>
-      <w:r>
-        <w:rPr>
-          <w:rFonts w:ascii="Arial Unicode MS" w:eastAsia="Arial Unicode MS" w:hAnsi="Arial Unicode MS" w:cs="Arial Unicode MS"/>
+      <w:r>
+        <w:rPr>
+          <w:rFonts w:eastAsia="Arial Unicode MS"/>
         </w:rPr>
         <w:t xml:space="preserve"> (Depreciation) </w:t>
       </w:r>
-      <w:proofErr w:type="spellStart"/>
-      <w:r>
-        <w:rPr>
-          <w:rFonts w:ascii="Arial Unicode MS" w:eastAsia="Arial Unicode MS" w:hAnsi="Arial Unicode MS" w:cs="Arial Unicode MS"/>
+      <w:r>
+        <w:rPr>
+          <w:rFonts w:ascii="Browallia New" w:eastAsia="Arial Unicode MS" w:hAnsi="Browallia New" w:cs="Browallia New"/>
         </w:rPr>
         <w:t>ตามมาตรฐาน</w:t>
       </w:r>
-      <w:proofErr w:type="spellEnd"/>
-      <w:r>
-        <w:rPr>
-          <w:rFonts w:ascii="Arial Unicode MS" w:eastAsia="Arial Unicode MS" w:hAnsi="Arial Unicode MS" w:cs="Arial Unicode MS"/>
+      <w:r>
+        <w:rPr>
+          <w:rFonts w:eastAsia="Arial Unicode MS"/>
         </w:rPr>
         <w:t xml:space="preserve"> TFRS</w:t>
       </w:r>
@@ -3357,21 +3322,19 @@
       </w:pPr>
       <w:r>
         <w:rPr>
-          <w:rFonts w:ascii="Arial Unicode MS" w:eastAsia="Arial Unicode MS" w:hAnsi="Arial Unicode MS" w:cs="Arial Unicode MS"/>
+          <w:rFonts w:eastAsia="Arial Unicode MS"/>
         </w:rPr>
         <w:t xml:space="preserve">2. </w:t>
       </w:r>
-      <w:proofErr w:type="spellStart"/>
-      <w:r>
-        <w:rPr>
-          <w:rFonts w:ascii="Arial Unicode MS" w:eastAsia="Arial Unicode MS" w:hAnsi="Arial Unicode MS" w:cs="Arial Unicode MS"/>
+      <w:r>
+        <w:rPr>
+          <w:rFonts w:ascii="Browallia New" w:eastAsia="Arial Unicode MS" w:hAnsi="Browallia New" w:cs="Browallia New"/>
         </w:rPr>
         <w:t>วงจรชีวิตของเอกสาร</w:t>
       </w:r>
-      <w:proofErr w:type="spellEnd"/>
-      <w:r>
-        <w:rPr>
-          <w:rFonts w:ascii="Arial Unicode MS" w:eastAsia="Arial Unicode MS" w:hAnsi="Arial Unicode MS" w:cs="Arial Unicode MS"/>
+      <w:r>
+        <w:rPr>
+          <w:rFonts w:eastAsia="Arial Unicode MS"/>
         </w:rPr>
         <w:t xml:space="preserve"> (Document Lifecycle)</w:t>
       </w:r>
@@ -3386,45 +3349,39 @@
           <w:between w:val="nil"/>
         </w:pBdr>
       </w:pPr>
-      <w:proofErr w:type="spellStart"/>
-      <w:r>
-        <w:rPr>
-          <w:rFonts w:ascii="Arial Unicode MS" w:eastAsia="Arial Unicode MS" w:hAnsi="Arial Unicode MS" w:cs="Arial Unicode MS"/>
+      <w:r>
+        <w:rPr>
+          <w:rFonts w:ascii="Browallia New" w:eastAsia="Arial Unicode MS" w:hAnsi="Browallia New" w:cs="Browallia New"/>
         </w:rPr>
         <w:t>เพื่อรักษาความถูกต้องของข้อมูลตามหลักการบัญชี</w:t>
       </w:r>
-      <w:proofErr w:type="spellEnd"/>
-      <w:r>
-        <w:rPr>
-          <w:rFonts w:ascii="Arial Unicode MS" w:eastAsia="Arial Unicode MS" w:hAnsi="Arial Unicode MS" w:cs="Arial Unicode MS"/>
+      <w:r>
+        <w:rPr>
+          <w:rFonts w:eastAsia="Arial Unicode MS"/>
         </w:rPr>
         <w:t xml:space="preserve"> ERP </w:t>
       </w:r>
-      <w:proofErr w:type="spellStart"/>
-      <w:r>
-        <w:rPr>
-          <w:rFonts w:ascii="Arial Unicode MS" w:eastAsia="Arial Unicode MS" w:hAnsi="Arial Unicode MS" w:cs="Arial Unicode MS"/>
+      <w:r>
+        <w:rPr>
+          <w:rFonts w:ascii="Browallia New" w:eastAsia="Arial Unicode MS" w:hAnsi="Browallia New" w:cs="Browallia New"/>
         </w:rPr>
         <w:t>ทั่วโลก</w:t>
       </w:r>
-      <w:proofErr w:type="spellEnd"/>
-      <w:r>
-        <w:rPr>
-          <w:rFonts w:ascii="Arial Unicode MS" w:eastAsia="Arial Unicode MS" w:hAnsi="Arial Unicode MS" w:cs="Arial Unicode MS"/>
-        </w:rPr>
-        <w:t xml:space="preserve"> </w:t>
-      </w:r>
-      <w:proofErr w:type="spellStart"/>
-      <w:r>
-        <w:rPr>
-          <w:rFonts w:ascii="Arial Unicode MS" w:eastAsia="Arial Unicode MS" w:hAnsi="Arial Unicode MS" w:cs="Arial Unicode MS"/>
+      <w:r>
+        <w:rPr>
+          <w:rFonts w:eastAsia="Arial Unicode MS"/>
+        </w:rPr>
+        <w:t xml:space="preserve"> </w:t>
+      </w:r>
+      <w:r>
+        <w:rPr>
+          <w:rFonts w:ascii="Browallia New" w:eastAsia="Arial Unicode MS" w:hAnsi="Browallia New" w:cs="Browallia New"/>
         </w:rPr>
         <w:t>เราบังคับใช้กฎ</w:t>
       </w:r>
-      <w:proofErr w:type="spellEnd"/>
-      <w:r>
-        <w:rPr>
-          <w:rFonts w:ascii="Arial Unicode MS" w:eastAsia="Arial Unicode MS" w:hAnsi="Arial Unicode MS" w:cs="Arial Unicode MS"/>
+      <w:r>
+        <w:rPr>
+          <w:rFonts w:eastAsia="Arial Unicode MS"/>
         </w:rPr>
         <w:t xml:space="preserve"> </w:t>
       </w:r>
@@ -3437,35 +3394,31 @@
       </w:r>
       <w:r>
         <w:rPr>
-          <w:rFonts w:ascii="Arial Unicode MS" w:eastAsia="Arial Unicode MS" w:hAnsi="Arial Unicode MS" w:cs="Arial Unicode MS"/>
+          <w:rFonts w:eastAsia="Arial Unicode MS"/>
         </w:rPr>
         <w:t xml:space="preserve"> (</w:t>
       </w:r>
-      <w:proofErr w:type="spellStart"/>
-      <w:r>
-        <w:rPr>
-          <w:rFonts w:ascii="Arial Unicode MS" w:eastAsia="Arial Unicode MS" w:hAnsi="Arial Unicode MS" w:cs="Arial Unicode MS"/>
+      <w:r>
+        <w:rPr>
+          <w:rFonts w:ascii="Browallia New" w:eastAsia="Arial Unicode MS" w:hAnsi="Browallia New" w:cs="Browallia New"/>
         </w:rPr>
         <w:t>รันเลขทีหลัง</w:t>
       </w:r>
-      <w:proofErr w:type="spellEnd"/>
-      <w:r>
-        <w:rPr>
-          <w:rFonts w:ascii="Arial Unicode MS" w:eastAsia="Arial Unicode MS" w:hAnsi="Arial Unicode MS" w:cs="Arial Unicode MS"/>
+      <w:r>
+        <w:rPr>
+          <w:rFonts w:eastAsia="Arial Unicode MS"/>
         </w:rPr>
         <w:t xml:space="preserve">) </w:t>
       </w:r>
-      <w:proofErr w:type="spellStart"/>
-      <w:r>
-        <w:rPr>
-          <w:rFonts w:ascii="Arial Unicode MS" w:eastAsia="Arial Unicode MS" w:hAnsi="Arial Unicode MS" w:cs="Arial Unicode MS"/>
+      <w:r>
+        <w:rPr>
+          <w:rFonts w:ascii="Browallia New" w:eastAsia="Arial Unicode MS" w:hAnsi="Browallia New" w:cs="Browallia New"/>
         </w:rPr>
         <w:t>และ</w:t>
       </w:r>
-      <w:proofErr w:type="spellEnd"/>
-      <w:r>
-        <w:rPr>
-          <w:rFonts w:ascii="Arial Unicode MS" w:eastAsia="Arial Unicode MS" w:hAnsi="Arial Unicode MS" w:cs="Arial Unicode MS"/>
+      <w:r>
+        <w:rPr>
+          <w:rFonts w:eastAsia="Arial Unicode MS"/>
         </w:rPr>
         <w:t xml:space="preserve"> </w:t>
       </w:r>
@@ -3478,21 +3431,19 @@
       </w:r>
       <w:r>
         <w:rPr>
-          <w:rFonts w:ascii="Arial Unicode MS" w:eastAsia="Arial Unicode MS" w:hAnsi="Arial Unicode MS" w:cs="Arial Unicode MS"/>
-        </w:rPr>
-        <w:t xml:space="preserve"> </w:t>
-      </w:r>
-      <w:proofErr w:type="spellStart"/>
-      <w:r>
-        <w:rPr>
-          <w:rFonts w:ascii="Arial Unicode MS" w:eastAsia="Arial Unicode MS" w:hAnsi="Arial Unicode MS" w:cs="Arial Unicode MS"/>
+          <w:rFonts w:eastAsia="Arial Unicode MS"/>
+        </w:rPr>
+        <w:t xml:space="preserve"> </w:t>
+      </w:r>
+      <w:r>
+        <w:rPr>
+          <w:rFonts w:ascii="Browallia New" w:eastAsia="Arial Unicode MS" w:hAnsi="Browallia New" w:cs="Browallia New"/>
         </w:rPr>
         <w:t>ดังนี้</w:t>
       </w:r>
-      <w:proofErr w:type="spellEnd"/>
-      <w:r>
-        <w:rPr>
-          <w:rFonts w:ascii="Arial Unicode MS" w:eastAsia="Arial Unicode MS" w:hAnsi="Arial Unicode MS" w:cs="Arial Unicode MS"/>
+      <w:r>
+        <w:rPr>
+          <w:rFonts w:eastAsia="Arial Unicode MS"/>
         </w:rPr>
         <w:t>:</w:t>
       </w:r>
@@ -3513,25 +3464,23 @@
       </w:pPr>
       <w:r>
         <w:rPr>
-          <w:rFonts w:ascii="Arial Unicode MS" w:eastAsia="Arial Unicode MS" w:hAnsi="Arial Unicode MS" w:cs="Arial Unicode MS"/>
+          <w:rFonts w:eastAsia="Arial Unicode MS"/>
           <w:b/>
           <w:bCs/>
         </w:rPr>
         <w:t>DRAFT (</w:t>
       </w:r>
-      <w:proofErr w:type="spellStart"/>
-      <w:r>
-        <w:rPr>
-          <w:rFonts w:ascii="Arial Unicode MS" w:eastAsia="Arial Unicode MS" w:hAnsi="Arial Unicode MS" w:cs="Arial Unicode MS"/>
+      <w:r>
+        <w:rPr>
+          <w:rFonts w:ascii="Browallia New" w:eastAsia="Arial Unicode MS" w:hAnsi="Browallia New" w:cs="Browallia New"/>
           <w:b/>
           <w:bCs/>
         </w:rPr>
         <w:t>ร่างเอกสาร</w:t>
       </w:r>
-      <w:proofErr w:type="spellEnd"/>
-      <w:r>
-        <w:rPr>
-          <w:rFonts w:ascii="Arial Unicode MS" w:eastAsia="Arial Unicode MS" w:hAnsi="Arial Unicode MS" w:cs="Arial Unicode MS"/>
+      <w:r>
+        <w:rPr>
+          <w:rFonts w:eastAsia="Arial Unicode MS"/>
           <w:b/>
           <w:bCs/>
         </w:rPr>
@@ -3552,42 +3501,30 @@
           <w:between w:val="nil"/>
         </w:pBdr>
       </w:pPr>
-      <w:proofErr w:type="spellStart"/>
-      <w:r>
-        <w:rPr>
-          <w:rFonts w:ascii="Arial Unicode MS" w:eastAsia="Arial Unicode MS" w:hAnsi="Arial Unicode MS" w:cs="Arial Unicode MS"/>
+      <w:r>
+        <w:rPr>
+          <w:rFonts w:ascii="Browallia New" w:eastAsia="Arial Unicode MS" w:hAnsi="Browallia New" w:cs="Browallia New"/>
         </w:rPr>
         <w:t>ระบบจะยังไม่รันเลขที่เอกสารจริง</w:t>
       </w:r>
-      <w:proofErr w:type="spellEnd"/>
-      <w:r>
-        <w:rPr>
-          <w:rFonts w:ascii="Arial Unicode MS" w:eastAsia="Arial Unicode MS" w:hAnsi="Arial Unicode MS" w:cs="Arial Unicode MS"/>
-        </w:rPr>
-        <w:t xml:space="preserve"> </w:t>
-      </w:r>
-      <w:proofErr w:type="spellStart"/>
-      <w:r>
-        <w:rPr>
-          <w:rFonts w:ascii="Arial Unicode MS" w:eastAsia="Arial Unicode MS" w:hAnsi="Arial Unicode MS" w:cs="Arial Unicode MS"/>
+      <w:r>
+        <w:rPr>
+          <w:rFonts w:eastAsia="Arial Unicode MS"/>
+        </w:rPr>
+        <w:t xml:space="preserve"> </w:t>
+      </w:r>
+      <w:r>
+        <w:rPr>
+          <w:rFonts w:ascii="Browallia New" w:eastAsia="Arial Unicode MS" w:hAnsi="Browallia New" w:cs="Browallia New"/>
         </w:rPr>
         <w:t>จะใช้รหัสชั่วคราว</w:t>
       </w:r>
-      <w:proofErr w:type="spellEnd"/>
-      <w:r>
-        <w:rPr>
-          <w:rFonts w:ascii="Arial Unicode MS" w:eastAsia="Arial Unicode MS" w:hAnsi="Arial Unicode MS" w:cs="Arial Unicode MS"/>
-        </w:rPr>
-        <w:t xml:space="preserve"> DRAFT-</w:t>
-      </w:r>
-      <w:proofErr w:type="spellStart"/>
-      <w:r>
-        <w:rPr>
-          <w:rFonts w:ascii="Arial Unicode MS" w:eastAsia="Arial Unicode MS" w:hAnsi="Arial Unicode MS" w:cs="Arial Unicode MS"/>
-        </w:rPr>
-        <w:t>YYYYMMDDHHmmss</w:t>
-      </w:r>
-      <w:proofErr w:type="spellEnd"/>
+      <w:r>
+        <w:rPr>
+          <w:rFonts w:eastAsia="Arial Unicode MS"/>
+        </w:rPr>
+        <w:t xml:space="preserve"> DRAFT-YYYYMMDDHHmmss</w:t>
+      </w:r>
     </w:p>
     <w:p>
       <w:pPr>
@@ -3603,28 +3540,24 @@
           <w:between w:val="nil"/>
         </w:pBdr>
       </w:pPr>
-      <w:proofErr w:type="spellStart"/>
-      <w:r>
-        <w:rPr>
-          <w:rFonts w:ascii="Arial Unicode MS" w:eastAsia="Arial Unicode MS" w:hAnsi="Arial Unicode MS" w:cs="Arial Unicode MS"/>
+      <w:r>
+        <w:rPr>
+          <w:rFonts w:ascii="Browallia New" w:eastAsia="Arial Unicode MS" w:hAnsi="Browallia New" w:cs="Browallia New"/>
         </w:rPr>
         <w:t>ข้อมูลยังไม่มีผลใดๆ</w:t>
       </w:r>
-      <w:proofErr w:type="spellEnd"/>
-      <w:r>
-        <w:rPr>
-          <w:rFonts w:ascii="Arial Unicode MS" w:eastAsia="Arial Unicode MS" w:hAnsi="Arial Unicode MS" w:cs="Arial Unicode MS"/>
-        </w:rPr>
-        <w:t xml:space="preserve"> </w:t>
-      </w:r>
-      <w:proofErr w:type="spellStart"/>
-      <w:r>
-        <w:rPr>
-          <w:rFonts w:ascii="Arial Unicode MS" w:eastAsia="Arial Unicode MS" w:hAnsi="Arial Unicode MS" w:cs="Arial Unicode MS"/>
+      <w:r>
+        <w:rPr>
+          <w:rFonts w:eastAsia="Arial Unicode MS"/>
+        </w:rPr>
+        <w:t xml:space="preserve"> </w:t>
+      </w:r>
+      <w:r>
+        <w:rPr>
+          <w:rFonts w:ascii="Browallia New" w:eastAsia="Arial Unicode MS" w:hAnsi="Browallia New" w:cs="Browallia New"/>
         </w:rPr>
         <w:t>ทางบัญชีและสต็อก</w:t>
       </w:r>
-      <w:proofErr w:type="spellEnd"/>
     </w:p>
     <w:p>
       <w:pPr>
@@ -3640,14 +3573,12 @@
           <w:between w:val="nil"/>
         </w:pBdr>
       </w:pPr>
-      <w:proofErr w:type="spellStart"/>
-      <w:r>
-        <w:rPr>
-          <w:rFonts w:ascii="Arial Unicode MS" w:eastAsia="Arial Unicode MS" w:hAnsi="Arial Unicode MS" w:cs="Arial Unicode MS"/>
+      <w:r>
+        <w:rPr>
+          <w:rFonts w:ascii="Browallia New" w:eastAsia="Arial Unicode MS" w:hAnsi="Browallia New" w:cs="Browallia New"/>
         </w:rPr>
         <w:t>สามารถแก้ไขข้อมูลได้อิสระ</w:t>
       </w:r>
-      <w:proofErr w:type="spellEnd"/>
     </w:p>
     <w:p>
       <w:pPr>
@@ -3663,47 +3594,41 @@
           <w:between w:val="nil"/>
         </w:pBdr>
       </w:pPr>
-      <w:proofErr w:type="spellStart"/>
-      <w:r>
-        <w:rPr>
-          <w:rFonts w:ascii="Arial Unicode MS" w:eastAsia="Arial Unicode MS" w:hAnsi="Arial Unicode MS" w:cs="Arial Unicode MS"/>
+      <w:r>
+        <w:rPr>
+          <w:rFonts w:ascii="Browallia New" w:eastAsia="Arial Unicode MS" w:hAnsi="Browallia New" w:cs="Browallia New"/>
         </w:rPr>
         <w:t>หากต้องการยกเลิก</w:t>
       </w:r>
-      <w:proofErr w:type="spellEnd"/>
-      <w:r>
-        <w:rPr>
-          <w:rFonts w:ascii="Arial Unicode MS" w:eastAsia="Arial Unicode MS" w:hAnsi="Arial Unicode MS" w:cs="Arial Unicode MS"/>
-        </w:rPr>
-        <w:t xml:space="preserve"> </w:t>
-      </w:r>
-      <w:proofErr w:type="spellStart"/>
-      <w:r>
-        <w:rPr>
-          <w:rFonts w:ascii="Arial Unicode MS" w:eastAsia="Arial Unicode MS" w:hAnsi="Arial Unicode MS" w:cs="Arial Unicode MS"/>
+      <w:r>
+        <w:rPr>
+          <w:rFonts w:eastAsia="Arial Unicode MS"/>
+        </w:rPr>
+        <w:t xml:space="preserve"> </w:t>
+      </w:r>
+      <w:r>
+        <w:rPr>
+          <w:rFonts w:ascii="Browallia New" w:eastAsia="Arial Unicode MS" w:hAnsi="Browallia New" w:cs="Browallia New"/>
         </w:rPr>
         <w:t>ต้องใช้คำสั่ง</w:t>
       </w:r>
-      <w:proofErr w:type="spellEnd"/>
-      <w:r>
-        <w:rPr>
-          <w:rFonts w:ascii="Arial Unicode MS" w:eastAsia="Arial Unicode MS" w:hAnsi="Arial Unicode MS" w:cs="Arial Unicode MS"/>
-        </w:rPr>
-        <w:t xml:space="preserve"> </w:t>
-      </w:r>
-      <w:proofErr w:type="spellStart"/>
-      <w:r>
-        <w:rPr>
-          <w:rFonts w:ascii="Arial Unicode MS" w:eastAsia="Arial Unicode MS" w:hAnsi="Arial Unicode MS" w:cs="Arial Unicode MS"/>
+      <w:r>
+        <w:rPr>
+          <w:rFonts w:eastAsia="Arial Unicode MS"/>
+        </w:rPr>
+        <w:t xml:space="preserve"> </w:t>
+      </w:r>
+      <w:r>
+        <w:rPr>
+          <w:rFonts w:ascii="Browallia New" w:eastAsia="Arial Unicode MS" w:hAnsi="Browallia New" w:cs="Browallia New"/>
           <w:b/>
           <w:bCs/>
         </w:rPr>
         <w:t>ลบ</w:t>
       </w:r>
-      <w:proofErr w:type="spellEnd"/>
-      <w:r>
-        <w:rPr>
-          <w:rFonts w:ascii="Arial Unicode MS" w:eastAsia="Arial Unicode MS" w:hAnsi="Arial Unicode MS" w:cs="Arial Unicode MS"/>
+      <w:r>
+        <w:rPr>
+          <w:rFonts w:eastAsia="Arial Unicode MS"/>
           <w:b/>
           <w:bCs/>
         </w:rPr>
@@ -3711,18 +3636,16 @@
       </w:r>
       <w:r>
         <w:rPr>
-          <w:rFonts w:ascii="Arial Unicode MS" w:eastAsia="Arial Unicode MS" w:hAnsi="Arial Unicode MS" w:cs="Arial Unicode MS"/>
-        </w:rPr>
-        <w:t xml:space="preserve"> </w:t>
-      </w:r>
-      <w:proofErr w:type="spellStart"/>
-      <w:r>
-        <w:rPr>
-          <w:rFonts w:ascii="Arial Unicode MS" w:eastAsia="Arial Unicode MS" w:hAnsi="Arial Unicode MS" w:cs="Arial Unicode MS"/>
+          <w:rFonts w:eastAsia="Arial Unicode MS"/>
+        </w:rPr>
+        <w:t xml:space="preserve"> </w:t>
+      </w:r>
+      <w:r>
+        <w:rPr>
+          <w:rFonts w:ascii="Browallia New" w:eastAsia="Arial Unicode MS" w:hAnsi="Browallia New" w:cs="Browallia New"/>
         </w:rPr>
         <w:t>เท่านั้น</w:t>
       </w:r>
-      <w:proofErr w:type="spellEnd"/>
     </w:p>
     <w:p>
       <w:pPr>
@@ -3740,25 +3663,24 @@
       </w:pPr>
       <w:r>
         <w:rPr>
-          <w:rFonts w:ascii="Arial Unicode MS" w:eastAsia="Arial Unicode MS" w:hAnsi="Arial Unicode MS" w:cs="Arial Unicode MS"/>
-          <w:b/>
-          <w:bCs/>
-        </w:rPr>
+          <w:rFonts w:eastAsia="Arial Unicode MS"/>
+          <w:b/>
+          <w:bCs/>
+        </w:rPr>
+        <w:lastRenderedPageBreak/>
         <w:t>PENDING (</w:t>
       </w:r>
-      <w:proofErr w:type="spellStart"/>
-      <w:r>
-        <w:rPr>
-          <w:rFonts w:ascii="Arial Unicode MS" w:eastAsia="Arial Unicode MS" w:hAnsi="Arial Unicode MS" w:cs="Arial Unicode MS"/>
+      <w:r>
+        <w:rPr>
+          <w:rFonts w:ascii="Browallia New" w:eastAsia="Arial Unicode MS" w:hAnsi="Browallia New" w:cs="Browallia New"/>
           <w:b/>
           <w:bCs/>
         </w:rPr>
         <w:t>รออนุมัติ</w:t>
       </w:r>
-      <w:proofErr w:type="spellEnd"/>
-      <w:r>
-        <w:rPr>
-          <w:rFonts w:ascii="Arial Unicode MS" w:eastAsia="Arial Unicode MS" w:hAnsi="Arial Unicode MS" w:cs="Arial Unicode MS"/>
+      <w:r>
+        <w:rPr>
+          <w:rFonts w:eastAsia="Arial Unicode MS"/>
           <w:b/>
           <w:bCs/>
         </w:rPr>
@@ -3779,103 +3701,77 @@
           <w:between w:val="nil"/>
         </w:pBdr>
       </w:pPr>
-      <w:proofErr w:type="spellStart"/>
-      <w:r>
-        <w:rPr>
-          <w:rFonts w:ascii="Arial Unicode MS" w:eastAsia="Arial Unicode MS" w:hAnsi="Arial Unicode MS" w:cs="Arial Unicode MS"/>
+      <w:r>
+        <w:rPr>
+          <w:rFonts w:ascii="Browallia New" w:eastAsia="Arial Unicode MS" w:hAnsi="Browallia New" w:cs="Browallia New"/>
         </w:rPr>
         <w:t>สำหรับเอกสารที่เข้าเงื่อนไข</w:t>
       </w:r>
-      <w:proofErr w:type="spellEnd"/>
-      <w:r>
-        <w:rPr>
-          <w:rFonts w:ascii="Arial Unicode MS" w:eastAsia="Arial Unicode MS" w:hAnsi="Arial Unicode MS" w:cs="Arial Unicode MS"/>
+      <w:r>
+        <w:rPr>
+          <w:rFonts w:eastAsia="Arial Unicode MS"/>
         </w:rPr>
         <w:t xml:space="preserve"> Maker-Checker (</w:t>
       </w:r>
-      <w:proofErr w:type="spellStart"/>
-      <w:r>
-        <w:rPr>
-          <w:rFonts w:ascii="Arial Unicode MS" w:eastAsia="Arial Unicode MS" w:hAnsi="Arial Unicode MS" w:cs="Arial Unicode MS"/>
+      <w:r>
+        <w:rPr>
+          <w:rFonts w:ascii="Browallia New" w:eastAsia="Arial Unicode MS" w:hAnsi="Browallia New" w:cs="Browallia New"/>
         </w:rPr>
         <w:t>เช่น</w:t>
       </w:r>
-      <w:proofErr w:type="spellEnd"/>
-      <w:r>
-        <w:rPr>
-          <w:rFonts w:ascii="Arial Unicode MS" w:eastAsia="Arial Unicode MS" w:hAnsi="Arial Unicode MS" w:cs="Arial Unicode MS"/>
-        </w:rPr>
-        <w:t xml:space="preserve"> </w:t>
-      </w:r>
-      <w:proofErr w:type="spellStart"/>
-      <w:r>
-        <w:rPr>
-          <w:rFonts w:ascii="Arial Unicode MS" w:eastAsia="Arial Unicode MS" w:hAnsi="Arial Unicode MS" w:cs="Arial Unicode MS"/>
+      <w:r>
+        <w:rPr>
+          <w:rFonts w:eastAsia="Arial Unicode MS"/>
+        </w:rPr>
+        <w:t xml:space="preserve"> </w:t>
+      </w:r>
+      <w:r>
+        <w:rPr>
+          <w:rFonts w:ascii="Browallia New" w:eastAsia="Arial Unicode MS" w:hAnsi="Browallia New" w:cs="Browallia New"/>
         </w:rPr>
         <w:t>บิลค่าใช้จ่ายยอดเกิน</w:t>
       </w:r>
-      <w:proofErr w:type="spellEnd"/>
-      <w:r>
-        <w:rPr>
-          <w:rFonts w:ascii="Arial Unicode MS" w:eastAsia="Arial Unicode MS" w:hAnsi="Arial Unicode MS" w:cs="Arial Unicode MS"/>
+      <w:r>
+        <w:rPr>
+          <w:rFonts w:eastAsia="Arial Unicode MS"/>
         </w:rPr>
         <w:t xml:space="preserve"> 5,000 </w:t>
       </w:r>
-      <w:proofErr w:type="spellStart"/>
-      <w:r>
-        <w:rPr>
-          <w:rFonts w:ascii="Arial Unicode MS" w:eastAsia="Arial Unicode MS" w:hAnsi="Arial Unicode MS" w:cs="Arial Unicode MS"/>
+      <w:r>
+        <w:rPr>
+          <w:rFonts w:ascii="Browallia New" w:eastAsia="Arial Unicode MS" w:hAnsi="Browallia New" w:cs="Browallia New"/>
         </w:rPr>
         <w:t>บาท</w:t>
       </w:r>
-      <w:proofErr w:type="spellEnd"/>
-      <w:r>
-        <w:rPr>
-          <w:rFonts w:ascii="Arial Unicode MS" w:eastAsia="Arial Unicode MS" w:hAnsi="Arial Unicode MS" w:cs="Arial Unicode MS"/>
+      <w:r>
+        <w:rPr>
+          <w:rFonts w:eastAsia="Arial Unicode MS"/>
         </w:rPr>
         <w:t xml:space="preserve">) </w:t>
       </w:r>
-      <w:proofErr w:type="spellStart"/>
-      <w:r>
-        <w:rPr>
-          <w:rFonts w:ascii="Arial Unicode MS" w:eastAsia="Arial Unicode MS" w:hAnsi="Arial Unicode MS" w:cs="Arial Unicode MS"/>
+      <w:r>
+        <w:rPr>
+          <w:rFonts w:ascii="Browallia New" w:eastAsia="Arial Unicode MS" w:hAnsi="Browallia New" w:cs="Browallia New"/>
         </w:rPr>
         <w:t>สถานะหลักจะยังคงเป็น</w:t>
       </w:r>
-      <w:proofErr w:type="spellEnd"/>
-      <w:r>
-        <w:rPr>
-          <w:rFonts w:ascii="Arial Unicode MS" w:eastAsia="Arial Unicode MS" w:hAnsi="Arial Unicode MS" w:cs="Arial Unicode MS"/>
+      <w:r>
+        <w:rPr>
+          <w:rFonts w:eastAsia="Arial Unicode MS"/>
         </w:rPr>
         <w:t xml:space="preserve"> DRAFT </w:t>
       </w:r>
-      <w:proofErr w:type="spellStart"/>
-      <w:r>
-        <w:rPr>
-          <w:rFonts w:ascii="Arial Unicode MS" w:eastAsia="Arial Unicode MS" w:hAnsi="Arial Unicode MS" w:cs="Arial Unicode MS"/>
+      <w:r>
+        <w:rPr>
+          <w:rFonts w:ascii="Browallia New" w:eastAsia="Arial Unicode MS" w:hAnsi="Browallia New" w:cs="Browallia New"/>
         </w:rPr>
         <w:t>แต่มี</w:t>
       </w:r>
-      <w:proofErr w:type="spellEnd"/>
-      <w:r>
-        <w:rPr>
-          <w:rFonts w:ascii="Arial Unicode MS" w:eastAsia="Arial Unicode MS" w:hAnsi="Arial Unicode MS" w:cs="Arial Unicode MS"/>
-        </w:rPr>
-        <w:t xml:space="preserve"> </w:t>
-      </w:r>
-      <w:proofErr w:type="spellStart"/>
-      <w:r>
-        <w:rPr>
-          <w:rFonts w:ascii="Arial Unicode MS" w:eastAsia="Arial Unicode MS" w:hAnsi="Arial Unicode MS" w:cs="Arial Unicode MS"/>
-        </w:rPr>
-        <w:t>approval_status</w:t>
-      </w:r>
-      <w:proofErr w:type="spellEnd"/>
-      <w:r>
-        <w:rPr>
-          <w:rFonts w:ascii="Arial Unicode MS" w:eastAsia="Arial Unicode MS" w:hAnsi="Arial Unicode MS" w:cs="Arial Unicode MS"/>
-        </w:rPr>
-        <w:t xml:space="preserve"> = 'PENDING'</w:t>
+      <w:r>
+        <w:rPr>
+          <w:rFonts w:eastAsia="Arial Unicode MS"/>
+        </w:rPr>
+        <w:t xml:space="preserve"> approval_status = 'PENDING'</w:t>
       </w:r>
     </w:p>
     <w:p>
@@ -3892,17 +3788,15 @@
           <w:between w:val="nil"/>
         </w:pBdr>
       </w:pPr>
-      <w:proofErr w:type="spellStart"/>
-      <w:r>
-        <w:rPr>
-          <w:rFonts w:ascii="Arial Unicode MS" w:eastAsia="Arial Unicode MS" w:hAnsi="Arial Unicode MS" w:cs="Arial Unicode MS"/>
+      <w:r>
+        <w:rPr>
+          <w:rFonts w:ascii="Browallia New" w:eastAsia="Arial Unicode MS" w:hAnsi="Browallia New" w:cs="Browallia New"/>
         </w:rPr>
         <w:t>ห้ามแก้ไขข้อมูลจนกว่าจะถูกตีกลับ</w:t>
       </w:r>
-      <w:proofErr w:type="spellEnd"/>
-      <w:r>
-        <w:rPr>
-          <w:rFonts w:ascii="Arial Unicode MS" w:eastAsia="Arial Unicode MS" w:hAnsi="Arial Unicode MS" w:cs="Arial Unicode MS"/>
+      <w:r>
+        <w:rPr>
+          <w:rFonts w:eastAsia="Arial Unicode MS"/>
         </w:rPr>
         <w:t xml:space="preserve"> (REJECTED)</w:t>
       </w:r>
@@ -3923,43 +3817,39 @@
       </w:pPr>
       <w:r>
         <w:rPr>
-          <w:rFonts w:ascii="Arial Unicode MS" w:eastAsia="Arial Unicode MS" w:hAnsi="Arial Unicode MS" w:cs="Arial Unicode MS"/>
+          <w:rFonts w:eastAsia="Arial Unicode MS"/>
           <w:b/>
           <w:bCs/>
         </w:rPr>
         <w:t>ISSUED (</w:t>
       </w:r>
-      <w:proofErr w:type="spellStart"/>
-      <w:r>
-        <w:rPr>
-          <w:rFonts w:ascii="Arial Unicode MS" w:eastAsia="Arial Unicode MS" w:hAnsi="Arial Unicode MS" w:cs="Arial Unicode MS"/>
+      <w:r>
+        <w:rPr>
+          <w:rFonts w:ascii="Browallia New" w:eastAsia="Arial Unicode MS" w:hAnsi="Browallia New" w:cs="Browallia New"/>
           <w:b/>
           <w:bCs/>
         </w:rPr>
         <w:t>ยืนยัน</w:t>
       </w:r>
-      <w:proofErr w:type="spellEnd"/>
-      <w:r>
-        <w:rPr>
-          <w:rFonts w:ascii="Arial Unicode MS" w:eastAsia="Arial Unicode MS" w:hAnsi="Arial Unicode MS" w:cs="Arial Unicode MS"/>
+      <w:r>
+        <w:rPr>
+          <w:rFonts w:eastAsia="Arial Unicode MS"/>
           <w:b/>
           <w:bCs/>
         </w:rPr>
         <w:t>/</w:t>
       </w:r>
-      <w:proofErr w:type="spellStart"/>
-      <w:r>
-        <w:rPr>
-          <w:rFonts w:ascii="Arial Unicode MS" w:eastAsia="Arial Unicode MS" w:hAnsi="Arial Unicode MS" w:cs="Arial Unicode MS"/>
+      <w:r>
+        <w:rPr>
+          <w:rFonts w:ascii="Browallia New" w:eastAsia="Arial Unicode MS" w:hAnsi="Browallia New" w:cs="Browallia New"/>
           <w:b/>
           <w:bCs/>
         </w:rPr>
         <w:t>ออกเอกสารแล้ว</w:t>
       </w:r>
-      <w:proofErr w:type="spellEnd"/>
-      <w:r>
-        <w:rPr>
-          <w:rFonts w:ascii="Arial Unicode MS" w:eastAsia="Arial Unicode MS" w:hAnsi="Arial Unicode MS" w:cs="Arial Unicode MS"/>
+      <w:r>
+        <w:rPr>
+          <w:rFonts w:eastAsia="Arial Unicode MS"/>
           <w:b/>
           <w:bCs/>
         </w:rPr>
@@ -3980,97 +3870,85 @@
           <w:between w:val="nil"/>
         </w:pBdr>
       </w:pPr>
-      <w:proofErr w:type="spellStart"/>
-      <w:r>
-        <w:rPr>
-          <w:rFonts w:ascii="Arial Unicode MS" w:eastAsia="Arial Unicode MS" w:hAnsi="Arial Unicode MS" w:cs="Arial Unicode MS"/>
+      <w:r>
+        <w:rPr>
+          <w:rFonts w:ascii="Browallia New" w:eastAsia="Arial Unicode MS" w:hAnsi="Browallia New" w:cs="Browallia New"/>
         </w:rPr>
         <w:t>เมื่อกดยืนยัน</w:t>
       </w:r>
-      <w:proofErr w:type="spellEnd"/>
-      <w:r>
-        <w:rPr>
-          <w:rFonts w:ascii="Arial Unicode MS" w:eastAsia="Arial Unicode MS" w:hAnsi="Arial Unicode MS" w:cs="Arial Unicode MS"/>
-        </w:rPr>
-        <w:t xml:space="preserve"> </w:t>
-      </w:r>
-      <w:proofErr w:type="spellStart"/>
-      <w:r>
-        <w:rPr>
-          <w:rFonts w:ascii="Arial Unicode MS" w:eastAsia="Arial Unicode MS" w:hAnsi="Arial Unicode MS" w:cs="Arial Unicode MS"/>
+      <w:r>
+        <w:rPr>
+          <w:rFonts w:eastAsia="Arial Unicode MS"/>
+        </w:rPr>
+        <w:t xml:space="preserve"> </w:t>
+      </w:r>
+      <w:r>
+        <w:rPr>
+          <w:rFonts w:ascii="Browallia New" w:eastAsia="Arial Unicode MS" w:hAnsi="Browallia New" w:cs="Browallia New"/>
         </w:rPr>
         <w:t>หรืออนุมัติผ่าน</w:t>
       </w:r>
-      <w:proofErr w:type="spellEnd"/>
-      <w:r>
-        <w:rPr>
-          <w:rFonts w:ascii="Arial Unicode MS" w:eastAsia="Arial Unicode MS" w:hAnsi="Arial Unicode MS" w:cs="Arial Unicode MS"/>
-        </w:rPr>
-        <w:t xml:space="preserve"> </w:t>
-      </w:r>
-      <w:proofErr w:type="spellStart"/>
-      <w:r>
-        <w:rPr>
-          <w:rFonts w:ascii="Arial Unicode MS" w:eastAsia="Arial Unicode MS" w:hAnsi="Arial Unicode MS" w:cs="Arial Unicode MS"/>
+      <w:r>
+        <w:rPr>
+          <w:rFonts w:eastAsia="Arial Unicode MS"/>
+        </w:rPr>
+        <w:t xml:space="preserve"> </w:t>
+      </w:r>
+      <w:r>
+        <w:rPr>
+          <w:rFonts w:ascii="Browallia New" w:eastAsia="Arial Unicode MS" w:hAnsi="Browallia New" w:cs="Browallia New"/>
         </w:rPr>
         <w:t>ระบบจะทำการ</w:t>
       </w:r>
-      <w:proofErr w:type="spellEnd"/>
-      <w:r>
-        <w:rPr>
-          <w:rFonts w:ascii="Arial Unicode MS" w:eastAsia="Arial Unicode MS" w:hAnsi="Arial Unicode MS" w:cs="Arial Unicode MS"/>
-        </w:rPr>
-        <w:t xml:space="preserve"> </w:t>
-      </w:r>
-      <w:proofErr w:type="spellStart"/>
-      <w:r>
-        <w:rPr>
-          <w:rFonts w:ascii="Arial Unicode MS" w:eastAsia="Arial Unicode MS" w:hAnsi="Arial Unicode MS" w:cs="Arial Unicode MS"/>
+      <w:r>
+        <w:rPr>
+          <w:rFonts w:eastAsia="Arial Unicode MS"/>
+        </w:rPr>
+        <w:t xml:space="preserve"> </w:t>
+      </w:r>
+      <w:r>
+        <w:rPr>
+          <w:rFonts w:ascii="Browallia New" w:eastAsia="Arial Unicode MS" w:hAnsi="Browallia New" w:cs="Browallia New"/>
           <w:b/>
           <w:bCs/>
         </w:rPr>
         <w:t>รันเลขที่เอกสารจริง</w:t>
       </w:r>
-      <w:proofErr w:type="spellEnd"/>
-      <w:r>
-        <w:rPr>
-          <w:rFonts w:ascii="Arial Unicode MS" w:eastAsia="Arial Unicode MS" w:hAnsi="Arial Unicode MS" w:cs="Arial Unicode MS"/>
+      <w:r>
+        <w:rPr>
+          <w:rFonts w:eastAsia="Arial Unicode MS"/>
           <w:b/>
           <w:bCs/>
         </w:rPr>
         <w:t xml:space="preserve"> (Running Number) </w:t>
       </w:r>
-      <w:proofErr w:type="spellStart"/>
-      <w:r>
-        <w:rPr>
-          <w:rFonts w:ascii="Arial Unicode MS" w:eastAsia="Arial Unicode MS" w:hAnsi="Arial Unicode MS" w:cs="Arial Unicode MS"/>
+      <w:r>
+        <w:rPr>
+          <w:rFonts w:ascii="Browallia New" w:eastAsia="Arial Unicode MS" w:hAnsi="Browallia New" w:cs="Browallia New"/>
           <w:b/>
           <w:bCs/>
         </w:rPr>
         <w:t>ผ่าน</w:t>
       </w:r>
-      <w:proofErr w:type="spellEnd"/>
-      <w:r>
-        <w:rPr>
-          <w:rFonts w:ascii="Arial Unicode MS" w:eastAsia="Arial Unicode MS" w:hAnsi="Arial Unicode MS" w:cs="Arial Unicode MS"/>
+      <w:r>
+        <w:rPr>
+          <w:rFonts w:eastAsia="Arial Unicode MS"/>
           <w:b/>
           <w:bCs/>
         </w:rPr>
         <w:t xml:space="preserve"> RPC </w:t>
       </w:r>
-      <w:proofErr w:type="spellStart"/>
-      <w:r>
-        <w:rPr>
-          <w:rFonts w:ascii="Arial Unicode MS" w:eastAsia="Arial Unicode MS" w:hAnsi="Arial Unicode MS" w:cs="Arial Unicode MS"/>
+      <w:r>
+        <w:rPr>
+          <w:rFonts w:ascii="Browallia New" w:eastAsia="Arial Unicode MS" w:hAnsi="Browallia New" w:cs="Browallia New"/>
           <w:b/>
           <w:bCs/>
         </w:rPr>
         <w:t>แบบ</w:t>
       </w:r>
-      <w:proofErr w:type="spellEnd"/>
-      <w:r>
-        <w:rPr>
-          <w:rFonts w:ascii="Arial Unicode MS" w:eastAsia="Arial Unicode MS" w:hAnsi="Arial Unicode MS" w:cs="Arial Unicode MS"/>
+      <w:r>
+        <w:rPr>
+          <w:rFonts w:eastAsia="Arial Unicode MS"/>
           <w:b/>
           <w:bCs/>
         </w:rPr>
@@ -4078,32 +3956,28 @@
       </w:r>
       <w:r>
         <w:rPr>
-          <w:rFonts w:ascii="Arial Unicode MS" w:eastAsia="Arial Unicode MS" w:hAnsi="Arial Unicode MS" w:cs="Arial Unicode MS"/>
-        </w:rPr>
-        <w:t xml:space="preserve"> </w:t>
-      </w:r>
-      <w:proofErr w:type="spellStart"/>
-      <w:r>
-        <w:rPr>
-          <w:rFonts w:ascii="Arial Unicode MS" w:eastAsia="Arial Unicode MS" w:hAnsi="Arial Unicode MS" w:cs="Arial Unicode MS"/>
+          <w:rFonts w:eastAsia="Arial Unicode MS"/>
+        </w:rPr>
+        <w:t xml:space="preserve"> </w:t>
+      </w:r>
+      <w:r>
+        <w:rPr>
+          <w:rFonts w:ascii="Browallia New" w:eastAsia="Arial Unicode MS" w:hAnsi="Browallia New" w:cs="Browallia New"/>
         </w:rPr>
         <w:t>อัตโนมัติ</w:t>
       </w:r>
-      <w:proofErr w:type="spellEnd"/>
-      <w:r>
-        <w:rPr>
-          <w:rFonts w:ascii="Arial Unicode MS" w:eastAsia="Arial Unicode MS" w:hAnsi="Arial Unicode MS" w:cs="Arial Unicode MS"/>
-        </w:rPr>
-        <w:t xml:space="preserve"> </w:t>
-      </w:r>
-      <w:proofErr w:type="spellStart"/>
-      <w:r>
-        <w:rPr>
-          <w:rFonts w:ascii="Arial Unicode MS" w:eastAsia="Arial Unicode MS" w:hAnsi="Arial Unicode MS" w:cs="Arial Unicode MS"/>
+      <w:r>
+        <w:rPr>
+          <w:rFonts w:eastAsia="Arial Unicode MS"/>
+        </w:rPr>
+        <w:t xml:space="preserve"> </w:t>
+      </w:r>
+      <w:r>
+        <w:rPr>
+          <w:rFonts w:ascii="Browallia New" w:eastAsia="Arial Unicode MS" w:hAnsi="Browallia New" w:cs="Browallia New"/>
         </w:rPr>
         <w:t>ป้องกันปัญหาเลขบิลกระโดดหรือซ้ำซ้อน</w:t>
       </w:r>
-      <w:proofErr w:type="spellEnd"/>
     </w:p>
     <w:p>
       <w:pPr>
@@ -4119,31 +3993,27 @@
           <w:between w:val="nil"/>
         </w:pBdr>
       </w:pPr>
-      <w:proofErr w:type="spellStart"/>
-      <w:r>
-        <w:rPr>
-          <w:rFonts w:ascii="Arial Unicode MS" w:eastAsia="Arial Unicode MS" w:hAnsi="Arial Unicode MS" w:cs="Arial Unicode MS"/>
+      <w:r>
+        <w:rPr>
+          <w:rFonts w:ascii="Browallia New" w:eastAsia="Arial Unicode MS" w:hAnsi="Browallia New" w:cs="Browallia New"/>
         </w:rPr>
         <w:t>ข้อมูลมีผลทางบัญชีและสต็อกทันที</w:t>
       </w:r>
-      <w:proofErr w:type="spellEnd"/>
-      <w:r>
-        <w:rPr>
-          <w:rFonts w:ascii="Arial Unicode MS" w:eastAsia="Arial Unicode MS" w:hAnsi="Arial Unicode MS" w:cs="Arial Unicode MS"/>
+      <w:r>
+        <w:rPr>
+          <w:rFonts w:eastAsia="Arial Unicode MS"/>
         </w:rPr>
         <w:t xml:space="preserve"> (</w:t>
       </w:r>
-      <w:proofErr w:type="spellStart"/>
-      <w:r>
-        <w:rPr>
-          <w:rFonts w:ascii="Arial Unicode MS" w:eastAsia="Arial Unicode MS" w:hAnsi="Arial Unicode MS" w:cs="Arial Unicode MS"/>
+      <w:r>
+        <w:rPr>
+          <w:rFonts w:ascii="Browallia New" w:eastAsia="Arial Unicode MS" w:hAnsi="Browallia New" w:cs="Browallia New"/>
         </w:rPr>
         <w:t>ตามประเภทเอกสาร</w:t>
       </w:r>
-      <w:proofErr w:type="spellEnd"/>
-      <w:r>
-        <w:rPr>
-          <w:rFonts w:ascii="Arial Unicode MS" w:eastAsia="Arial Unicode MS" w:hAnsi="Arial Unicode MS" w:cs="Arial Unicode MS"/>
+      <w:r>
+        <w:rPr>
+          <w:rFonts w:eastAsia="Arial Unicode MS"/>
         </w:rPr>
         <w:t>)</w:t>
       </w:r>
@@ -4162,19 +4032,17 @@
           <w:between w:val="nil"/>
         </w:pBdr>
       </w:pPr>
-      <w:proofErr w:type="spellStart"/>
-      <w:r>
-        <w:rPr>
-          <w:rFonts w:ascii="Arial Unicode MS" w:eastAsia="Arial Unicode MS" w:hAnsi="Arial Unicode MS" w:cs="Arial Unicode MS"/>
+      <w:r>
+        <w:rPr>
+          <w:rFonts w:ascii="Browallia New" w:eastAsia="Arial Unicode MS" w:hAnsi="Browallia New" w:cs="Browallia New"/>
           <w:b/>
           <w:bCs/>
         </w:rPr>
         <w:t>ห้ามลบ</w:t>
       </w:r>
-      <w:proofErr w:type="spellEnd"/>
-      <w:r>
-        <w:rPr>
-          <w:rFonts w:ascii="Arial Unicode MS" w:eastAsia="Arial Unicode MS" w:hAnsi="Arial Unicode MS" w:cs="Arial Unicode MS"/>
+      <w:r>
+        <w:rPr>
+          <w:rFonts w:eastAsia="Arial Unicode MS"/>
           <w:b/>
           <w:bCs/>
         </w:rPr>
@@ -4182,18 +4050,16 @@
       </w:r>
       <w:r>
         <w:rPr>
-          <w:rFonts w:ascii="Arial Unicode MS" w:eastAsia="Arial Unicode MS" w:hAnsi="Arial Unicode MS" w:cs="Arial Unicode MS"/>
-        </w:rPr>
-        <w:t xml:space="preserve"> </w:t>
-      </w:r>
-      <w:proofErr w:type="spellStart"/>
-      <w:r>
-        <w:rPr>
-          <w:rFonts w:ascii="Arial Unicode MS" w:eastAsia="Arial Unicode MS" w:hAnsi="Arial Unicode MS" w:cs="Arial Unicode MS"/>
+          <w:rFonts w:eastAsia="Arial Unicode MS"/>
+        </w:rPr>
+        <w:t xml:space="preserve"> </w:t>
+      </w:r>
+      <w:r>
+        <w:rPr>
+          <w:rFonts w:ascii="Browallia New" w:eastAsia="Arial Unicode MS" w:hAnsi="Browallia New" w:cs="Browallia New"/>
         </w:rPr>
         <w:t>โดยเด็ดขาด</w:t>
       </w:r>
-      <w:proofErr w:type="spellEnd"/>
     </w:p>
     <w:p>
       <w:pPr>
@@ -4209,47 +4075,41 @@
           <w:between w:val="nil"/>
         </w:pBdr>
       </w:pPr>
-      <w:proofErr w:type="spellStart"/>
-      <w:r>
-        <w:rPr>
-          <w:rFonts w:ascii="Arial Unicode MS" w:eastAsia="Arial Unicode MS" w:hAnsi="Arial Unicode MS" w:cs="Arial Unicode MS"/>
+      <w:r>
+        <w:rPr>
+          <w:rFonts w:ascii="Browallia New" w:eastAsia="Arial Unicode MS" w:hAnsi="Browallia New" w:cs="Browallia New"/>
         </w:rPr>
         <w:t>หากข้อมูลผิดพลาด</w:t>
       </w:r>
-      <w:proofErr w:type="spellEnd"/>
-      <w:r>
-        <w:rPr>
-          <w:rFonts w:ascii="Arial Unicode MS" w:eastAsia="Arial Unicode MS" w:hAnsi="Arial Unicode MS" w:cs="Arial Unicode MS"/>
-        </w:rPr>
-        <w:t xml:space="preserve"> </w:t>
-      </w:r>
-      <w:proofErr w:type="spellStart"/>
-      <w:r>
-        <w:rPr>
-          <w:rFonts w:ascii="Arial Unicode MS" w:eastAsia="Arial Unicode MS" w:hAnsi="Arial Unicode MS" w:cs="Arial Unicode MS"/>
+      <w:r>
+        <w:rPr>
+          <w:rFonts w:eastAsia="Arial Unicode MS"/>
+        </w:rPr>
+        <w:t xml:space="preserve"> </w:t>
+      </w:r>
+      <w:r>
+        <w:rPr>
+          <w:rFonts w:ascii="Browallia New" w:eastAsia="Arial Unicode MS" w:hAnsi="Browallia New" w:cs="Browallia New"/>
         </w:rPr>
         <w:t>ต้องใช้คำสั่ง</w:t>
       </w:r>
-      <w:proofErr w:type="spellEnd"/>
-      <w:r>
-        <w:rPr>
-          <w:rFonts w:ascii="Arial Unicode MS" w:eastAsia="Arial Unicode MS" w:hAnsi="Arial Unicode MS" w:cs="Arial Unicode MS"/>
-        </w:rPr>
-        <w:t xml:space="preserve"> </w:t>
-      </w:r>
-      <w:proofErr w:type="spellStart"/>
-      <w:r>
-        <w:rPr>
-          <w:rFonts w:ascii="Arial Unicode MS" w:eastAsia="Arial Unicode MS" w:hAnsi="Arial Unicode MS" w:cs="Arial Unicode MS"/>
+      <w:r>
+        <w:rPr>
+          <w:rFonts w:eastAsia="Arial Unicode MS"/>
+        </w:rPr>
+        <w:t xml:space="preserve"> </w:t>
+      </w:r>
+      <w:r>
+        <w:rPr>
+          <w:rFonts w:ascii="Browallia New" w:eastAsia="Arial Unicode MS" w:hAnsi="Browallia New" w:cs="Browallia New"/>
           <w:b/>
           <w:bCs/>
         </w:rPr>
         <w:t>ยกเลิก</w:t>
       </w:r>
-      <w:proofErr w:type="spellEnd"/>
-      <w:r>
-        <w:rPr>
-          <w:rFonts w:ascii="Arial Unicode MS" w:eastAsia="Arial Unicode MS" w:hAnsi="Arial Unicode MS" w:cs="Arial Unicode MS"/>
+      <w:r>
+        <w:rPr>
+          <w:rFonts w:eastAsia="Arial Unicode MS"/>
           <w:b/>
           <w:bCs/>
         </w:rPr>
@@ -4257,18 +4117,16 @@
       </w:r>
       <w:r>
         <w:rPr>
-          <w:rFonts w:ascii="Arial Unicode MS" w:eastAsia="Arial Unicode MS" w:hAnsi="Arial Unicode MS" w:cs="Arial Unicode MS"/>
-        </w:rPr>
-        <w:t xml:space="preserve"> </w:t>
-      </w:r>
-      <w:proofErr w:type="spellStart"/>
-      <w:r>
-        <w:rPr>
-          <w:rFonts w:ascii="Arial Unicode MS" w:eastAsia="Arial Unicode MS" w:hAnsi="Arial Unicode MS" w:cs="Arial Unicode MS"/>
+          <w:rFonts w:eastAsia="Arial Unicode MS"/>
+        </w:rPr>
+        <w:t xml:space="preserve"> </w:t>
+      </w:r>
+      <w:r>
+        <w:rPr>
+          <w:rFonts w:ascii="Browallia New" w:eastAsia="Arial Unicode MS" w:hAnsi="Browallia New" w:cs="Browallia New"/>
         </w:rPr>
         <w:t>เท่านั้น</w:t>
       </w:r>
-      <w:proofErr w:type="spellEnd"/>
     </w:p>
     <w:p>
       <w:pPr>
@@ -4286,25 +4144,23 @@
       </w:pPr>
       <w:r>
         <w:rPr>
-          <w:rFonts w:ascii="Arial Unicode MS" w:eastAsia="Arial Unicode MS" w:hAnsi="Arial Unicode MS" w:cs="Arial Unicode MS"/>
+          <w:rFonts w:eastAsia="Arial Unicode MS"/>
           <w:b/>
           <w:bCs/>
         </w:rPr>
         <w:t>VOID (</w:t>
       </w:r>
-      <w:proofErr w:type="spellStart"/>
-      <w:r>
-        <w:rPr>
-          <w:rFonts w:ascii="Arial Unicode MS" w:eastAsia="Arial Unicode MS" w:hAnsi="Arial Unicode MS" w:cs="Arial Unicode MS"/>
+      <w:r>
+        <w:rPr>
+          <w:rFonts w:ascii="Browallia New" w:eastAsia="Arial Unicode MS" w:hAnsi="Browallia New" w:cs="Browallia New"/>
           <w:b/>
           <w:bCs/>
         </w:rPr>
         <w:t>ยกเลิกเอกสาร</w:t>
       </w:r>
-      <w:proofErr w:type="spellEnd"/>
-      <w:r>
-        <w:rPr>
-          <w:rFonts w:ascii="Arial Unicode MS" w:eastAsia="Arial Unicode MS" w:hAnsi="Arial Unicode MS" w:cs="Arial Unicode MS"/>
+      <w:r>
+        <w:rPr>
+          <w:rFonts w:eastAsia="Arial Unicode MS"/>
           <w:b/>
           <w:bCs/>
         </w:rPr>
@@ -4325,33 +4181,29 @@
           <w:between w:val="nil"/>
         </w:pBdr>
       </w:pPr>
-      <w:proofErr w:type="spellStart"/>
-      <w:r>
-        <w:rPr>
-          <w:rFonts w:ascii="Arial Unicode MS" w:eastAsia="Arial Unicode MS" w:hAnsi="Arial Unicode MS" w:cs="Arial Unicode MS"/>
+      <w:r>
+        <w:rPr>
+          <w:rFonts w:ascii="Browallia New" w:eastAsia="Arial Unicode MS" w:hAnsi="Browallia New" w:cs="Browallia New"/>
         </w:rPr>
         <w:t>ระบบจะทำการ</w:t>
       </w:r>
-      <w:proofErr w:type="spellEnd"/>
-      <w:r>
-        <w:rPr>
-          <w:rFonts w:ascii="Arial Unicode MS" w:eastAsia="Arial Unicode MS" w:hAnsi="Arial Unicode MS" w:cs="Arial Unicode MS"/>
-        </w:rPr>
-        <w:t xml:space="preserve"> </w:t>
-      </w:r>
-      <w:proofErr w:type="spellStart"/>
-      <w:r>
-        <w:rPr>
-          <w:rFonts w:ascii="Arial Unicode MS" w:eastAsia="Arial Unicode MS" w:hAnsi="Arial Unicode MS" w:cs="Arial Unicode MS"/>
+      <w:r>
+        <w:rPr>
+          <w:rFonts w:eastAsia="Arial Unicode MS"/>
+        </w:rPr>
+        <w:t xml:space="preserve"> </w:t>
+      </w:r>
+      <w:r>
+        <w:rPr>
+          <w:rFonts w:ascii="Browallia New" w:eastAsia="Arial Unicode MS" w:hAnsi="Browallia New" w:cs="Browallia New"/>
           <w:b/>
           <w:bCs/>
         </w:rPr>
         <w:t>คืนสต็อก</w:t>
       </w:r>
-      <w:proofErr w:type="spellEnd"/>
-      <w:r>
-        <w:rPr>
-          <w:rFonts w:ascii="Arial Unicode MS" w:eastAsia="Arial Unicode MS" w:hAnsi="Arial Unicode MS" w:cs="Arial Unicode MS"/>
+      <w:r>
+        <w:rPr>
+          <w:rFonts w:eastAsia="Arial Unicode MS"/>
           <w:b/>
           <w:bCs/>
         </w:rPr>
@@ -4359,18 +4211,16 @@
       </w:r>
       <w:r>
         <w:rPr>
-          <w:rFonts w:ascii="Arial Unicode MS" w:eastAsia="Arial Unicode MS" w:hAnsi="Arial Unicode MS" w:cs="Arial Unicode MS"/>
-        </w:rPr>
-        <w:t xml:space="preserve"> </w:t>
-      </w:r>
-      <w:proofErr w:type="spellStart"/>
-      <w:r>
-        <w:rPr>
-          <w:rFonts w:ascii="Arial Unicode MS" w:eastAsia="Arial Unicode MS" w:hAnsi="Arial Unicode MS" w:cs="Arial Unicode MS"/>
+          <w:rFonts w:eastAsia="Arial Unicode MS"/>
+        </w:rPr>
+        <w:t xml:space="preserve"> </w:t>
+      </w:r>
+      <w:r>
+        <w:rPr>
+          <w:rFonts w:ascii="Browallia New" w:eastAsia="Arial Unicode MS" w:hAnsi="Browallia New" w:cs="Browallia New"/>
         </w:rPr>
         <w:t>หรือคืนยอดหนี้ให้อัตโนมัติ</w:t>
       </w:r>
-      <w:proofErr w:type="spellEnd"/>
     </w:p>
     <w:p>
       <w:pPr>
@@ -4386,18 +4236,15 @@
           <w:between w:val="nil"/>
         </w:pBdr>
       </w:pPr>
-      <w:proofErr w:type="spellStart"/>
-      <w:r>
-        <w:rPr>
-          <w:rFonts w:ascii="Arial Unicode MS" w:eastAsia="Arial Unicode MS" w:hAnsi="Arial Unicode MS" w:cs="Arial Unicode MS"/>
-        </w:rPr>
-        <w:lastRenderedPageBreak/>
+      <w:r>
+        <w:rPr>
+          <w:rFonts w:ascii="Browallia New" w:eastAsia="Arial Unicode MS" w:hAnsi="Browallia New" w:cs="Browallia New"/>
+        </w:rPr>
         <w:t>เอกสารจะยังคงอยู่ในระบบเพื่อเก็บเป็น</w:t>
       </w:r>
-      <w:proofErr w:type="spellEnd"/>
-      <w:r>
-        <w:rPr>
-          <w:rFonts w:ascii="Arial Unicode MS" w:eastAsia="Arial Unicode MS" w:hAnsi="Arial Unicode MS" w:cs="Arial Unicode MS"/>
+      <w:r>
+        <w:rPr>
+          <w:rFonts w:eastAsia="Arial Unicode MS"/>
         </w:rPr>
         <w:t xml:space="preserve"> Audit Trail</w:t>
       </w:r>
@@ -4416,87 +4263,75 @@
           <w:between w:val="nil"/>
         </w:pBdr>
       </w:pPr>
-      <w:proofErr w:type="spellStart"/>
-      <w:r>
-        <w:rPr>
-          <w:rFonts w:ascii="Arial Unicode MS" w:eastAsia="Arial Unicode MS" w:hAnsi="Arial Unicode MS" w:cs="Arial Unicode MS"/>
+      <w:r>
+        <w:rPr>
+          <w:rFonts w:ascii="Browallia New" w:eastAsia="Arial Unicode MS" w:hAnsi="Browallia New" w:cs="Browallia New"/>
         </w:rPr>
         <w:t>สามารถใช้ฟีเจอร์</w:t>
       </w:r>
-      <w:proofErr w:type="spellEnd"/>
-      <w:r>
-        <w:rPr>
-          <w:rFonts w:ascii="Arial Unicode MS" w:eastAsia="Arial Unicode MS" w:hAnsi="Arial Unicode MS" w:cs="Arial Unicode MS"/>
+      <w:r>
+        <w:rPr>
+          <w:rFonts w:eastAsia="Arial Unicode MS"/>
         </w:rPr>
         <w:t xml:space="preserve"> "</w:t>
       </w:r>
-      <w:proofErr w:type="spellStart"/>
-      <w:r>
-        <w:rPr>
-          <w:rFonts w:ascii="Arial Unicode MS" w:eastAsia="Arial Unicode MS" w:hAnsi="Arial Unicode MS" w:cs="Arial Unicode MS"/>
+      <w:r>
+        <w:rPr>
+          <w:rFonts w:ascii="Browallia New" w:eastAsia="Arial Unicode MS" w:hAnsi="Browallia New" w:cs="Browallia New"/>
         </w:rPr>
         <w:t>ออกเอกสารทดแทน</w:t>
       </w:r>
-      <w:proofErr w:type="spellEnd"/>
-      <w:r>
-        <w:rPr>
-          <w:rFonts w:ascii="Arial Unicode MS" w:eastAsia="Arial Unicode MS" w:hAnsi="Arial Unicode MS" w:cs="Arial Unicode MS"/>
+      <w:r>
+        <w:rPr>
+          <w:rFonts w:eastAsia="Arial Unicode MS"/>
         </w:rPr>
         <w:t xml:space="preserve"> (Cancel &amp; Replace)" </w:t>
       </w:r>
-      <w:proofErr w:type="spellStart"/>
-      <w:r>
-        <w:rPr>
-          <w:rFonts w:ascii="Arial Unicode MS" w:eastAsia="Arial Unicode MS" w:hAnsi="Arial Unicode MS" w:cs="Arial Unicode MS"/>
+      <w:r>
+        <w:rPr>
+          <w:rFonts w:ascii="Browallia New" w:eastAsia="Arial Unicode MS" w:hAnsi="Browallia New" w:cs="Browallia New"/>
         </w:rPr>
         <w:t>ระบบจะโคลนข้อมูลไปสร้างเป็น</w:t>
       </w:r>
-      <w:proofErr w:type="spellEnd"/>
-      <w:r>
-        <w:rPr>
-          <w:rFonts w:ascii="Arial Unicode MS" w:eastAsia="Arial Unicode MS" w:hAnsi="Arial Unicode MS" w:cs="Arial Unicode MS"/>
+      <w:r>
+        <w:rPr>
+          <w:rFonts w:eastAsia="Arial Unicode MS"/>
         </w:rPr>
         <w:t xml:space="preserve"> DRAFT </w:t>
       </w:r>
-      <w:proofErr w:type="spellStart"/>
-      <w:r>
-        <w:rPr>
-          <w:rFonts w:ascii="Arial Unicode MS" w:eastAsia="Arial Unicode MS" w:hAnsi="Arial Unicode MS" w:cs="Arial Unicode MS"/>
+      <w:r>
+        <w:rPr>
+          <w:rFonts w:ascii="Browallia New" w:eastAsia="Arial Unicode MS" w:hAnsi="Browallia New" w:cs="Browallia New"/>
         </w:rPr>
         <w:t>ใบใหม่</w:t>
       </w:r>
-      <w:proofErr w:type="spellEnd"/>
-      <w:r>
-        <w:rPr>
-          <w:rFonts w:ascii="Arial Unicode MS" w:eastAsia="Arial Unicode MS" w:hAnsi="Arial Unicode MS" w:cs="Arial Unicode MS"/>
-        </w:rPr>
-        <w:t xml:space="preserve"> </w:t>
-      </w:r>
-      <w:proofErr w:type="spellStart"/>
-      <w:r>
-        <w:rPr>
-          <w:rFonts w:ascii="Arial Unicode MS" w:eastAsia="Arial Unicode MS" w:hAnsi="Arial Unicode MS" w:cs="Arial Unicode MS"/>
+      <w:r>
+        <w:rPr>
+          <w:rFonts w:eastAsia="Arial Unicode MS"/>
+        </w:rPr>
+        <w:t xml:space="preserve"> </w:t>
+      </w:r>
+      <w:r>
+        <w:rPr>
+          <w:rFonts w:ascii="Browallia New" w:eastAsia="Arial Unicode MS" w:hAnsi="Browallia New" w:cs="Browallia New"/>
         </w:rPr>
         <w:t>พร้อม</w:t>
       </w:r>
-      <w:proofErr w:type="spellEnd"/>
-      <w:r>
-        <w:rPr>
-          <w:rFonts w:ascii="Arial Unicode MS" w:eastAsia="Arial Unicode MS" w:hAnsi="Arial Unicode MS" w:cs="Arial Unicode MS"/>
+      <w:r>
+        <w:rPr>
+          <w:rFonts w:eastAsia="Arial Unicode MS"/>
         </w:rPr>
         <w:t xml:space="preserve"> Auto-Remark </w:t>
       </w:r>
-      <w:proofErr w:type="spellStart"/>
-      <w:r>
-        <w:rPr>
-          <w:rFonts w:ascii="Arial Unicode MS" w:eastAsia="Arial Unicode MS" w:hAnsi="Arial Unicode MS" w:cs="Arial Unicode MS"/>
+      <w:r>
+        <w:rPr>
+          <w:rFonts w:ascii="Browallia New" w:eastAsia="Arial Unicode MS" w:hAnsi="Browallia New" w:cs="Browallia New"/>
         </w:rPr>
         <w:t>อ้างอิงถึงบิลที่ถูกยกเลิก</w:t>
       </w:r>
-      <w:proofErr w:type="spellEnd"/>
-      <w:r>
-        <w:rPr>
-          <w:rFonts w:ascii="Arial Unicode MS" w:eastAsia="Arial Unicode MS" w:hAnsi="Arial Unicode MS" w:cs="Arial Unicode MS"/>
+      <w:r>
+        <w:rPr>
+          <w:rFonts w:eastAsia="Arial Unicode MS"/>
         </w:rPr>
         <w:t xml:space="preserve"> (Lineage Tracking)</w:t>
       </w:r>
@@ -4517,25 +4352,23 @@
       </w:pPr>
       <w:r>
         <w:rPr>
-          <w:rFonts w:ascii="Arial Unicode MS" w:eastAsia="Arial Unicode MS" w:hAnsi="Arial Unicode MS" w:cs="Arial Unicode MS"/>
+          <w:rFonts w:eastAsia="Arial Unicode MS"/>
           <w:b/>
           <w:bCs/>
         </w:rPr>
         <w:t>PAID (</w:t>
       </w:r>
-      <w:proofErr w:type="spellStart"/>
-      <w:r>
-        <w:rPr>
-          <w:rFonts w:ascii="Arial Unicode MS" w:eastAsia="Arial Unicode MS" w:hAnsi="Arial Unicode MS" w:cs="Arial Unicode MS"/>
+      <w:r>
+        <w:rPr>
+          <w:rFonts w:ascii="Browallia New" w:eastAsia="Arial Unicode MS" w:hAnsi="Browallia New" w:cs="Browallia New"/>
           <w:b/>
           <w:bCs/>
         </w:rPr>
         <w:t>ชำระเงินแล้ว</w:t>
       </w:r>
-      <w:proofErr w:type="spellEnd"/>
-      <w:r>
-        <w:rPr>
-          <w:rFonts w:ascii="Arial Unicode MS" w:eastAsia="Arial Unicode MS" w:hAnsi="Arial Unicode MS" w:cs="Arial Unicode MS"/>
+      <w:r>
+        <w:rPr>
+          <w:rFonts w:eastAsia="Arial Unicode MS"/>
           <w:b/>
           <w:bCs/>
         </w:rPr>
@@ -4556,45 +4389,39 @@
           <w:between w:val="nil"/>
         </w:pBdr>
       </w:pPr>
-      <w:proofErr w:type="spellStart"/>
-      <w:r>
-        <w:rPr>
-          <w:rFonts w:ascii="Arial Unicode MS" w:eastAsia="Arial Unicode MS" w:hAnsi="Arial Unicode MS" w:cs="Arial Unicode MS"/>
+      <w:r>
+        <w:rPr>
+          <w:rFonts w:ascii="Browallia New" w:eastAsia="Arial Unicode MS" w:hAnsi="Browallia New" w:cs="Browallia New"/>
         </w:rPr>
         <w:t>สถานะพิเศษสำหรับเอกสาร</w:t>
       </w:r>
-      <w:proofErr w:type="spellEnd"/>
-      <w:r>
-        <w:rPr>
-          <w:rFonts w:ascii="Arial Unicode MS" w:eastAsia="Arial Unicode MS" w:hAnsi="Arial Unicode MS" w:cs="Arial Unicode MS"/>
+      <w:r>
+        <w:rPr>
+          <w:rFonts w:eastAsia="Arial Unicode MS"/>
         </w:rPr>
         <w:t xml:space="preserve"> AP/AR </w:t>
       </w:r>
-      <w:proofErr w:type="spellStart"/>
-      <w:r>
-        <w:rPr>
-          <w:rFonts w:ascii="Arial Unicode MS" w:eastAsia="Arial Unicode MS" w:hAnsi="Arial Unicode MS" w:cs="Arial Unicode MS"/>
+      <w:r>
+        <w:rPr>
+          <w:rFonts w:ascii="Browallia New" w:eastAsia="Arial Unicode MS" w:hAnsi="Browallia New" w:cs="Browallia New"/>
         </w:rPr>
         <w:t>ที่มีการรับ</w:t>
       </w:r>
-      <w:proofErr w:type="spellEnd"/>
-      <w:r>
-        <w:rPr>
-          <w:rFonts w:ascii="Arial Unicode MS" w:eastAsia="Arial Unicode MS" w:hAnsi="Arial Unicode MS" w:cs="Arial Unicode MS"/>
+      <w:r>
+        <w:rPr>
+          <w:rFonts w:eastAsia="Arial Unicode MS"/>
         </w:rPr>
         <w:t>/</w:t>
       </w:r>
-      <w:proofErr w:type="spellStart"/>
-      <w:r>
-        <w:rPr>
-          <w:rFonts w:ascii="Arial Unicode MS" w:eastAsia="Arial Unicode MS" w:hAnsi="Arial Unicode MS" w:cs="Arial Unicode MS"/>
+      <w:r>
+        <w:rPr>
+          <w:rFonts w:ascii="Browallia New" w:eastAsia="Arial Unicode MS" w:hAnsi="Browallia New" w:cs="Browallia New"/>
         </w:rPr>
         <w:t>จ่ายชำระหนี้ครบถ้วนแล้ว</w:t>
       </w:r>
-      <w:proofErr w:type="spellEnd"/>
-      <w:r>
-        <w:rPr>
-          <w:rFonts w:ascii="Arial Unicode MS" w:eastAsia="Arial Unicode MS" w:hAnsi="Arial Unicode MS" w:cs="Arial Unicode MS"/>
+      <w:r>
+        <w:rPr>
+          <w:rFonts w:eastAsia="Arial Unicode MS"/>
         </w:rPr>
         <w:t xml:space="preserve"> (Knock-off)</w:t>
       </w:r>
@@ -4613,45 +4440,39 @@
           <w:between w:val="nil"/>
         </w:pBdr>
       </w:pPr>
-      <w:proofErr w:type="spellStart"/>
-      <w:r>
-        <w:rPr>
-          <w:rFonts w:ascii="Arial Unicode MS" w:eastAsia="Arial Unicode MS" w:hAnsi="Arial Unicode MS" w:cs="Arial Unicode MS"/>
+      <w:r>
+        <w:rPr>
+          <w:rFonts w:ascii="Browallia New" w:eastAsia="Arial Unicode MS" w:hAnsi="Browallia New" w:cs="Browallia New"/>
         </w:rPr>
         <w:t>สำหรับบิลซื้อเงินสด</w:t>
       </w:r>
-      <w:proofErr w:type="spellEnd"/>
-      <w:r>
-        <w:rPr>
-          <w:rFonts w:ascii="Arial Unicode MS" w:eastAsia="Arial Unicode MS" w:hAnsi="Arial Unicode MS" w:cs="Arial Unicode MS"/>
+      <w:r>
+        <w:rPr>
+          <w:rFonts w:eastAsia="Arial Unicode MS"/>
         </w:rPr>
         <w:t xml:space="preserve"> (AP_CASH) </w:t>
       </w:r>
-      <w:proofErr w:type="spellStart"/>
-      <w:r>
-        <w:rPr>
-          <w:rFonts w:ascii="Arial Unicode MS" w:eastAsia="Arial Unicode MS" w:hAnsi="Arial Unicode MS" w:cs="Arial Unicode MS"/>
+      <w:r>
+        <w:rPr>
+          <w:rFonts w:ascii="Browallia New" w:eastAsia="Arial Unicode MS" w:hAnsi="Browallia New" w:cs="Browallia New"/>
         </w:rPr>
         <w:t>ระบบจะวิ่งเข้าสถานะ</w:t>
       </w:r>
-      <w:proofErr w:type="spellEnd"/>
-      <w:r>
-        <w:rPr>
-          <w:rFonts w:ascii="Arial Unicode MS" w:eastAsia="Arial Unicode MS" w:hAnsi="Arial Unicode MS" w:cs="Arial Unicode MS"/>
+      <w:r>
+        <w:rPr>
+          <w:rFonts w:eastAsia="Arial Unicode MS"/>
         </w:rPr>
         <w:t xml:space="preserve"> PAID </w:t>
       </w:r>
-      <w:proofErr w:type="spellStart"/>
-      <w:r>
-        <w:rPr>
-          <w:rFonts w:ascii="Arial Unicode MS" w:eastAsia="Arial Unicode MS" w:hAnsi="Arial Unicode MS" w:cs="Arial Unicode MS"/>
+      <w:r>
+        <w:rPr>
+          <w:rFonts w:ascii="Browallia New" w:eastAsia="Arial Unicode MS" w:hAnsi="Browallia New" w:cs="Browallia New"/>
         </w:rPr>
         <w:t>อัตโนมัติเมื่อเอกสารถูก</w:t>
       </w:r>
-      <w:proofErr w:type="spellEnd"/>
-      <w:r>
-        <w:rPr>
-          <w:rFonts w:ascii="Arial Unicode MS" w:eastAsia="Arial Unicode MS" w:hAnsi="Arial Unicode MS" w:cs="Arial Unicode MS"/>
+      <w:r>
+        <w:rPr>
+          <w:rFonts w:eastAsia="Arial Unicode MS"/>
         </w:rPr>
         <w:t xml:space="preserve"> ISSUED (Auto-Clearing)</w:t>
       </w:r>
@@ -4662,21 +4483,19 @@
       </w:pPr>
       <w:r>
         <w:rPr>
-          <w:rFonts w:ascii="Arial Unicode MS" w:eastAsia="Arial Unicode MS" w:hAnsi="Arial Unicode MS" w:cs="Arial Unicode MS"/>
+          <w:rFonts w:eastAsia="Arial Unicode MS"/>
         </w:rPr>
         <w:t xml:space="preserve">3. </w:t>
       </w:r>
-      <w:proofErr w:type="spellStart"/>
-      <w:r>
-        <w:rPr>
-          <w:rFonts w:ascii="Arial Unicode MS" w:eastAsia="Arial Unicode MS" w:hAnsi="Arial Unicode MS" w:cs="Arial Unicode MS"/>
+      <w:r>
+        <w:rPr>
+          <w:rFonts w:ascii="Browallia New" w:eastAsia="Arial Unicode MS" w:hAnsi="Browallia New" w:cs="Browallia New"/>
         </w:rPr>
         <w:t>มาตรฐานการบันทึกบัญชีเพิ่มเติม</w:t>
       </w:r>
-      <w:proofErr w:type="spellEnd"/>
-      <w:r>
-        <w:rPr>
-          <w:rFonts w:ascii="Arial Unicode MS" w:eastAsia="Arial Unicode MS" w:hAnsi="Arial Unicode MS" w:cs="Arial Unicode MS"/>
+      <w:r>
+        <w:rPr>
+          <w:rFonts w:eastAsia="Arial Unicode MS"/>
         </w:rPr>
         <w:t xml:space="preserve"> (Additional Accounting Principles)</w:t>
       </w:r>
@@ -4704,121 +4523,93 @@
       </w:r>
       <w:r>
         <w:rPr>
-          <w:rFonts w:ascii="Arial Unicode MS" w:eastAsia="Arial Unicode MS" w:hAnsi="Arial Unicode MS" w:cs="Arial Unicode MS"/>
-        </w:rPr>
-        <w:t xml:space="preserve"> </w:t>
-      </w:r>
-      <w:proofErr w:type="spellStart"/>
-      <w:r>
-        <w:rPr>
-          <w:rFonts w:ascii="Arial Unicode MS" w:eastAsia="Arial Unicode MS" w:hAnsi="Arial Unicode MS" w:cs="Arial Unicode MS"/>
+          <w:rFonts w:eastAsia="Arial Unicode MS"/>
+        </w:rPr>
+        <w:t xml:space="preserve"> </w:t>
+      </w:r>
+      <w:r>
+        <w:rPr>
+          <w:rFonts w:ascii="Browallia New" w:eastAsia="Arial Unicode MS" w:hAnsi="Browallia New" w:cs="Browallia New"/>
         </w:rPr>
         <w:t>หน้าแสดงรายการเอกสาร</w:t>
       </w:r>
-      <w:proofErr w:type="spellEnd"/>
-      <w:r>
-        <w:rPr>
-          <w:rFonts w:ascii="Arial Unicode MS" w:eastAsia="Arial Unicode MS" w:hAnsi="Arial Unicode MS" w:cs="Arial Unicode MS"/>
+      <w:r>
+        <w:rPr>
+          <w:rFonts w:eastAsia="Arial Unicode MS"/>
         </w:rPr>
         <w:t xml:space="preserve"> (Document List) </w:t>
       </w:r>
-      <w:proofErr w:type="spellStart"/>
-      <w:r>
-        <w:rPr>
-          <w:rFonts w:ascii="Arial Unicode MS" w:eastAsia="Arial Unicode MS" w:hAnsi="Arial Unicode MS" w:cs="Arial Unicode MS"/>
+      <w:r>
+        <w:rPr>
+          <w:rFonts w:ascii="Browallia New" w:eastAsia="Arial Unicode MS" w:hAnsi="Browallia New" w:cs="Browallia New"/>
         </w:rPr>
         <w:t>จะต้องแสดงผลแบบ</w:t>
       </w:r>
-      <w:proofErr w:type="spellEnd"/>
-      <w:r>
-        <w:rPr>
-          <w:rFonts w:ascii="Arial Unicode MS" w:eastAsia="Arial Unicode MS" w:hAnsi="Arial Unicode MS" w:cs="Arial Unicode MS"/>
+      <w:r>
+        <w:rPr>
+          <w:rFonts w:eastAsia="Arial Unicode MS"/>
         </w:rPr>
         <w:t xml:space="preserve"> Real-time </w:t>
       </w:r>
-      <w:proofErr w:type="spellStart"/>
-      <w:r>
-        <w:rPr>
-          <w:rFonts w:ascii="Arial Unicode MS" w:eastAsia="Arial Unicode MS" w:hAnsi="Arial Unicode MS" w:cs="Arial Unicode MS"/>
+      <w:r>
+        <w:rPr>
+          <w:rFonts w:ascii="Browallia New" w:eastAsia="Arial Unicode MS" w:hAnsi="Browallia New" w:cs="Browallia New"/>
         </w:rPr>
         <w:t>เสมอ</w:t>
       </w:r>
-      <w:proofErr w:type="spellEnd"/>
-      <w:r>
-        <w:rPr>
-          <w:rFonts w:ascii="Arial Unicode MS" w:eastAsia="Arial Unicode MS" w:hAnsi="Arial Unicode MS" w:cs="Arial Unicode MS"/>
-        </w:rPr>
-        <w:t xml:space="preserve"> </w:t>
-      </w:r>
-      <w:proofErr w:type="spellStart"/>
-      <w:r>
-        <w:rPr>
-          <w:rFonts w:ascii="Arial Unicode MS" w:eastAsia="Arial Unicode MS" w:hAnsi="Arial Unicode MS" w:cs="Arial Unicode MS"/>
+      <w:r>
+        <w:rPr>
+          <w:rFonts w:eastAsia="Arial Unicode MS"/>
+        </w:rPr>
+        <w:t xml:space="preserve"> </w:t>
+      </w:r>
+      <w:r>
+        <w:rPr>
+          <w:rFonts w:ascii="Browallia New" w:eastAsia="Arial Unicode MS" w:hAnsi="Browallia New" w:cs="Browallia New"/>
         </w:rPr>
         <w:t>ห้ามแสดงข้อมูลเก่า</w:t>
       </w:r>
-      <w:proofErr w:type="spellEnd"/>
-      <w:r>
-        <w:rPr>
-          <w:rFonts w:ascii="Arial Unicode MS" w:eastAsia="Arial Unicode MS" w:hAnsi="Arial Unicode MS" w:cs="Arial Unicode MS"/>
+      <w:r>
+        <w:rPr>
+          <w:rFonts w:eastAsia="Arial Unicode MS"/>
         </w:rPr>
         <w:t xml:space="preserve"> (Stale Data) </w:t>
       </w:r>
-      <w:proofErr w:type="spellStart"/>
-      <w:r>
-        <w:rPr>
-          <w:rFonts w:ascii="Arial Unicode MS" w:eastAsia="Arial Unicode MS" w:hAnsi="Arial Unicode MS" w:cs="Arial Unicode MS"/>
+      <w:r>
+        <w:rPr>
+          <w:rFonts w:ascii="Browallia New" w:eastAsia="Arial Unicode MS" w:hAnsi="Browallia New" w:cs="Browallia New"/>
         </w:rPr>
         <w:t>จาก</w:t>
       </w:r>
-      <w:proofErr w:type="spellEnd"/>
-      <w:r>
-        <w:rPr>
-          <w:rFonts w:ascii="Arial Unicode MS" w:eastAsia="Arial Unicode MS" w:hAnsi="Arial Unicode MS" w:cs="Arial Unicode MS"/>
+      <w:r>
+        <w:rPr>
+          <w:rFonts w:eastAsia="Arial Unicode MS"/>
         </w:rPr>
         <w:t xml:space="preserve"> Cache </w:t>
       </w:r>
-      <w:proofErr w:type="spellStart"/>
-      <w:r>
-        <w:rPr>
-          <w:rFonts w:ascii="Arial Unicode MS" w:eastAsia="Arial Unicode MS" w:hAnsi="Arial Unicode MS" w:cs="Arial Unicode MS"/>
+      <w:r>
+        <w:rPr>
+          <w:rFonts w:ascii="Browallia New" w:eastAsia="Arial Unicode MS" w:hAnsi="Browallia New" w:cs="Browallia New"/>
         </w:rPr>
         <w:t>ของ</w:t>
       </w:r>
-      <w:proofErr w:type="spellEnd"/>
-      <w:r>
-        <w:rPr>
-          <w:rFonts w:ascii="Arial Unicode MS" w:eastAsia="Arial Unicode MS" w:hAnsi="Arial Unicode MS" w:cs="Arial Unicode MS"/>
+      <w:r>
+        <w:rPr>
+          <w:rFonts w:eastAsia="Arial Unicode MS"/>
         </w:rPr>
         <w:t xml:space="preserve"> Next.js (</w:t>
       </w:r>
-      <w:proofErr w:type="spellStart"/>
-      <w:r>
-        <w:rPr>
-          <w:rFonts w:ascii="Arial Unicode MS" w:eastAsia="Arial Unicode MS" w:hAnsi="Arial Unicode MS" w:cs="Arial Unicode MS"/>
+      <w:r>
+        <w:rPr>
+          <w:rFonts w:ascii="Browallia New" w:eastAsia="Arial Unicode MS" w:hAnsi="Browallia New" w:cs="Browallia New"/>
         </w:rPr>
         <w:t>ใช้</w:t>
       </w:r>
-      <w:proofErr w:type="spellEnd"/>
-      <w:r>
-        <w:rPr>
-          <w:rFonts w:ascii="Arial Unicode MS" w:eastAsia="Arial Unicode MS" w:hAnsi="Arial Unicode MS" w:cs="Arial Unicode MS"/>
-        </w:rPr>
-        <w:t xml:space="preserve"> </w:t>
-      </w:r>
-      <w:proofErr w:type="spellStart"/>
-      <w:r>
-        <w:rPr>
-          <w:rFonts w:ascii="Arial Unicode MS" w:eastAsia="Arial Unicode MS" w:hAnsi="Arial Unicode MS" w:cs="Arial Unicode MS"/>
-        </w:rPr>
-        <w:t>revalidatePath</w:t>
-      </w:r>
-      <w:proofErr w:type="spellEnd"/>
-      <w:r>
-        <w:rPr>
-          <w:rFonts w:ascii="Arial Unicode MS" w:eastAsia="Arial Unicode MS" w:hAnsi="Arial Unicode MS" w:cs="Arial Unicode MS"/>
-        </w:rPr>
-        <w:t>)</w:t>
+      <w:r>
+        <w:rPr>
+          <w:rFonts w:eastAsia="Arial Unicode MS"/>
+        </w:rPr>
+        <w:t xml:space="preserve"> revalidatePath)</w:t>
       </w:r>
     </w:p>
     <w:p>
@@ -4844,105 +4635,91 @@
       </w:r>
       <w:r>
         <w:rPr>
-          <w:rFonts w:ascii="Arial Unicode MS" w:eastAsia="Arial Unicode MS" w:hAnsi="Arial Unicode MS" w:cs="Arial Unicode MS"/>
-        </w:rPr>
-        <w:t xml:space="preserve"> </w:t>
-      </w:r>
-      <w:proofErr w:type="spellStart"/>
-      <w:r>
-        <w:rPr>
-          <w:rFonts w:ascii="Arial Unicode MS" w:eastAsia="Arial Unicode MS" w:hAnsi="Arial Unicode MS" w:cs="Arial Unicode MS"/>
+          <w:rFonts w:eastAsia="Arial Unicode MS"/>
+        </w:rPr>
+        <w:t xml:space="preserve"> </w:t>
+      </w:r>
+      <w:r>
+        <w:rPr>
+          <w:rFonts w:ascii="Browallia New" w:eastAsia="Arial Unicode MS" w:hAnsi="Browallia New" w:cs="Browallia New"/>
         </w:rPr>
         <w:t>การแสดงผลรายงานทางบัญชี</w:t>
       </w:r>
-      <w:proofErr w:type="spellEnd"/>
-      <w:r>
-        <w:rPr>
-          <w:rFonts w:ascii="Arial Unicode MS" w:eastAsia="Arial Unicode MS" w:hAnsi="Arial Unicode MS" w:cs="Arial Unicode MS"/>
-        </w:rPr>
-        <w:t xml:space="preserve"> </w:t>
-      </w:r>
-      <w:proofErr w:type="spellStart"/>
-      <w:r>
-        <w:rPr>
-          <w:rFonts w:ascii="Arial Unicode MS" w:eastAsia="Arial Unicode MS" w:hAnsi="Arial Unicode MS" w:cs="Arial Unicode MS"/>
+      <w:r>
+        <w:rPr>
+          <w:rFonts w:eastAsia="Arial Unicode MS"/>
+        </w:rPr>
+        <w:t xml:space="preserve"> </w:t>
+      </w:r>
+      <w:r>
+        <w:rPr>
+          <w:rFonts w:ascii="Browallia New" w:eastAsia="Arial Unicode MS" w:hAnsi="Browallia New" w:cs="Browallia New"/>
         </w:rPr>
         <w:t>ต้องยึดถือ</w:t>
       </w:r>
-      <w:proofErr w:type="spellEnd"/>
-      <w:r>
-        <w:rPr>
-          <w:rFonts w:ascii="Arial Unicode MS" w:eastAsia="Arial Unicode MS" w:hAnsi="Arial Unicode MS" w:cs="Arial Unicode MS"/>
+      <w:r>
+        <w:rPr>
+          <w:rFonts w:eastAsia="Arial Unicode MS"/>
         </w:rPr>
         <w:t xml:space="preserve"> "</w:t>
       </w:r>
-      <w:proofErr w:type="spellStart"/>
-      <w:r>
-        <w:rPr>
-          <w:rFonts w:ascii="Arial Unicode MS" w:eastAsia="Arial Unicode MS" w:hAnsi="Arial Unicode MS" w:cs="Arial Unicode MS"/>
+      <w:r>
+        <w:rPr>
+          <w:rFonts w:ascii="Browallia New" w:eastAsia="Arial Unicode MS" w:hAnsi="Browallia New" w:cs="Browallia New"/>
         </w:rPr>
         <w:t>วันที่บันทึกบัญชี</w:t>
       </w:r>
-      <w:proofErr w:type="spellEnd"/>
-      <w:r>
-        <w:rPr>
-          <w:rFonts w:ascii="Arial Unicode MS" w:eastAsia="Arial Unicode MS" w:hAnsi="Arial Unicode MS" w:cs="Arial Unicode MS"/>
+      <w:r>
+        <w:rPr>
+          <w:rFonts w:eastAsia="Arial Unicode MS"/>
         </w:rPr>
         <w:t xml:space="preserve"> (Posting Date / Created At)" </w:t>
       </w:r>
-      <w:proofErr w:type="spellStart"/>
-      <w:r>
-        <w:rPr>
-          <w:rFonts w:ascii="Arial Unicode MS" w:eastAsia="Arial Unicode MS" w:hAnsi="Arial Unicode MS" w:cs="Arial Unicode MS"/>
+      <w:r>
+        <w:rPr>
+          <w:rFonts w:ascii="Browallia New" w:eastAsia="Arial Unicode MS" w:hAnsi="Browallia New" w:cs="Browallia New"/>
         </w:rPr>
         <w:t>เป็นหลัก</w:t>
       </w:r>
-      <w:proofErr w:type="spellEnd"/>
-      <w:r>
-        <w:rPr>
-          <w:rFonts w:ascii="Arial Unicode MS" w:eastAsia="Arial Unicode MS" w:hAnsi="Arial Unicode MS" w:cs="Arial Unicode MS"/>
-        </w:rPr>
-        <w:t xml:space="preserve"> </w:t>
-      </w:r>
-      <w:proofErr w:type="spellStart"/>
-      <w:r>
-        <w:rPr>
-          <w:rFonts w:ascii="Arial Unicode MS" w:eastAsia="Arial Unicode MS" w:hAnsi="Arial Unicode MS" w:cs="Arial Unicode MS"/>
+      <w:r>
+        <w:rPr>
+          <w:rFonts w:eastAsia="Arial Unicode MS"/>
+        </w:rPr>
+        <w:t xml:space="preserve"> </w:t>
+      </w:r>
+      <w:r>
+        <w:rPr>
+          <w:rFonts w:ascii="Browallia New" w:eastAsia="Arial Unicode MS" w:hAnsi="Browallia New" w:cs="Browallia New"/>
         </w:rPr>
         <w:t>ไม่ใช่</w:t>
       </w:r>
-      <w:proofErr w:type="spellEnd"/>
-      <w:r>
-        <w:rPr>
-          <w:rFonts w:ascii="Arial Unicode MS" w:eastAsia="Arial Unicode MS" w:hAnsi="Arial Unicode MS" w:cs="Arial Unicode MS"/>
+      <w:r>
+        <w:rPr>
+          <w:rFonts w:eastAsia="Arial Unicode MS"/>
         </w:rPr>
         <w:t xml:space="preserve"> "</w:t>
       </w:r>
-      <w:proofErr w:type="spellStart"/>
-      <w:r>
-        <w:rPr>
-          <w:rFonts w:ascii="Arial Unicode MS" w:eastAsia="Arial Unicode MS" w:hAnsi="Arial Unicode MS" w:cs="Arial Unicode MS"/>
+      <w:r>
+        <w:rPr>
+          <w:rFonts w:ascii="Browallia New" w:eastAsia="Arial Unicode MS" w:hAnsi="Browallia New" w:cs="Browallia New"/>
         </w:rPr>
         <w:t>วันที่บนบิล</w:t>
       </w:r>
-      <w:proofErr w:type="spellEnd"/>
-      <w:r>
-        <w:rPr>
-          <w:rFonts w:ascii="Arial Unicode MS" w:eastAsia="Arial Unicode MS" w:hAnsi="Arial Unicode MS" w:cs="Arial Unicode MS"/>
+      <w:r>
+        <w:rPr>
+          <w:rFonts w:eastAsia="Arial Unicode MS"/>
         </w:rPr>
         <w:t xml:space="preserve"> (Document Date)" </w:t>
       </w:r>
-      <w:proofErr w:type="spellStart"/>
-      <w:r>
-        <w:rPr>
-          <w:rFonts w:ascii="Arial Unicode MS" w:eastAsia="Arial Unicode MS" w:hAnsi="Arial Unicode MS" w:cs="Arial Unicode MS"/>
+      <w:r>
+        <w:rPr>
+          <w:rFonts w:ascii="Browallia New" w:eastAsia="Arial Unicode MS" w:hAnsi="Browallia New" w:cs="Browallia New"/>
         </w:rPr>
         <w:t>เพื่อให้ตรงตามหลักการบัญชีเกณฑ์คงค้าง</w:t>
       </w:r>
-      <w:proofErr w:type="spellEnd"/>
-      <w:r>
-        <w:rPr>
-          <w:rFonts w:ascii="Arial Unicode MS" w:eastAsia="Arial Unicode MS" w:hAnsi="Arial Unicode MS" w:cs="Arial Unicode MS"/>
+      <w:r>
+        <w:rPr>
+          <w:rFonts w:eastAsia="Arial Unicode MS"/>
         </w:rPr>
         <w:t xml:space="preserve"> (Accrual Basis)</w:t>
       </w:r>
@@ -4963,25 +4740,23 @@
       </w:pPr>
       <w:r>
         <w:rPr>
-          <w:rFonts w:ascii="Arial Unicode MS" w:eastAsia="Arial Unicode MS" w:hAnsi="Arial Unicode MS" w:cs="Arial Unicode MS"/>
+          <w:rFonts w:eastAsia="Arial Unicode MS"/>
           <w:b/>
           <w:bCs/>
         </w:rPr>
         <w:t>Cut-off Principle (</w:t>
       </w:r>
-      <w:proofErr w:type="spellStart"/>
-      <w:r>
-        <w:rPr>
-          <w:rFonts w:ascii="Arial Unicode MS" w:eastAsia="Arial Unicode MS" w:hAnsi="Arial Unicode MS" w:cs="Arial Unicode MS"/>
+      <w:r>
+        <w:rPr>
+          <w:rFonts w:ascii="Browallia New" w:eastAsia="Arial Unicode MS" w:hAnsi="Browallia New" w:cs="Browallia New"/>
           <w:b/>
           <w:bCs/>
         </w:rPr>
         <w:t>การปิดงวด</w:t>
       </w:r>
-      <w:proofErr w:type="spellEnd"/>
-      <w:r>
-        <w:rPr>
-          <w:rFonts w:ascii="Arial Unicode MS" w:eastAsia="Arial Unicode MS" w:hAnsi="Arial Unicode MS" w:cs="Arial Unicode MS"/>
+      <w:r>
+        <w:rPr>
+          <w:rFonts w:eastAsia="Arial Unicode MS"/>
           <w:b/>
           <w:bCs/>
         </w:rPr>
@@ -4989,158 +4764,112 @@
       </w:r>
       <w:r>
         <w:rPr>
-          <w:rFonts w:ascii="Arial Unicode MS" w:eastAsia="Arial Unicode MS" w:hAnsi="Arial Unicode MS" w:cs="Arial Unicode MS"/>
-        </w:rPr>
-        <w:t xml:space="preserve"> </w:t>
-      </w:r>
-      <w:proofErr w:type="spellStart"/>
-      <w:r>
-        <w:rPr>
-          <w:rFonts w:ascii="Arial Unicode MS" w:eastAsia="Arial Unicode MS" w:hAnsi="Arial Unicode MS" w:cs="Arial Unicode MS"/>
+          <w:rFonts w:eastAsia="Arial Unicode MS"/>
+        </w:rPr>
+        <w:t xml:space="preserve"> </w:t>
+      </w:r>
+      <w:r>
+        <w:rPr>
+          <w:rFonts w:ascii="Browallia New" w:eastAsia="Arial Unicode MS" w:hAnsi="Browallia New" w:cs="Browallia New"/>
         </w:rPr>
         <w:t>ระบบจะตรวจสอบ</w:t>
       </w:r>
-      <w:proofErr w:type="spellEnd"/>
-      <w:r>
-        <w:rPr>
-          <w:rFonts w:ascii="Arial Unicode MS" w:eastAsia="Arial Unicode MS" w:hAnsi="Arial Unicode MS" w:cs="Arial Unicode MS"/>
-        </w:rPr>
-        <w:t xml:space="preserve"> </w:t>
-      </w:r>
-      <w:proofErr w:type="spellStart"/>
-      <w:r>
-        <w:rPr>
-          <w:rFonts w:ascii="Arial Unicode MS" w:eastAsia="Arial Unicode MS" w:hAnsi="Arial Unicode MS" w:cs="Arial Unicode MS"/>
-        </w:rPr>
-        <w:t>doc_date</w:t>
-      </w:r>
-      <w:proofErr w:type="spellEnd"/>
-      <w:r>
-        <w:rPr>
-          <w:rFonts w:ascii="Arial Unicode MS" w:eastAsia="Arial Unicode MS" w:hAnsi="Arial Unicode MS" w:cs="Arial Unicode MS"/>
-        </w:rPr>
-        <w:t xml:space="preserve"> </w:t>
-      </w:r>
-      <w:proofErr w:type="spellStart"/>
-      <w:r>
-        <w:rPr>
-          <w:rFonts w:ascii="Arial Unicode MS" w:eastAsia="Arial Unicode MS" w:hAnsi="Arial Unicode MS" w:cs="Arial Unicode MS"/>
+      <w:r>
+        <w:rPr>
+          <w:rFonts w:eastAsia="Arial Unicode MS"/>
+        </w:rPr>
+        <w:t xml:space="preserve"> doc_date </w:t>
+      </w:r>
+      <w:r>
+        <w:rPr>
+          <w:rFonts w:ascii="Browallia New" w:eastAsia="Arial Unicode MS" w:hAnsi="Browallia New" w:cs="Browallia New"/>
         </w:rPr>
         <w:t>กับตาราง</w:t>
       </w:r>
-      <w:proofErr w:type="spellEnd"/>
-      <w:r>
-        <w:rPr>
-          <w:rFonts w:ascii="Arial Unicode MS" w:eastAsia="Arial Unicode MS" w:hAnsi="Arial Unicode MS" w:cs="Arial Unicode MS"/>
-        </w:rPr>
-        <w:t xml:space="preserve"> </w:t>
-      </w:r>
-      <w:proofErr w:type="spellStart"/>
-      <w:r>
-        <w:rPr>
-          <w:rFonts w:ascii="Arial Unicode MS" w:eastAsia="Arial Unicode MS" w:hAnsi="Arial Unicode MS" w:cs="Arial Unicode MS"/>
-        </w:rPr>
-        <w:t>accounting_periods</w:t>
-      </w:r>
-      <w:proofErr w:type="spellEnd"/>
-      <w:r>
-        <w:rPr>
-          <w:rFonts w:ascii="Arial Unicode MS" w:eastAsia="Arial Unicode MS" w:hAnsi="Arial Unicode MS" w:cs="Arial Unicode MS"/>
-        </w:rPr>
-        <w:t xml:space="preserve"> </w:t>
-      </w:r>
-      <w:proofErr w:type="spellStart"/>
-      <w:r>
-        <w:rPr>
-          <w:rFonts w:ascii="Arial Unicode MS" w:eastAsia="Arial Unicode MS" w:hAnsi="Arial Unicode MS" w:cs="Arial Unicode MS"/>
+      <w:r>
+        <w:rPr>
+          <w:rFonts w:eastAsia="Arial Unicode MS"/>
+        </w:rPr>
+        <w:t xml:space="preserve"> accounting_periods </w:t>
+      </w:r>
+      <w:r>
+        <w:rPr>
+          <w:rFonts w:ascii="Browallia New" w:eastAsia="Arial Unicode MS" w:hAnsi="Browallia New" w:cs="Browallia New"/>
         </w:rPr>
         <w:t>เสมอ</w:t>
       </w:r>
-      <w:proofErr w:type="spellEnd"/>
-      <w:r>
-        <w:rPr>
-          <w:rFonts w:ascii="Arial Unicode MS" w:eastAsia="Arial Unicode MS" w:hAnsi="Arial Unicode MS" w:cs="Arial Unicode MS"/>
-        </w:rPr>
-        <w:t xml:space="preserve"> </w:t>
-      </w:r>
-      <w:proofErr w:type="spellStart"/>
-      <w:r>
-        <w:rPr>
-          <w:rFonts w:ascii="Arial Unicode MS" w:eastAsia="Arial Unicode MS" w:hAnsi="Arial Unicode MS" w:cs="Arial Unicode MS"/>
+      <w:r>
+        <w:rPr>
+          <w:rFonts w:eastAsia="Arial Unicode MS"/>
+        </w:rPr>
+        <w:t xml:space="preserve"> </w:t>
+      </w:r>
+      <w:r>
+        <w:rPr>
+          <w:rFonts w:ascii="Browallia New" w:eastAsia="Arial Unicode MS" w:hAnsi="Browallia New" w:cs="Browallia New"/>
         </w:rPr>
         <w:t>หากงวดบัญชีนั้นถูกตั้งสถานะเป็น</w:t>
       </w:r>
-      <w:proofErr w:type="spellEnd"/>
-      <w:r>
-        <w:rPr>
-          <w:rFonts w:ascii="Arial Unicode MS" w:eastAsia="Arial Unicode MS" w:hAnsi="Arial Unicode MS" w:cs="Arial Unicode MS"/>
+      <w:r>
+        <w:rPr>
+          <w:rFonts w:eastAsia="Arial Unicode MS"/>
         </w:rPr>
         <w:t xml:space="preserve"> CLOSED (Period Lock) </w:t>
       </w:r>
-      <w:proofErr w:type="spellStart"/>
-      <w:r>
-        <w:rPr>
-          <w:rFonts w:ascii="Arial Unicode MS" w:eastAsia="Arial Unicode MS" w:hAnsi="Arial Unicode MS" w:cs="Arial Unicode MS"/>
+      <w:r>
+        <w:rPr>
+          <w:rFonts w:ascii="Browallia New" w:eastAsia="Arial Unicode MS" w:hAnsi="Browallia New" w:cs="Browallia New"/>
         </w:rPr>
         <w:t>ระบบจะไม่อนุญาตให้สร้าง</w:t>
       </w:r>
-      <w:proofErr w:type="spellEnd"/>
-      <w:r>
-        <w:rPr>
-          <w:rFonts w:ascii="Arial Unicode MS" w:eastAsia="Arial Unicode MS" w:hAnsi="Arial Unicode MS" w:cs="Arial Unicode MS"/>
+      <w:r>
+        <w:rPr>
+          <w:rFonts w:eastAsia="Arial Unicode MS"/>
         </w:rPr>
         <w:t xml:space="preserve">, </w:t>
       </w:r>
-      <w:proofErr w:type="spellStart"/>
-      <w:r>
-        <w:rPr>
-          <w:rFonts w:ascii="Arial Unicode MS" w:eastAsia="Arial Unicode MS" w:hAnsi="Arial Unicode MS" w:cs="Arial Unicode MS"/>
+      <w:r>
+        <w:rPr>
+          <w:rFonts w:ascii="Browallia New" w:eastAsia="Arial Unicode MS" w:hAnsi="Browallia New" w:cs="Browallia New"/>
         </w:rPr>
         <w:t>แก้ไข</w:t>
       </w:r>
-      <w:proofErr w:type="spellEnd"/>
-      <w:r>
-        <w:rPr>
-          <w:rFonts w:ascii="Arial Unicode MS" w:eastAsia="Arial Unicode MS" w:hAnsi="Arial Unicode MS" w:cs="Arial Unicode MS"/>
+      <w:r>
+        <w:rPr>
+          <w:rFonts w:eastAsia="Arial Unicode MS"/>
         </w:rPr>
         <w:t xml:space="preserve">, </w:t>
       </w:r>
-      <w:proofErr w:type="spellStart"/>
-      <w:r>
-        <w:rPr>
-          <w:rFonts w:ascii="Arial Unicode MS" w:eastAsia="Arial Unicode MS" w:hAnsi="Arial Unicode MS" w:cs="Arial Unicode MS"/>
+      <w:r>
+        <w:rPr>
+          <w:rFonts w:ascii="Browallia New" w:eastAsia="Arial Unicode MS" w:hAnsi="Browallia New" w:cs="Browallia New"/>
         </w:rPr>
         <w:t>หรือ</w:t>
       </w:r>
-      <w:proofErr w:type="spellEnd"/>
-      <w:r>
-        <w:rPr>
-          <w:rFonts w:ascii="Arial Unicode MS" w:eastAsia="Arial Unicode MS" w:hAnsi="Arial Unicode MS" w:cs="Arial Unicode MS"/>
+      <w:r>
+        <w:rPr>
+          <w:rFonts w:eastAsia="Arial Unicode MS"/>
         </w:rPr>
         <w:t xml:space="preserve"> VOID </w:t>
       </w:r>
-      <w:proofErr w:type="spellStart"/>
-      <w:r>
-        <w:rPr>
-          <w:rFonts w:ascii="Arial Unicode MS" w:eastAsia="Arial Unicode MS" w:hAnsi="Arial Unicode MS" w:cs="Arial Unicode MS"/>
+      <w:r>
+        <w:rPr>
+          <w:rFonts w:ascii="Browallia New" w:eastAsia="Arial Unicode MS" w:hAnsi="Browallia New" w:cs="Browallia New"/>
         </w:rPr>
         <w:t>เอกสารในเดือนนั้นอีก</w:t>
       </w:r>
-      <w:proofErr w:type="spellEnd"/>
-      <w:r>
-        <w:rPr>
-          <w:rFonts w:ascii="Arial Unicode MS" w:eastAsia="Arial Unicode MS" w:hAnsi="Arial Unicode MS" w:cs="Arial Unicode MS"/>
-        </w:rPr>
-        <w:t xml:space="preserve"> </w:t>
-      </w:r>
-      <w:proofErr w:type="spellStart"/>
-      <w:r>
-        <w:rPr>
-          <w:rFonts w:ascii="Arial Unicode MS" w:eastAsia="Arial Unicode MS" w:hAnsi="Arial Unicode MS" w:cs="Arial Unicode MS"/>
+      <w:r>
+        <w:rPr>
+          <w:rFonts w:eastAsia="Arial Unicode MS"/>
+        </w:rPr>
+        <w:t xml:space="preserve"> </w:t>
+      </w:r>
+      <w:r>
+        <w:rPr>
+          <w:rFonts w:ascii="Browallia New" w:eastAsia="Arial Unicode MS" w:hAnsi="Browallia New" w:cs="Browallia New"/>
         </w:rPr>
         <w:t>เพื่อรักษายอดคงเหลือไม่ให้คลาดเคลื่อนจากการนำส่งภาษีสรรพากร</w:t>
       </w:r>
-      <w:proofErr w:type="spellEnd"/>
     </w:p>
     <w:p>
       <w:pPr>
@@ -5158,25 +4887,23 @@
       </w:pPr>
       <w:r>
         <w:rPr>
-          <w:rFonts w:ascii="Arial Unicode MS" w:eastAsia="Arial Unicode MS" w:hAnsi="Arial Unicode MS" w:cs="Arial Unicode MS"/>
+          <w:rFonts w:eastAsia="Arial Unicode MS"/>
           <w:b/>
           <w:bCs/>
         </w:rPr>
         <w:t>Net Profit Engine (</w:t>
       </w:r>
-      <w:proofErr w:type="spellStart"/>
-      <w:r>
-        <w:rPr>
-          <w:rFonts w:ascii="Arial Unicode MS" w:eastAsia="Arial Unicode MS" w:hAnsi="Arial Unicode MS" w:cs="Arial Unicode MS"/>
+      <w:r>
+        <w:rPr>
+          <w:rFonts w:ascii="Browallia New" w:eastAsia="Arial Unicode MS" w:hAnsi="Browallia New" w:cs="Browallia New"/>
           <w:b/>
           <w:bCs/>
         </w:rPr>
         <w:t>กำไรสุทธิ</w:t>
       </w:r>
-      <w:proofErr w:type="spellEnd"/>
-      <w:r>
-        <w:rPr>
-          <w:rFonts w:ascii="Arial Unicode MS" w:eastAsia="Arial Unicode MS" w:hAnsi="Arial Unicode MS" w:cs="Arial Unicode MS"/>
+      <w:r>
+        <w:rPr>
+          <w:rFonts w:eastAsia="Arial Unicode MS"/>
           <w:b/>
           <w:bCs/>
         </w:rPr>
@@ -5184,217 +4911,187 @@
       </w:r>
       <w:r>
         <w:rPr>
-          <w:rFonts w:ascii="Arial Unicode MS" w:eastAsia="Arial Unicode MS" w:hAnsi="Arial Unicode MS" w:cs="Arial Unicode MS"/>
-        </w:rPr>
-        <w:t xml:space="preserve"> </w:t>
-      </w:r>
-      <w:proofErr w:type="spellStart"/>
-      <w:r>
-        <w:rPr>
-          <w:rFonts w:ascii="Arial Unicode MS" w:eastAsia="Arial Unicode MS" w:hAnsi="Arial Unicode MS" w:cs="Arial Unicode MS"/>
+          <w:rFonts w:eastAsia="Arial Unicode MS"/>
+        </w:rPr>
+        <w:t xml:space="preserve"> </w:t>
+      </w:r>
+      <w:r>
+        <w:rPr>
+          <w:rFonts w:ascii="Browallia New" w:eastAsia="Arial Unicode MS" w:hAnsi="Browallia New" w:cs="Browallia New"/>
         </w:rPr>
         <w:t>ระบบคำนวณกำไรจะนำ</w:t>
       </w:r>
-      <w:proofErr w:type="spellEnd"/>
-      <w:r>
-        <w:rPr>
-          <w:rFonts w:ascii="Arial Unicode MS" w:eastAsia="Arial Unicode MS" w:hAnsi="Arial Unicode MS" w:cs="Arial Unicode MS"/>
+      <w:r>
+        <w:rPr>
+          <w:rFonts w:eastAsia="Arial Unicode MS"/>
         </w:rPr>
         <w:t xml:space="preserve"> "</w:t>
       </w:r>
-      <w:proofErr w:type="spellStart"/>
-      <w:r>
-        <w:rPr>
-          <w:rFonts w:ascii="Arial Unicode MS" w:eastAsia="Arial Unicode MS" w:hAnsi="Arial Unicode MS" w:cs="Arial Unicode MS"/>
+      <w:r>
+        <w:rPr>
+          <w:rFonts w:ascii="Browallia New" w:eastAsia="Arial Unicode MS" w:hAnsi="Browallia New" w:cs="Browallia New"/>
         </w:rPr>
         <w:t>ยอดขายสุทธิ</w:t>
       </w:r>
-      <w:proofErr w:type="spellEnd"/>
-      <w:r>
-        <w:rPr>
-          <w:rFonts w:ascii="Arial Unicode MS" w:eastAsia="Arial Unicode MS" w:hAnsi="Arial Unicode MS" w:cs="Arial Unicode MS"/>
+      <w:r>
+        <w:rPr>
+          <w:rFonts w:eastAsia="Arial Unicode MS"/>
         </w:rPr>
         <w:t xml:space="preserve">" </w:t>
       </w:r>
-      <w:proofErr w:type="spellStart"/>
-      <w:r>
-        <w:rPr>
-          <w:rFonts w:ascii="Arial Unicode MS" w:eastAsia="Arial Unicode MS" w:hAnsi="Arial Unicode MS" w:cs="Arial Unicode MS"/>
+      <w:r>
+        <w:rPr>
+          <w:rFonts w:ascii="Browallia New" w:eastAsia="Arial Unicode MS" w:hAnsi="Browallia New" w:cs="Browallia New"/>
         </w:rPr>
         <w:t>หักลบด้วย</w:t>
       </w:r>
-      <w:proofErr w:type="spellEnd"/>
-      <w:r>
-        <w:rPr>
-          <w:rFonts w:ascii="Arial Unicode MS" w:eastAsia="Arial Unicode MS" w:hAnsi="Arial Unicode MS" w:cs="Arial Unicode MS"/>
+      <w:r>
+        <w:rPr>
+          <w:rFonts w:eastAsia="Arial Unicode MS"/>
         </w:rPr>
         <w:t xml:space="preserve"> "</w:t>
       </w:r>
-      <w:proofErr w:type="spellStart"/>
-      <w:r>
-        <w:rPr>
-          <w:rFonts w:ascii="Arial Unicode MS" w:eastAsia="Arial Unicode MS" w:hAnsi="Arial Unicode MS" w:cs="Arial Unicode MS"/>
+      <w:r>
+        <w:rPr>
+          <w:rFonts w:ascii="Browallia New" w:eastAsia="Arial Unicode MS" w:hAnsi="Browallia New" w:cs="Browallia New"/>
         </w:rPr>
         <w:t>ต้นทุนสินค้า</w:t>
       </w:r>
-      <w:proofErr w:type="spellEnd"/>
-      <w:r>
-        <w:rPr>
-          <w:rFonts w:ascii="Arial Unicode MS" w:eastAsia="Arial Unicode MS" w:hAnsi="Arial Unicode MS" w:cs="Arial Unicode MS"/>
+      <w:r>
+        <w:rPr>
+          <w:rFonts w:eastAsia="Arial Unicode MS"/>
         </w:rPr>
         <w:t xml:space="preserve"> (Product COGS) + </w:t>
       </w:r>
-      <w:proofErr w:type="spellStart"/>
-      <w:r>
-        <w:rPr>
-          <w:rFonts w:ascii="Arial Unicode MS" w:eastAsia="Arial Unicode MS" w:hAnsi="Arial Unicode MS" w:cs="Arial Unicode MS"/>
+      <w:r>
+        <w:rPr>
+          <w:rFonts w:ascii="Browallia New" w:eastAsia="Arial Unicode MS" w:hAnsi="Browallia New" w:cs="Browallia New"/>
         </w:rPr>
         <w:t>ค่าแรงช่าง</w:t>
       </w:r>
-      <w:proofErr w:type="spellEnd"/>
-      <w:r>
-        <w:rPr>
-          <w:rFonts w:ascii="Arial Unicode MS" w:eastAsia="Arial Unicode MS" w:hAnsi="Arial Unicode MS" w:cs="Arial Unicode MS"/>
+      <w:r>
+        <w:rPr>
+          <w:rFonts w:eastAsia="Arial Unicode MS"/>
         </w:rPr>
         <w:t xml:space="preserve"> (Wage COGS)" </w:t>
       </w:r>
-      <w:proofErr w:type="spellStart"/>
-      <w:r>
-        <w:rPr>
-          <w:rFonts w:ascii="Arial Unicode MS" w:eastAsia="Arial Unicode MS" w:hAnsi="Arial Unicode MS" w:cs="Arial Unicode MS"/>
+      <w:r>
+        <w:rPr>
+          <w:rFonts w:ascii="Browallia New" w:eastAsia="Arial Unicode MS" w:hAnsi="Browallia New" w:cs="Browallia New"/>
         </w:rPr>
         <w:t>จะได้</w:t>
       </w:r>
-      <w:proofErr w:type="spellEnd"/>
-      <w:r>
-        <w:rPr>
-          <w:rFonts w:ascii="Arial Unicode MS" w:eastAsia="Arial Unicode MS" w:hAnsi="Arial Unicode MS" w:cs="Arial Unicode MS"/>
+      <w:r>
+        <w:rPr>
+          <w:rFonts w:eastAsia="Arial Unicode MS"/>
         </w:rPr>
         <w:t xml:space="preserve"> "</w:t>
       </w:r>
-      <w:proofErr w:type="spellStart"/>
-      <w:r>
-        <w:rPr>
-          <w:rFonts w:ascii="Arial Unicode MS" w:eastAsia="Arial Unicode MS" w:hAnsi="Arial Unicode MS" w:cs="Arial Unicode MS"/>
+      <w:r>
+        <w:rPr>
+          <w:rFonts w:ascii="Browallia New" w:eastAsia="Arial Unicode MS" w:hAnsi="Browallia New" w:cs="Browallia New"/>
         </w:rPr>
         <w:t>กำไรขั้นต้น</w:t>
       </w:r>
-      <w:proofErr w:type="spellEnd"/>
-      <w:r>
-        <w:rPr>
-          <w:rFonts w:ascii="Arial Unicode MS" w:eastAsia="Arial Unicode MS" w:hAnsi="Arial Unicode MS" w:cs="Arial Unicode MS"/>
+      <w:r>
+        <w:rPr>
+          <w:rFonts w:eastAsia="Arial Unicode MS"/>
         </w:rPr>
         <w:t xml:space="preserve"> (Gross Profit)" </w:t>
       </w:r>
-      <w:proofErr w:type="spellStart"/>
-      <w:r>
-        <w:rPr>
-          <w:rFonts w:ascii="Arial Unicode MS" w:eastAsia="Arial Unicode MS" w:hAnsi="Arial Unicode MS" w:cs="Arial Unicode MS"/>
+      <w:r>
+        <w:rPr>
+          <w:rFonts w:ascii="Browallia New" w:eastAsia="Arial Unicode MS" w:hAnsi="Browallia New" w:cs="Browallia New"/>
         </w:rPr>
         <w:t>จากนั้นจะนำไปหักลบกับ</w:t>
       </w:r>
-      <w:proofErr w:type="spellEnd"/>
-      <w:r>
-        <w:rPr>
-          <w:rFonts w:ascii="Arial Unicode MS" w:eastAsia="Arial Unicode MS" w:hAnsi="Arial Unicode MS" w:cs="Arial Unicode MS"/>
+      <w:r>
+        <w:rPr>
+          <w:rFonts w:eastAsia="Arial Unicode MS"/>
         </w:rPr>
         <w:t xml:space="preserve"> "</w:t>
       </w:r>
-      <w:proofErr w:type="spellStart"/>
-      <w:r>
-        <w:rPr>
-          <w:rFonts w:ascii="Arial Unicode MS" w:eastAsia="Arial Unicode MS" w:hAnsi="Arial Unicode MS" w:cs="Arial Unicode MS"/>
+      <w:r>
+        <w:rPr>
+          <w:rFonts w:ascii="Browallia New" w:eastAsia="Arial Unicode MS" w:hAnsi="Browallia New" w:cs="Browallia New"/>
         </w:rPr>
         <w:t>ค่าใช้จ่ายดำเนินงาน</w:t>
       </w:r>
-      <w:proofErr w:type="spellEnd"/>
-      <w:r>
-        <w:rPr>
-          <w:rFonts w:ascii="Arial Unicode MS" w:eastAsia="Arial Unicode MS" w:hAnsi="Arial Unicode MS" w:cs="Arial Unicode MS"/>
+      <w:r>
+        <w:rPr>
+          <w:rFonts w:eastAsia="Arial Unicode MS"/>
         </w:rPr>
         <w:t xml:space="preserve"> (OPEX) </w:t>
       </w:r>
-      <w:proofErr w:type="spellStart"/>
-      <w:r>
-        <w:rPr>
-          <w:rFonts w:ascii="Arial Unicode MS" w:eastAsia="Arial Unicode MS" w:hAnsi="Arial Unicode MS" w:cs="Arial Unicode MS"/>
+      <w:r>
+        <w:rPr>
+          <w:rFonts w:ascii="Browallia New" w:eastAsia="Arial Unicode MS" w:hAnsi="Browallia New" w:cs="Browallia New"/>
         </w:rPr>
         <w:t>จากบิล</w:t>
       </w:r>
-      <w:proofErr w:type="spellEnd"/>
-      <w:r>
-        <w:rPr>
-          <w:rFonts w:ascii="Arial Unicode MS" w:eastAsia="Arial Unicode MS" w:hAnsi="Arial Unicode MS" w:cs="Arial Unicode MS"/>
+      <w:r>
+        <w:rPr>
+          <w:rFonts w:eastAsia="Arial Unicode MS"/>
         </w:rPr>
         <w:t xml:space="preserve"> EXP </w:t>
       </w:r>
-      <w:proofErr w:type="spellStart"/>
-      <w:r>
-        <w:rPr>
-          <w:rFonts w:ascii="Arial Unicode MS" w:eastAsia="Arial Unicode MS" w:hAnsi="Arial Unicode MS" w:cs="Arial Unicode MS"/>
+      <w:r>
+        <w:rPr>
+          <w:rFonts w:ascii="Browallia New" w:eastAsia="Arial Unicode MS" w:hAnsi="Browallia New" w:cs="Browallia New"/>
         </w:rPr>
         <w:t>สถานะ</w:t>
       </w:r>
-      <w:proofErr w:type="spellEnd"/>
-      <w:r>
-        <w:rPr>
-          <w:rFonts w:ascii="Arial Unicode MS" w:eastAsia="Arial Unicode MS" w:hAnsi="Arial Unicode MS" w:cs="Arial Unicode MS"/>
+      <w:r>
+        <w:rPr>
+          <w:rFonts w:eastAsia="Arial Unicode MS"/>
         </w:rPr>
         <w:t xml:space="preserve"> ISSUED/PAID" </w:t>
       </w:r>
-      <w:proofErr w:type="spellStart"/>
-      <w:r>
-        <w:rPr>
-          <w:rFonts w:ascii="Arial Unicode MS" w:eastAsia="Arial Unicode MS" w:hAnsi="Arial Unicode MS" w:cs="Arial Unicode MS"/>
+      <w:r>
+        <w:rPr>
+          <w:rFonts w:ascii="Browallia New" w:eastAsia="Arial Unicode MS" w:hAnsi="Browallia New" w:cs="Browallia New"/>
         </w:rPr>
         <w:t>เพื่อแสดง</w:t>
       </w:r>
-      <w:proofErr w:type="spellEnd"/>
-      <w:r>
-        <w:rPr>
-          <w:rFonts w:ascii="Arial Unicode MS" w:eastAsia="Arial Unicode MS" w:hAnsi="Arial Unicode MS" w:cs="Arial Unicode MS"/>
+      <w:r>
+        <w:rPr>
+          <w:rFonts w:eastAsia="Arial Unicode MS"/>
         </w:rPr>
         <w:t xml:space="preserve"> "</w:t>
       </w:r>
-      <w:proofErr w:type="spellStart"/>
-      <w:r>
-        <w:rPr>
-          <w:rFonts w:ascii="Arial Unicode MS" w:eastAsia="Arial Unicode MS" w:hAnsi="Arial Unicode MS" w:cs="Arial Unicode MS"/>
+      <w:r>
+        <w:rPr>
+          <w:rFonts w:ascii="Browallia New" w:eastAsia="Arial Unicode MS" w:hAnsi="Browallia New" w:cs="Browallia New"/>
         </w:rPr>
         <w:t>กำไรสุทธิ</w:t>
       </w:r>
-      <w:proofErr w:type="spellEnd"/>
-      <w:r>
-        <w:rPr>
-          <w:rFonts w:ascii="Arial Unicode MS" w:eastAsia="Arial Unicode MS" w:hAnsi="Arial Unicode MS" w:cs="Arial Unicode MS"/>
+      <w:r>
+        <w:rPr>
+          <w:rFonts w:eastAsia="Arial Unicode MS"/>
         </w:rPr>
         <w:t xml:space="preserve"> (Net Profit)" </w:t>
       </w:r>
-      <w:proofErr w:type="spellStart"/>
-      <w:r>
-        <w:rPr>
-          <w:rFonts w:ascii="Arial Unicode MS" w:eastAsia="Arial Unicode MS" w:hAnsi="Arial Unicode MS" w:cs="Arial Unicode MS"/>
+      <w:r>
+        <w:rPr>
+          <w:rFonts w:ascii="Browallia New" w:eastAsia="Arial Unicode MS" w:hAnsi="Browallia New" w:cs="Browallia New"/>
         </w:rPr>
         <w:t>แบบ</w:t>
       </w:r>
-      <w:proofErr w:type="spellEnd"/>
-      <w:r>
-        <w:rPr>
-          <w:rFonts w:ascii="Arial Unicode MS" w:eastAsia="Arial Unicode MS" w:hAnsi="Arial Unicode MS" w:cs="Arial Unicode MS"/>
+      <w:r>
+        <w:rPr>
+          <w:rFonts w:eastAsia="Arial Unicode MS"/>
         </w:rPr>
         <w:t xml:space="preserve"> Real-time </w:t>
       </w:r>
-      <w:proofErr w:type="spellStart"/>
-      <w:r>
-        <w:rPr>
-          <w:rFonts w:ascii="Arial Unicode MS" w:eastAsia="Arial Unicode MS" w:hAnsi="Arial Unicode MS" w:cs="Arial Unicode MS"/>
+      <w:r>
+        <w:rPr>
+          <w:rFonts w:ascii="Browallia New" w:eastAsia="Arial Unicode MS" w:hAnsi="Browallia New" w:cs="Browallia New"/>
         </w:rPr>
         <w:t>บน</w:t>
       </w:r>
-      <w:proofErr w:type="spellEnd"/>
-      <w:r>
-        <w:rPr>
-          <w:rFonts w:ascii="Arial Unicode MS" w:eastAsia="Arial Unicode MS" w:hAnsi="Arial Unicode MS" w:cs="Arial Unicode MS"/>
+      <w:r>
+        <w:rPr>
+          <w:rFonts w:eastAsia="Arial Unicode MS"/>
         </w:rPr>
         <w:t xml:space="preserve"> Dashboard</w:t>
       </w:r>
@@ -5425,28 +5122,19 @@
       </w:r>
       <w:r>
         <w:rPr>
-          <w:rFonts w:cs="Angsana New" w:hint="cs"/>
+          <w:rFonts w:ascii="Browallia New" w:hAnsi="Browallia New" w:cs="Browallia New" w:hint="cs"/>
           <w:cs/>
         </w:rPr>
         <w:t>การจัดการสิทธิ์และอำนาจอนุมัติ</w:t>
       </w:r>
       <w:r>
         <w:rPr>
-          <w:rFonts w:cs="Angsana New"/>
           <w:cs/>
         </w:rPr>
         <w:t xml:space="preserve"> (</w:t>
       </w:r>
       <w:r>
-        <w:t xml:space="preserve">ABAC &amp; </w:t>
-      </w:r>
-      <w:proofErr w:type="spellStart"/>
-      <w:r>
-        <w:t>DoA</w:t>
-      </w:r>
-      <w:proofErr w:type="spellEnd"/>
-      <w:r>
-        <w:t xml:space="preserve"> Matrix)</w:t>
+        <w:t>ABAC &amp; DoA Matrix)</w:t>
       </w:r>
     </w:p>
     <w:p>
@@ -5461,14 +5149,13 @@
       </w:pPr>
       <w:r>
         <w:rPr>
-          <w:rFonts w:cs="Angsana New" w:hint="cs"/>
+          <w:rFonts w:ascii="Browallia New" w:hAnsi="Browallia New" w:cs="Browallia New" w:hint="cs"/>
           <w:cs/>
         </w:rPr>
         <w:t>เพื่อให้สอดคล้องกับหลักการควบคุมภายใน</w:t>
       </w:r>
       <w:r>
         <w:rPr>
-          <w:rFonts w:cs="Angsana New"/>
           <w:cs/>
         </w:rPr>
         <w:t xml:space="preserve"> (</w:t>
@@ -5478,36 +5165,29 @@
       </w:r>
       <w:r>
         <w:rPr>
-          <w:rFonts w:cs="Angsana New" w:hint="cs"/>
+          <w:rFonts w:ascii="Browallia New" w:hAnsi="Browallia New" w:cs="Browallia New" w:hint="cs"/>
           <w:cs/>
         </w:rPr>
         <w:t>และการแบ่งแยกหน้าที่</w:t>
       </w:r>
       <w:r>
         <w:rPr>
-          <w:rFonts w:cs="Angsana New"/>
           <w:cs/>
         </w:rPr>
         <w:t xml:space="preserve"> (</w:t>
       </w:r>
-      <w:proofErr w:type="spellStart"/>
-      <w:r>
-        <w:t>SoD</w:t>
-      </w:r>
-      <w:proofErr w:type="spellEnd"/>
-      <w:r>
-        <w:t xml:space="preserve"> - Segregation of Duties) </w:t>
-      </w:r>
-      <w:r>
-        <w:rPr>
-          <w:rFonts w:cs="Angsana New" w:hint="cs"/>
+      <w:r>
+        <w:t xml:space="preserve">SoD - Segregation of Duties) </w:t>
+      </w:r>
+      <w:r>
+        <w:rPr>
+          <w:rFonts w:ascii="Browallia New" w:hAnsi="Browallia New" w:cs="Browallia New" w:hint="cs"/>
           <w:cs/>
         </w:rPr>
         <w:t>ของ</w:t>
       </w:r>
       <w:r>
         <w:rPr>
-          <w:rFonts w:cs="Angsana New"/>
           <w:cs/>
         </w:rPr>
         <w:t xml:space="preserve"> </w:t>
@@ -5517,14 +5197,13 @@
       </w:r>
       <w:r>
         <w:rPr>
-          <w:rFonts w:cs="Angsana New" w:hint="cs"/>
+          <w:rFonts w:ascii="Browallia New" w:hAnsi="Browallia New" w:cs="Browallia New" w:hint="cs"/>
           <w:cs/>
         </w:rPr>
         <w:t>สากล</w:t>
       </w:r>
       <w:r>
         <w:rPr>
-          <w:rFonts w:cs="Angsana New"/>
           <w:cs/>
         </w:rPr>
         <w:t>:</w:t>
@@ -5545,53 +5224,42 @@
       </w:r>
       <w:r>
         <w:rPr>
-          <w:rFonts w:cs="Angsana New" w:hint="cs"/>
+          <w:rFonts w:ascii="Browallia New" w:hAnsi="Browallia New" w:cs="Browallia New" w:hint="cs"/>
           <w:cs/>
         </w:rPr>
         <w:t>เอกสารทุกใบต้องถูกประทับตราร่องรอยผู้สร้าง</w:t>
       </w:r>
       <w:r>
         <w:rPr>
-          <w:rFonts w:cs="Angsana New"/>
           <w:cs/>
         </w:rPr>
         <w:t xml:space="preserve"> (</w:t>
       </w:r>
       <w:r>
-        <w:t>`</w:t>
-      </w:r>
-      <w:proofErr w:type="spellStart"/>
-      <w:r>
-        <w:t>created_by</w:t>
-      </w:r>
-      <w:proofErr w:type="spellEnd"/>
-      <w:r>
-        <w:t xml:space="preserve">`) </w:t>
-      </w:r>
-      <w:r>
-        <w:rPr>
-          <w:rFonts w:cs="Angsana New" w:hint="cs"/>
+        <w:t xml:space="preserve">`created_by`) </w:t>
+      </w:r>
+      <w:r>
+        <w:rPr>
+          <w:rFonts w:ascii="Browallia New" w:hAnsi="Browallia New" w:cs="Browallia New" w:hint="cs"/>
           <w:cs/>
         </w:rPr>
         <w:t>อัตโนมัติ</w:t>
       </w:r>
       <w:r>
         <w:rPr>
-          <w:rFonts w:cs="Angsana New"/>
-          <w:cs/>
-        </w:rPr>
-        <w:t xml:space="preserve"> </w:t>
-      </w:r>
-      <w:r>
-        <w:rPr>
-          <w:rFonts w:cs="Angsana New" w:hint="cs"/>
+          <w:cs/>
+        </w:rPr>
+        <w:t xml:space="preserve"> </w:t>
+      </w:r>
+      <w:r>
+        <w:rPr>
+          <w:rFonts w:ascii="Browallia New" w:hAnsi="Browallia New" w:cs="Browallia New" w:hint="cs"/>
           <w:cs/>
         </w:rPr>
         <w:t>เพื่อรองรับนโยบาย</w:t>
       </w:r>
       <w:r>
         <w:rPr>
-          <w:rFonts w:cs="Angsana New"/>
           <w:cs/>
         </w:rPr>
         <w:t xml:space="preserve"> </w:t>
@@ -5601,14 +5269,13 @@
       </w:r>
       <w:r>
         <w:rPr>
-          <w:rFonts w:cs="Angsana New" w:hint="cs"/>
+          <w:rFonts w:ascii="Browallia New" w:hAnsi="Browallia New" w:cs="Browallia New" w:hint="cs"/>
           <w:cs/>
         </w:rPr>
         <w:t>ให้พนักงานเห็นเฉพาะบิลของตนเอง</w:t>
       </w:r>
       <w:r>
         <w:rPr>
-          <w:rFonts w:cs="Angsana New"/>
           <w:cs/>
         </w:rPr>
         <w:t xml:space="preserve"> (</w:t>
@@ -5618,7 +5285,7 @@
       </w:r>
       <w:r>
         <w:rPr>
-          <w:rFonts w:cs="Angsana New" w:hint="cs"/>
+          <w:rFonts w:ascii="Browallia New" w:hAnsi="Browallia New" w:cs="Browallia New" w:hint="cs"/>
           <w:cs/>
         </w:rPr>
         <w:t>ป้องกันการทุจริตข้ามแผนก</w:t>
@@ -5639,67 +5306,48 @@
       </w:r>
       <w:r>
         <w:rPr>
-          <w:rFonts w:cs="Angsana New" w:hint="cs"/>
+          <w:rFonts w:ascii="Browallia New" w:hAnsi="Browallia New" w:cs="Browallia New" w:hint="cs"/>
           <w:cs/>
         </w:rPr>
         <w:t>การเข้าถึงหน้าจอและฟังก์ชันต่างๆ</w:t>
       </w:r>
       <w:r>
         <w:rPr>
-          <w:rFonts w:cs="Angsana New"/>
-          <w:cs/>
-        </w:rPr>
-        <w:t xml:space="preserve"> </w:t>
-      </w:r>
-      <w:r>
-        <w:rPr>
-          <w:rFonts w:cs="Angsana New" w:hint="cs"/>
+          <w:cs/>
+        </w:rPr>
+        <w:t xml:space="preserve"> </w:t>
+      </w:r>
+      <w:r>
+        <w:rPr>
+          <w:rFonts w:ascii="Browallia New" w:hAnsi="Browallia New" w:cs="Browallia New" w:hint="cs"/>
           <w:cs/>
         </w:rPr>
         <w:t>จะถูกควบคุมผ่าน</w:t>
       </w:r>
       <w:r>
         <w:rPr>
-          <w:rFonts w:cs="Angsana New"/>
-          <w:cs/>
-        </w:rPr>
-        <w:t xml:space="preserve"> </w:t>
-      </w:r>
-      <w:r>
-        <w:t>`</w:t>
-      </w:r>
-      <w:proofErr w:type="spellStart"/>
-      <w:r>
-        <w:t>accessible_modules</w:t>
-      </w:r>
-      <w:proofErr w:type="spellEnd"/>
-      <w:r>
-        <w:t xml:space="preserve">` (JSONB) </w:t>
-      </w:r>
-      <w:r>
-        <w:rPr>
-          <w:rFonts w:cs="Angsana New" w:hint="cs"/>
+          <w:cs/>
+        </w:rPr>
+        <w:t xml:space="preserve"> </w:t>
+      </w:r>
+      <w:r>
+        <w:t xml:space="preserve">`accessible_modules` (JSONB) </w:t>
+      </w:r>
+      <w:r>
+        <w:rPr>
+          <w:rFonts w:ascii="Browallia New" w:hAnsi="Browallia New" w:cs="Browallia New" w:hint="cs"/>
           <w:cs/>
         </w:rPr>
         <w:t>ในตาราง</w:t>
       </w:r>
       <w:r>
         <w:rPr>
-          <w:rFonts w:cs="Angsana New"/>
-          <w:cs/>
-        </w:rPr>
-        <w:t xml:space="preserve"> </w:t>
-      </w:r>
-      <w:r>
-        <w:t>`</w:t>
-      </w:r>
-      <w:proofErr w:type="spellStart"/>
-      <w:r>
-        <w:t>app_roles</w:t>
-      </w:r>
-      <w:proofErr w:type="spellEnd"/>
-      <w:r>
-        <w:t>`</w:t>
+          <w:cs/>
+        </w:rPr>
+        <w:t xml:space="preserve"> </w:t>
+      </w:r>
+      <w:r>
+        <w:t>`app_roles`</w:t>
       </w:r>
     </w:p>
     <w:p>
@@ -5711,31 +5359,19 @@
           <w:right w:val="nil"/>
           <w:between w:val="nil"/>
         </w:pBdr>
-        <w:rPr>
-          <w:rFonts w:cs="Angsana New"/>
-        </w:rPr>
-      </w:pPr>
-      <w:r>
-        <w:t>- Approval Limits (</w:t>
-      </w:r>
-      <w:proofErr w:type="spellStart"/>
-      <w:r>
-        <w:t>DoA</w:t>
-      </w:r>
-      <w:proofErr w:type="spellEnd"/>
-      <w:r>
-        <w:t xml:space="preserve">): </w:t>
-      </w:r>
-      <w:r>
-        <w:rPr>
-          <w:rFonts w:cs="Angsana New" w:hint="cs"/>
+      </w:pPr>
+      <w:r>
+        <w:t xml:space="preserve">- Approval Limits (DoA): </w:t>
+      </w:r>
+      <w:r>
+        <w:rPr>
+          <w:rFonts w:ascii="Browallia New" w:hAnsi="Browallia New" w:cs="Browallia New" w:hint="cs"/>
           <w:cs/>
         </w:rPr>
         <w:t>การยืนยันเอกสารทางการเงิน</w:t>
       </w:r>
       <w:r>
         <w:rPr>
-          <w:rFonts w:cs="Angsana New"/>
           <w:cs/>
         </w:rPr>
         <w:t xml:space="preserve"> (</w:t>
@@ -5745,155 +5381,130 @@
       </w:r>
       <w:r>
         <w:rPr>
-          <w:rFonts w:cs="Angsana New" w:hint="cs"/>
+          <w:rFonts w:ascii="Browallia New" w:hAnsi="Browallia New" w:cs="Browallia New" w:hint="cs"/>
           <w:cs/>
         </w:rPr>
         <w:t>จะถูกตรวจสอบกับ</w:t>
       </w:r>
       <w:r>
         <w:rPr>
-          <w:rFonts w:cs="Angsana New"/>
-          <w:cs/>
-        </w:rPr>
-        <w:t xml:space="preserve"> </w:t>
-      </w:r>
-      <w:r>
-        <w:t>`</w:t>
-      </w:r>
-      <w:proofErr w:type="spellStart"/>
-      <w:r>
-        <w:t>approval_limit</w:t>
-      </w:r>
-      <w:proofErr w:type="spellEnd"/>
-      <w:r>
-        <w:t xml:space="preserve">` </w:t>
-      </w:r>
-      <w:r>
-        <w:rPr>
-          <w:rFonts w:cs="Angsana New" w:hint="cs"/>
+          <w:cs/>
+        </w:rPr>
+        <w:t xml:space="preserve"> </w:t>
+      </w:r>
+      <w:r>
+        <w:t xml:space="preserve">`approval_limit` </w:t>
+      </w:r>
+      <w:r>
+        <w:rPr>
+          <w:rFonts w:ascii="Browallia New" w:hAnsi="Browallia New" w:cs="Browallia New" w:hint="cs"/>
           <w:cs/>
         </w:rPr>
         <w:t>ในตาราง</w:t>
       </w:r>
       <w:r>
         <w:rPr>
-          <w:rFonts w:cs="Angsana New"/>
-          <w:cs/>
-        </w:rPr>
-        <w:t xml:space="preserve"> </w:t>
-      </w:r>
-      <w:r>
+          <w:cs/>
+        </w:rPr>
+        <w:t xml:space="preserve"> </w:t>
+      </w:r>
+      <w:r>
+        <w:t xml:space="preserve">`user_profiles` </w:t>
+      </w:r>
+      <w:r>
+        <w:rPr>
+          <w:rFonts w:ascii="Browallia New" w:hAnsi="Browallia New" w:cs="Browallia New" w:hint="cs"/>
+          <w:cs/>
+        </w:rPr>
+        <w:t>เสมอ</w:t>
+      </w:r>
+      <w:r>
+        <w:rPr>
+          <w:cs/>
+        </w:rPr>
+        <w:t xml:space="preserve"> </w:t>
+      </w:r>
+      <w:r>
+        <w:rPr>
+          <w:rFonts w:ascii="Browallia New" w:hAnsi="Browallia New" w:cs="Browallia New" w:hint="cs"/>
+          <w:cs/>
+        </w:rPr>
+        <w:t>หากยอดเอกสารเกินอำนาจอนุมัติ</w:t>
+      </w:r>
+      <w:r>
+        <w:rPr>
+          <w:cs/>
+        </w:rPr>
+        <w:t xml:space="preserve"> </w:t>
+      </w:r>
+      <w:r>
+        <w:rPr>
+          <w:rFonts w:ascii="Browallia New" w:hAnsi="Browallia New" w:cs="Browallia New" w:hint="cs"/>
+          <w:cs/>
+        </w:rPr>
+        <w:t>ระบบจะบังคับสลับสถานะเป็น</w:t>
+      </w:r>
+      <w:r>
+        <w:rPr>
+          <w:cs/>
+        </w:rPr>
+        <w:t xml:space="preserve"> </w:t>
+      </w:r>
+      <w:r>
+        <w:t xml:space="preserve">'PENDING' </w:t>
+      </w:r>
+      <w:r>
+        <w:rPr>
+          <w:rFonts w:ascii="Browallia New" w:hAnsi="Browallia New" w:cs="Browallia New" w:hint="cs"/>
+          <w:cs/>
+        </w:rPr>
+        <w:t>และส่งเข้า</w:t>
+      </w:r>
+      <w:r>
+        <w:rPr>
+          <w:cs/>
+        </w:rPr>
+        <w:t xml:space="preserve"> </w:t>
+      </w:r>
+      <w:r>
+        <w:t xml:space="preserve">Approval Center </w:t>
+      </w:r>
+      <w:r>
+        <w:rPr>
+          <w:rFonts w:ascii="Browallia New" w:hAnsi="Browallia New" w:cs="Browallia New" w:hint="cs"/>
+          <w:cs/>
+        </w:rPr>
         <w:lastRenderedPageBreak/>
-        <w:t>`</w:t>
-      </w:r>
-      <w:proofErr w:type="spellStart"/>
-      <w:r>
-        <w:t>user_profiles</w:t>
-      </w:r>
-      <w:proofErr w:type="spellEnd"/>
-      <w:r>
-        <w:t xml:space="preserve">` </w:t>
-      </w:r>
-      <w:r>
-        <w:rPr>
-          <w:rFonts w:cs="Angsana New" w:hint="cs"/>
-          <w:cs/>
-        </w:rPr>
-        <w:t>เสมอ</w:t>
-      </w:r>
-      <w:r>
-        <w:rPr>
-          <w:rFonts w:cs="Angsana New"/>
-          <w:cs/>
-        </w:rPr>
-        <w:t xml:space="preserve"> </w:t>
-      </w:r>
-      <w:r>
-        <w:rPr>
-          <w:rFonts w:cs="Angsana New" w:hint="cs"/>
-          <w:cs/>
-        </w:rPr>
-        <w:t>หากยอดเอกสารเกินอำนาจอนุมัติ</w:t>
-      </w:r>
-      <w:r>
-        <w:rPr>
-          <w:rFonts w:cs="Angsana New"/>
-          <w:cs/>
-        </w:rPr>
-        <w:t xml:space="preserve"> </w:t>
-      </w:r>
-      <w:r>
-        <w:rPr>
-          <w:rFonts w:cs="Angsana New" w:hint="cs"/>
-          <w:cs/>
-        </w:rPr>
-        <w:t>ระบบจะบังคับสลับสถานะเป็น</w:t>
-      </w:r>
-      <w:r>
-        <w:rPr>
-          <w:rFonts w:cs="Angsana New"/>
-          <w:cs/>
-        </w:rPr>
-        <w:t xml:space="preserve"> </w:t>
-      </w:r>
-      <w:r>
-        <w:t xml:space="preserve">'PENDING' </w:t>
-      </w:r>
-      <w:r>
-        <w:rPr>
-          <w:rFonts w:cs="Angsana New" w:hint="cs"/>
-          <w:cs/>
-        </w:rPr>
-        <w:t>และส่งเข้า</w:t>
-      </w:r>
-      <w:r>
-        <w:rPr>
-          <w:rFonts w:cs="Angsana New"/>
-          <w:cs/>
-        </w:rPr>
-        <w:t xml:space="preserve"> </w:t>
-      </w:r>
-      <w:r>
-        <w:t xml:space="preserve">Approval Center </w:t>
-      </w:r>
-      <w:r>
-        <w:rPr>
-          <w:rFonts w:cs="Angsana New" w:hint="cs"/>
-          <w:cs/>
-        </w:rPr>
         <w:t>ทันที</w:t>
       </w:r>
       <w:r>
         <w:rPr>
-          <w:rFonts w:cs="Angsana New"/>
           <w:cs/>
         </w:rPr>
         <w:t xml:space="preserve"> (</w:t>
       </w:r>
       <w:r>
         <w:rPr>
-          <w:rFonts w:cs="Angsana New" w:hint="cs"/>
+          <w:rFonts w:ascii="Browallia New" w:hAnsi="Browallia New" w:cs="Browallia New" w:hint="cs"/>
           <w:cs/>
         </w:rPr>
         <w:t>สำหรับผู้บริหารระดับสูงสุด</w:t>
       </w:r>
       <w:r>
         <w:rPr>
-          <w:rFonts w:cs="Angsana New"/>
-          <w:cs/>
-        </w:rPr>
-        <w:t xml:space="preserve"> </w:t>
-      </w:r>
-      <w:r>
-        <w:rPr>
-          <w:rFonts w:cs="Angsana New" w:hint="cs"/>
+          <w:cs/>
+        </w:rPr>
+        <w:t xml:space="preserve"> </w:t>
+      </w:r>
+      <w:r>
+        <w:rPr>
+          <w:rFonts w:ascii="Browallia New" w:hAnsi="Browallia New" w:cs="Browallia New" w:hint="cs"/>
           <w:cs/>
         </w:rPr>
         <w:t>ให้กำหนดวงเงินเป็น</w:t>
       </w:r>
       <w:r>
         <w:rPr>
-          <w:rFonts w:cs="Angsana New"/>
           <w:cs/>
         </w:rPr>
         <w:t xml:space="preserve"> </w:t>
@@ -5903,28 +5514,26 @@
       </w:r>
       <w:r>
         <w:rPr>
-          <w:rFonts w:cs="Angsana New" w:hint="cs"/>
+          <w:rFonts w:ascii="Browallia New" w:hAnsi="Browallia New" w:cs="Browallia New" w:hint="cs"/>
           <w:cs/>
         </w:rPr>
         <w:t>บาท</w:t>
       </w:r>
       <w:r>
         <w:rPr>
-          <w:rFonts w:cs="Angsana New"/>
-          <w:cs/>
-        </w:rPr>
-        <w:t xml:space="preserve"> </w:t>
-      </w:r>
-      <w:r>
-        <w:rPr>
-          <w:rFonts w:cs="Angsana New" w:hint="cs"/>
+          <w:cs/>
+        </w:rPr>
+        <w:t xml:space="preserve"> </w:t>
+      </w:r>
+      <w:r>
+        <w:rPr>
+          <w:rFonts w:ascii="Browallia New" w:hAnsi="Browallia New" w:cs="Browallia New" w:hint="cs"/>
           <w:cs/>
         </w:rPr>
         <w:t>แทนการ</w:t>
       </w:r>
       <w:r>
         <w:rPr>
-          <w:rFonts w:cs="Angsana New"/>
           <w:cs/>
         </w:rPr>
         <w:t xml:space="preserve"> </w:t>
@@ -5934,14 +5543,13 @@
       </w:r>
       <w:r>
         <w:rPr>
-          <w:rFonts w:cs="Angsana New" w:hint="cs"/>
+          <w:rFonts w:ascii="Browallia New" w:hAnsi="Browallia New" w:cs="Browallia New" w:hint="cs"/>
           <w:cs/>
         </w:rPr>
         <w:t>ข้อยกเว้นในระบบ</w:t>
       </w:r>
       <w:r>
         <w:rPr>
-          <w:rFonts w:cs="Angsana New"/>
           <w:cs/>
         </w:rPr>
         <w:t>)</w:t>
@@ -5956,9 +5564,6 @@
           <w:right w:val="nil"/>
           <w:between w:val="nil"/>
         </w:pBdr>
-        <w:rPr>
-          <w:rFonts w:cs="Angsana New"/>
-        </w:rPr>
       </w:pPr>
     </w:p>
     <w:p>
@@ -6061,13 +5666,8 @@
         </w:rPr>
         <w:t xml:space="preserve"> </w:t>
       </w:r>
-      <w:proofErr w:type="spellStart"/>
-      <w:r>
-        <w:t>freight_cost</w:t>
-      </w:r>
-      <w:proofErr w:type="spellEnd"/>
-      <w:r>
-        <w:t xml:space="preserve"> </w:t>
+      <w:r>
+        <w:t xml:space="preserve">freight_cost </w:t>
       </w:r>
       <w:r>
         <w:rPr>
@@ -6179,13 +5779,8 @@
         </w:rPr>
         <w:t xml:space="preserve"> </w:t>
       </w:r>
-      <w:proofErr w:type="spellStart"/>
-      <w:r>
-        <w:t>inventory_ledger</w:t>
-      </w:r>
-      <w:proofErr w:type="spellEnd"/>
-      <w:r>
-        <w:t xml:space="preserve"> </w:t>
+      <w:r>
+        <w:t xml:space="preserve">inventory_ledger </w:t>
       </w:r>
       <w:r>
         <w:rPr>

--- a/Supthavee_ERP_Document_Standards.docx
+++ b/Supthavee_ERP_Document_Standards.docx
@@ -6,18 +6,28 @@
       <w:pPr>
         <w:pStyle w:val="Heading1"/>
       </w:pPr>
-      <w:r>
-        <w:rPr>
-          <w:rFonts w:eastAsia="Arial Unicode MS"/>
-        </w:rPr>
-        <w:t>Supthavee ERP - Document Standards (</w:t>
-      </w:r>
+      <w:proofErr w:type="spellStart"/>
+      <w:r>
+        <w:rPr>
+          <w:rFonts w:eastAsia="Arial Unicode MS"/>
+        </w:rPr>
+        <w:t>Supthavee</w:t>
+      </w:r>
+      <w:proofErr w:type="spellEnd"/>
+      <w:r>
+        <w:rPr>
+          <w:rFonts w:eastAsia="Arial Unicode MS"/>
+        </w:rPr>
+        <w:t xml:space="preserve"> ERP - Document Standards (</w:t>
+      </w:r>
+      <w:proofErr w:type="spellStart"/>
       <w:r>
         <w:rPr>
           <w:rFonts w:ascii="Browallia New" w:eastAsia="Arial Unicode MS" w:hAnsi="Browallia New" w:cs="Browallia New"/>
         </w:rPr>
         <w:t>มาตรฐานเอกสารอ้างอิงตาม</w:t>
       </w:r>
+      <w:proofErr w:type="spellEnd"/>
       <w:r>
         <w:rPr>
           <w:rFonts w:eastAsia="Arial Unicode MS"/>
@@ -36,12 +46,14 @@
         </w:rPr>
         <w:t xml:space="preserve">1. </w:t>
       </w:r>
+      <w:proofErr w:type="spellStart"/>
       <w:r>
         <w:rPr>
           <w:rFonts w:ascii="Browallia New" w:eastAsia="Arial Unicode MS" w:hAnsi="Browallia New" w:cs="Browallia New"/>
         </w:rPr>
         <w:t>โครงสร้างรหัสเอกสาร</w:t>
       </w:r>
+      <w:proofErr w:type="spellEnd"/>
       <w:r>
         <w:rPr>
           <w:rFonts w:eastAsia="Arial Unicode MS"/>
@@ -60,48 +72,56 @@
         </w:pBdr>
         <w:spacing w:after="240"/>
       </w:pPr>
+      <w:proofErr w:type="spellStart"/>
       <w:r>
         <w:rPr>
           <w:rFonts w:ascii="Browallia New" w:eastAsia="Arial Unicode MS" w:hAnsi="Browallia New" w:cs="Browallia New"/>
         </w:rPr>
         <w:t>รหัสเอกสารในระบบถูกออกแบบมาเพื่อแยกแยะประเภทเอกสาร</w:t>
       </w:r>
-      <w:r>
-        <w:rPr>
-          <w:rFonts w:eastAsia="Arial Unicode MS"/>
-        </w:rPr>
-        <w:t xml:space="preserve"> </w:t>
-      </w:r>
+      <w:proofErr w:type="spellEnd"/>
+      <w:r>
+        <w:rPr>
+          <w:rFonts w:eastAsia="Arial Unicode MS"/>
+        </w:rPr>
+        <w:t xml:space="preserve"> </w:t>
+      </w:r>
+      <w:proofErr w:type="spellStart"/>
       <w:r>
         <w:rPr>
           <w:rFonts w:ascii="Browallia New" w:eastAsia="Arial Unicode MS" w:hAnsi="Browallia New" w:cs="Browallia New"/>
         </w:rPr>
         <w:t>และวัตถุประสงค์ในการลงบัญชีอย่างชัดเจน</w:t>
       </w:r>
-      <w:r>
-        <w:rPr>
-          <w:rFonts w:eastAsia="Arial Unicode MS"/>
-        </w:rPr>
-        <w:t xml:space="preserve"> </w:t>
-      </w:r>
+      <w:proofErr w:type="spellEnd"/>
+      <w:r>
+        <w:rPr>
+          <w:rFonts w:eastAsia="Arial Unicode MS"/>
+        </w:rPr>
+        <w:t xml:space="preserve"> </w:t>
+      </w:r>
+      <w:proofErr w:type="spellStart"/>
       <w:r>
         <w:rPr>
           <w:rFonts w:ascii="Browallia New" w:eastAsia="Arial Unicode MS" w:hAnsi="Browallia New" w:cs="Browallia New"/>
         </w:rPr>
         <w:t>ห้ามนำมาปะปนกันเด็ดขาด</w:t>
       </w:r>
+      <w:proofErr w:type="spellEnd"/>
     </w:p>
     <w:p>
       <w:pPr>
         <w:pStyle w:val="Heading3"/>
         <w:spacing w:before="0"/>
       </w:pPr>
+      <w:proofErr w:type="spellStart"/>
       <w:r>
         <w:rPr>
           <w:rFonts w:ascii="Browallia New" w:eastAsia="Arial Unicode MS" w:hAnsi="Browallia New" w:cs="Browallia New"/>
         </w:rPr>
         <w:t>กลุ่มงานขายและลูกหนี้</w:t>
       </w:r>
+      <w:proofErr w:type="spellEnd"/>
       <w:r>
         <w:rPr>
           <w:rFonts w:eastAsia="Arial Unicode MS"/>
@@ -131,6 +151,7 @@
         </w:rPr>
         <w:t xml:space="preserve">QT (Quotation - </w:t>
       </w:r>
+      <w:proofErr w:type="spellStart"/>
       <w:r>
         <w:rPr>
           <w:rFonts w:ascii="Browallia New" w:eastAsia="Arial Unicode MS" w:hAnsi="Browallia New" w:cs="Browallia New"/>
@@ -139,6 +160,7 @@
         </w:rPr>
         <w:t>ใบเสนอราคา</w:t>
       </w:r>
+      <w:proofErr w:type="spellEnd"/>
       <w:r>
         <w:rPr>
           <w:rFonts w:eastAsia="Arial Unicode MS"/>
@@ -153,24 +175,28 @@
         </w:rPr>
         <w:t xml:space="preserve"> </w:t>
       </w:r>
+      <w:proofErr w:type="spellStart"/>
       <w:r>
         <w:rPr>
           <w:rFonts w:ascii="Browallia New" w:eastAsia="Arial Unicode MS" w:hAnsi="Browallia New" w:cs="Browallia New"/>
         </w:rPr>
         <w:t>เอกสารเริ่มต้นกระบวนการขาย</w:t>
       </w:r>
-      <w:r>
-        <w:rPr>
-          <w:rFonts w:eastAsia="Arial Unicode MS"/>
-        </w:rPr>
-        <w:t xml:space="preserve"> </w:t>
-      </w:r>
+      <w:proofErr w:type="spellEnd"/>
+      <w:r>
+        <w:rPr>
+          <w:rFonts w:eastAsia="Arial Unicode MS"/>
+        </w:rPr>
+        <w:t xml:space="preserve"> </w:t>
+      </w:r>
+      <w:proofErr w:type="spellStart"/>
       <w:r>
         <w:rPr>
           <w:rFonts w:ascii="Browallia New" w:eastAsia="Arial Unicode MS" w:hAnsi="Browallia New" w:cs="Browallia New"/>
         </w:rPr>
         <w:t>ไม่มีผลต่อสต็อกและการเงิน</w:t>
       </w:r>
+      <w:proofErr w:type="spellEnd"/>
     </w:p>
     <w:p>
       <w:pPr>
@@ -543,6 +569,7 @@
         </w:rPr>
         <w:t xml:space="preserve">INV_DO (Invoice/Delivery Order - </w:t>
       </w:r>
+      <w:proofErr w:type="spellStart"/>
       <w:r>
         <w:rPr>
           <w:rFonts w:ascii="Browallia New" w:eastAsia="Arial Unicode MS" w:hAnsi="Browallia New" w:cs="Browallia New"/>
@@ -551,6 +578,7 @@
         </w:rPr>
         <w:t>ใบกำกับสินค้า</w:t>
       </w:r>
+      <w:proofErr w:type="spellEnd"/>
       <w:r>
         <w:rPr>
           <w:rFonts w:eastAsia="Arial Unicode MS"/>
@@ -559,6 +587,7 @@
         </w:rPr>
         <w:t>/</w:t>
       </w:r>
+      <w:proofErr w:type="spellStart"/>
       <w:r>
         <w:rPr>
           <w:rFonts w:ascii="Browallia New" w:eastAsia="Arial Unicode MS" w:hAnsi="Browallia New" w:cs="Browallia New"/>
@@ -567,6 +596,7 @@
         </w:rPr>
         <w:t>ใบส่งของ</w:t>
       </w:r>
+      <w:proofErr w:type="spellEnd"/>
       <w:r>
         <w:rPr>
           <w:rFonts w:eastAsia="Arial Unicode MS"/>
@@ -581,36 +611,42 @@
         </w:rPr>
         <w:t xml:space="preserve"> </w:t>
       </w:r>
+      <w:proofErr w:type="spellStart"/>
       <w:r>
         <w:rPr>
           <w:rFonts w:ascii="Browallia New" w:eastAsia="Arial Unicode MS" w:hAnsi="Browallia New" w:cs="Browallia New"/>
         </w:rPr>
         <w:t>บิลขายทั่วไป</w:t>
       </w:r>
+      <w:proofErr w:type="spellEnd"/>
       <w:r>
         <w:rPr>
           <w:rFonts w:eastAsia="Arial Unicode MS"/>
         </w:rPr>
         <w:t xml:space="preserve"> (</w:t>
       </w:r>
+      <w:proofErr w:type="spellStart"/>
       <w:r>
         <w:rPr>
           <w:rFonts w:ascii="Browallia New" w:eastAsia="Arial Unicode MS" w:hAnsi="Browallia New" w:cs="Browallia New"/>
         </w:rPr>
         <w:t>ไม่มี</w:t>
       </w:r>
+      <w:proofErr w:type="spellEnd"/>
       <w:r>
         <w:rPr>
           <w:rFonts w:eastAsia="Arial Unicode MS"/>
         </w:rPr>
         <w:t xml:space="preserve"> VAT) </w:t>
       </w:r>
+      <w:proofErr w:type="spellStart"/>
       <w:r>
         <w:rPr>
           <w:rFonts w:ascii="Browallia New" w:eastAsia="Arial Unicode MS" w:hAnsi="Browallia New" w:cs="Browallia New"/>
         </w:rPr>
         <w:t>มีผลตัดสต็อกขาออกทันที</w:t>
       </w:r>
+      <w:proofErr w:type="spellEnd"/>
     </w:p>
     <w:p>
       <w:pPr>
@@ -634,6 +670,7 @@
         </w:rPr>
         <w:t xml:space="preserve">TAX_INV (Tax Invoice - </w:t>
       </w:r>
+      <w:proofErr w:type="spellStart"/>
       <w:r>
         <w:rPr>
           <w:rFonts w:ascii="Browallia New" w:eastAsia="Arial Unicode MS" w:hAnsi="Browallia New" w:cs="Browallia New"/>
@@ -642,6 +679,7 @@
         </w:rPr>
         <w:t>ใบกำกับภาษีเต็มรูป</w:t>
       </w:r>
+      <w:proofErr w:type="spellEnd"/>
       <w:r>
         <w:rPr>
           <w:rFonts w:eastAsia="Arial Unicode MS"/>
@@ -656,36 +694,42 @@
         </w:rPr>
         <w:t xml:space="preserve"> </w:t>
       </w:r>
+      <w:proofErr w:type="spellStart"/>
       <w:r>
         <w:rPr>
           <w:rFonts w:ascii="Browallia New" w:eastAsia="Arial Unicode MS" w:hAnsi="Browallia New" w:cs="Browallia New"/>
         </w:rPr>
         <w:t>บิลขายสำหรับบริษัทที่จดทะเบียน</w:t>
       </w:r>
+      <w:proofErr w:type="spellEnd"/>
       <w:r>
         <w:rPr>
           <w:rFonts w:eastAsia="Arial Unicode MS"/>
         </w:rPr>
         <w:t xml:space="preserve"> VAT (</w:t>
       </w:r>
+      <w:proofErr w:type="spellStart"/>
       <w:r>
         <w:rPr>
           <w:rFonts w:ascii="Browallia New" w:eastAsia="Arial Unicode MS" w:hAnsi="Browallia New" w:cs="Browallia New"/>
         </w:rPr>
         <w:t>คำนวณภาษีแบบ</w:t>
       </w:r>
+      <w:proofErr w:type="spellEnd"/>
       <w:r>
         <w:rPr>
           <w:rFonts w:eastAsia="Arial Unicode MS"/>
         </w:rPr>
         <w:t xml:space="preserve"> Exclusive/Inclusive) </w:t>
       </w:r>
+      <w:proofErr w:type="spellStart"/>
       <w:r>
         <w:rPr>
           <w:rFonts w:ascii="Browallia New" w:eastAsia="Arial Unicode MS" w:hAnsi="Browallia New" w:cs="Browallia New"/>
         </w:rPr>
         <w:t>มีผลตัดสต็อกขาออก</w:t>
       </w:r>
+      <w:proofErr w:type="spellEnd"/>
     </w:p>
     <w:p>
       <w:pPr>
@@ -709,6 +753,7 @@
         </w:rPr>
         <w:t xml:space="preserve">CS_TAX (Cash Sale Tax - </w:t>
       </w:r>
+      <w:proofErr w:type="spellStart"/>
       <w:r>
         <w:rPr>
           <w:rFonts w:ascii="Browallia New" w:eastAsia="Arial Unicode MS" w:hAnsi="Browallia New" w:cs="Browallia New"/>
@@ -717,6 +762,7 @@
         </w:rPr>
         <w:t>ใบกำกับภาษีอย่างย่อ</w:t>
       </w:r>
+      <w:proofErr w:type="spellEnd"/>
       <w:r>
         <w:rPr>
           <w:rFonts w:eastAsia="Arial Unicode MS"/>
@@ -731,36 +777,42 @@
         </w:rPr>
         <w:t xml:space="preserve"> </w:t>
       </w:r>
+      <w:proofErr w:type="spellStart"/>
       <w:r>
         <w:rPr>
           <w:rFonts w:ascii="Browallia New" w:eastAsia="Arial Unicode MS" w:hAnsi="Browallia New" w:cs="Browallia New"/>
         </w:rPr>
         <w:t>บิลขายหน้าร้าน</w:t>
       </w:r>
+      <w:proofErr w:type="spellEnd"/>
       <w:r>
         <w:rPr>
           <w:rFonts w:eastAsia="Arial Unicode MS"/>
         </w:rPr>
         <w:t xml:space="preserve"> (ABB) </w:t>
       </w:r>
+      <w:proofErr w:type="spellStart"/>
       <w:r>
         <w:rPr>
           <w:rFonts w:ascii="Browallia New" w:eastAsia="Arial Unicode MS" w:hAnsi="Browallia New" w:cs="Browallia New"/>
         </w:rPr>
         <w:t>สำหรับลูกค้าทั่วไป</w:t>
       </w:r>
-      <w:r>
-        <w:rPr>
-          <w:rFonts w:eastAsia="Arial Unicode MS"/>
-        </w:rPr>
-        <w:t xml:space="preserve"> </w:t>
-      </w:r>
+      <w:proofErr w:type="spellEnd"/>
+      <w:r>
+        <w:rPr>
+          <w:rFonts w:eastAsia="Arial Unicode MS"/>
+        </w:rPr>
+        <w:t xml:space="preserve"> </w:t>
+      </w:r>
+      <w:proofErr w:type="spellStart"/>
       <w:r>
         <w:rPr>
           <w:rFonts w:ascii="Browallia New" w:eastAsia="Arial Unicode MS" w:hAnsi="Browallia New" w:cs="Browallia New"/>
         </w:rPr>
         <w:t>มีผลตัดสต็อกขาออก</w:t>
       </w:r>
+      <w:proofErr w:type="spellEnd"/>
     </w:p>
     <w:p>
       <w:pPr>
@@ -784,6 +836,7 @@
         </w:rPr>
         <w:t xml:space="preserve">ABB (Abbreviated Tax Invoice - </w:t>
       </w:r>
+      <w:proofErr w:type="spellStart"/>
       <w:r>
         <w:rPr>
           <w:rFonts w:ascii="Browallia New" w:eastAsia="Arial Unicode MS" w:hAnsi="Browallia New" w:cs="Browallia New"/>
@@ -792,6 +845,7 @@
         </w:rPr>
         <w:t>ใบเสร็จรับเงินอย่างย่อ</w:t>
       </w:r>
+      <w:proofErr w:type="spellEnd"/>
       <w:r>
         <w:rPr>
           <w:rFonts w:eastAsia="Arial Unicode MS"/>
@@ -806,12 +860,14 @@
         </w:rPr>
         <w:t xml:space="preserve"> </w:t>
       </w:r>
+      <w:proofErr w:type="spellStart"/>
       <w:r>
         <w:rPr>
           <w:rFonts w:ascii="Browallia New" w:eastAsia="Arial Unicode MS" w:hAnsi="Browallia New" w:cs="Browallia New"/>
         </w:rPr>
         <w:t>ใบเสร็จรับเงินสำหรับขายหน้าร้าน</w:t>
       </w:r>
+      <w:proofErr w:type="spellEnd"/>
     </w:p>
     <w:p>
       <w:pPr>
@@ -835,6 +891,7 @@
         </w:rPr>
         <w:t xml:space="preserve">BN (Billing Note - </w:t>
       </w:r>
+      <w:proofErr w:type="spellStart"/>
       <w:r>
         <w:rPr>
           <w:rFonts w:ascii="Browallia New" w:eastAsia="Arial Unicode MS" w:hAnsi="Browallia New" w:cs="Browallia New"/>
@@ -843,6 +900,7 @@
         </w:rPr>
         <w:t>ใบวางบิลลูกหนี้</w:t>
       </w:r>
+      <w:proofErr w:type="spellEnd"/>
       <w:r>
         <w:rPr>
           <w:rFonts w:eastAsia="Arial Unicode MS"/>
@@ -857,48 +915,56 @@
         </w:rPr>
         <w:t xml:space="preserve"> </w:t>
       </w:r>
+      <w:proofErr w:type="spellStart"/>
       <w:r>
         <w:rPr>
           <w:rFonts w:ascii="Browallia New" w:eastAsia="Arial Unicode MS" w:hAnsi="Browallia New" w:cs="Browallia New"/>
         </w:rPr>
         <w:t>เอกสารรวบรวมบิลขายหลายใบเพื่อเรียกเก็บเงิน</w:t>
       </w:r>
-      <w:r>
-        <w:rPr>
-          <w:rFonts w:eastAsia="Arial Unicode MS"/>
-        </w:rPr>
-        <w:t xml:space="preserve"> </w:t>
-      </w:r>
+      <w:proofErr w:type="spellEnd"/>
+      <w:r>
+        <w:rPr>
+          <w:rFonts w:eastAsia="Arial Unicode MS"/>
+        </w:rPr>
+        <w:t xml:space="preserve"> </w:t>
+      </w:r>
+      <w:proofErr w:type="spellStart"/>
       <w:r>
         <w:rPr>
           <w:rFonts w:ascii="Browallia New" w:eastAsia="Arial Unicode MS" w:hAnsi="Browallia New" w:cs="Browallia New"/>
         </w:rPr>
         <w:t>ไม่มีผลต่อ</w:t>
       </w:r>
+      <w:proofErr w:type="spellEnd"/>
       <w:r>
         <w:rPr>
           <w:rFonts w:eastAsia="Arial Unicode MS"/>
         </w:rPr>
         <w:t xml:space="preserve"> GL (</w:t>
       </w:r>
+      <w:proofErr w:type="spellStart"/>
       <w:r>
         <w:rPr>
           <w:rFonts w:ascii="Browallia New" w:eastAsia="Arial Unicode MS" w:hAnsi="Browallia New" w:cs="Browallia New"/>
         </w:rPr>
         <w:t>ใช้สำหรับการทำ</w:t>
       </w:r>
+      <w:proofErr w:type="spellEnd"/>
       <w:r>
         <w:rPr>
           <w:rFonts w:eastAsia="Arial Unicode MS"/>
         </w:rPr>
         <w:t xml:space="preserve"> Knock-off Allocation </w:t>
       </w:r>
+      <w:proofErr w:type="spellStart"/>
       <w:r>
         <w:rPr>
           <w:rFonts w:ascii="Browallia New" w:eastAsia="Arial Unicode MS" w:hAnsi="Browallia New" w:cs="Browallia New"/>
         </w:rPr>
         <w:t>ได้ง่ายขึ้น</w:t>
       </w:r>
+      <w:proofErr w:type="spellEnd"/>
       <w:r>
         <w:rPr>
           <w:rFonts w:eastAsia="Arial Unicode MS"/>
@@ -928,6 +994,7 @@
         </w:rPr>
         <w:t xml:space="preserve">REC (Receipt - </w:t>
       </w:r>
+      <w:proofErr w:type="spellStart"/>
       <w:r>
         <w:rPr>
           <w:rFonts w:ascii="Browallia New" w:eastAsia="Arial Unicode MS" w:hAnsi="Browallia New" w:cs="Browallia New"/>
@@ -936,6 +1003,7 @@
         </w:rPr>
         <w:t>ใบเสร็จรับเงิน</w:t>
       </w:r>
+      <w:proofErr w:type="spellEnd"/>
       <w:r>
         <w:rPr>
           <w:rFonts w:eastAsia="Arial Unicode MS"/>
@@ -950,36 +1018,42 @@
         </w:rPr>
         <w:t xml:space="preserve"> </w:t>
       </w:r>
+      <w:proofErr w:type="spellStart"/>
       <w:r>
         <w:rPr>
           <w:rFonts w:ascii="Browallia New" w:eastAsia="Arial Unicode MS" w:hAnsi="Browallia New" w:cs="Browallia New"/>
         </w:rPr>
         <w:t>บันทึกรับชำระหนี้จากลูกหนี้</w:t>
       </w:r>
-      <w:r>
-        <w:rPr>
-          <w:rFonts w:eastAsia="Arial Unicode MS"/>
-        </w:rPr>
-        <w:t xml:space="preserve"> </w:t>
-      </w:r>
+      <w:proofErr w:type="spellEnd"/>
+      <w:r>
+        <w:rPr>
+          <w:rFonts w:eastAsia="Arial Unicode MS"/>
+        </w:rPr>
+        <w:t xml:space="preserve"> </w:t>
+      </w:r>
+      <w:proofErr w:type="spellStart"/>
       <w:r>
         <w:rPr>
           <w:rFonts w:ascii="Browallia New" w:eastAsia="Arial Unicode MS" w:hAnsi="Browallia New" w:cs="Browallia New"/>
         </w:rPr>
         <w:t>หรือรับเงินสด</w:t>
       </w:r>
+      <w:proofErr w:type="spellEnd"/>
       <w:r>
         <w:rPr>
           <w:rFonts w:eastAsia="Arial Unicode MS"/>
         </w:rPr>
         <w:t xml:space="preserve"> (</w:t>
       </w:r>
+      <w:proofErr w:type="spellStart"/>
       <w:r>
         <w:rPr>
           <w:rFonts w:ascii="Browallia New" w:eastAsia="Arial Unicode MS" w:hAnsi="Browallia New" w:cs="Browallia New"/>
         </w:rPr>
         <w:t>ตัดจาก</w:t>
       </w:r>
+      <w:proofErr w:type="spellEnd"/>
       <w:r>
         <w:rPr>
           <w:rFonts w:eastAsia="Arial Unicode MS"/>
@@ -1009,6 +1083,7 @@
         </w:rPr>
         <w:t xml:space="preserve">DEP_IN (Deposit In - </w:t>
       </w:r>
+      <w:proofErr w:type="spellStart"/>
       <w:r>
         <w:rPr>
           <w:rFonts w:ascii="Browallia New" w:eastAsia="Arial Unicode MS" w:hAnsi="Browallia New" w:cs="Browallia New"/>
@@ -1017,6 +1092,7 @@
         </w:rPr>
         <w:t>ใบรับเงินมัดจำ</w:t>
       </w:r>
+      <w:proofErr w:type="spellEnd"/>
       <w:r>
         <w:rPr>
           <w:rFonts w:eastAsia="Arial Unicode MS"/>
@@ -1031,48 +1107,56 @@
         </w:rPr>
         <w:t xml:space="preserve"> </w:t>
       </w:r>
+      <w:proofErr w:type="spellStart"/>
       <w:r>
         <w:rPr>
           <w:rFonts w:ascii="Browallia New" w:eastAsia="Arial Unicode MS" w:hAnsi="Browallia New" w:cs="Browallia New"/>
         </w:rPr>
         <w:t>บันทึกรับเงินมัดจำจากลูกค้า</w:t>
       </w:r>
-      <w:r>
-        <w:rPr>
-          <w:rFonts w:eastAsia="Arial Unicode MS"/>
-        </w:rPr>
-        <w:t xml:space="preserve"> </w:t>
-      </w:r>
+      <w:proofErr w:type="spellEnd"/>
+      <w:r>
+        <w:rPr>
+          <w:rFonts w:eastAsia="Arial Unicode MS"/>
+        </w:rPr>
+        <w:t xml:space="preserve"> </w:t>
+      </w:r>
+      <w:proofErr w:type="spellStart"/>
       <w:r>
         <w:rPr>
           <w:rFonts w:ascii="Browallia New" w:eastAsia="Arial Unicode MS" w:hAnsi="Browallia New" w:cs="Browallia New"/>
         </w:rPr>
         <w:t>สามารถนำยอดไปหักเป็นส่วนลดในใบ</w:t>
       </w:r>
+      <w:proofErr w:type="spellEnd"/>
       <w:r>
         <w:rPr>
           <w:rFonts w:eastAsia="Arial Unicode MS"/>
         </w:rPr>
         <w:t xml:space="preserve"> REC </w:t>
       </w:r>
+      <w:proofErr w:type="spellStart"/>
       <w:r>
         <w:rPr>
           <w:rFonts w:ascii="Browallia New" w:eastAsia="Arial Unicode MS" w:hAnsi="Browallia New" w:cs="Browallia New"/>
         </w:rPr>
         <w:t>ได้</w:t>
       </w:r>
+      <w:proofErr w:type="spellEnd"/>
       <w:r>
         <w:rPr>
           <w:rFonts w:eastAsia="Arial Unicode MS"/>
         </w:rPr>
         <w:t xml:space="preserve"> (</w:t>
       </w:r>
+      <w:proofErr w:type="spellStart"/>
       <w:r>
         <w:rPr>
           <w:rFonts w:ascii="Browallia New" w:eastAsia="Arial Unicode MS" w:hAnsi="Browallia New" w:cs="Browallia New"/>
         </w:rPr>
         <w:t>ตัดมัดจำ</w:t>
       </w:r>
+      <w:proofErr w:type="spellEnd"/>
       <w:r>
         <w:rPr>
           <w:rFonts w:eastAsia="Arial Unicode MS"/>
@@ -1102,6 +1186,7 @@
         </w:rPr>
         <w:t xml:space="preserve">AR_REFUND (SRF - Sales Refund - </w:t>
       </w:r>
+      <w:proofErr w:type="spellStart"/>
       <w:r>
         <w:rPr>
           <w:rFonts w:ascii="Browallia New" w:eastAsia="Arial Unicode MS" w:hAnsi="Browallia New" w:cs="Browallia New"/>
@@ -1110,6 +1195,7 @@
         </w:rPr>
         <w:t>ใบสำคัญจ่ายเงินคืน</w:t>
       </w:r>
+      <w:proofErr w:type="spellEnd"/>
       <w:r>
         <w:rPr>
           <w:rFonts w:eastAsia="Arial Unicode MS"/>
@@ -1124,36 +1210,42 @@
         </w:rPr>
         <w:t xml:space="preserve"> </w:t>
       </w:r>
+      <w:proofErr w:type="spellStart"/>
       <w:r>
         <w:rPr>
           <w:rFonts w:ascii="Browallia New" w:eastAsia="Arial Unicode MS" w:hAnsi="Browallia New" w:cs="Browallia New"/>
         </w:rPr>
         <w:t>บันทึกการจ่ายเงินคืนให้ลูกค้า</w:t>
       </w:r>
+      <w:proofErr w:type="spellEnd"/>
       <w:r>
         <w:rPr>
           <w:rFonts w:eastAsia="Arial Unicode MS"/>
         </w:rPr>
         <w:t xml:space="preserve"> (</w:t>
       </w:r>
+      <w:proofErr w:type="spellStart"/>
       <w:r>
         <w:rPr>
           <w:rFonts w:ascii="Browallia New" w:eastAsia="Arial Unicode MS" w:hAnsi="Browallia New" w:cs="Browallia New"/>
         </w:rPr>
         <w:t>เช่น</w:t>
       </w:r>
-      <w:r>
-        <w:rPr>
-          <w:rFonts w:eastAsia="Arial Unicode MS"/>
-        </w:rPr>
-        <w:t xml:space="preserve"> </w:t>
-      </w:r>
+      <w:proofErr w:type="spellEnd"/>
+      <w:r>
+        <w:rPr>
+          <w:rFonts w:eastAsia="Arial Unicode MS"/>
+        </w:rPr>
+        <w:t xml:space="preserve"> </w:t>
+      </w:r>
+      <w:proofErr w:type="spellStart"/>
       <w:r>
         <w:rPr>
           <w:rFonts w:ascii="Browallia New" w:eastAsia="Arial Unicode MS" w:hAnsi="Browallia New" w:cs="Browallia New"/>
         </w:rPr>
         <w:t>คืนมัดจำ</w:t>
       </w:r>
+      <w:proofErr w:type="spellEnd"/>
       <w:r>
         <w:rPr>
           <w:rFonts w:eastAsia="Arial Unicode MS"/>
@@ -1183,6 +1275,7 @@
         </w:rPr>
         <w:t xml:space="preserve">AR_WRITEOFF (SWO - Sales Write-off - </w:t>
       </w:r>
+      <w:proofErr w:type="spellStart"/>
       <w:r>
         <w:rPr>
           <w:rFonts w:ascii="Browallia New" w:eastAsia="Arial Unicode MS" w:hAnsi="Browallia New" w:cs="Browallia New"/>
@@ -1191,6 +1284,7 @@
         </w:rPr>
         <w:t>ใบสำคัญตัดหนี้สูญ</w:t>
       </w:r>
+      <w:proofErr w:type="spellEnd"/>
       <w:r>
         <w:rPr>
           <w:rFonts w:eastAsia="Arial Unicode MS"/>
@@ -1205,24 +1299,28 @@
         </w:rPr>
         <w:t xml:space="preserve"> </w:t>
       </w:r>
+      <w:proofErr w:type="spellStart"/>
       <w:r>
         <w:rPr>
           <w:rFonts w:ascii="Browallia New" w:eastAsia="Arial Unicode MS" w:hAnsi="Browallia New" w:cs="Browallia New"/>
         </w:rPr>
         <w:t>บันทึกการตัดยอดหนี้ที่เก็บไม่ได้</w:t>
       </w:r>
-      <w:r>
-        <w:rPr>
-          <w:rFonts w:eastAsia="Arial Unicode MS"/>
-        </w:rPr>
-        <w:t xml:space="preserve"> </w:t>
-      </w:r>
+      <w:proofErr w:type="spellEnd"/>
+      <w:r>
+        <w:rPr>
+          <w:rFonts w:eastAsia="Arial Unicode MS"/>
+        </w:rPr>
+        <w:t xml:space="preserve"> </w:t>
+      </w:r>
+      <w:proofErr w:type="spellStart"/>
       <w:r>
         <w:rPr>
           <w:rFonts w:ascii="Browallia New" w:eastAsia="Arial Unicode MS" w:hAnsi="Browallia New" w:cs="Browallia New"/>
         </w:rPr>
         <w:t>หรือตัดเศษบัญชีลูกหนี้</w:t>
       </w:r>
+      <w:proofErr w:type="spellEnd"/>
     </w:p>
     <w:p>
       <w:pPr>
@@ -1851,6 +1949,7 @@
       <w:pPr>
         <w:pStyle w:val="Heading3"/>
       </w:pPr>
+      <w:proofErr w:type="spellStart"/>
       <w:r>
         <w:rPr>
           <w:rFonts w:ascii="Browallia New" w:eastAsia="Arial Unicode MS" w:hAnsi="Browallia New" w:cs="Browallia New"/>
@@ -1858,6 +1957,7 @@
         <w:lastRenderedPageBreak/>
         <w:t>กลุ่มงานจัดซื้อและเจ้าหนี้</w:t>
       </w:r>
+      <w:proofErr w:type="spellEnd"/>
       <w:r>
         <w:rPr>
           <w:rFonts w:eastAsia="Arial Unicode MS"/>
@@ -1887,6 +1987,7 @@
         </w:rPr>
         <w:t xml:space="preserve">PO (Purchase Order - </w:t>
       </w:r>
+      <w:proofErr w:type="spellStart"/>
       <w:r>
         <w:rPr>
           <w:rFonts w:ascii="Browallia New" w:eastAsia="Arial Unicode MS" w:hAnsi="Browallia New" w:cs="Browallia New"/>
@@ -1895,6 +1996,7 @@
         </w:rPr>
         <w:t>ใบสั่งซื้อ</w:t>
       </w:r>
+      <w:proofErr w:type="spellEnd"/>
       <w:r>
         <w:rPr>
           <w:rFonts w:eastAsia="Arial Unicode MS"/>
@@ -1909,24 +2011,28 @@
         </w:rPr>
         <w:t xml:space="preserve"> </w:t>
       </w:r>
+      <w:proofErr w:type="spellStart"/>
       <w:r>
         <w:rPr>
           <w:rFonts w:ascii="Browallia New" w:eastAsia="Arial Unicode MS" w:hAnsi="Browallia New" w:cs="Browallia New"/>
         </w:rPr>
         <w:t>เอกสารเริ่มต้นกระบวนการซื้อ</w:t>
       </w:r>
-      <w:r>
-        <w:rPr>
-          <w:rFonts w:eastAsia="Arial Unicode MS"/>
-        </w:rPr>
-        <w:t xml:space="preserve"> </w:t>
-      </w:r>
+      <w:proofErr w:type="spellEnd"/>
+      <w:r>
+        <w:rPr>
+          <w:rFonts w:eastAsia="Arial Unicode MS"/>
+        </w:rPr>
+        <w:t xml:space="preserve"> </w:t>
+      </w:r>
+      <w:proofErr w:type="spellStart"/>
       <w:r>
         <w:rPr>
           <w:rFonts w:ascii="Browallia New" w:eastAsia="Arial Unicode MS" w:hAnsi="Browallia New" w:cs="Browallia New"/>
         </w:rPr>
         <w:t>ไม่มีผลต่อสต็อกและการเงิน</w:t>
       </w:r>
+      <w:proofErr w:type="spellEnd"/>
     </w:p>
     <w:p>
       <w:pPr>
@@ -1950,6 +2056,7 @@
         </w:rPr>
         <w:t xml:space="preserve">AP_CASH (Cash Purchase - </w:t>
       </w:r>
+      <w:proofErr w:type="spellStart"/>
       <w:r>
         <w:rPr>
           <w:rFonts w:ascii="Browallia New" w:eastAsia="Arial Unicode MS" w:hAnsi="Browallia New" w:cs="Browallia New"/>
@@ -1958,6 +2065,7 @@
         </w:rPr>
         <w:t>ซื้อเงินสด</w:t>
       </w:r>
+      <w:proofErr w:type="spellEnd"/>
       <w:r>
         <w:rPr>
           <w:rFonts w:eastAsia="Arial Unicode MS"/>
@@ -1972,48 +2080,56 @@
         </w:rPr>
         <w:t xml:space="preserve"> </w:t>
       </w:r>
+      <w:proofErr w:type="spellStart"/>
       <w:r>
         <w:rPr>
           <w:rFonts w:ascii="Browallia New" w:eastAsia="Arial Unicode MS" w:hAnsi="Browallia New" w:cs="Browallia New"/>
         </w:rPr>
         <w:t>บันทึกบิลซื้อที่ชำระเงินทันที</w:t>
       </w:r>
-      <w:r>
-        <w:rPr>
-          <w:rFonts w:eastAsia="Arial Unicode MS"/>
-        </w:rPr>
-        <w:t xml:space="preserve"> </w:t>
-      </w:r>
+      <w:proofErr w:type="spellEnd"/>
+      <w:r>
+        <w:rPr>
+          <w:rFonts w:eastAsia="Arial Unicode MS"/>
+        </w:rPr>
+        <w:t xml:space="preserve"> </w:t>
+      </w:r>
+      <w:proofErr w:type="spellStart"/>
       <w:r>
         <w:rPr>
           <w:rFonts w:ascii="Browallia New" w:eastAsia="Arial Unicode MS" w:hAnsi="Browallia New" w:cs="Browallia New"/>
         </w:rPr>
         <w:t>มีผลรับสต็อกเข้า</w:t>
       </w:r>
-      <w:r>
-        <w:rPr>
-          <w:rFonts w:eastAsia="Arial Unicode MS"/>
-        </w:rPr>
-        <w:t xml:space="preserve"> </w:t>
-      </w:r>
+      <w:proofErr w:type="spellEnd"/>
+      <w:r>
+        <w:rPr>
+          <w:rFonts w:eastAsia="Arial Unicode MS"/>
+        </w:rPr>
+        <w:t xml:space="preserve"> </w:t>
+      </w:r>
+      <w:proofErr w:type="spellStart"/>
       <w:r>
         <w:rPr>
           <w:rFonts w:ascii="Browallia New" w:eastAsia="Arial Unicode MS" w:hAnsi="Browallia New" w:cs="Browallia New"/>
         </w:rPr>
         <w:t>ระบบจะเปลี่ยนสถานะเป็น</w:t>
       </w:r>
+      <w:proofErr w:type="spellEnd"/>
       <w:r>
         <w:rPr>
           <w:rFonts w:eastAsia="Arial Unicode MS"/>
         </w:rPr>
         <w:t xml:space="preserve"> PAID </w:t>
       </w:r>
+      <w:proofErr w:type="spellStart"/>
       <w:r>
         <w:rPr>
           <w:rFonts w:ascii="Browallia New" w:eastAsia="Arial Unicode MS" w:hAnsi="Browallia New" w:cs="Browallia New"/>
         </w:rPr>
         <w:t>อัตโนมัติเมื่ออนุมัติ</w:t>
       </w:r>
+      <w:proofErr w:type="spellEnd"/>
       <w:r>
         <w:rPr>
           <w:rFonts w:eastAsia="Arial Unicode MS"/>
@@ -2043,6 +2159,7 @@
         </w:rPr>
         <w:t xml:space="preserve">AP_INV (AP Invoice - </w:t>
       </w:r>
+      <w:proofErr w:type="spellStart"/>
       <w:r>
         <w:rPr>
           <w:rFonts w:ascii="Browallia New" w:eastAsia="Arial Unicode MS" w:hAnsi="Browallia New" w:cs="Browallia New"/>
@@ -2051,6 +2168,7 @@
         </w:rPr>
         <w:t>ตั้งเจ้าหนี้การค้า</w:t>
       </w:r>
+      <w:proofErr w:type="spellEnd"/>
       <w:r>
         <w:rPr>
           <w:rFonts w:eastAsia="Arial Unicode MS"/>
@@ -2065,36 +2183,42 @@
         </w:rPr>
         <w:t xml:space="preserve"> </w:t>
       </w:r>
+      <w:proofErr w:type="spellStart"/>
       <w:r>
         <w:rPr>
           <w:rFonts w:ascii="Browallia New" w:eastAsia="Arial Unicode MS" w:hAnsi="Browallia New" w:cs="Browallia New"/>
         </w:rPr>
         <w:t>บันทึกบิลซื้อแบบเครดิต</w:t>
       </w:r>
-      <w:r>
-        <w:rPr>
-          <w:rFonts w:eastAsia="Arial Unicode MS"/>
-        </w:rPr>
-        <w:t xml:space="preserve"> </w:t>
-      </w:r>
+      <w:proofErr w:type="spellEnd"/>
+      <w:r>
+        <w:rPr>
+          <w:rFonts w:eastAsia="Arial Unicode MS"/>
+        </w:rPr>
+        <w:t xml:space="preserve"> </w:t>
+      </w:r>
+      <w:proofErr w:type="spellStart"/>
       <w:r>
         <w:rPr>
           <w:rFonts w:ascii="Browallia New" w:eastAsia="Arial Unicode MS" w:hAnsi="Browallia New" w:cs="Browallia New"/>
         </w:rPr>
         <w:t>มีผลรับสต็อกเข้า</w:t>
       </w:r>
-      <w:r>
-        <w:rPr>
-          <w:rFonts w:eastAsia="Arial Unicode MS"/>
-        </w:rPr>
-        <w:t xml:space="preserve"> </w:t>
-      </w:r>
+      <w:proofErr w:type="spellEnd"/>
+      <w:r>
+        <w:rPr>
+          <w:rFonts w:eastAsia="Arial Unicode MS"/>
+        </w:rPr>
+        <w:t xml:space="preserve"> </w:t>
+      </w:r>
+      <w:proofErr w:type="spellStart"/>
       <w:r>
         <w:rPr>
           <w:rFonts w:ascii="Browallia New" w:eastAsia="Arial Unicode MS" w:hAnsi="Browallia New" w:cs="Browallia New"/>
         </w:rPr>
         <w:t>รอการชำระเงิน</w:t>
       </w:r>
+      <w:proofErr w:type="spellEnd"/>
     </w:p>
     <w:p>
       <w:pPr>
@@ -2118,6 +2242,7 @@
         </w:rPr>
         <w:t xml:space="preserve">AP_TAX (AP Tax Invoice - </w:t>
       </w:r>
+      <w:proofErr w:type="spellStart"/>
       <w:r>
         <w:rPr>
           <w:rFonts w:ascii="Browallia New" w:eastAsia="Arial Unicode MS" w:hAnsi="Browallia New" w:cs="Browallia New"/>
@@ -2126,6 +2251,7 @@
         </w:rPr>
         <w:t>ตั้งเจ้าหนี้และภาษีซื้อ</w:t>
       </w:r>
+      <w:proofErr w:type="spellEnd"/>
       <w:r>
         <w:rPr>
           <w:rFonts w:eastAsia="Arial Unicode MS"/>
@@ -2140,36 +2266,42 @@
         </w:rPr>
         <w:t xml:space="preserve"> </w:t>
       </w:r>
+      <w:proofErr w:type="spellStart"/>
       <w:r>
         <w:rPr>
           <w:rFonts w:ascii="Browallia New" w:eastAsia="Arial Unicode MS" w:hAnsi="Browallia New" w:cs="Browallia New"/>
         </w:rPr>
         <w:t>บันทึกบิลซื้อแบบเครดิตที่มี</w:t>
       </w:r>
+      <w:proofErr w:type="spellEnd"/>
       <w:r>
         <w:rPr>
           <w:rFonts w:eastAsia="Arial Unicode MS"/>
         </w:rPr>
         <w:t xml:space="preserve"> VAT (</w:t>
       </w:r>
+      <w:proofErr w:type="spellStart"/>
       <w:r>
         <w:rPr>
           <w:rFonts w:ascii="Browallia New" w:eastAsia="Arial Unicode MS" w:hAnsi="Browallia New" w:cs="Browallia New"/>
         </w:rPr>
         <w:t>ขอคืนภาษีได้</w:t>
       </w:r>
+      <w:proofErr w:type="spellEnd"/>
       <w:r>
         <w:rPr>
           <w:rFonts w:eastAsia="Arial Unicode MS"/>
         </w:rPr>
         <w:t xml:space="preserve">) </w:t>
       </w:r>
+      <w:proofErr w:type="spellStart"/>
       <w:r>
         <w:rPr>
           <w:rFonts w:ascii="Browallia New" w:eastAsia="Arial Unicode MS" w:hAnsi="Browallia New" w:cs="Browallia New"/>
         </w:rPr>
         <w:t>มีผลรับสต็อกเข้า</w:t>
       </w:r>
+      <w:proofErr w:type="spellEnd"/>
     </w:p>
     <w:p>
       <w:pPr>
@@ -2193,6 +2325,7 @@
         </w:rPr>
         <w:t xml:space="preserve">BR (Bill Receipt - </w:t>
       </w:r>
+      <w:proofErr w:type="spellStart"/>
       <w:r>
         <w:rPr>
           <w:rFonts w:ascii="Browallia New" w:eastAsia="Arial Unicode MS" w:hAnsi="Browallia New" w:cs="Browallia New"/>
@@ -2201,6 +2334,7 @@
         </w:rPr>
         <w:t>ใบรับวางบิลเจ้าหนี้</w:t>
       </w:r>
+      <w:proofErr w:type="spellEnd"/>
       <w:r>
         <w:rPr>
           <w:rFonts w:eastAsia="Arial Unicode MS"/>
@@ -2215,24 +2349,28 @@
         </w:rPr>
         <w:t xml:space="preserve"> </w:t>
       </w:r>
+      <w:proofErr w:type="spellStart"/>
       <w:r>
         <w:rPr>
           <w:rFonts w:ascii="Browallia New" w:eastAsia="Arial Unicode MS" w:hAnsi="Browallia New" w:cs="Browallia New"/>
         </w:rPr>
         <w:t>เอกสารรวบรวมบิลซื้อหลายใบที่เจ้าหนี้มาวางบิล</w:t>
       </w:r>
-      <w:r>
-        <w:rPr>
-          <w:rFonts w:eastAsia="Arial Unicode MS"/>
-        </w:rPr>
-        <w:t xml:space="preserve"> </w:t>
-      </w:r>
+      <w:proofErr w:type="spellEnd"/>
+      <w:r>
+        <w:rPr>
+          <w:rFonts w:eastAsia="Arial Unicode MS"/>
+        </w:rPr>
+        <w:t xml:space="preserve"> </w:t>
+      </w:r>
+      <w:proofErr w:type="spellStart"/>
       <w:r>
         <w:rPr>
           <w:rFonts w:ascii="Browallia New" w:eastAsia="Arial Unicode MS" w:hAnsi="Browallia New" w:cs="Browallia New"/>
         </w:rPr>
         <w:t>ไม่มีผลต่อ</w:t>
       </w:r>
+      <w:proofErr w:type="spellEnd"/>
       <w:r>
         <w:rPr>
           <w:rFonts w:eastAsia="Arial Unicode MS"/>
@@ -2262,6 +2400,7 @@
         </w:rPr>
         <w:t xml:space="preserve">PAY (Payment - </w:t>
       </w:r>
+      <w:proofErr w:type="spellStart"/>
       <w:r>
         <w:rPr>
           <w:rFonts w:ascii="Browallia New" w:eastAsia="Arial Unicode MS" w:hAnsi="Browallia New" w:cs="Browallia New"/>
@@ -2270,6 +2409,7 @@
         </w:rPr>
         <w:t>ใบสำคัญจ่าย</w:t>
       </w:r>
+      <w:proofErr w:type="spellEnd"/>
       <w:r>
         <w:rPr>
           <w:rFonts w:eastAsia="Arial Unicode MS"/>
@@ -2284,24 +2424,28 @@
         </w:rPr>
         <w:t xml:space="preserve"> </w:t>
       </w:r>
+      <w:proofErr w:type="spellStart"/>
       <w:r>
         <w:rPr>
           <w:rFonts w:ascii="Browallia New" w:eastAsia="Arial Unicode MS" w:hAnsi="Browallia New" w:cs="Browallia New"/>
         </w:rPr>
         <w:t>บันทึกจ่ายชำระหนี้ให้ซัพพลายเออร์</w:t>
       </w:r>
+      <w:proofErr w:type="spellEnd"/>
       <w:r>
         <w:rPr>
           <w:rFonts w:eastAsia="Arial Unicode MS"/>
         </w:rPr>
         <w:t xml:space="preserve"> (</w:t>
       </w:r>
+      <w:proofErr w:type="spellStart"/>
       <w:r>
         <w:rPr>
           <w:rFonts w:ascii="Browallia New" w:eastAsia="Arial Unicode MS" w:hAnsi="Browallia New" w:cs="Browallia New"/>
         </w:rPr>
         <w:t>ตัดจาก</w:t>
       </w:r>
+      <w:proofErr w:type="spellEnd"/>
       <w:r>
         <w:rPr>
           <w:rFonts w:eastAsia="Arial Unicode MS"/>
@@ -2331,6 +2475,7 @@
         </w:rPr>
         <w:t xml:space="preserve">DEP_OUT (Deposit Out - </w:t>
       </w:r>
+      <w:proofErr w:type="spellStart"/>
       <w:r>
         <w:rPr>
           <w:rFonts w:ascii="Browallia New" w:eastAsia="Arial Unicode MS" w:hAnsi="Browallia New" w:cs="Browallia New"/>
@@ -2339,6 +2484,7 @@
         </w:rPr>
         <w:t>ใบจ่ายเงินมัดจำ</w:t>
       </w:r>
+      <w:proofErr w:type="spellEnd"/>
       <w:r>
         <w:rPr>
           <w:rFonts w:eastAsia="Arial Unicode MS"/>
@@ -2353,48 +2499,56 @@
         </w:rPr>
         <w:t xml:space="preserve"> </w:t>
       </w:r>
+      <w:proofErr w:type="spellStart"/>
       <w:r>
         <w:rPr>
           <w:rFonts w:ascii="Browallia New" w:eastAsia="Arial Unicode MS" w:hAnsi="Browallia New" w:cs="Browallia New"/>
         </w:rPr>
         <w:t>บันทึกจ่ายเงินมัดจำให้ซัพพลายเออร์</w:t>
       </w:r>
-      <w:r>
-        <w:rPr>
-          <w:rFonts w:eastAsia="Arial Unicode MS"/>
-        </w:rPr>
-        <w:t xml:space="preserve"> </w:t>
-      </w:r>
+      <w:proofErr w:type="spellEnd"/>
+      <w:r>
+        <w:rPr>
+          <w:rFonts w:eastAsia="Arial Unicode MS"/>
+        </w:rPr>
+        <w:t xml:space="preserve"> </w:t>
+      </w:r>
+      <w:proofErr w:type="spellStart"/>
       <w:r>
         <w:rPr>
           <w:rFonts w:ascii="Browallia New" w:eastAsia="Arial Unicode MS" w:hAnsi="Browallia New" w:cs="Browallia New"/>
         </w:rPr>
         <w:t>สามารถนำยอดไปหักเป็นส่วนลดในใบ</w:t>
       </w:r>
+      <w:proofErr w:type="spellEnd"/>
       <w:r>
         <w:rPr>
           <w:rFonts w:eastAsia="Arial Unicode MS"/>
         </w:rPr>
         <w:t xml:space="preserve"> PAY </w:t>
       </w:r>
+      <w:proofErr w:type="spellStart"/>
       <w:r>
         <w:rPr>
           <w:rFonts w:ascii="Browallia New" w:eastAsia="Arial Unicode MS" w:hAnsi="Browallia New" w:cs="Browallia New"/>
         </w:rPr>
         <w:t>ได้</w:t>
       </w:r>
+      <w:proofErr w:type="spellEnd"/>
       <w:r>
         <w:rPr>
           <w:rFonts w:eastAsia="Arial Unicode MS"/>
         </w:rPr>
         <w:t xml:space="preserve"> (</w:t>
       </w:r>
+      <w:proofErr w:type="spellStart"/>
       <w:r>
         <w:rPr>
           <w:rFonts w:ascii="Browallia New" w:eastAsia="Arial Unicode MS" w:hAnsi="Browallia New" w:cs="Browallia New"/>
         </w:rPr>
         <w:t>ตัดมัดจำ</w:t>
       </w:r>
+      <w:proofErr w:type="spellEnd"/>
       <w:r>
         <w:rPr>
           <w:rFonts w:eastAsia="Arial Unicode MS"/>
@@ -2424,6 +2578,7 @@
         </w:rPr>
         <w:t xml:space="preserve">AP_REFUND (PRF - Purchase Refund - </w:t>
       </w:r>
+      <w:proofErr w:type="spellStart"/>
       <w:r>
         <w:rPr>
           <w:rFonts w:ascii="Browallia New" w:eastAsia="Arial Unicode MS" w:hAnsi="Browallia New" w:cs="Browallia New"/>
@@ -2432,6 +2587,7 @@
         </w:rPr>
         <w:t>ใบสำคัญรับเงินคืน</w:t>
       </w:r>
+      <w:proofErr w:type="spellEnd"/>
       <w:r>
         <w:rPr>
           <w:rFonts w:eastAsia="Arial Unicode MS"/>
@@ -2446,36 +2602,42 @@
         </w:rPr>
         <w:t xml:space="preserve"> </w:t>
       </w:r>
+      <w:proofErr w:type="spellStart"/>
       <w:r>
         <w:rPr>
           <w:rFonts w:ascii="Browallia New" w:eastAsia="Arial Unicode MS" w:hAnsi="Browallia New" w:cs="Browallia New"/>
         </w:rPr>
         <w:t>บันทึกการรับเงินคืนจากซัพพลายเออร์</w:t>
       </w:r>
+      <w:proofErr w:type="spellEnd"/>
       <w:r>
         <w:rPr>
           <w:rFonts w:eastAsia="Arial Unicode MS"/>
         </w:rPr>
         <w:t xml:space="preserve"> (</w:t>
       </w:r>
+      <w:proofErr w:type="spellStart"/>
       <w:r>
         <w:rPr>
           <w:rFonts w:ascii="Browallia New" w:eastAsia="Arial Unicode MS" w:hAnsi="Browallia New" w:cs="Browallia New"/>
         </w:rPr>
         <w:t>เช่น</w:t>
       </w:r>
-      <w:r>
-        <w:rPr>
-          <w:rFonts w:eastAsia="Arial Unicode MS"/>
-        </w:rPr>
-        <w:t xml:space="preserve"> </w:t>
-      </w:r>
+      <w:proofErr w:type="spellEnd"/>
+      <w:r>
+        <w:rPr>
+          <w:rFonts w:eastAsia="Arial Unicode MS"/>
+        </w:rPr>
+        <w:t xml:space="preserve"> </w:t>
+      </w:r>
+      <w:proofErr w:type="spellStart"/>
       <w:r>
         <w:rPr>
           <w:rFonts w:ascii="Browallia New" w:eastAsia="Arial Unicode MS" w:hAnsi="Browallia New" w:cs="Browallia New"/>
         </w:rPr>
         <w:t>รับคืนมัดจำ</w:t>
       </w:r>
+      <w:proofErr w:type="spellEnd"/>
       <w:r>
         <w:rPr>
           <w:rFonts w:eastAsia="Arial Unicode MS"/>
@@ -2505,6 +2667,7 @@
         </w:rPr>
         <w:t xml:space="preserve">AP_WRITEOFF (PWO - Purchase Write-off - </w:t>
       </w:r>
+      <w:proofErr w:type="spellStart"/>
       <w:r>
         <w:rPr>
           <w:rFonts w:ascii="Browallia New" w:eastAsia="Arial Unicode MS" w:hAnsi="Browallia New" w:cs="Browallia New"/>
@@ -2513,6 +2676,7 @@
         </w:rPr>
         <w:t>ใบสำคัญตัดหนี้</w:t>
       </w:r>
+      <w:proofErr w:type="spellEnd"/>
       <w:r>
         <w:rPr>
           <w:rFonts w:eastAsia="Arial Unicode MS"/>
@@ -2527,48 +2691,56 @@
         </w:rPr>
         <w:t xml:space="preserve"> </w:t>
       </w:r>
+      <w:proofErr w:type="spellStart"/>
       <w:r>
         <w:rPr>
           <w:rFonts w:ascii="Browallia New" w:eastAsia="Arial Unicode MS" w:hAnsi="Browallia New" w:cs="Browallia New"/>
         </w:rPr>
         <w:t>บันทึกการตัดยอดเจ้าหนี้</w:t>
       </w:r>
+      <w:proofErr w:type="spellEnd"/>
       <w:r>
         <w:rPr>
           <w:rFonts w:eastAsia="Arial Unicode MS"/>
         </w:rPr>
         <w:t xml:space="preserve"> (</w:t>
       </w:r>
+      <w:proofErr w:type="spellStart"/>
       <w:r>
         <w:rPr>
           <w:rFonts w:ascii="Browallia New" w:eastAsia="Arial Unicode MS" w:hAnsi="Browallia New" w:cs="Browallia New"/>
         </w:rPr>
         <w:t>เช่น</w:t>
       </w:r>
-      <w:r>
-        <w:rPr>
-          <w:rFonts w:eastAsia="Arial Unicode MS"/>
-        </w:rPr>
-        <w:t xml:space="preserve"> </w:t>
-      </w:r>
+      <w:proofErr w:type="spellEnd"/>
+      <w:r>
+        <w:rPr>
+          <w:rFonts w:eastAsia="Arial Unicode MS"/>
+        </w:rPr>
+        <w:t xml:space="preserve"> </w:t>
+      </w:r>
+      <w:proofErr w:type="spellStart"/>
       <w:r>
         <w:rPr>
           <w:rFonts w:ascii="Browallia New" w:eastAsia="Arial Unicode MS" w:hAnsi="Browallia New" w:cs="Browallia New"/>
         </w:rPr>
         <w:t>ซัพพลายเออร์ยกหนี้ให้</w:t>
       </w:r>
-      <w:r>
-        <w:rPr>
-          <w:rFonts w:eastAsia="Arial Unicode MS"/>
-        </w:rPr>
-        <w:t xml:space="preserve"> </w:t>
-      </w:r>
+      <w:proofErr w:type="spellEnd"/>
+      <w:r>
+        <w:rPr>
+          <w:rFonts w:eastAsia="Arial Unicode MS"/>
+        </w:rPr>
+        <w:t xml:space="preserve"> </w:t>
+      </w:r>
+      <w:proofErr w:type="spellStart"/>
       <w:r>
         <w:rPr>
           <w:rFonts w:ascii="Browallia New" w:eastAsia="Arial Unicode MS" w:hAnsi="Browallia New" w:cs="Browallia New"/>
         </w:rPr>
         <w:t>หรือตัดเศษบัญชี</w:t>
       </w:r>
+      <w:proofErr w:type="spellEnd"/>
       <w:r>
         <w:rPr>
           <w:rFonts w:eastAsia="Arial Unicode MS"/>
@@ -2580,12 +2752,14 @@
       <w:pPr>
         <w:pStyle w:val="Heading3"/>
       </w:pPr>
+      <w:proofErr w:type="spellStart"/>
       <w:r>
         <w:rPr>
           <w:rFonts w:ascii="Browallia New" w:eastAsia="Arial Unicode MS" w:hAnsi="Browallia New" w:cs="Browallia New"/>
         </w:rPr>
         <w:t>กลุ่มงานบริหารคลังสินค้าและผลิต</w:t>
       </w:r>
+      <w:proofErr w:type="spellEnd"/>
       <w:r>
         <w:rPr>
           <w:rFonts w:eastAsia="Arial Unicode MS"/>
@@ -2615,6 +2789,7 @@
         </w:rPr>
         <w:t xml:space="preserve">STK_OB (Stock Opening Balance - </w:t>
       </w:r>
+      <w:proofErr w:type="spellStart"/>
       <w:r>
         <w:rPr>
           <w:rFonts w:ascii="Browallia New" w:eastAsia="Arial Unicode MS" w:hAnsi="Browallia New" w:cs="Browallia New"/>
@@ -2623,6 +2798,7 @@
         </w:rPr>
         <w:t>ยอดยกมา</w:t>
       </w:r>
+      <w:proofErr w:type="spellEnd"/>
       <w:r>
         <w:rPr>
           <w:rFonts w:eastAsia="Arial Unicode MS"/>
@@ -2637,42 +2813,56 @@
         </w:rPr>
         <w:t xml:space="preserve"> </w:t>
       </w:r>
+      <w:proofErr w:type="spellStart"/>
       <w:r>
         <w:rPr>
           <w:rFonts w:ascii="Browallia New" w:eastAsia="Arial Unicode MS" w:hAnsi="Browallia New" w:cs="Browallia New"/>
         </w:rPr>
         <w:t>เอกสารตั้งต้นสต็อก</w:t>
       </w:r>
+      <w:proofErr w:type="spellEnd"/>
       <w:r>
         <w:rPr>
           <w:rFonts w:eastAsia="Arial Unicode MS"/>
         </w:rPr>
         <w:t xml:space="preserve"> (</w:t>
       </w:r>
+      <w:proofErr w:type="spellStart"/>
       <w:r>
         <w:rPr>
           <w:rFonts w:ascii="Browallia New" w:eastAsia="Arial Unicode MS" w:hAnsi="Browallia New" w:cs="Browallia New"/>
         </w:rPr>
         <w:t>รหัสรันนิ่ง</w:t>
       </w:r>
+      <w:proofErr w:type="spellEnd"/>
       <w:r>
         <w:rPr>
           <w:rFonts w:eastAsia="Arial Unicode MS"/>
         </w:rPr>
         <w:t xml:space="preserve">: SOB-YYMM-XXXX) </w:t>
       </w:r>
+      <w:proofErr w:type="spellStart"/>
       <w:r>
         <w:rPr>
           <w:rFonts w:ascii="Browallia New" w:eastAsia="Arial Unicode MS" w:hAnsi="Browallia New" w:cs="Browallia New"/>
         </w:rPr>
         <w:t>บันทึกผ่านตาราง</w:t>
       </w:r>
-      <w:r>
-        <w:rPr>
-          <w:rFonts w:eastAsia="Arial Unicode MS"/>
-        </w:rPr>
-        <w:t xml:space="preserve"> inventory_ledger</w:t>
-      </w:r>
+      <w:proofErr w:type="spellEnd"/>
+      <w:r>
+        <w:rPr>
+          <w:rFonts w:eastAsia="Arial Unicode MS"/>
+        </w:rPr>
+        <w:t xml:space="preserve"> </w:t>
+      </w:r>
+      <w:proofErr w:type="spellStart"/>
+      <w:r>
+        <w:rPr>
+          <w:rFonts w:eastAsia="Arial Unicode MS"/>
+        </w:rPr>
+        <w:t>inventory_ledger</w:t>
+      </w:r>
+      <w:proofErr w:type="spellEnd"/>
     </w:p>
     <w:p>
       <w:pPr>
@@ -2696,6 +2886,7 @@
         </w:rPr>
         <w:t xml:space="preserve">STK_ADJ (Stock Adjustment - </w:t>
       </w:r>
+      <w:proofErr w:type="spellStart"/>
       <w:r>
         <w:rPr>
           <w:rFonts w:ascii="Browallia New" w:eastAsia="Arial Unicode MS" w:hAnsi="Browallia New" w:cs="Browallia New"/>
@@ -2704,6 +2895,7 @@
         </w:rPr>
         <w:t>ปรับปรุงสต็อก</w:t>
       </w:r>
+      <w:proofErr w:type="spellEnd"/>
       <w:r>
         <w:rPr>
           <w:rFonts w:eastAsia="Arial Unicode MS"/>
@@ -2718,84 +2910,112 @@
         </w:rPr>
         <w:t xml:space="preserve"> </w:t>
       </w:r>
+      <w:proofErr w:type="spellStart"/>
       <w:r>
         <w:rPr>
           <w:rFonts w:ascii="Browallia New" w:eastAsia="Arial Unicode MS" w:hAnsi="Browallia New" w:cs="Browallia New"/>
         </w:rPr>
         <w:t>เอกสารปรับปรุงสต็อก</w:t>
       </w:r>
+      <w:proofErr w:type="spellEnd"/>
       <w:r>
         <w:rPr>
           <w:rFonts w:eastAsia="Arial Unicode MS"/>
         </w:rPr>
         <w:t xml:space="preserve"> (</w:t>
       </w:r>
+      <w:proofErr w:type="spellStart"/>
       <w:r>
         <w:rPr>
           <w:rFonts w:ascii="Browallia New" w:eastAsia="Arial Unicode MS" w:hAnsi="Browallia New" w:cs="Browallia New"/>
         </w:rPr>
         <w:t>ตรวจนับ</w:t>
       </w:r>
+      <w:proofErr w:type="spellEnd"/>
       <w:r>
         <w:rPr>
           <w:rFonts w:eastAsia="Arial Unicode MS"/>
         </w:rPr>
         <w:t>/</w:t>
       </w:r>
+      <w:proofErr w:type="spellStart"/>
       <w:r>
         <w:rPr>
           <w:rFonts w:ascii="Browallia New" w:eastAsia="Arial Unicode MS" w:hAnsi="Browallia New" w:cs="Browallia New"/>
         </w:rPr>
         <w:t>สูญหาย</w:t>
       </w:r>
+      <w:proofErr w:type="spellEnd"/>
       <w:r>
         <w:rPr>
           <w:rFonts w:eastAsia="Arial Unicode MS"/>
         </w:rPr>
         <w:t>) (</w:t>
       </w:r>
+      <w:proofErr w:type="spellStart"/>
       <w:r>
         <w:rPr>
           <w:rFonts w:ascii="Browallia New" w:eastAsia="Arial Unicode MS" w:hAnsi="Browallia New" w:cs="Browallia New"/>
         </w:rPr>
         <w:t>รหัสรันนิ่ง</w:t>
       </w:r>
+      <w:proofErr w:type="spellEnd"/>
       <w:r>
         <w:rPr>
           <w:rFonts w:eastAsia="Arial Unicode MS"/>
         </w:rPr>
         <w:t xml:space="preserve">: SAD-YYMM-XXXX) </w:t>
       </w:r>
+      <w:proofErr w:type="spellStart"/>
       <w:r>
         <w:rPr>
           <w:rFonts w:ascii="Browallia New" w:eastAsia="Arial Unicode MS" w:hAnsi="Browallia New" w:cs="Browallia New"/>
         </w:rPr>
         <w:t>บันทึกผ่านตาราง</w:t>
       </w:r>
-      <w:r>
-        <w:rPr>
-          <w:rFonts w:eastAsia="Arial Unicode MS"/>
-        </w:rPr>
-        <w:t xml:space="preserve"> inventory_ledger </w:t>
-      </w:r>
+      <w:proofErr w:type="spellEnd"/>
+      <w:r>
+        <w:rPr>
+          <w:rFonts w:eastAsia="Arial Unicode MS"/>
+        </w:rPr>
+        <w:t xml:space="preserve"> </w:t>
+      </w:r>
+      <w:proofErr w:type="spellStart"/>
+      <w:r>
+        <w:rPr>
+          <w:rFonts w:eastAsia="Arial Unicode MS"/>
+        </w:rPr>
+        <w:t>inventory_ledger</w:t>
+      </w:r>
+      <w:proofErr w:type="spellEnd"/>
+      <w:r>
+        <w:rPr>
+          <w:rFonts w:eastAsia="Arial Unicode MS"/>
+        </w:rPr>
+        <w:t xml:space="preserve"> </w:t>
+      </w:r>
+      <w:proofErr w:type="spellStart"/>
       <w:r>
         <w:rPr>
           <w:rFonts w:ascii="Browallia New" w:eastAsia="Arial Unicode MS" w:hAnsi="Browallia New" w:cs="Browallia New"/>
         </w:rPr>
         <w:t>พร้อมคำนวณ</w:t>
       </w:r>
+      <w:proofErr w:type="spellEnd"/>
       <w:r>
         <w:rPr>
           <w:rFonts w:eastAsia="Arial Unicode MS"/>
         </w:rPr>
         <w:t xml:space="preserve"> Variance </w:t>
       </w:r>
+      <w:proofErr w:type="spellStart"/>
       <w:r>
         <w:rPr>
           <w:rFonts w:ascii="Browallia New" w:eastAsia="Arial Unicode MS" w:hAnsi="Browallia New" w:cs="Browallia New"/>
         </w:rPr>
         <w:t>อัตโนมัติ</w:t>
       </w:r>
+      <w:proofErr w:type="spellEnd"/>
     </w:p>
     <w:p>
       <w:pPr>
@@ -2968,8 +3188,13 @@
         </w:rPr>
         <w:t xml:space="preserve"> </w:t>
       </w:r>
-      <w:r>
-        <w:t xml:space="preserve">document_items)" </w:t>
+      <w:proofErr w:type="spellStart"/>
+      <w:r>
+        <w:t>document_items</w:t>
+      </w:r>
+      <w:proofErr w:type="spellEnd"/>
+      <w:r>
+        <w:t xml:space="preserve">)" </w:t>
       </w:r>
       <w:r>
         <w:rPr>
@@ -3013,8 +3238,13 @@
         </w:rPr>
         <w:t xml:space="preserve"> </w:t>
       </w:r>
-      <w:r>
-        <w:t xml:space="preserve">production_job_operations)" </w:t>
+      <w:proofErr w:type="spellStart"/>
+      <w:r>
+        <w:t>production_job_operations</w:t>
+      </w:r>
+      <w:proofErr w:type="spellEnd"/>
+      <w:r>
+        <w:t xml:space="preserve">)" </w:t>
       </w:r>
       <w:r>
         <w:rPr>
@@ -3053,12 +3283,14 @@
       <w:pPr>
         <w:pStyle w:val="Heading3"/>
       </w:pPr>
+      <w:proofErr w:type="spellStart"/>
       <w:r>
         <w:rPr>
           <w:rFonts w:ascii="Browallia New" w:eastAsia="Arial Unicode MS" w:hAnsi="Browallia New" w:cs="Browallia New"/>
         </w:rPr>
         <w:t>กลุ่มงานค่าใช้จ่ายและสินทรัพย์</w:t>
       </w:r>
+      <w:proofErr w:type="spellEnd"/>
       <w:r>
         <w:rPr>
           <w:rFonts w:eastAsia="Arial Unicode MS"/>
@@ -3088,6 +3320,7 @@
         </w:rPr>
         <w:t xml:space="preserve">EXP (Expense Voucher - </w:t>
       </w:r>
+      <w:proofErr w:type="spellStart"/>
       <w:r>
         <w:rPr>
           <w:rFonts w:ascii="Browallia New" w:eastAsia="Arial Unicode MS" w:hAnsi="Browallia New" w:cs="Browallia New"/>
@@ -3096,6 +3329,7 @@
         </w:rPr>
         <w:t>ใบสำคัญจ่าย</w:t>
       </w:r>
+      <w:proofErr w:type="spellEnd"/>
       <w:r>
         <w:rPr>
           <w:rFonts w:eastAsia="Arial Unicode MS"/>
@@ -3104,6 +3338,7 @@
         </w:rPr>
         <w:t>/</w:t>
       </w:r>
+      <w:proofErr w:type="spellStart"/>
       <w:r>
         <w:rPr>
           <w:rFonts w:ascii="Browallia New" w:eastAsia="Arial Unicode MS" w:hAnsi="Browallia New" w:cs="Browallia New"/>
@@ -3112,6 +3347,7 @@
         </w:rPr>
         <w:t>บิลค่าใช้จ่าย</w:t>
       </w:r>
+      <w:proofErr w:type="spellEnd"/>
       <w:r>
         <w:rPr>
           <w:rFonts w:eastAsia="Arial Unicode MS"/>
@@ -3126,72 +3362,84 @@
         </w:rPr>
         <w:t xml:space="preserve"> </w:t>
       </w:r>
+      <w:proofErr w:type="spellStart"/>
       <w:r>
         <w:rPr>
           <w:rFonts w:ascii="Browallia New" w:eastAsia="Arial Unicode MS" w:hAnsi="Browallia New" w:cs="Browallia New"/>
         </w:rPr>
         <w:t>บันทึกค่าใช้จ่ายดำเนินงาน</w:t>
       </w:r>
+      <w:proofErr w:type="spellEnd"/>
       <w:r>
         <w:rPr>
           <w:rFonts w:eastAsia="Arial Unicode MS"/>
         </w:rPr>
         <w:t xml:space="preserve"> (OPEX) </w:t>
       </w:r>
+      <w:proofErr w:type="spellStart"/>
       <w:r>
         <w:rPr>
           <w:rFonts w:ascii="Browallia New" w:eastAsia="Arial Unicode MS" w:hAnsi="Browallia New" w:cs="Browallia New"/>
         </w:rPr>
         <w:t>ทั่วไป</w:t>
       </w:r>
+      <w:proofErr w:type="spellEnd"/>
       <w:r>
         <w:rPr>
           <w:rFonts w:eastAsia="Arial Unicode MS"/>
         </w:rPr>
         <w:t xml:space="preserve"> (</w:t>
       </w:r>
+      <w:proofErr w:type="spellStart"/>
       <w:r>
         <w:rPr>
           <w:rFonts w:ascii="Browallia New" w:eastAsia="Arial Unicode MS" w:hAnsi="Browallia New" w:cs="Browallia New"/>
         </w:rPr>
         <w:t>เช่น</w:t>
       </w:r>
-      <w:r>
-        <w:rPr>
-          <w:rFonts w:eastAsia="Arial Unicode MS"/>
-        </w:rPr>
-        <w:t xml:space="preserve"> </w:t>
-      </w:r>
+      <w:proofErr w:type="spellEnd"/>
+      <w:r>
+        <w:rPr>
+          <w:rFonts w:eastAsia="Arial Unicode MS"/>
+        </w:rPr>
+        <w:t xml:space="preserve"> </w:t>
+      </w:r>
+      <w:proofErr w:type="spellStart"/>
       <w:r>
         <w:rPr>
           <w:rFonts w:ascii="Browallia New" w:eastAsia="Arial Unicode MS" w:hAnsi="Browallia New" w:cs="Browallia New"/>
         </w:rPr>
         <w:t>ค่าไฟ</w:t>
       </w:r>
+      <w:proofErr w:type="spellEnd"/>
       <w:r>
         <w:rPr>
           <w:rFonts w:eastAsia="Arial Unicode MS"/>
         </w:rPr>
         <w:t xml:space="preserve">, </w:t>
       </w:r>
+      <w:proofErr w:type="spellStart"/>
       <w:r>
         <w:rPr>
           <w:rFonts w:ascii="Browallia New" w:eastAsia="Arial Unicode MS" w:hAnsi="Browallia New" w:cs="Browallia New"/>
         </w:rPr>
         <w:t>ค่าน้ำ</w:t>
       </w:r>
+      <w:proofErr w:type="spellEnd"/>
       <w:r>
         <w:rPr>
           <w:rFonts w:eastAsia="Arial Unicode MS"/>
         </w:rPr>
         <w:t xml:space="preserve">, </w:t>
       </w:r>
+      <w:proofErr w:type="spellStart"/>
       <w:r>
         <w:rPr>
           <w:rFonts w:ascii="Browallia New" w:eastAsia="Arial Unicode MS" w:hAnsi="Browallia New" w:cs="Browallia New"/>
         </w:rPr>
         <w:t>ค่าซ่อมแซม</w:t>
       </w:r>
+      <w:proofErr w:type="spellEnd"/>
       <w:r>
         <w:rPr>
           <w:rFonts w:eastAsia="Arial Unicode MS"/>
@@ -3221,6 +3469,7 @@
         </w:rPr>
         <w:t>Fixed Asset (</w:t>
       </w:r>
+      <w:proofErr w:type="spellStart"/>
       <w:r>
         <w:rPr>
           <w:rFonts w:ascii="Browallia New" w:eastAsia="Arial Unicode MS" w:hAnsi="Browallia New" w:cs="Browallia New"/>
@@ -3229,6 +3478,7 @@
         </w:rPr>
         <w:t>ทะเบียนสินทรัพย์</w:t>
       </w:r>
+      <w:proofErr w:type="spellEnd"/>
       <w:r>
         <w:rPr>
           <w:rFonts w:eastAsia="Arial Unicode MS"/>
@@ -3243,72 +3493,84 @@
         </w:rPr>
         <w:t xml:space="preserve"> </w:t>
       </w:r>
+      <w:proofErr w:type="spellStart"/>
       <w:r>
         <w:rPr>
           <w:rFonts w:ascii="Browallia New" w:eastAsia="Arial Unicode MS" w:hAnsi="Browallia New" w:cs="Browallia New"/>
         </w:rPr>
         <w:t>สำหรับบิล</w:t>
       </w:r>
+      <w:proofErr w:type="spellEnd"/>
       <w:r>
         <w:rPr>
           <w:rFonts w:eastAsia="Arial Unicode MS"/>
         </w:rPr>
         <w:t xml:space="preserve"> EXP </w:t>
       </w:r>
+      <w:proofErr w:type="spellStart"/>
       <w:r>
         <w:rPr>
           <w:rFonts w:ascii="Browallia New" w:eastAsia="Arial Unicode MS" w:hAnsi="Browallia New" w:cs="Browallia New"/>
         </w:rPr>
         <w:t>ที่ระบุหมวดหมู่</w:t>
       </w:r>
+      <w:proofErr w:type="spellEnd"/>
       <w:r>
         <w:rPr>
           <w:rFonts w:eastAsia="Arial Unicode MS"/>
         </w:rPr>
         <w:t xml:space="preserve"> "</w:t>
       </w:r>
+      <w:proofErr w:type="spellStart"/>
       <w:r>
         <w:rPr>
           <w:rFonts w:ascii="Browallia New" w:eastAsia="Arial Unicode MS" w:hAnsi="Browallia New" w:cs="Browallia New"/>
         </w:rPr>
         <w:t>พักสินทรัพย์รอขึ้นทะเบียน</w:t>
       </w:r>
+      <w:proofErr w:type="spellEnd"/>
       <w:r>
         <w:rPr>
           <w:rFonts w:eastAsia="Arial Unicode MS"/>
         </w:rPr>
         <w:t xml:space="preserve"> (Asset Clearing)" </w:t>
       </w:r>
+      <w:proofErr w:type="spellStart"/>
       <w:r>
         <w:rPr>
           <w:rFonts w:ascii="Browallia New" w:eastAsia="Arial Unicode MS" w:hAnsi="Browallia New" w:cs="Browallia New"/>
         </w:rPr>
         <w:t>จะต้องนำมาขึ้นทะเบียนเป็น</w:t>
       </w:r>
+      <w:proofErr w:type="spellEnd"/>
       <w:r>
         <w:rPr>
           <w:rFonts w:eastAsia="Arial Unicode MS"/>
         </w:rPr>
         <w:t xml:space="preserve"> Fixed Asset </w:t>
       </w:r>
+      <w:proofErr w:type="spellStart"/>
       <w:r>
         <w:rPr>
           <w:rFonts w:ascii="Browallia New" w:eastAsia="Arial Unicode MS" w:hAnsi="Browallia New" w:cs="Browallia New"/>
         </w:rPr>
         <w:t>เพื่อเตรียมตัดค่าเสื่อมราคา</w:t>
       </w:r>
+      <w:proofErr w:type="spellEnd"/>
       <w:r>
         <w:rPr>
           <w:rFonts w:eastAsia="Arial Unicode MS"/>
         </w:rPr>
         <w:t xml:space="preserve"> (Depreciation) </w:t>
       </w:r>
+      <w:proofErr w:type="spellStart"/>
       <w:r>
         <w:rPr>
           <w:rFonts w:ascii="Browallia New" w:eastAsia="Arial Unicode MS" w:hAnsi="Browallia New" w:cs="Browallia New"/>
         </w:rPr>
         <w:t>ตามมาตรฐาน</w:t>
       </w:r>
+      <w:proofErr w:type="spellEnd"/>
       <w:r>
         <w:rPr>
           <w:rFonts w:eastAsia="Arial Unicode MS"/>
@@ -3326,12 +3588,14 @@
         </w:rPr>
         <w:t xml:space="preserve">2. </w:t>
       </w:r>
+      <w:proofErr w:type="spellStart"/>
       <w:r>
         <w:rPr>
           <w:rFonts w:ascii="Browallia New" w:eastAsia="Arial Unicode MS" w:hAnsi="Browallia New" w:cs="Browallia New"/>
         </w:rPr>
         <w:t>วงจรชีวิตของเอกสาร</w:t>
       </w:r>
+      <w:proofErr w:type="spellEnd"/>
       <w:r>
         <w:rPr>
           <w:rFonts w:eastAsia="Arial Unicode MS"/>
@@ -3349,36 +3613,42 @@
           <w:between w:val="nil"/>
         </w:pBdr>
       </w:pPr>
+      <w:proofErr w:type="spellStart"/>
       <w:r>
         <w:rPr>
           <w:rFonts w:ascii="Browallia New" w:eastAsia="Arial Unicode MS" w:hAnsi="Browallia New" w:cs="Browallia New"/>
         </w:rPr>
         <w:t>เพื่อรักษาความถูกต้องของข้อมูลตามหลักการบัญชี</w:t>
       </w:r>
+      <w:proofErr w:type="spellEnd"/>
       <w:r>
         <w:rPr>
           <w:rFonts w:eastAsia="Arial Unicode MS"/>
         </w:rPr>
         <w:t xml:space="preserve"> ERP </w:t>
       </w:r>
+      <w:proofErr w:type="spellStart"/>
       <w:r>
         <w:rPr>
           <w:rFonts w:ascii="Browallia New" w:eastAsia="Arial Unicode MS" w:hAnsi="Browallia New" w:cs="Browallia New"/>
         </w:rPr>
         <w:t>ทั่วโลก</w:t>
       </w:r>
-      <w:r>
-        <w:rPr>
-          <w:rFonts w:eastAsia="Arial Unicode MS"/>
-        </w:rPr>
-        <w:t xml:space="preserve"> </w:t>
-      </w:r>
+      <w:proofErr w:type="spellEnd"/>
+      <w:r>
+        <w:rPr>
+          <w:rFonts w:eastAsia="Arial Unicode MS"/>
+        </w:rPr>
+        <w:t xml:space="preserve"> </w:t>
+      </w:r>
+      <w:proofErr w:type="spellStart"/>
       <w:r>
         <w:rPr>
           <w:rFonts w:ascii="Browallia New" w:eastAsia="Arial Unicode MS" w:hAnsi="Browallia New" w:cs="Browallia New"/>
         </w:rPr>
         <w:t>เราบังคับใช้กฎ</w:t>
       </w:r>
+      <w:proofErr w:type="spellEnd"/>
       <w:r>
         <w:rPr>
           <w:rFonts w:eastAsia="Arial Unicode MS"/>
@@ -3398,24 +3668,28 @@
         </w:rPr>
         <w:t xml:space="preserve"> (</w:t>
       </w:r>
+      <w:proofErr w:type="spellStart"/>
       <w:r>
         <w:rPr>
           <w:rFonts w:ascii="Browallia New" w:eastAsia="Arial Unicode MS" w:hAnsi="Browallia New" w:cs="Browallia New"/>
         </w:rPr>
         <w:t>รันเลขทีหลัง</w:t>
       </w:r>
+      <w:proofErr w:type="spellEnd"/>
       <w:r>
         <w:rPr>
           <w:rFonts w:eastAsia="Arial Unicode MS"/>
         </w:rPr>
         <w:t xml:space="preserve">) </w:t>
       </w:r>
+      <w:proofErr w:type="spellStart"/>
       <w:r>
         <w:rPr>
           <w:rFonts w:ascii="Browallia New" w:eastAsia="Arial Unicode MS" w:hAnsi="Browallia New" w:cs="Browallia New"/>
         </w:rPr>
         <w:t>และ</w:t>
       </w:r>
+      <w:proofErr w:type="spellEnd"/>
       <w:r>
         <w:rPr>
           <w:rFonts w:eastAsia="Arial Unicode MS"/>
@@ -3435,12 +3709,14 @@
         </w:rPr>
         <w:t xml:space="preserve"> </w:t>
       </w:r>
+      <w:proofErr w:type="spellStart"/>
       <w:r>
         <w:rPr>
           <w:rFonts w:ascii="Browallia New" w:eastAsia="Arial Unicode MS" w:hAnsi="Browallia New" w:cs="Browallia New"/>
         </w:rPr>
         <w:t>ดังนี้</w:t>
       </w:r>
+      <w:proofErr w:type="spellEnd"/>
       <w:r>
         <w:rPr>
           <w:rFonts w:eastAsia="Arial Unicode MS"/>
@@ -3470,6 +3746,7 @@
         </w:rPr>
         <w:t>DRAFT (</w:t>
       </w:r>
+      <w:proofErr w:type="spellStart"/>
       <w:r>
         <w:rPr>
           <w:rFonts w:ascii="Browallia New" w:eastAsia="Arial Unicode MS" w:hAnsi="Browallia New" w:cs="Browallia New"/>
@@ -3478,6 +3755,7 @@
         </w:rPr>
         <w:t>ร่างเอกสาร</w:t>
       </w:r>
+      <w:proofErr w:type="spellEnd"/>
       <w:r>
         <w:rPr>
           <w:rFonts w:eastAsia="Arial Unicode MS"/>
@@ -3501,30 +3779,42 @@
           <w:between w:val="nil"/>
         </w:pBdr>
       </w:pPr>
+      <w:proofErr w:type="spellStart"/>
       <w:r>
         <w:rPr>
           <w:rFonts w:ascii="Browallia New" w:eastAsia="Arial Unicode MS" w:hAnsi="Browallia New" w:cs="Browallia New"/>
         </w:rPr>
         <w:t>ระบบจะยังไม่รันเลขที่เอกสารจริง</w:t>
       </w:r>
-      <w:r>
-        <w:rPr>
-          <w:rFonts w:eastAsia="Arial Unicode MS"/>
-        </w:rPr>
-        <w:t xml:space="preserve"> </w:t>
-      </w:r>
+      <w:proofErr w:type="spellEnd"/>
+      <w:r>
+        <w:rPr>
+          <w:rFonts w:eastAsia="Arial Unicode MS"/>
+        </w:rPr>
+        <w:t xml:space="preserve"> </w:t>
+      </w:r>
+      <w:proofErr w:type="spellStart"/>
       <w:r>
         <w:rPr>
           <w:rFonts w:ascii="Browallia New" w:eastAsia="Arial Unicode MS" w:hAnsi="Browallia New" w:cs="Browallia New"/>
         </w:rPr>
         <w:t>จะใช้รหัสชั่วคราว</w:t>
       </w:r>
-      <w:r>
-        <w:rPr>
-          <w:rFonts w:eastAsia="Arial Unicode MS"/>
-        </w:rPr>
-        <w:t xml:space="preserve"> DRAFT-YYYYMMDDHHmmss</w:t>
-      </w:r>
+      <w:proofErr w:type="spellEnd"/>
+      <w:r>
+        <w:rPr>
+          <w:rFonts w:eastAsia="Arial Unicode MS"/>
+        </w:rPr>
+        <w:t xml:space="preserve"> DRAFT-</w:t>
+      </w:r>
+      <w:proofErr w:type="spellStart"/>
+      <w:r>
+        <w:rPr>
+          <w:rFonts w:eastAsia="Arial Unicode MS"/>
+        </w:rPr>
+        <w:t>YYYYMMDDHHmmss</w:t>
+      </w:r>
+      <w:proofErr w:type="spellEnd"/>
     </w:p>
     <w:p>
       <w:pPr>
@@ -3540,24 +3830,28 @@
           <w:between w:val="nil"/>
         </w:pBdr>
       </w:pPr>
+      <w:proofErr w:type="spellStart"/>
       <w:r>
         <w:rPr>
           <w:rFonts w:ascii="Browallia New" w:eastAsia="Arial Unicode MS" w:hAnsi="Browallia New" w:cs="Browallia New"/>
         </w:rPr>
         <w:t>ข้อมูลยังไม่มีผลใดๆ</w:t>
       </w:r>
-      <w:r>
-        <w:rPr>
-          <w:rFonts w:eastAsia="Arial Unicode MS"/>
-        </w:rPr>
-        <w:t xml:space="preserve"> </w:t>
-      </w:r>
+      <w:proofErr w:type="spellEnd"/>
+      <w:r>
+        <w:rPr>
+          <w:rFonts w:eastAsia="Arial Unicode MS"/>
+        </w:rPr>
+        <w:t xml:space="preserve"> </w:t>
+      </w:r>
+      <w:proofErr w:type="spellStart"/>
       <w:r>
         <w:rPr>
           <w:rFonts w:ascii="Browallia New" w:eastAsia="Arial Unicode MS" w:hAnsi="Browallia New" w:cs="Browallia New"/>
         </w:rPr>
         <w:t>ทางบัญชีและสต็อก</w:t>
       </w:r>
+      <w:proofErr w:type="spellEnd"/>
     </w:p>
     <w:p>
       <w:pPr>
@@ -3573,12 +3867,14 @@
           <w:between w:val="nil"/>
         </w:pBdr>
       </w:pPr>
+      <w:proofErr w:type="spellStart"/>
       <w:r>
         <w:rPr>
           <w:rFonts w:ascii="Browallia New" w:eastAsia="Arial Unicode MS" w:hAnsi="Browallia New" w:cs="Browallia New"/>
         </w:rPr>
         <w:t>สามารถแก้ไขข้อมูลได้อิสระ</w:t>
       </w:r>
+      <w:proofErr w:type="spellEnd"/>
     </w:p>
     <w:p>
       <w:pPr>
@@ -3594,30 +3890,35 @@
           <w:between w:val="nil"/>
         </w:pBdr>
       </w:pPr>
+      <w:proofErr w:type="spellStart"/>
       <w:r>
         <w:rPr>
           <w:rFonts w:ascii="Browallia New" w:eastAsia="Arial Unicode MS" w:hAnsi="Browallia New" w:cs="Browallia New"/>
         </w:rPr>
         <w:t>หากต้องการยกเลิก</w:t>
       </w:r>
-      <w:r>
-        <w:rPr>
-          <w:rFonts w:eastAsia="Arial Unicode MS"/>
-        </w:rPr>
-        <w:t xml:space="preserve"> </w:t>
-      </w:r>
+      <w:proofErr w:type="spellEnd"/>
+      <w:r>
+        <w:rPr>
+          <w:rFonts w:eastAsia="Arial Unicode MS"/>
+        </w:rPr>
+        <w:t xml:space="preserve"> </w:t>
+      </w:r>
+      <w:proofErr w:type="spellStart"/>
       <w:r>
         <w:rPr>
           <w:rFonts w:ascii="Browallia New" w:eastAsia="Arial Unicode MS" w:hAnsi="Browallia New" w:cs="Browallia New"/>
         </w:rPr>
         <w:t>ต้องใช้คำสั่ง</w:t>
       </w:r>
-      <w:r>
-        <w:rPr>
-          <w:rFonts w:eastAsia="Arial Unicode MS"/>
-        </w:rPr>
-        <w:t xml:space="preserve"> </w:t>
-      </w:r>
+      <w:proofErr w:type="spellEnd"/>
+      <w:r>
+        <w:rPr>
+          <w:rFonts w:eastAsia="Arial Unicode MS"/>
+        </w:rPr>
+        <w:t xml:space="preserve"> </w:t>
+      </w:r>
+      <w:proofErr w:type="spellStart"/>
       <w:r>
         <w:rPr>
           <w:rFonts w:ascii="Browallia New" w:eastAsia="Arial Unicode MS" w:hAnsi="Browallia New" w:cs="Browallia New"/>
@@ -3626,6 +3927,7 @@
         </w:rPr>
         <w:t>ลบ</w:t>
       </w:r>
+      <w:proofErr w:type="spellEnd"/>
       <w:r>
         <w:rPr>
           <w:rFonts w:eastAsia="Arial Unicode MS"/>
@@ -3640,12 +3942,14 @@
         </w:rPr>
         <w:t xml:space="preserve"> </w:t>
       </w:r>
+      <w:proofErr w:type="spellStart"/>
       <w:r>
         <w:rPr>
           <w:rFonts w:ascii="Browallia New" w:eastAsia="Arial Unicode MS" w:hAnsi="Browallia New" w:cs="Browallia New"/>
         </w:rPr>
         <w:t>เท่านั้น</w:t>
       </w:r>
+      <w:proofErr w:type="spellEnd"/>
     </w:p>
     <w:p>
       <w:pPr>
@@ -3670,6 +3974,7 @@
         <w:lastRenderedPageBreak/>
         <w:t>PENDING (</w:t>
       </w:r>
+      <w:proofErr w:type="spellStart"/>
       <w:r>
         <w:rPr>
           <w:rFonts w:ascii="Browallia New" w:eastAsia="Arial Unicode MS" w:hAnsi="Browallia New" w:cs="Browallia New"/>
@@ -3678,6 +3983,7 @@
         </w:rPr>
         <w:t>รออนุมัติ</w:t>
       </w:r>
+      <w:proofErr w:type="spellEnd"/>
       <w:r>
         <w:rPr>
           <w:rFonts w:eastAsia="Arial Unicode MS"/>
@@ -3701,77 +4007,103 @@
           <w:between w:val="nil"/>
         </w:pBdr>
       </w:pPr>
+      <w:proofErr w:type="spellStart"/>
       <w:r>
         <w:rPr>
           <w:rFonts w:ascii="Browallia New" w:eastAsia="Arial Unicode MS" w:hAnsi="Browallia New" w:cs="Browallia New"/>
         </w:rPr>
         <w:t>สำหรับเอกสารที่เข้าเงื่อนไข</w:t>
       </w:r>
+      <w:proofErr w:type="spellEnd"/>
       <w:r>
         <w:rPr>
           <w:rFonts w:eastAsia="Arial Unicode MS"/>
         </w:rPr>
         <w:t xml:space="preserve"> Maker-Checker (</w:t>
       </w:r>
+      <w:proofErr w:type="spellStart"/>
       <w:r>
         <w:rPr>
           <w:rFonts w:ascii="Browallia New" w:eastAsia="Arial Unicode MS" w:hAnsi="Browallia New" w:cs="Browallia New"/>
         </w:rPr>
         <w:t>เช่น</w:t>
       </w:r>
-      <w:r>
-        <w:rPr>
-          <w:rFonts w:eastAsia="Arial Unicode MS"/>
-        </w:rPr>
-        <w:t xml:space="preserve"> </w:t>
-      </w:r>
+      <w:proofErr w:type="spellEnd"/>
+      <w:r>
+        <w:rPr>
+          <w:rFonts w:eastAsia="Arial Unicode MS"/>
+        </w:rPr>
+        <w:t xml:space="preserve"> </w:t>
+      </w:r>
+      <w:proofErr w:type="spellStart"/>
       <w:r>
         <w:rPr>
           <w:rFonts w:ascii="Browallia New" w:eastAsia="Arial Unicode MS" w:hAnsi="Browallia New" w:cs="Browallia New"/>
         </w:rPr>
         <w:t>บิลค่าใช้จ่ายยอดเกิน</w:t>
       </w:r>
+      <w:proofErr w:type="spellEnd"/>
       <w:r>
         <w:rPr>
           <w:rFonts w:eastAsia="Arial Unicode MS"/>
         </w:rPr>
         <w:t xml:space="preserve"> 5,000 </w:t>
       </w:r>
+      <w:proofErr w:type="spellStart"/>
       <w:r>
         <w:rPr>
           <w:rFonts w:ascii="Browallia New" w:eastAsia="Arial Unicode MS" w:hAnsi="Browallia New" w:cs="Browallia New"/>
         </w:rPr>
         <w:t>บาท</w:t>
       </w:r>
+      <w:proofErr w:type="spellEnd"/>
       <w:r>
         <w:rPr>
           <w:rFonts w:eastAsia="Arial Unicode MS"/>
         </w:rPr>
         <w:t xml:space="preserve">) </w:t>
       </w:r>
+      <w:proofErr w:type="spellStart"/>
       <w:r>
         <w:rPr>
           <w:rFonts w:ascii="Browallia New" w:eastAsia="Arial Unicode MS" w:hAnsi="Browallia New" w:cs="Browallia New"/>
         </w:rPr>
         <w:t>สถานะหลักจะยังคงเป็น</w:t>
       </w:r>
+      <w:proofErr w:type="spellEnd"/>
       <w:r>
         <w:rPr>
           <w:rFonts w:eastAsia="Arial Unicode MS"/>
         </w:rPr>
         <w:t xml:space="preserve"> DRAFT </w:t>
       </w:r>
+      <w:proofErr w:type="spellStart"/>
       <w:r>
         <w:rPr>
           <w:rFonts w:ascii="Browallia New" w:eastAsia="Arial Unicode MS" w:hAnsi="Browallia New" w:cs="Browallia New"/>
         </w:rPr>
         <w:t>แต่มี</w:t>
       </w:r>
-      <w:r>
-        <w:rPr>
-          <w:rFonts w:eastAsia="Arial Unicode MS"/>
-        </w:rPr>
-        <w:t xml:space="preserve"> approval_status = 'PENDING'</w:t>
+      <w:proofErr w:type="spellEnd"/>
+      <w:r>
+        <w:rPr>
+          <w:rFonts w:eastAsia="Arial Unicode MS"/>
+        </w:rPr>
+        <w:t xml:space="preserve"> </w:t>
+      </w:r>
+      <w:proofErr w:type="spellStart"/>
+      <w:r>
+        <w:rPr>
+          <w:rFonts w:eastAsia="Arial Unicode MS"/>
+        </w:rPr>
+        <w:t>approval_status</w:t>
+      </w:r>
+      <w:proofErr w:type="spellEnd"/>
+      <w:r>
+        <w:rPr>
+          <w:rFonts w:eastAsia="Arial Unicode MS"/>
+        </w:rPr>
+        <w:t xml:space="preserve"> = 'PENDING'</w:t>
       </w:r>
     </w:p>
     <w:p>
@@ -3788,12 +4120,14 @@
           <w:between w:val="nil"/>
         </w:pBdr>
       </w:pPr>
+      <w:proofErr w:type="spellStart"/>
       <w:r>
         <w:rPr>
           <w:rFonts w:ascii="Browallia New" w:eastAsia="Arial Unicode MS" w:hAnsi="Browallia New" w:cs="Browallia New"/>
         </w:rPr>
         <w:t>ห้ามแก้ไขข้อมูลจนกว่าจะถูกตีกลับ</w:t>
       </w:r>
+      <w:proofErr w:type="spellEnd"/>
       <w:r>
         <w:rPr>
           <w:rFonts w:eastAsia="Arial Unicode MS"/>
@@ -3823,6 +4157,7 @@
         </w:rPr>
         <w:t>ISSUED (</w:t>
       </w:r>
+      <w:proofErr w:type="spellStart"/>
       <w:r>
         <w:rPr>
           <w:rFonts w:ascii="Browallia New" w:eastAsia="Arial Unicode MS" w:hAnsi="Browallia New" w:cs="Browallia New"/>
@@ -3831,6 +4166,7 @@
         </w:rPr>
         <w:t>ยืนยัน</w:t>
       </w:r>
+      <w:proofErr w:type="spellEnd"/>
       <w:r>
         <w:rPr>
           <w:rFonts w:eastAsia="Arial Unicode MS"/>
@@ -3839,6 +4175,7 @@
         </w:rPr>
         <w:t>/</w:t>
       </w:r>
+      <w:proofErr w:type="spellStart"/>
       <w:r>
         <w:rPr>
           <w:rFonts w:ascii="Browallia New" w:eastAsia="Arial Unicode MS" w:hAnsi="Browallia New" w:cs="Browallia New"/>
@@ -3847,6 +4184,7 @@
         </w:rPr>
         <w:t>ออกเอกสารแล้ว</w:t>
       </w:r>
+      <w:proofErr w:type="spellEnd"/>
       <w:r>
         <w:rPr>
           <w:rFonts w:eastAsia="Arial Unicode MS"/>
@@ -3870,42 +4208,49 @@
           <w:between w:val="nil"/>
         </w:pBdr>
       </w:pPr>
+      <w:proofErr w:type="spellStart"/>
       <w:r>
         <w:rPr>
           <w:rFonts w:ascii="Browallia New" w:eastAsia="Arial Unicode MS" w:hAnsi="Browallia New" w:cs="Browallia New"/>
         </w:rPr>
         <w:t>เมื่อกดยืนยัน</w:t>
       </w:r>
-      <w:r>
-        <w:rPr>
-          <w:rFonts w:eastAsia="Arial Unicode MS"/>
-        </w:rPr>
-        <w:t xml:space="preserve"> </w:t>
-      </w:r>
+      <w:proofErr w:type="spellEnd"/>
+      <w:r>
+        <w:rPr>
+          <w:rFonts w:eastAsia="Arial Unicode MS"/>
+        </w:rPr>
+        <w:t xml:space="preserve"> </w:t>
+      </w:r>
+      <w:proofErr w:type="spellStart"/>
       <w:r>
         <w:rPr>
           <w:rFonts w:ascii="Browallia New" w:eastAsia="Arial Unicode MS" w:hAnsi="Browallia New" w:cs="Browallia New"/>
         </w:rPr>
         <w:t>หรืออนุมัติผ่าน</w:t>
       </w:r>
-      <w:r>
-        <w:rPr>
-          <w:rFonts w:eastAsia="Arial Unicode MS"/>
-        </w:rPr>
-        <w:t xml:space="preserve"> </w:t>
-      </w:r>
+      <w:proofErr w:type="spellEnd"/>
+      <w:r>
+        <w:rPr>
+          <w:rFonts w:eastAsia="Arial Unicode MS"/>
+        </w:rPr>
+        <w:t xml:space="preserve"> </w:t>
+      </w:r>
+      <w:proofErr w:type="spellStart"/>
       <w:r>
         <w:rPr>
           <w:rFonts w:ascii="Browallia New" w:eastAsia="Arial Unicode MS" w:hAnsi="Browallia New" w:cs="Browallia New"/>
         </w:rPr>
         <w:t>ระบบจะทำการ</w:t>
       </w:r>
-      <w:r>
-        <w:rPr>
-          <w:rFonts w:eastAsia="Arial Unicode MS"/>
-        </w:rPr>
-        <w:t xml:space="preserve"> </w:t>
-      </w:r>
+      <w:proofErr w:type="spellEnd"/>
+      <w:r>
+        <w:rPr>
+          <w:rFonts w:eastAsia="Arial Unicode MS"/>
+        </w:rPr>
+        <w:t xml:space="preserve"> </w:t>
+      </w:r>
+      <w:proofErr w:type="spellStart"/>
       <w:r>
         <w:rPr>
           <w:rFonts w:ascii="Browallia New" w:eastAsia="Arial Unicode MS" w:hAnsi="Browallia New" w:cs="Browallia New"/>
@@ -3914,6 +4259,7 @@
         </w:rPr>
         <w:t>รันเลขที่เอกสารจริง</w:t>
       </w:r>
+      <w:proofErr w:type="spellEnd"/>
       <w:r>
         <w:rPr>
           <w:rFonts w:eastAsia="Arial Unicode MS"/>
@@ -3922,6 +4268,7 @@
         </w:rPr>
         <w:t xml:space="preserve"> (Running Number) </w:t>
       </w:r>
+      <w:proofErr w:type="spellStart"/>
       <w:r>
         <w:rPr>
           <w:rFonts w:ascii="Browallia New" w:eastAsia="Arial Unicode MS" w:hAnsi="Browallia New" w:cs="Browallia New"/>
@@ -3930,6 +4277,7 @@
         </w:rPr>
         <w:t>ผ่าน</w:t>
       </w:r>
+      <w:proofErr w:type="spellEnd"/>
       <w:r>
         <w:rPr>
           <w:rFonts w:eastAsia="Arial Unicode MS"/>
@@ -3938,6 +4286,7 @@
         </w:rPr>
         <w:t xml:space="preserve"> RPC </w:t>
       </w:r>
+      <w:proofErr w:type="spellStart"/>
       <w:r>
         <w:rPr>
           <w:rFonts w:ascii="Browallia New" w:eastAsia="Arial Unicode MS" w:hAnsi="Browallia New" w:cs="Browallia New"/>
@@ -3946,6 +4295,7 @@
         </w:rPr>
         <w:t>แบบ</w:t>
       </w:r>
+      <w:proofErr w:type="spellEnd"/>
       <w:r>
         <w:rPr>
           <w:rFonts w:eastAsia="Arial Unicode MS"/>
@@ -3960,24 +4310,28 @@
         </w:rPr>
         <w:t xml:space="preserve"> </w:t>
       </w:r>
+      <w:proofErr w:type="spellStart"/>
       <w:r>
         <w:rPr>
           <w:rFonts w:ascii="Browallia New" w:eastAsia="Arial Unicode MS" w:hAnsi="Browallia New" w:cs="Browallia New"/>
         </w:rPr>
         <w:t>อัตโนมัติ</w:t>
       </w:r>
-      <w:r>
-        <w:rPr>
-          <w:rFonts w:eastAsia="Arial Unicode MS"/>
-        </w:rPr>
-        <w:t xml:space="preserve"> </w:t>
-      </w:r>
+      <w:proofErr w:type="spellEnd"/>
+      <w:r>
+        <w:rPr>
+          <w:rFonts w:eastAsia="Arial Unicode MS"/>
+        </w:rPr>
+        <w:t xml:space="preserve"> </w:t>
+      </w:r>
+      <w:proofErr w:type="spellStart"/>
       <w:r>
         <w:rPr>
           <w:rFonts w:ascii="Browallia New" w:eastAsia="Arial Unicode MS" w:hAnsi="Browallia New" w:cs="Browallia New"/>
         </w:rPr>
         <w:t>ป้องกันปัญหาเลขบิลกระโดดหรือซ้ำซ้อน</w:t>
       </w:r>
+      <w:proofErr w:type="spellEnd"/>
     </w:p>
     <w:p>
       <w:pPr>
@@ -3993,24 +4347,28 @@
           <w:between w:val="nil"/>
         </w:pBdr>
       </w:pPr>
+      <w:proofErr w:type="spellStart"/>
       <w:r>
         <w:rPr>
           <w:rFonts w:ascii="Browallia New" w:eastAsia="Arial Unicode MS" w:hAnsi="Browallia New" w:cs="Browallia New"/>
         </w:rPr>
         <w:t>ข้อมูลมีผลทางบัญชีและสต็อกทันที</w:t>
       </w:r>
+      <w:proofErr w:type="spellEnd"/>
       <w:r>
         <w:rPr>
           <w:rFonts w:eastAsia="Arial Unicode MS"/>
         </w:rPr>
         <w:t xml:space="preserve"> (</w:t>
       </w:r>
+      <w:proofErr w:type="spellStart"/>
       <w:r>
         <w:rPr>
           <w:rFonts w:ascii="Browallia New" w:eastAsia="Arial Unicode MS" w:hAnsi="Browallia New" w:cs="Browallia New"/>
         </w:rPr>
         <w:t>ตามประเภทเอกสาร</w:t>
       </w:r>
+      <w:proofErr w:type="spellEnd"/>
       <w:r>
         <w:rPr>
           <w:rFonts w:eastAsia="Arial Unicode MS"/>
@@ -4032,6 +4390,7 @@
           <w:between w:val="nil"/>
         </w:pBdr>
       </w:pPr>
+      <w:proofErr w:type="spellStart"/>
       <w:r>
         <w:rPr>
           <w:rFonts w:ascii="Browallia New" w:eastAsia="Arial Unicode MS" w:hAnsi="Browallia New" w:cs="Browallia New"/>
@@ -4040,6 +4399,7 @@
         </w:rPr>
         <w:t>ห้ามลบ</w:t>
       </w:r>
+      <w:proofErr w:type="spellEnd"/>
       <w:r>
         <w:rPr>
           <w:rFonts w:eastAsia="Arial Unicode MS"/>
@@ -4054,12 +4414,14 @@
         </w:rPr>
         <w:t xml:space="preserve"> </w:t>
       </w:r>
+      <w:proofErr w:type="spellStart"/>
       <w:r>
         <w:rPr>
           <w:rFonts w:ascii="Browallia New" w:eastAsia="Arial Unicode MS" w:hAnsi="Browallia New" w:cs="Browallia New"/>
         </w:rPr>
         <w:t>โดยเด็ดขาด</w:t>
       </w:r>
+      <w:proofErr w:type="spellEnd"/>
     </w:p>
     <w:p>
       <w:pPr>
@@ -4075,30 +4437,35 @@
           <w:between w:val="nil"/>
         </w:pBdr>
       </w:pPr>
+      <w:proofErr w:type="spellStart"/>
       <w:r>
         <w:rPr>
           <w:rFonts w:ascii="Browallia New" w:eastAsia="Arial Unicode MS" w:hAnsi="Browallia New" w:cs="Browallia New"/>
         </w:rPr>
         <w:t>หากข้อมูลผิดพลาด</w:t>
       </w:r>
-      <w:r>
-        <w:rPr>
-          <w:rFonts w:eastAsia="Arial Unicode MS"/>
-        </w:rPr>
-        <w:t xml:space="preserve"> </w:t>
-      </w:r>
+      <w:proofErr w:type="spellEnd"/>
+      <w:r>
+        <w:rPr>
+          <w:rFonts w:eastAsia="Arial Unicode MS"/>
+        </w:rPr>
+        <w:t xml:space="preserve"> </w:t>
+      </w:r>
+      <w:proofErr w:type="spellStart"/>
       <w:r>
         <w:rPr>
           <w:rFonts w:ascii="Browallia New" w:eastAsia="Arial Unicode MS" w:hAnsi="Browallia New" w:cs="Browallia New"/>
         </w:rPr>
         <w:t>ต้องใช้คำสั่ง</w:t>
       </w:r>
-      <w:r>
-        <w:rPr>
-          <w:rFonts w:eastAsia="Arial Unicode MS"/>
-        </w:rPr>
-        <w:t xml:space="preserve"> </w:t>
-      </w:r>
+      <w:proofErr w:type="spellEnd"/>
+      <w:r>
+        <w:rPr>
+          <w:rFonts w:eastAsia="Arial Unicode MS"/>
+        </w:rPr>
+        <w:t xml:space="preserve"> </w:t>
+      </w:r>
+      <w:proofErr w:type="spellStart"/>
       <w:r>
         <w:rPr>
           <w:rFonts w:ascii="Browallia New" w:eastAsia="Arial Unicode MS" w:hAnsi="Browallia New" w:cs="Browallia New"/>
@@ -4107,6 +4474,7 @@
         </w:rPr>
         <w:t>ยกเลิก</w:t>
       </w:r>
+      <w:proofErr w:type="spellEnd"/>
       <w:r>
         <w:rPr>
           <w:rFonts w:eastAsia="Arial Unicode MS"/>
@@ -4121,12 +4489,14 @@
         </w:rPr>
         <w:t xml:space="preserve"> </w:t>
       </w:r>
+      <w:proofErr w:type="spellStart"/>
       <w:r>
         <w:rPr>
           <w:rFonts w:ascii="Browallia New" w:eastAsia="Arial Unicode MS" w:hAnsi="Browallia New" w:cs="Browallia New"/>
         </w:rPr>
         <w:t>เท่านั้น</w:t>
       </w:r>
+      <w:proofErr w:type="spellEnd"/>
     </w:p>
     <w:p>
       <w:pPr>
@@ -4150,6 +4520,7 @@
         </w:rPr>
         <w:t>VOID (</w:t>
       </w:r>
+      <w:proofErr w:type="spellStart"/>
       <w:r>
         <w:rPr>
           <w:rFonts w:ascii="Browallia New" w:eastAsia="Arial Unicode MS" w:hAnsi="Browallia New" w:cs="Browallia New"/>
@@ -4158,6 +4529,7 @@
         </w:rPr>
         <w:t>ยกเลิกเอกสาร</w:t>
       </w:r>
+      <w:proofErr w:type="spellEnd"/>
       <w:r>
         <w:rPr>
           <w:rFonts w:eastAsia="Arial Unicode MS"/>
@@ -4181,18 +4553,21 @@
           <w:between w:val="nil"/>
         </w:pBdr>
       </w:pPr>
+      <w:proofErr w:type="spellStart"/>
       <w:r>
         <w:rPr>
           <w:rFonts w:ascii="Browallia New" w:eastAsia="Arial Unicode MS" w:hAnsi="Browallia New" w:cs="Browallia New"/>
         </w:rPr>
         <w:t>ระบบจะทำการ</w:t>
       </w:r>
-      <w:r>
-        <w:rPr>
-          <w:rFonts w:eastAsia="Arial Unicode MS"/>
-        </w:rPr>
-        <w:t xml:space="preserve"> </w:t>
-      </w:r>
+      <w:proofErr w:type="spellEnd"/>
+      <w:r>
+        <w:rPr>
+          <w:rFonts w:eastAsia="Arial Unicode MS"/>
+        </w:rPr>
+        <w:t xml:space="preserve"> </w:t>
+      </w:r>
+      <w:proofErr w:type="spellStart"/>
       <w:r>
         <w:rPr>
           <w:rFonts w:ascii="Browallia New" w:eastAsia="Arial Unicode MS" w:hAnsi="Browallia New" w:cs="Browallia New"/>
@@ -4201,6 +4576,7 @@
         </w:rPr>
         <w:t>คืนสต็อก</w:t>
       </w:r>
+      <w:proofErr w:type="spellEnd"/>
       <w:r>
         <w:rPr>
           <w:rFonts w:eastAsia="Arial Unicode MS"/>
@@ -4215,12 +4591,14 @@
         </w:rPr>
         <w:t xml:space="preserve"> </w:t>
       </w:r>
+      <w:proofErr w:type="spellStart"/>
       <w:r>
         <w:rPr>
           <w:rFonts w:ascii="Browallia New" w:eastAsia="Arial Unicode MS" w:hAnsi="Browallia New" w:cs="Browallia New"/>
         </w:rPr>
         <w:t>หรือคืนยอดหนี้ให้อัตโนมัติ</w:t>
       </w:r>
+      <w:proofErr w:type="spellEnd"/>
     </w:p>
     <w:p>
       <w:pPr>
@@ -4236,12 +4614,14 @@
           <w:between w:val="nil"/>
         </w:pBdr>
       </w:pPr>
+      <w:proofErr w:type="spellStart"/>
       <w:r>
         <w:rPr>
           <w:rFonts w:ascii="Browallia New" w:eastAsia="Arial Unicode MS" w:hAnsi="Browallia New" w:cs="Browallia New"/>
         </w:rPr>
         <w:t>เอกสารจะยังคงอยู่ในระบบเพื่อเก็บเป็น</w:t>
       </w:r>
+      <w:proofErr w:type="spellEnd"/>
       <w:r>
         <w:rPr>
           <w:rFonts w:eastAsia="Arial Unicode MS"/>
@@ -4263,72 +4643,84 @@
           <w:between w:val="nil"/>
         </w:pBdr>
       </w:pPr>
+      <w:proofErr w:type="spellStart"/>
       <w:r>
         <w:rPr>
           <w:rFonts w:ascii="Browallia New" w:eastAsia="Arial Unicode MS" w:hAnsi="Browallia New" w:cs="Browallia New"/>
         </w:rPr>
         <w:t>สามารถใช้ฟีเจอร์</w:t>
       </w:r>
+      <w:proofErr w:type="spellEnd"/>
       <w:r>
         <w:rPr>
           <w:rFonts w:eastAsia="Arial Unicode MS"/>
         </w:rPr>
         <w:t xml:space="preserve"> "</w:t>
       </w:r>
+      <w:proofErr w:type="spellStart"/>
       <w:r>
         <w:rPr>
           <w:rFonts w:ascii="Browallia New" w:eastAsia="Arial Unicode MS" w:hAnsi="Browallia New" w:cs="Browallia New"/>
         </w:rPr>
         <w:t>ออกเอกสารทดแทน</w:t>
       </w:r>
+      <w:proofErr w:type="spellEnd"/>
       <w:r>
         <w:rPr>
           <w:rFonts w:eastAsia="Arial Unicode MS"/>
         </w:rPr>
         <w:t xml:space="preserve"> (Cancel &amp; Replace)" </w:t>
       </w:r>
+      <w:proofErr w:type="spellStart"/>
       <w:r>
         <w:rPr>
           <w:rFonts w:ascii="Browallia New" w:eastAsia="Arial Unicode MS" w:hAnsi="Browallia New" w:cs="Browallia New"/>
         </w:rPr>
         <w:t>ระบบจะโคลนข้อมูลไปสร้างเป็น</w:t>
       </w:r>
+      <w:proofErr w:type="spellEnd"/>
       <w:r>
         <w:rPr>
           <w:rFonts w:eastAsia="Arial Unicode MS"/>
         </w:rPr>
         <w:t xml:space="preserve"> DRAFT </w:t>
       </w:r>
+      <w:proofErr w:type="spellStart"/>
       <w:r>
         <w:rPr>
           <w:rFonts w:ascii="Browallia New" w:eastAsia="Arial Unicode MS" w:hAnsi="Browallia New" w:cs="Browallia New"/>
         </w:rPr>
         <w:t>ใบใหม่</w:t>
       </w:r>
-      <w:r>
-        <w:rPr>
-          <w:rFonts w:eastAsia="Arial Unicode MS"/>
-        </w:rPr>
-        <w:t xml:space="preserve"> </w:t>
-      </w:r>
+      <w:proofErr w:type="spellEnd"/>
+      <w:r>
+        <w:rPr>
+          <w:rFonts w:eastAsia="Arial Unicode MS"/>
+        </w:rPr>
+        <w:t xml:space="preserve"> </w:t>
+      </w:r>
+      <w:proofErr w:type="spellStart"/>
       <w:r>
         <w:rPr>
           <w:rFonts w:ascii="Browallia New" w:eastAsia="Arial Unicode MS" w:hAnsi="Browallia New" w:cs="Browallia New"/>
         </w:rPr>
         <w:t>พร้อม</w:t>
       </w:r>
+      <w:proofErr w:type="spellEnd"/>
       <w:r>
         <w:rPr>
           <w:rFonts w:eastAsia="Arial Unicode MS"/>
         </w:rPr>
         <w:t xml:space="preserve"> Auto-Remark </w:t>
       </w:r>
+      <w:proofErr w:type="spellStart"/>
       <w:r>
         <w:rPr>
           <w:rFonts w:ascii="Browallia New" w:eastAsia="Arial Unicode MS" w:hAnsi="Browallia New" w:cs="Browallia New"/>
         </w:rPr>
         <w:t>อ้างอิงถึงบิลที่ถูกยกเลิก</w:t>
       </w:r>
+      <w:proofErr w:type="spellEnd"/>
       <w:r>
         <w:rPr>
           <w:rFonts w:eastAsia="Arial Unicode MS"/>
@@ -4358,6 +4750,7 @@
         </w:rPr>
         <w:t>PAID (</w:t>
       </w:r>
+      <w:proofErr w:type="spellStart"/>
       <w:r>
         <w:rPr>
           <w:rFonts w:ascii="Browallia New" w:eastAsia="Arial Unicode MS" w:hAnsi="Browallia New" w:cs="Browallia New"/>
@@ -4366,6 +4759,7 @@
         </w:rPr>
         <w:t>ชำระเงินแล้ว</w:t>
       </w:r>
+      <w:proofErr w:type="spellEnd"/>
       <w:r>
         <w:rPr>
           <w:rFonts w:eastAsia="Arial Unicode MS"/>
@@ -4389,36 +4783,42 @@
           <w:between w:val="nil"/>
         </w:pBdr>
       </w:pPr>
+      <w:proofErr w:type="spellStart"/>
       <w:r>
         <w:rPr>
           <w:rFonts w:ascii="Browallia New" w:eastAsia="Arial Unicode MS" w:hAnsi="Browallia New" w:cs="Browallia New"/>
         </w:rPr>
         <w:t>สถานะพิเศษสำหรับเอกสาร</w:t>
       </w:r>
+      <w:proofErr w:type="spellEnd"/>
       <w:r>
         <w:rPr>
           <w:rFonts w:eastAsia="Arial Unicode MS"/>
         </w:rPr>
         <w:t xml:space="preserve"> AP/AR </w:t>
       </w:r>
+      <w:proofErr w:type="spellStart"/>
       <w:r>
         <w:rPr>
           <w:rFonts w:ascii="Browallia New" w:eastAsia="Arial Unicode MS" w:hAnsi="Browallia New" w:cs="Browallia New"/>
         </w:rPr>
         <w:t>ที่มีการรับ</w:t>
       </w:r>
+      <w:proofErr w:type="spellEnd"/>
       <w:r>
         <w:rPr>
           <w:rFonts w:eastAsia="Arial Unicode MS"/>
         </w:rPr>
         <w:t>/</w:t>
       </w:r>
+      <w:proofErr w:type="spellStart"/>
       <w:r>
         <w:rPr>
           <w:rFonts w:ascii="Browallia New" w:eastAsia="Arial Unicode MS" w:hAnsi="Browallia New" w:cs="Browallia New"/>
         </w:rPr>
         <w:t>จ่ายชำระหนี้ครบถ้วนแล้ว</w:t>
       </w:r>
+      <w:proofErr w:type="spellEnd"/>
       <w:r>
         <w:rPr>
           <w:rFonts w:eastAsia="Arial Unicode MS"/>
@@ -4440,36 +4840,42 @@
           <w:between w:val="nil"/>
         </w:pBdr>
       </w:pPr>
+      <w:proofErr w:type="spellStart"/>
       <w:r>
         <w:rPr>
           <w:rFonts w:ascii="Browallia New" w:eastAsia="Arial Unicode MS" w:hAnsi="Browallia New" w:cs="Browallia New"/>
         </w:rPr>
         <w:t>สำหรับบิลซื้อเงินสด</w:t>
       </w:r>
+      <w:proofErr w:type="spellEnd"/>
       <w:r>
         <w:rPr>
           <w:rFonts w:eastAsia="Arial Unicode MS"/>
         </w:rPr>
         <w:t xml:space="preserve"> (AP_CASH) </w:t>
       </w:r>
+      <w:proofErr w:type="spellStart"/>
       <w:r>
         <w:rPr>
           <w:rFonts w:ascii="Browallia New" w:eastAsia="Arial Unicode MS" w:hAnsi="Browallia New" w:cs="Browallia New"/>
         </w:rPr>
         <w:t>ระบบจะวิ่งเข้าสถานะ</w:t>
       </w:r>
+      <w:proofErr w:type="spellEnd"/>
       <w:r>
         <w:rPr>
           <w:rFonts w:eastAsia="Arial Unicode MS"/>
         </w:rPr>
         <w:t xml:space="preserve"> PAID </w:t>
       </w:r>
+      <w:proofErr w:type="spellStart"/>
       <w:r>
         <w:rPr>
           <w:rFonts w:ascii="Browallia New" w:eastAsia="Arial Unicode MS" w:hAnsi="Browallia New" w:cs="Browallia New"/>
         </w:rPr>
         <w:t>อัตโนมัติเมื่อเอกสารถูก</w:t>
       </w:r>
+      <w:proofErr w:type="spellEnd"/>
       <w:r>
         <w:rPr>
           <w:rFonts w:eastAsia="Arial Unicode MS"/>
@@ -4487,12 +4893,14 @@
         </w:rPr>
         <w:t xml:space="preserve">3. </w:t>
       </w:r>
+      <w:proofErr w:type="spellStart"/>
       <w:r>
         <w:rPr>
           <w:rFonts w:ascii="Browallia New" w:eastAsia="Arial Unicode MS" w:hAnsi="Browallia New" w:cs="Browallia New"/>
         </w:rPr>
         <w:t>มาตรฐานการบันทึกบัญชีเพิ่มเติม</w:t>
       </w:r>
+      <w:proofErr w:type="spellEnd"/>
       <w:r>
         <w:rPr>
           <w:rFonts w:eastAsia="Arial Unicode MS"/>
@@ -4527,89 +4935,117 @@
         </w:rPr>
         <w:t xml:space="preserve"> </w:t>
       </w:r>
+      <w:proofErr w:type="spellStart"/>
       <w:r>
         <w:rPr>
           <w:rFonts w:ascii="Browallia New" w:eastAsia="Arial Unicode MS" w:hAnsi="Browallia New" w:cs="Browallia New"/>
         </w:rPr>
         <w:t>หน้าแสดงรายการเอกสาร</w:t>
       </w:r>
+      <w:proofErr w:type="spellEnd"/>
       <w:r>
         <w:rPr>
           <w:rFonts w:eastAsia="Arial Unicode MS"/>
         </w:rPr>
         <w:t xml:space="preserve"> (Document List) </w:t>
       </w:r>
+      <w:proofErr w:type="spellStart"/>
       <w:r>
         <w:rPr>
           <w:rFonts w:ascii="Browallia New" w:eastAsia="Arial Unicode MS" w:hAnsi="Browallia New" w:cs="Browallia New"/>
         </w:rPr>
         <w:t>จะต้องแสดงผลแบบ</w:t>
       </w:r>
+      <w:proofErr w:type="spellEnd"/>
       <w:r>
         <w:rPr>
           <w:rFonts w:eastAsia="Arial Unicode MS"/>
         </w:rPr>
         <w:t xml:space="preserve"> Real-time </w:t>
       </w:r>
+      <w:proofErr w:type="spellStart"/>
       <w:r>
         <w:rPr>
           <w:rFonts w:ascii="Browallia New" w:eastAsia="Arial Unicode MS" w:hAnsi="Browallia New" w:cs="Browallia New"/>
         </w:rPr>
         <w:t>เสมอ</w:t>
       </w:r>
-      <w:r>
-        <w:rPr>
-          <w:rFonts w:eastAsia="Arial Unicode MS"/>
-        </w:rPr>
-        <w:t xml:space="preserve"> </w:t>
-      </w:r>
+      <w:proofErr w:type="spellEnd"/>
+      <w:r>
+        <w:rPr>
+          <w:rFonts w:eastAsia="Arial Unicode MS"/>
+        </w:rPr>
+        <w:t xml:space="preserve"> </w:t>
+      </w:r>
+      <w:proofErr w:type="spellStart"/>
       <w:r>
         <w:rPr>
           <w:rFonts w:ascii="Browallia New" w:eastAsia="Arial Unicode MS" w:hAnsi="Browallia New" w:cs="Browallia New"/>
         </w:rPr>
         <w:t>ห้ามแสดงข้อมูลเก่า</w:t>
       </w:r>
+      <w:proofErr w:type="spellEnd"/>
       <w:r>
         <w:rPr>
           <w:rFonts w:eastAsia="Arial Unicode MS"/>
         </w:rPr>
         <w:t xml:space="preserve"> (Stale Data) </w:t>
       </w:r>
+      <w:proofErr w:type="spellStart"/>
       <w:r>
         <w:rPr>
           <w:rFonts w:ascii="Browallia New" w:eastAsia="Arial Unicode MS" w:hAnsi="Browallia New" w:cs="Browallia New"/>
         </w:rPr>
         <w:t>จาก</w:t>
       </w:r>
+      <w:proofErr w:type="spellEnd"/>
       <w:r>
         <w:rPr>
           <w:rFonts w:eastAsia="Arial Unicode MS"/>
         </w:rPr>
         <w:t xml:space="preserve"> Cache </w:t>
       </w:r>
+      <w:proofErr w:type="spellStart"/>
       <w:r>
         <w:rPr>
           <w:rFonts w:ascii="Browallia New" w:eastAsia="Arial Unicode MS" w:hAnsi="Browallia New" w:cs="Browallia New"/>
         </w:rPr>
         <w:t>ของ</w:t>
       </w:r>
+      <w:proofErr w:type="spellEnd"/>
       <w:r>
         <w:rPr>
           <w:rFonts w:eastAsia="Arial Unicode MS"/>
         </w:rPr>
         <w:t xml:space="preserve"> Next.js (</w:t>
       </w:r>
+      <w:proofErr w:type="spellStart"/>
       <w:r>
         <w:rPr>
           <w:rFonts w:ascii="Browallia New" w:eastAsia="Arial Unicode MS" w:hAnsi="Browallia New" w:cs="Browallia New"/>
         </w:rPr>
         <w:t>ใช้</w:t>
       </w:r>
-      <w:r>
-        <w:rPr>
-          <w:rFonts w:eastAsia="Arial Unicode MS"/>
-        </w:rPr>
-        <w:t xml:space="preserve"> revalidatePath)</w:t>
+      <w:proofErr w:type="spellEnd"/>
+      <w:r>
+        <w:rPr>
+          <w:rFonts w:eastAsia="Arial Unicode MS"/>
+        </w:rPr>
+        <w:t xml:space="preserve"> </w:t>
+      </w:r>
+      <w:proofErr w:type="spellStart"/>
+      <w:r>
+        <w:rPr>
+          <w:rFonts w:eastAsia="Arial Unicode MS"/>
+        </w:rPr>
+        <w:t>revalidatePath</w:t>
+      </w:r>
+      <w:proofErr w:type="spellEnd"/>
+      <w:r>
+        <w:rPr>
+          <w:rFonts w:eastAsia="Arial Unicode MS"/>
+        </w:rPr>
+        <w:t>)</w:t>
       </w:r>
     </w:p>
     <w:p>
@@ -4639,84 +5075,98 @@
         </w:rPr>
         <w:t xml:space="preserve"> </w:t>
       </w:r>
+      <w:proofErr w:type="spellStart"/>
       <w:r>
         <w:rPr>
           <w:rFonts w:ascii="Browallia New" w:eastAsia="Arial Unicode MS" w:hAnsi="Browallia New" w:cs="Browallia New"/>
         </w:rPr>
         <w:t>การแสดงผลรายงานทางบัญชี</w:t>
       </w:r>
-      <w:r>
-        <w:rPr>
-          <w:rFonts w:eastAsia="Arial Unicode MS"/>
-        </w:rPr>
-        <w:t xml:space="preserve"> </w:t>
-      </w:r>
+      <w:proofErr w:type="spellEnd"/>
+      <w:r>
+        <w:rPr>
+          <w:rFonts w:eastAsia="Arial Unicode MS"/>
+        </w:rPr>
+        <w:t xml:space="preserve"> </w:t>
+      </w:r>
+      <w:proofErr w:type="spellStart"/>
       <w:r>
         <w:rPr>
           <w:rFonts w:ascii="Browallia New" w:eastAsia="Arial Unicode MS" w:hAnsi="Browallia New" w:cs="Browallia New"/>
         </w:rPr>
         <w:t>ต้องยึดถือ</w:t>
       </w:r>
+      <w:proofErr w:type="spellEnd"/>
       <w:r>
         <w:rPr>
           <w:rFonts w:eastAsia="Arial Unicode MS"/>
         </w:rPr>
         <w:t xml:space="preserve"> "</w:t>
       </w:r>
+      <w:proofErr w:type="spellStart"/>
       <w:r>
         <w:rPr>
           <w:rFonts w:ascii="Browallia New" w:eastAsia="Arial Unicode MS" w:hAnsi="Browallia New" w:cs="Browallia New"/>
         </w:rPr>
         <w:t>วันที่บันทึกบัญชี</w:t>
       </w:r>
+      <w:proofErr w:type="spellEnd"/>
       <w:r>
         <w:rPr>
           <w:rFonts w:eastAsia="Arial Unicode MS"/>
         </w:rPr>
         <w:t xml:space="preserve"> (Posting Date / Created At)" </w:t>
       </w:r>
+      <w:proofErr w:type="spellStart"/>
       <w:r>
         <w:rPr>
           <w:rFonts w:ascii="Browallia New" w:eastAsia="Arial Unicode MS" w:hAnsi="Browallia New" w:cs="Browallia New"/>
         </w:rPr>
         <w:t>เป็นหลัก</w:t>
       </w:r>
-      <w:r>
-        <w:rPr>
-          <w:rFonts w:eastAsia="Arial Unicode MS"/>
-        </w:rPr>
-        <w:t xml:space="preserve"> </w:t>
-      </w:r>
+      <w:proofErr w:type="spellEnd"/>
+      <w:r>
+        <w:rPr>
+          <w:rFonts w:eastAsia="Arial Unicode MS"/>
+        </w:rPr>
+        <w:t xml:space="preserve"> </w:t>
+      </w:r>
+      <w:proofErr w:type="spellStart"/>
       <w:r>
         <w:rPr>
           <w:rFonts w:ascii="Browallia New" w:eastAsia="Arial Unicode MS" w:hAnsi="Browallia New" w:cs="Browallia New"/>
         </w:rPr>
         <w:t>ไม่ใช่</w:t>
       </w:r>
+      <w:proofErr w:type="spellEnd"/>
       <w:r>
         <w:rPr>
           <w:rFonts w:eastAsia="Arial Unicode MS"/>
         </w:rPr>
         <w:t xml:space="preserve"> "</w:t>
       </w:r>
+      <w:proofErr w:type="spellStart"/>
       <w:r>
         <w:rPr>
           <w:rFonts w:ascii="Browallia New" w:eastAsia="Arial Unicode MS" w:hAnsi="Browallia New" w:cs="Browallia New"/>
         </w:rPr>
         <w:t>วันที่บนบิล</w:t>
       </w:r>
+      <w:proofErr w:type="spellEnd"/>
       <w:r>
         <w:rPr>
           <w:rFonts w:eastAsia="Arial Unicode MS"/>
         </w:rPr>
         <w:t xml:space="preserve"> (Document Date)" </w:t>
       </w:r>
+      <w:proofErr w:type="spellStart"/>
       <w:r>
         <w:rPr>
           <w:rFonts w:ascii="Browallia New" w:eastAsia="Arial Unicode MS" w:hAnsi="Browallia New" w:cs="Browallia New"/>
         </w:rPr>
         <w:t>เพื่อให้ตรงตามหลักการบัญชีเกณฑ์คงค้าง</w:t>
       </w:r>
+      <w:proofErr w:type="spellEnd"/>
       <w:r>
         <w:rPr>
           <w:rFonts w:eastAsia="Arial Unicode MS"/>
@@ -4746,6 +5196,7 @@
         </w:rPr>
         <w:t>Cut-off Principle (</w:t>
       </w:r>
+      <w:proofErr w:type="spellStart"/>
       <w:r>
         <w:rPr>
           <w:rFonts w:ascii="Browallia New" w:eastAsia="Arial Unicode MS" w:hAnsi="Browallia New" w:cs="Browallia New"/>
@@ -4754,6 +5205,7 @@
         </w:rPr>
         <w:t>การปิดงวด</w:t>
       </w:r>
+      <w:proofErr w:type="spellEnd"/>
       <w:r>
         <w:rPr>
           <w:rFonts w:eastAsia="Arial Unicode MS"/>
@@ -4768,108 +5220,154 @@
         </w:rPr>
         <w:t xml:space="preserve"> </w:t>
       </w:r>
+      <w:proofErr w:type="spellStart"/>
       <w:r>
         <w:rPr>
           <w:rFonts w:ascii="Browallia New" w:eastAsia="Arial Unicode MS" w:hAnsi="Browallia New" w:cs="Browallia New"/>
         </w:rPr>
         <w:t>ระบบจะตรวจสอบ</w:t>
       </w:r>
-      <w:r>
-        <w:rPr>
-          <w:rFonts w:eastAsia="Arial Unicode MS"/>
-        </w:rPr>
-        <w:t xml:space="preserve"> doc_date </w:t>
-      </w:r>
+      <w:proofErr w:type="spellEnd"/>
+      <w:r>
+        <w:rPr>
+          <w:rFonts w:eastAsia="Arial Unicode MS"/>
+        </w:rPr>
+        <w:t xml:space="preserve"> </w:t>
+      </w:r>
+      <w:proofErr w:type="spellStart"/>
+      <w:r>
+        <w:rPr>
+          <w:rFonts w:eastAsia="Arial Unicode MS"/>
+        </w:rPr>
+        <w:t>doc_date</w:t>
+      </w:r>
+      <w:proofErr w:type="spellEnd"/>
+      <w:r>
+        <w:rPr>
+          <w:rFonts w:eastAsia="Arial Unicode MS"/>
+        </w:rPr>
+        <w:t xml:space="preserve"> </w:t>
+      </w:r>
+      <w:proofErr w:type="spellStart"/>
       <w:r>
         <w:rPr>
           <w:rFonts w:ascii="Browallia New" w:eastAsia="Arial Unicode MS" w:hAnsi="Browallia New" w:cs="Browallia New"/>
         </w:rPr>
         <w:t>กับตาราง</w:t>
       </w:r>
-      <w:r>
-        <w:rPr>
-          <w:rFonts w:eastAsia="Arial Unicode MS"/>
-        </w:rPr>
-        <w:t xml:space="preserve"> accounting_periods </w:t>
-      </w:r>
+      <w:proofErr w:type="spellEnd"/>
+      <w:r>
+        <w:rPr>
+          <w:rFonts w:eastAsia="Arial Unicode MS"/>
+        </w:rPr>
+        <w:t xml:space="preserve"> </w:t>
+      </w:r>
+      <w:proofErr w:type="spellStart"/>
+      <w:r>
+        <w:rPr>
+          <w:rFonts w:eastAsia="Arial Unicode MS"/>
+        </w:rPr>
+        <w:t>accounting_periods</w:t>
+      </w:r>
+      <w:proofErr w:type="spellEnd"/>
+      <w:r>
+        <w:rPr>
+          <w:rFonts w:eastAsia="Arial Unicode MS"/>
+        </w:rPr>
+        <w:t xml:space="preserve"> </w:t>
+      </w:r>
+      <w:proofErr w:type="spellStart"/>
       <w:r>
         <w:rPr>
           <w:rFonts w:ascii="Browallia New" w:eastAsia="Arial Unicode MS" w:hAnsi="Browallia New" w:cs="Browallia New"/>
         </w:rPr>
         <w:t>เสมอ</w:t>
       </w:r>
-      <w:r>
-        <w:rPr>
-          <w:rFonts w:eastAsia="Arial Unicode MS"/>
-        </w:rPr>
-        <w:t xml:space="preserve"> </w:t>
-      </w:r>
+      <w:proofErr w:type="spellEnd"/>
+      <w:r>
+        <w:rPr>
+          <w:rFonts w:eastAsia="Arial Unicode MS"/>
+        </w:rPr>
+        <w:t xml:space="preserve"> </w:t>
+      </w:r>
+      <w:proofErr w:type="spellStart"/>
       <w:r>
         <w:rPr>
           <w:rFonts w:ascii="Browallia New" w:eastAsia="Arial Unicode MS" w:hAnsi="Browallia New" w:cs="Browallia New"/>
         </w:rPr>
         <w:t>หากงวดบัญชีนั้นถูกตั้งสถานะเป็น</w:t>
       </w:r>
+      <w:proofErr w:type="spellEnd"/>
       <w:r>
         <w:rPr>
           <w:rFonts w:eastAsia="Arial Unicode MS"/>
         </w:rPr>
         <w:t xml:space="preserve"> CLOSED (Period Lock) </w:t>
       </w:r>
+      <w:proofErr w:type="spellStart"/>
       <w:r>
         <w:rPr>
           <w:rFonts w:ascii="Browallia New" w:eastAsia="Arial Unicode MS" w:hAnsi="Browallia New" w:cs="Browallia New"/>
         </w:rPr>
         <w:t>ระบบจะไม่อนุญาตให้สร้าง</w:t>
       </w:r>
+      <w:proofErr w:type="spellEnd"/>
       <w:r>
         <w:rPr>
           <w:rFonts w:eastAsia="Arial Unicode MS"/>
         </w:rPr>
         <w:t xml:space="preserve">, </w:t>
       </w:r>
+      <w:proofErr w:type="spellStart"/>
       <w:r>
         <w:rPr>
           <w:rFonts w:ascii="Browallia New" w:eastAsia="Arial Unicode MS" w:hAnsi="Browallia New" w:cs="Browallia New"/>
         </w:rPr>
         <w:t>แก้ไข</w:t>
       </w:r>
+      <w:proofErr w:type="spellEnd"/>
       <w:r>
         <w:rPr>
           <w:rFonts w:eastAsia="Arial Unicode MS"/>
         </w:rPr>
         <w:t xml:space="preserve">, </w:t>
       </w:r>
+      <w:proofErr w:type="spellStart"/>
       <w:r>
         <w:rPr>
           <w:rFonts w:ascii="Browallia New" w:eastAsia="Arial Unicode MS" w:hAnsi="Browallia New" w:cs="Browallia New"/>
         </w:rPr>
         <w:t>หรือ</w:t>
       </w:r>
+      <w:proofErr w:type="spellEnd"/>
       <w:r>
         <w:rPr>
           <w:rFonts w:eastAsia="Arial Unicode MS"/>
         </w:rPr>
         <w:t xml:space="preserve"> VOID </w:t>
       </w:r>
+      <w:proofErr w:type="spellStart"/>
       <w:r>
         <w:rPr>
           <w:rFonts w:ascii="Browallia New" w:eastAsia="Arial Unicode MS" w:hAnsi="Browallia New" w:cs="Browallia New"/>
         </w:rPr>
         <w:t>เอกสารในเดือนนั้นอีก</w:t>
       </w:r>
-      <w:r>
-        <w:rPr>
-          <w:rFonts w:eastAsia="Arial Unicode MS"/>
-        </w:rPr>
-        <w:t xml:space="preserve"> </w:t>
-      </w:r>
+      <w:proofErr w:type="spellEnd"/>
+      <w:r>
+        <w:rPr>
+          <w:rFonts w:eastAsia="Arial Unicode MS"/>
+        </w:rPr>
+        <w:t xml:space="preserve"> </w:t>
+      </w:r>
+      <w:proofErr w:type="spellStart"/>
       <w:r>
         <w:rPr>
           <w:rFonts w:ascii="Browallia New" w:eastAsia="Arial Unicode MS" w:hAnsi="Browallia New" w:cs="Browallia New"/>
         </w:rPr>
         <w:t>เพื่อรักษายอดคงเหลือไม่ให้คลาดเคลื่อนจากการนำส่งภาษีสรรพากร</w:t>
       </w:r>
+      <w:proofErr w:type="spellEnd"/>
     </w:p>
     <w:p>
       <w:pPr>
@@ -4893,6 +5391,7 @@
         </w:rPr>
         <w:t>Net Profit Engine (</w:t>
       </w:r>
+      <w:proofErr w:type="spellStart"/>
       <w:r>
         <w:rPr>
           <w:rFonts w:ascii="Browallia New" w:eastAsia="Arial Unicode MS" w:hAnsi="Browallia New" w:cs="Browallia New"/>
@@ -4901,6 +5400,7 @@
         </w:rPr>
         <w:t>กำไรสุทธิ</w:t>
       </w:r>
+      <w:proofErr w:type="spellEnd"/>
       <w:r>
         <w:rPr>
           <w:rFonts w:eastAsia="Arial Unicode MS"/>
@@ -4915,180 +5415,210 @@
         </w:rPr>
         <w:t xml:space="preserve"> </w:t>
       </w:r>
+      <w:proofErr w:type="spellStart"/>
       <w:r>
         <w:rPr>
           <w:rFonts w:ascii="Browallia New" w:eastAsia="Arial Unicode MS" w:hAnsi="Browallia New" w:cs="Browallia New"/>
         </w:rPr>
         <w:t>ระบบคำนวณกำไรจะนำ</w:t>
       </w:r>
+      <w:proofErr w:type="spellEnd"/>
       <w:r>
         <w:rPr>
           <w:rFonts w:eastAsia="Arial Unicode MS"/>
         </w:rPr>
         <w:t xml:space="preserve"> "</w:t>
       </w:r>
+      <w:proofErr w:type="spellStart"/>
       <w:r>
         <w:rPr>
           <w:rFonts w:ascii="Browallia New" w:eastAsia="Arial Unicode MS" w:hAnsi="Browallia New" w:cs="Browallia New"/>
         </w:rPr>
         <w:t>ยอดขายสุทธิ</w:t>
       </w:r>
+      <w:proofErr w:type="spellEnd"/>
       <w:r>
         <w:rPr>
           <w:rFonts w:eastAsia="Arial Unicode MS"/>
         </w:rPr>
         <w:t xml:space="preserve">" </w:t>
       </w:r>
+      <w:proofErr w:type="spellStart"/>
       <w:r>
         <w:rPr>
           <w:rFonts w:ascii="Browallia New" w:eastAsia="Arial Unicode MS" w:hAnsi="Browallia New" w:cs="Browallia New"/>
         </w:rPr>
         <w:t>หักลบด้วย</w:t>
       </w:r>
+      <w:proofErr w:type="spellEnd"/>
       <w:r>
         <w:rPr>
           <w:rFonts w:eastAsia="Arial Unicode MS"/>
         </w:rPr>
         <w:t xml:space="preserve"> "</w:t>
       </w:r>
+      <w:proofErr w:type="spellStart"/>
       <w:r>
         <w:rPr>
           <w:rFonts w:ascii="Browallia New" w:eastAsia="Arial Unicode MS" w:hAnsi="Browallia New" w:cs="Browallia New"/>
         </w:rPr>
         <w:t>ต้นทุนสินค้า</w:t>
       </w:r>
+      <w:proofErr w:type="spellEnd"/>
       <w:r>
         <w:rPr>
           <w:rFonts w:eastAsia="Arial Unicode MS"/>
         </w:rPr>
         <w:t xml:space="preserve"> (Product COGS) + </w:t>
       </w:r>
+      <w:proofErr w:type="spellStart"/>
       <w:r>
         <w:rPr>
           <w:rFonts w:ascii="Browallia New" w:eastAsia="Arial Unicode MS" w:hAnsi="Browallia New" w:cs="Browallia New"/>
         </w:rPr>
         <w:t>ค่าแรงช่าง</w:t>
       </w:r>
+      <w:proofErr w:type="spellEnd"/>
       <w:r>
         <w:rPr>
           <w:rFonts w:eastAsia="Arial Unicode MS"/>
         </w:rPr>
         <w:t xml:space="preserve"> (Wage COGS)" </w:t>
       </w:r>
+      <w:proofErr w:type="spellStart"/>
       <w:r>
         <w:rPr>
           <w:rFonts w:ascii="Browallia New" w:eastAsia="Arial Unicode MS" w:hAnsi="Browallia New" w:cs="Browallia New"/>
         </w:rPr>
         <w:t>จะได้</w:t>
       </w:r>
+      <w:proofErr w:type="spellEnd"/>
       <w:r>
         <w:rPr>
           <w:rFonts w:eastAsia="Arial Unicode MS"/>
         </w:rPr>
         <w:t xml:space="preserve"> "</w:t>
       </w:r>
+      <w:proofErr w:type="spellStart"/>
       <w:r>
         <w:rPr>
           <w:rFonts w:ascii="Browallia New" w:eastAsia="Arial Unicode MS" w:hAnsi="Browallia New" w:cs="Browallia New"/>
         </w:rPr>
         <w:t>กำไรขั้นต้น</w:t>
       </w:r>
+      <w:proofErr w:type="spellEnd"/>
       <w:r>
         <w:rPr>
           <w:rFonts w:eastAsia="Arial Unicode MS"/>
         </w:rPr>
         <w:t xml:space="preserve"> (Gross Profit)" </w:t>
       </w:r>
+      <w:proofErr w:type="spellStart"/>
       <w:r>
         <w:rPr>
           <w:rFonts w:ascii="Browallia New" w:eastAsia="Arial Unicode MS" w:hAnsi="Browallia New" w:cs="Browallia New"/>
         </w:rPr>
         <w:t>จากนั้นจะนำไปหักลบกับ</w:t>
       </w:r>
+      <w:proofErr w:type="spellEnd"/>
       <w:r>
         <w:rPr>
           <w:rFonts w:eastAsia="Arial Unicode MS"/>
         </w:rPr>
         <w:t xml:space="preserve"> "</w:t>
       </w:r>
+      <w:proofErr w:type="spellStart"/>
       <w:r>
         <w:rPr>
           <w:rFonts w:ascii="Browallia New" w:eastAsia="Arial Unicode MS" w:hAnsi="Browallia New" w:cs="Browallia New"/>
         </w:rPr>
         <w:t>ค่าใช้จ่ายดำเนินงาน</w:t>
       </w:r>
+      <w:proofErr w:type="spellEnd"/>
       <w:r>
         <w:rPr>
           <w:rFonts w:eastAsia="Arial Unicode MS"/>
         </w:rPr>
         <w:t xml:space="preserve"> (OPEX) </w:t>
       </w:r>
+      <w:proofErr w:type="spellStart"/>
       <w:r>
         <w:rPr>
           <w:rFonts w:ascii="Browallia New" w:eastAsia="Arial Unicode MS" w:hAnsi="Browallia New" w:cs="Browallia New"/>
         </w:rPr>
         <w:t>จากบิล</w:t>
       </w:r>
+      <w:proofErr w:type="spellEnd"/>
       <w:r>
         <w:rPr>
           <w:rFonts w:eastAsia="Arial Unicode MS"/>
         </w:rPr>
         <w:t xml:space="preserve"> EXP </w:t>
       </w:r>
+      <w:proofErr w:type="spellStart"/>
       <w:r>
         <w:rPr>
           <w:rFonts w:ascii="Browallia New" w:eastAsia="Arial Unicode MS" w:hAnsi="Browallia New" w:cs="Browallia New"/>
         </w:rPr>
         <w:t>สถานะ</w:t>
       </w:r>
+      <w:proofErr w:type="spellEnd"/>
       <w:r>
         <w:rPr>
           <w:rFonts w:eastAsia="Arial Unicode MS"/>
         </w:rPr>
         <w:t xml:space="preserve"> ISSUED/PAID" </w:t>
       </w:r>
+      <w:proofErr w:type="spellStart"/>
       <w:r>
         <w:rPr>
           <w:rFonts w:ascii="Browallia New" w:eastAsia="Arial Unicode MS" w:hAnsi="Browallia New" w:cs="Browallia New"/>
         </w:rPr>
         <w:t>เพื่อแสดง</w:t>
       </w:r>
+      <w:proofErr w:type="spellEnd"/>
       <w:r>
         <w:rPr>
           <w:rFonts w:eastAsia="Arial Unicode MS"/>
         </w:rPr>
         <w:t xml:space="preserve"> "</w:t>
       </w:r>
+      <w:proofErr w:type="spellStart"/>
       <w:r>
         <w:rPr>
           <w:rFonts w:ascii="Browallia New" w:eastAsia="Arial Unicode MS" w:hAnsi="Browallia New" w:cs="Browallia New"/>
         </w:rPr>
         <w:t>กำไรสุทธิ</w:t>
       </w:r>
+      <w:proofErr w:type="spellEnd"/>
       <w:r>
         <w:rPr>
           <w:rFonts w:eastAsia="Arial Unicode MS"/>
         </w:rPr>
         <w:t xml:space="preserve"> (Net Profit)" </w:t>
       </w:r>
+      <w:proofErr w:type="spellStart"/>
       <w:r>
         <w:rPr>
           <w:rFonts w:ascii="Browallia New" w:eastAsia="Arial Unicode MS" w:hAnsi="Browallia New" w:cs="Browallia New"/>
         </w:rPr>
         <w:t>แบบ</w:t>
       </w:r>
+      <w:proofErr w:type="spellEnd"/>
       <w:r>
         <w:rPr>
           <w:rFonts w:eastAsia="Arial Unicode MS"/>
         </w:rPr>
         <w:t xml:space="preserve"> Real-time </w:t>
       </w:r>
+      <w:proofErr w:type="spellStart"/>
       <w:r>
         <w:rPr>
           <w:rFonts w:ascii="Browallia New" w:eastAsia="Arial Unicode MS" w:hAnsi="Browallia New" w:cs="Browallia New"/>
         </w:rPr>
         <w:t>บน</w:t>
       </w:r>
+      <w:proofErr w:type="spellEnd"/>
       <w:r>
         <w:rPr>
           <w:rFonts w:eastAsia="Arial Unicode MS"/>
@@ -5134,7 +5664,15 @@
         <w:t xml:space="preserve"> (</w:t>
       </w:r>
       <w:r>
-        <w:t>ABAC &amp; DoA Matrix)</w:t>
+        <w:t xml:space="preserve">ABAC &amp; </w:t>
+      </w:r>
+      <w:proofErr w:type="spellStart"/>
+      <w:r>
+        <w:t>DoA</w:t>
+      </w:r>
+      <w:proofErr w:type="spellEnd"/>
+      <w:r>
+        <w:t xml:space="preserve"> Matrix)</w:t>
       </w:r>
     </w:p>
     <w:p>
@@ -5176,8 +5714,13 @@
         </w:rPr>
         <w:t xml:space="preserve"> (</w:t>
       </w:r>
-      <w:r>
-        <w:t xml:space="preserve">SoD - Segregation of Duties) </w:t>
+      <w:proofErr w:type="spellStart"/>
+      <w:r>
+        <w:t>SoD</w:t>
+      </w:r>
+      <w:proofErr w:type="spellEnd"/>
+      <w:r>
+        <w:t xml:space="preserve"> - Segregation of Duties) </w:t>
       </w:r>
       <w:r>
         <w:rPr>
@@ -5236,7 +5779,15 @@
         <w:t xml:space="preserve"> (</w:t>
       </w:r>
       <w:r>
-        <w:t xml:space="preserve">`created_by`) </w:t>
+        <w:t>`</w:t>
+      </w:r>
+      <w:proofErr w:type="spellStart"/>
+      <w:r>
+        <w:t>created_by</w:t>
+      </w:r>
+      <w:proofErr w:type="spellEnd"/>
+      <w:r>
+        <w:t xml:space="preserve">`) </w:t>
       </w:r>
       <w:r>
         <w:rPr>
@@ -5331,7 +5882,15 @@
         <w:t xml:space="preserve"> </w:t>
       </w:r>
       <w:r>
-        <w:t xml:space="preserve">`accessible_modules` (JSONB) </w:t>
+        <w:t>`</w:t>
+      </w:r>
+      <w:proofErr w:type="spellStart"/>
+      <w:r>
+        <w:t>accessible_modules</w:t>
+      </w:r>
+      <w:proofErr w:type="spellEnd"/>
+      <w:r>
+        <w:t xml:space="preserve">` (JSONB) </w:t>
       </w:r>
       <w:r>
         <w:rPr>
@@ -5347,7 +5906,15 @@
         <w:t xml:space="preserve"> </w:t>
       </w:r>
       <w:r>
-        <w:t>`app_roles`</w:t>
+        <w:t>`</w:t>
+      </w:r>
+      <w:proofErr w:type="spellStart"/>
+      <w:r>
+        <w:t>app_roles</w:t>
+      </w:r>
+      <w:proofErr w:type="spellEnd"/>
+      <w:r>
+        <w:t>`</w:t>
       </w:r>
     </w:p>
     <w:p>
@@ -5361,7 +5928,15 @@
         </w:pBdr>
       </w:pPr>
       <w:r>
-        <w:t xml:space="preserve">- Approval Limits (DoA): </w:t>
+        <w:t>- Approval Limits (</w:t>
+      </w:r>
+      <w:proofErr w:type="spellStart"/>
+      <w:r>
+        <w:t>DoA</w:t>
+      </w:r>
+      <w:proofErr w:type="spellEnd"/>
+      <w:r>
+        <w:t xml:space="preserve">): </w:t>
       </w:r>
       <w:r>
         <w:rPr>
@@ -5393,7 +5968,15 @@
         <w:t xml:space="preserve"> </w:t>
       </w:r>
       <w:r>
-        <w:t xml:space="preserve">`approval_limit` </w:t>
+        <w:t>`</w:t>
+      </w:r>
+      <w:proofErr w:type="spellStart"/>
+      <w:r>
+        <w:t>approval_limit</w:t>
+      </w:r>
+      <w:proofErr w:type="spellEnd"/>
+      <w:r>
+        <w:t xml:space="preserve">` </w:t>
       </w:r>
       <w:r>
         <w:rPr>
@@ -5409,7 +5992,15 @@
         <w:t xml:space="preserve"> </w:t>
       </w:r>
       <w:r>
-        <w:t xml:space="preserve">`user_profiles` </w:t>
+        <w:t>`</w:t>
+      </w:r>
+      <w:proofErr w:type="spellStart"/>
+      <w:r>
+        <w:t>user_profiles</w:t>
+      </w:r>
+      <w:proofErr w:type="spellEnd"/>
+      <w:r>
+        <w:t xml:space="preserve">` </w:t>
       </w:r>
       <w:r>
         <w:rPr>
@@ -5575,6 +6166,9 @@
           <w:right w:val="nil"/>
           <w:between w:val="nil"/>
         </w:pBdr>
+        <w:rPr>
+          <w:rFonts w:cstheme="minorBidi"/>
+        </w:rPr>
       </w:pPr>
       <w:r>
         <w:t xml:space="preserve">5. </w:t>
@@ -5666,8 +6260,13 @@
         </w:rPr>
         <w:t xml:space="preserve"> </w:t>
       </w:r>
-      <w:r>
-        <w:t xml:space="preserve">freight_cost </w:t>
+      <w:proofErr w:type="spellStart"/>
+      <w:r>
+        <w:t>freight_cost</w:t>
+      </w:r>
+      <w:proofErr w:type="spellEnd"/>
+      <w:r>
+        <w:t xml:space="preserve"> </w:t>
       </w:r>
       <w:r>
         <w:rPr>
@@ -5779,8 +6378,13 @@
         </w:rPr>
         <w:t xml:space="preserve"> </w:t>
       </w:r>
-      <w:r>
-        <w:t xml:space="preserve">inventory_ledger </w:t>
+      <w:proofErr w:type="spellStart"/>
+      <w:r>
+        <w:t>inventory_ledger</w:t>
+      </w:r>
+      <w:proofErr w:type="spellEnd"/>
+      <w:r>
+        <w:t xml:space="preserve"> </w:t>
       </w:r>
       <w:r>
         <w:rPr>
@@ -5797,6 +6401,618 @@
       </w:r>
       <w:r>
         <w:t>TFRS/GAAP</w:t>
+      </w:r>
+    </w:p>
+    <w:p>
+      <w:pPr>
+        <w:pBdr>
+          <w:top w:val="nil"/>
+          <w:left w:val="nil"/>
+          <w:bottom w:val="nil"/>
+          <w:right w:val="nil"/>
+          <w:between w:val="nil"/>
+        </w:pBdr>
+        <w:rPr>
+          <w:rFonts w:cstheme="minorBidi"/>
+        </w:rPr>
+      </w:pPr>
+    </w:p>
+    <w:p>
+      <w:pPr>
+        <w:pBdr>
+          <w:top w:val="nil"/>
+          <w:left w:val="nil"/>
+          <w:bottom w:val="nil"/>
+          <w:right w:val="nil"/>
+          <w:between w:val="nil"/>
+        </w:pBdr>
+        <w:rPr>
+          <w:rFonts w:cstheme="minorBidi"/>
+        </w:rPr>
+      </w:pPr>
+      <w:r>
+        <w:rPr>
+          <w:rFonts w:cs="Cordia New"/>
+          <w:cs/>
+        </w:rPr>
+        <w:t xml:space="preserve">6. </w:t>
+      </w:r>
+      <w:r>
+        <w:rPr>
+          <w:rFonts w:cs="Cordia New" w:hint="cs"/>
+          <w:cs/>
+        </w:rPr>
+        <w:t>มาตรฐานการบันทึกเอกสาร</w:t>
+      </w:r>
+      <w:r>
+        <w:rPr>
+          <w:rFonts w:cs="Cordia New"/>
+          <w:cs/>
+        </w:rPr>
+        <w:t xml:space="preserve"> </w:t>
+      </w:r>
+      <w:r>
+        <w:rPr>
+          <w:rFonts w:cstheme="minorBidi"/>
+        </w:rPr>
+        <w:t>E-Commerce (Omnichannel Sales)</w:t>
+      </w:r>
+    </w:p>
+    <w:p>
+      <w:pPr>
+        <w:pBdr>
+          <w:top w:val="nil"/>
+          <w:left w:val="nil"/>
+          <w:bottom w:val="nil"/>
+          <w:right w:val="nil"/>
+          <w:between w:val="nil"/>
+        </w:pBdr>
+        <w:rPr>
+          <w:rFonts w:cstheme="minorBidi"/>
+        </w:rPr>
+      </w:pPr>
+      <w:r>
+        <w:rPr>
+          <w:rFonts w:cs="Cordia New" w:hint="cs"/>
+          <w:cs/>
+        </w:rPr>
+        <w:t>ระบบอ้างอิงหลักการ</w:t>
+      </w:r>
+      <w:r>
+        <w:rPr>
+          <w:rFonts w:cs="Cordia New"/>
+          <w:cs/>
+        </w:rPr>
+        <w:t xml:space="preserve"> </w:t>
+      </w:r>
+      <w:r>
+        <w:rPr>
+          <w:rFonts w:cstheme="minorBidi"/>
+        </w:rPr>
+        <w:t>One-Time Customer (</w:t>
+      </w:r>
+      <w:r>
+        <w:rPr>
+          <w:rFonts w:cs="Cordia New" w:hint="cs"/>
+          <w:cs/>
+        </w:rPr>
+        <w:t>บัญชีลูกค้ารายย่อย</w:t>
+      </w:r>
+      <w:r>
+        <w:rPr>
+          <w:rFonts w:cs="Cordia New"/>
+          <w:cs/>
+        </w:rPr>
+        <w:t xml:space="preserve">) </w:t>
+      </w:r>
+      <w:r>
+        <w:rPr>
+          <w:rFonts w:cs="Cordia New" w:hint="cs"/>
+          <w:cs/>
+        </w:rPr>
+        <w:t>ตามมาตรฐาน</w:t>
+      </w:r>
+      <w:r>
+        <w:rPr>
+          <w:rFonts w:cs="Cordia New"/>
+          <w:cs/>
+        </w:rPr>
+        <w:t xml:space="preserve"> </w:t>
+      </w:r>
+      <w:r>
+        <w:rPr>
+          <w:rFonts w:cstheme="minorBidi"/>
+        </w:rPr>
+        <w:t xml:space="preserve">SAP </w:t>
+      </w:r>
+      <w:r>
+        <w:rPr>
+          <w:rFonts w:cs="Cordia New" w:hint="cs"/>
+          <w:cs/>
+        </w:rPr>
+        <w:t>โดยมีเงื่อนไขดังนี้</w:t>
+      </w:r>
+      <w:r>
+        <w:rPr>
+          <w:rFonts w:cs="Cordia New"/>
+          <w:cs/>
+        </w:rPr>
+        <w:t>:</w:t>
+      </w:r>
+    </w:p>
+    <w:p>
+      <w:pPr>
+        <w:pBdr>
+          <w:top w:val="nil"/>
+          <w:left w:val="nil"/>
+          <w:bottom w:val="nil"/>
+          <w:right w:val="nil"/>
+          <w:between w:val="nil"/>
+        </w:pBdr>
+        <w:rPr>
+          <w:rFonts w:cstheme="minorBidi"/>
+        </w:rPr>
+      </w:pPr>
+      <w:r>
+        <w:rPr>
+          <w:rFonts w:cs="Cordia New"/>
+          <w:cs/>
+        </w:rPr>
+        <w:t xml:space="preserve">- </w:t>
+      </w:r>
+      <w:r>
+        <w:rPr>
+          <w:rFonts w:cs="Cordia New" w:hint="cs"/>
+          <w:cs/>
+        </w:rPr>
+        <w:t>ห้ามสร้าง</w:t>
+      </w:r>
+      <w:r>
+        <w:rPr>
+          <w:rFonts w:cs="Cordia New"/>
+          <w:cs/>
+        </w:rPr>
+        <w:t xml:space="preserve"> </w:t>
+      </w:r>
+      <w:r>
+        <w:rPr>
+          <w:rFonts w:cstheme="minorBidi"/>
+        </w:rPr>
+        <w:t xml:space="preserve">Master Data </w:t>
+      </w:r>
+      <w:r>
+        <w:rPr>
+          <w:rFonts w:cs="Cordia New" w:hint="cs"/>
+          <w:cs/>
+        </w:rPr>
+        <w:t>ลูกค้าใหม่สำหรับทุกออเดอร์ใน</w:t>
+      </w:r>
+      <w:r>
+        <w:rPr>
+          <w:rFonts w:cs="Cordia New"/>
+          <w:cs/>
+        </w:rPr>
+        <w:t xml:space="preserve"> </w:t>
+      </w:r>
+      <w:r>
+        <w:rPr>
+          <w:rFonts w:cstheme="minorBidi"/>
+        </w:rPr>
+        <w:t xml:space="preserve">Shopee/Lazada </w:t>
+      </w:r>
+      <w:r>
+        <w:rPr>
+          <w:rFonts w:cs="Cordia New" w:hint="cs"/>
+          <w:cs/>
+        </w:rPr>
+        <w:t>เพื่อป้องกันฐานข้อมูลขยะ</w:t>
+      </w:r>
+      <w:r>
+        <w:rPr>
+          <w:rFonts w:cs="Cordia New"/>
+          <w:cs/>
+        </w:rPr>
+        <w:t xml:space="preserve"> (</w:t>
+      </w:r>
+      <w:r>
+        <w:rPr>
+          <w:rFonts w:cstheme="minorBidi"/>
+        </w:rPr>
+        <w:t>Data Bloat)</w:t>
+      </w:r>
+    </w:p>
+    <w:p>
+      <w:pPr>
+        <w:pBdr>
+          <w:top w:val="nil"/>
+          <w:left w:val="nil"/>
+          <w:bottom w:val="nil"/>
+          <w:right w:val="nil"/>
+          <w:between w:val="nil"/>
+        </w:pBdr>
+        <w:rPr>
+          <w:rFonts w:cstheme="minorBidi"/>
+        </w:rPr>
+      </w:pPr>
+      <w:r>
+        <w:rPr>
+          <w:rFonts w:cs="Cordia New"/>
+          <w:cs/>
+        </w:rPr>
+        <w:t xml:space="preserve">- </w:t>
+      </w:r>
+      <w:r>
+        <w:rPr>
+          <w:rFonts w:cs="Cordia New" w:hint="cs"/>
+          <w:cs/>
+        </w:rPr>
+        <w:t>ให้เปิดบิลขาย</w:t>
+      </w:r>
+      <w:r>
+        <w:rPr>
+          <w:rFonts w:cs="Cordia New"/>
+          <w:cs/>
+        </w:rPr>
+        <w:t xml:space="preserve"> (</w:t>
+      </w:r>
+      <w:r>
+        <w:rPr>
+          <w:rFonts w:cstheme="minorBidi"/>
+        </w:rPr>
+        <w:t xml:space="preserve">TAX_INV / CS_TAX) </w:t>
+      </w:r>
+      <w:r>
+        <w:rPr>
+          <w:rFonts w:cs="Cordia New" w:hint="cs"/>
+          <w:cs/>
+        </w:rPr>
+        <w:t>โดยเลือกลูกค้าเป็น</w:t>
+      </w:r>
+      <w:r>
+        <w:rPr>
+          <w:rFonts w:cs="Cordia New"/>
+          <w:cs/>
+        </w:rPr>
+        <w:t xml:space="preserve"> "</w:t>
+      </w:r>
+      <w:r>
+        <w:rPr>
+          <w:rFonts w:cs="Cordia New" w:hint="cs"/>
+          <w:cs/>
+        </w:rPr>
+        <w:t>รหัสคู่ค้าส่วนกลาง</w:t>
+      </w:r>
+      <w:r>
+        <w:rPr>
+          <w:rFonts w:cs="Cordia New"/>
+          <w:cs/>
+        </w:rPr>
+        <w:t>" (</w:t>
+      </w:r>
+      <w:r>
+        <w:rPr>
+          <w:rFonts w:cs="Cordia New" w:hint="cs"/>
+          <w:cs/>
+        </w:rPr>
+        <w:t>เช่น</w:t>
+      </w:r>
+      <w:r>
+        <w:rPr>
+          <w:rFonts w:cs="Cordia New"/>
+          <w:cs/>
+        </w:rPr>
+        <w:t xml:space="preserve"> </w:t>
+      </w:r>
+      <w:r>
+        <w:rPr>
+          <w:rFonts w:cstheme="minorBidi"/>
+        </w:rPr>
+        <w:t>CUST-SHOPEE)</w:t>
+      </w:r>
+    </w:p>
+    <w:p>
+      <w:pPr>
+        <w:pBdr>
+          <w:top w:val="nil"/>
+          <w:left w:val="nil"/>
+          <w:bottom w:val="nil"/>
+          <w:right w:val="nil"/>
+          <w:between w:val="nil"/>
+        </w:pBdr>
+        <w:rPr>
+          <w:rFonts w:cstheme="minorBidi"/>
+        </w:rPr>
+      </w:pPr>
+      <w:r>
+        <w:rPr>
+          <w:rFonts w:cs="Cordia New"/>
+          <w:cs/>
+        </w:rPr>
+        <w:t xml:space="preserve">- </w:t>
+      </w:r>
+      <w:r>
+        <w:rPr>
+          <w:rFonts w:cs="Cordia New" w:hint="cs"/>
+          <w:cs/>
+        </w:rPr>
+        <w:t>ข้อมูลจำเพาะของออเดอร์นั้นๆ</w:t>
+      </w:r>
+      <w:r>
+        <w:rPr>
+          <w:rFonts w:cs="Cordia New"/>
+          <w:cs/>
+        </w:rPr>
+        <w:t xml:space="preserve"> </w:t>
+      </w:r>
+      <w:r>
+        <w:rPr>
+          <w:rFonts w:cs="Cordia New" w:hint="cs"/>
+          <w:cs/>
+        </w:rPr>
+        <w:t>ให้บันทึกลงฟิลด์ของเอกสารขายแทน</w:t>
+      </w:r>
+      <w:r>
+        <w:rPr>
+          <w:rFonts w:cs="Cordia New"/>
+          <w:cs/>
+        </w:rPr>
+        <w:t xml:space="preserve"> </w:t>
+      </w:r>
+      <w:r>
+        <w:rPr>
+          <w:rFonts w:cs="Cordia New" w:hint="cs"/>
+          <w:cs/>
+        </w:rPr>
+        <w:t>ได้แก่</w:t>
+      </w:r>
+      <w:r>
+        <w:rPr>
+          <w:rFonts w:cs="Cordia New"/>
+          <w:cs/>
+        </w:rPr>
+        <w:t xml:space="preserve"> </w:t>
+      </w:r>
+      <w:r>
+        <w:rPr>
+          <w:rFonts w:cs="Cordia New" w:hint="cs"/>
+          <w:cs/>
+        </w:rPr>
+        <w:t>ช่องทางจัดจำหน่าย</w:t>
+      </w:r>
+      <w:r>
+        <w:rPr>
+          <w:rFonts w:cs="Cordia New"/>
+          <w:cs/>
+        </w:rPr>
+        <w:t xml:space="preserve"> (</w:t>
+      </w:r>
+      <w:proofErr w:type="spellStart"/>
+      <w:r>
+        <w:rPr>
+          <w:rFonts w:cstheme="minorBidi"/>
+        </w:rPr>
+        <w:t>sales_channel</w:t>
+      </w:r>
+      <w:proofErr w:type="spellEnd"/>
+      <w:r>
+        <w:rPr>
+          <w:rFonts w:cstheme="minorBidi"/>
+        </w:rPr>
+        <w:t xml:space="preserve">), </w:t>
+      </w:r>
+      <w:r>
+        <w:rPr>
+          <w:rFonts w:cs="Cordia New" w:hint="cs"/>
+          <w:cs/>
+        </w:rPr>
+        <w:t>เลขที่คำสั่งซื้อ</w:t>
+      </w:r>
+      <w:r>
+        <w:rPr>
+          <w:rFonts w:cs="Cordia New"/>
+          <w:cs/>
+        </w:rPr>
+        <w:t xml:space="preserve"> (</w:t>
+      </w:r>
+      <w:proofErr w:type="spellStart"/>
+      <w:r>
+        <w:rPr>
+          <w:rFonts w:cstheme="minorBidi"/>
+        </w:rPr>
+        <w:t>ecommerce_order_no</w:t>
+      </w:r>
+      <w:proofErr w:type="spellEnd"/>
+      <w:r>
+        <w:rPr>
+          <w:rFonts w:cstheme="minorBidi"/>
+        </w:rPr>
+        <w:t xml:space="preserve">), </w:t>
+      </w:r>
+      <w:r>
+        <w:rPr>
+          <w:rFonts w:cs="Cordia New" w:hint="cs"/>
+          <w:cs/>
+        </w:rPr>
+        <w:t>และ</w:t>
+      </w:r>
+      <w:r>
+        <w:rPr>
+          <w:rFonts w:cs="Cordia New"/>
+          <w:cs/>
+        </w:rPr>
+        <w:t xml:space="preserve"> </w:t>
+      </w:r>
+      <w:r>
+        <w:rPr>
+          <w:rFonts w:cs="Cordia New" w:hint="cs"/>
+          <w:cs/>
+        </w:rPr>
+        <w:t>ชื่อ</w:t>
+      </w:r>
+      <w:r>
+        <w:rPr>
+          <w:rFonts w:cs="Cordia New"/>
+          <w:cs/>
+        </w:rPr>
+        <w:t>-</w:t>
+      </w:r>
+      <w:r>
+        <w:rPr>
+          <w:rFonts w:cs="Cordia New" w:hint="cs"/>
+          <w:cs/>
+        </w:rPr>
+        <w:t>นามสกุลลูกค้าจริง</w:t>
+      </w:r>
+      <w:r>
+        <w:rPr>
+          <w:rFonts w:cs="Cordia New"/>
+          <w:cs/>
+        </w:rPr>
+        <w:t xml:space="preserve"> (</w:t>
+      </w:r>
+      <w:proofErr w:type="spellStart"/>
+      <w:r>
+        <w:rPr>
+          <w:rFonts w:cstheme="minorBidi"/>
+        </w:rPr>
+        <w:t>ecommerce_buyer_name</w:t>
+      </w:r>
+      <w:proofErr w:type="spellEnd"/>
+      <w:r>
+        <w:rPr>
+          <w:rFonts w:cstheme="minorBidi"/>
+        </w:rPr>
+        <w:t xml:space="preserve">) </w:t>
+      </w:r>
+      <w:r>
+        <w:rPr>
+          <w:rFonts w:cs="Cordia New" w:hint="cs"/>
+          <w:cs/>
+        </w:rPr>
+        <w:t>สำหรับพิมพ์ลงใบกำกับภาษี</w:t>
+      </w:r>
+    </w:p>
+    <w:p>
+      <w:pPr>
+        <w:pBdr>
+          <w:top w:val="nil"/>
+          <w:left w:val="nil"/>
+          <w:bottom w:val="nil"/>
+          <w:right w:val="nil"/>
+          <w:between w:val="nil"/>
+        </w:pBdr>
+        <w:rPr>
+          <w:rFonts w:cstheme="minorBidi" w:hint="cs"/>
+        </w:rPr>
+      </w:pPr>
+      <w:r>
+        <w:rPr>
+          <w:rFonts w:cs="Cordia New"/>
+          <w:cs/>
+        </w:rPr>
+        <w:t xml:space="preserve">- </w:t>
+      </w:r>
+      <w:r>
+        <w:rPr>
+          <w:rFonts w:cs="Cordia New" w:hint="cs"/>
+          <w:cs/>
+        </w:rPr>
+        <w:t>การรับรู้รายได้</w:t>
+      </w:r>
+      <w:r>
+        <w:rPr>
+          <w:rFonts w:cs="Cordia New"/>
+          <w:cs/>
+        </w:rPr>
+        <w:t xml:space="preserve"> (</w:t>
+      </w:r>
+      <w:r>
+        <w:rPr>
+          <w:rFonts w:cstheme="minorBidi"/>
+        </w:rPr>
+        <w:t xml:space="preserve">TFRS </w:t>
+      </w:r>
+      <w:r>
+        <w:rPr>
+          <w:rFonts w:cs="Cordia New"/>
+          <w:cs/>
+        </w:rPr>
+        <w:t xml:space="preserve">15): </w:t>
+      </w:r>
+      <w:r>
+        <w:rPr>
+          <w:rFonts w:cs="Cordia New" w:hint="cs"/>
+          <w:cs/>
+        </w:rPr>
+        <w:t>บังคับให้ออกบิลขายด้วยยอดรวมสินค้าเต็มจำนวน</w:t>
+      </w:r>
+      <w:r>
+        <w:rPr>
+          <w:rFonts w:cs="Cordia New"/>
+          <w:cs/>
+        </w:rPr>
+        <w:t xml:space="preserve"> (</w:t>
+      </w:r>
+      <w:r>
+        <w:rPr>
+          <w:rFonts w:cstheme="minorBidi"/>
+        </w:rPr>
+        <w:t xml:space="preserve">Gross Sales) </w:t>
+      </w:r>
+      <w:r>
+        <w:rPr>
+          <w:rFonts w:cs="Cordia New" w:hint="cs"/>
+          <w:cs/>
+        </w:rPr>
+        <w:t>ห้ามหักค่าธรรมเนียมแพลตฟอร์มออกจากบิลขายเด็ดขาด</w:t>
+      </w:r>
+      <w:r>
+        <w:rPr>
+          <w:rFonts w:cs="Cordia New"/>
+          <w:cs/>
+        </w:rPr>
+        <w:t xml:space="preserve"> </w:t>
+      </w:r>
+      <w:r>
+        <w:rPr>
+          <w:rFonts w:cs="Cordia New" w:hint="cs"/>
+          <w:cs/>
+        </w:rPr>
+        <w:t>ค่าธรรมเนียมหรือคอมมิชชันจะต้องถูกนำไปตั้งเป็นบิลค่าใช้จ่าย</w:t>
+      </w:r>
+      <w:r>
+        <w:rPr>
+          <w:rFonts w:cs="Cordia New"/>
+          <w:cs/>
+        </w:rPr>
+        <w:t xml:space="preserve"> (</w:t>
+      </w:r>
+      <w:r>
+        <w:rPr>
+          <w:rFonts w:cstheme="minorBidi"/>
+        </w:rPr>
+        <w:t xml:space="preserve">EXP) </w:t>
+      </w:r>
+      <w:r>
+        <w:rPr>
+          <w:rFonts w:cs="Cordia New" w:hint="cs"/>
+          <w:cs/>
+        </w:rPr>
+        <w:t>แยกต่างหาก</w:t>
+      </w:r>
+      <w:r>
+        <w:rPr>
+          <w:rFonts w:cs="Cordia New"/>
+          <w:cs/>
+        </w:rPr>
+        <w:t xml:space="preserve"> </w:t>
+      </w:r>
+      <w:r>
+        <w:rPr>
+          <w:rFonts w:cs="Cordia New" w:hint="cs"/>
+          <w:cs/>
+        </w:rPr>
+        <w:t>เพื่อความถูกต้องของการนำส่งภาษี</w:t>
       </w:r>
     </w:p>
     <w:sectPr>

--- a/Supthavee_ERP_Document_Standards.docx
+++ b/Supthavee_ERP_Document_Standards.docx
@@ -6,28 +6,18 @@
       <w:pPr>
         <w:pStyle w:val="Heading1"/>
       </w:pPr>
-      <w:proofErr w:type="spellStart"/>
-      <w:r>
-        <w:rPr>
-          <w:rFonts w:eastAsia="Arial Unicode MS"/>
-        </w:rPr>
-        <w:t>Supthavee</w:t>
-      </w:r>
-      <w:proofErr w:type="spellEnd"/>
-      <w:r>
-        <w:rPr>
-          <w:rFonts w:eastAsia="Arial Unicode MS"/>
-        </w:rPr>
-        <w:t xml:space="preserve"> ERP - Document Standards (</w:t>
-      </w:r>
-      <w:proofErr w:type="spellStart"/>
+      <w:r>
+        <w:rPr>
+          <w:rFonts w:eastAsia="Arial Unicode MS"/>
+        </w:rPr>
+        <w:t>Supthavee ERP - Document Standards (</w:t>
+      </w:r>
       <w:r>
         <w:rPr>
           <w:rFonts w:ascii="Browallia New" w:eastAsia="Arial Unicode MS" w:hAnsi="Browallia New" w:cs="Browallia New"/>
         </w:rPr>
         <w:t>มาตรฐานเอกสารอ้างอิงตาม</w:t>
       </w:r>
-      <w:proofErr w:type="spellEnd"/>
       <w:r>
         <w:rPr>
           <w:rFonts w:eastAsia="Arial Unicode MS"/>
@@ -46,14 +36,12 @@
         </w:rPr>
         <w:t xml:space="preserve">1. </w:t>
       </w:r>
-      <w:proofErr w:type="spellStart"/>
       <w:r>
         <w:rPr>
           <w:rFonts w:ascii="Browallia New" w:eastAsia="Arial Unicode MS" w:hAnsi="Browallia New" w:cs="Browallia New"/>
         </w:rPr>
         <w:t>โครงสร้างรหัสเอกสาร</w:t>
       </w:r>
-      <w:proofErr w:type="spellEnd"/>
       <w:r>
         <w:rPr>
           <w:rFonts w:eastAsia="Arial Unicode MS"/>
@@ -72,56 +60,48 @@
         </w:pBdr>
         <w:spacing w:after="240"/>
       </w:pPr>
-      <w:proofErr w:type="spellStart"/>
       <w:r>
         <w:rPr>
           <w:rFonts w:ascii="Browallia New" w:eastAsia="Arial Unicode MS" w:hAnsi="Browallia New" w:cs="Browallia New"/>
         </w:rPr>
         <w:t>รหัสเอกสารในระบบถูกออกแบบมาเพื่อแยกแยะประเภทเอกสาร</w:t>
       </w:r>
-      <w:proofErr w:type="spellEnd"/>
-      <w:r>
-        <w:rPr>
-          <w:rFonts w:eastAsia="Arial Unicode MS"/>
-        </w:rPr>
-        <w:t xml:space="preserve"> </w:t>
-      </w:r>
-      <w:proofErr w:type="spellStart"/>
+      <w:r>
+        <w:rPr>
+          <w:rFonts w:eastAsia="Arial Unicode MS"/>
+        </w:rPr>
+        <w:t xml:space="preserve"> </w:t>
+      </w:r>
       <w:r>
         <w:rPr>
           <w:rFonts w:ascii="Browallia New" w:eastAsia="Arial Unicode MS" w:hAnsi="Browallia New" w:cs="Browallia New"/>
         </w:rPr>
         <w:t>และวัตถุประสงค์ในการลงบัญชีอย่างชัดเจน</w:t>
       </w:r>
-      <w:proofErr w:type="spellEnd"/>
-      <w:r>
-        <w:rPr>
-          <w:rFonts w:eastAsia="Arial Unicode MS"/>
-        </w:rPr>
-        <w:t xml:space="preserve"> </w:t>
-      </w:r>
-      <w:proofErr w:type="spellStart"/>
+      <w:r>
+        <w:rPr>
+          <w:rFonts w:eastAsia="Arial Unicode MS"/>
+        </w:rPr>
+        <w:t xml:space="preserve"> </w:t>
+      </w:r>
       <w:r>
         <w:rPr>
           <w:rFonts w:ascii="Browallia New" w:eastAsia="Arial Unicode MS" w:hAnsi="Browallia New" w:cs="Browallia New"/>
         </w:rPr>
         <w:t>ห้ามนำมาปะปนกันเด็ดขาด</w:t>
       </w:r>
-      <w:proofErr w:type="spellEnd"/>
     </w:p>
     <w:p>
       <w:pPr>
         <w:pStyle w:val="Heading3"/>
         <w:spacing w:before="0"/>
       </w:pPr>
-      <w:proofErr w:type="spellStart"/>
       <w:r>
         <w:rPr>
           <w:rFonts w:ascii="Browallia New" w:eastAsia="Arial Unicode MS" w:hAnsi="Browallia New" w:cs="Browallia New"/>
         </w:rPr>
         <w:t>กลุ่มงานขายและลูกหนี้</w:t>
       </w:r>
-      <w:proofErr w:type="spellEnd"/>
       <w:r>
         <w:rPr>
           <w:rFonts w:eastAsia="Arial Unicode MS"/>
@@ -151,7 +131,6 @@
         </w:rPr>
         <w:t xml:space="preserve">QT (Quotation - </w:t>
       </w:r>
-      <w:proofErr w:type="spellStart"/>
       <w:r>
         <w:rPr>
           <w:rFonts w:ascii="Browallia New" w:eastAsia="Arial Unicode MS" w:hAnsi="Browallia New" w:cs="Browallia New"/>
@@ -160,7 +139,6 @@
         </w:rPr>
         <w:t>ใบเสนอราคา</w:t>
       </w:r>
-      <w:proofErr w:type="spellEnd"/>
       <w:r>
         <w:rPr>
           <w:rFonts w:eastAsia="Arial Unicode MS"/>
@@ -175,28 +153,24 @@
         </w:rPr>
         <w:t xml:space="preserve"> </w:t>
       </w:r>
-      <w:proofErr w:type="spellStart"/>
       <w:r>
         <w:rPr>
           <w:rFonts w:ascii="Browallia New" w:eastAsia="Arial Unicode MS" w:hAnsi="Browallia New" w:cs="Browallia New"/>
         </w:rPr>
         <w:t>เอกสารเริ่มต้นกระบวนการขาย</w:t>
       </w:r>
-      <w:proofErr w:type="spellEnd"/>
-      <w:r>
-        <w:rPr>
-          <w:rFonts w:eastAsia="Arial Unicode MS"/>
-        </w:rPr>
-        <w:t xml:space="preserve"> </w:t>
-      </w:r>
-      <w:proofErr w:type="spellStart"/>
+      <w:r>
+        <w:rPr>
+          <w:rFonts w:eastAsia="Arial Unicode MS"/>
+        </w:rPr>
+        <w:t xml:space="preserve"> </w:t>
+      </w:r>
       <w:r>
         <w:rPr>
           <w:rFonts w:ascii="Browallia New" w:eastAsia="Arial Unicode MS" w:hAnsi="Browallia New" w:cs="Browallia New"/>
         </w:rPr>
         <w:t>ไม่มีผลต่อสต็อกและการเงิน</w:t>
       </w:r>
-      <w:proofErr w:type="spellEnd"/>
     </w:p>
     <w:p>
       <w:pPr>
@@ -569,7 +543,6 @@
         </w:rPr>
         <w:t xml:space="preserve">INV_DO (Invoice/Delivery Order - </w:t>
       </w:r>
-      <w:proofErr w:type="spellStart"/>
       <w:r>
         <w:rPr>
           <w:rFonts w:ascii="Browallia New" w:eastAsia="Arial Unicode MS" w:hAnsi="Browallia New" w:cs="Browallia New"/>
@@ -578,7 +551,6 @@
         </w:rPr>
         <w:t>ใบกำกับสินค้า</w:t>
       </w:r>
-      <w:proofErr w:type="spellEnd"/>
       <w:r>
         <w:rPr>
           <w:rFonts w:eastAsia="Arial Unicode MS"/>
@@ -587,7 +559,6 @@
         </w:rPr>
         <w:t>/</w:t>
       </w:r>
-      <w:proofErr w:type="spellStart"/>
       <w:r>
         <w:rPr>
           <w:rFonts w:ascii="Browallia New" w:eastAsia="Arial Unicode MS" w:hAnsi="Browallia New" w:cs="Browallia New"/>
@@ -596,7 +567,6 @@
         </w:rPr>
         <w:t>ใบส่งของ</w:t>
       </w:r>
-      <w:proofErr w:type="spellEnd"/>
       <w:r>
         <w:rPr>
           <w:rFonts w:eastAsia="Arial Unicode MS"/>
@@ -611,42 +581,36 @@
         </w:rPr>
         <w:t xml:space="preserve"> </w:t>
       </w:r>
-      <w:proofErr w:type="spellStart"/>
       <w:r>
         <w:rPr>
           <w:rFonts w:ascii="Browallia New" w:eastAsia="Arial Unicode MS" w:hAnsi="Browallia New" w:cs="Browallia New"/>
         </w:rPr>
         <w:t>บิลขายทั่วไป</w:t>
       </w:r>
-      <w:proofErr w:type="spellEnd"/>
       <w:r>
         <w:rPr>
           <w:rFonts w:eastAsia="Arial Unicode MS"/>
         </w:rPr>
         <w:t xml:space="preserve"> (</w:t>
       </w:r>
-      <w:proofErr w:type="spellStart"/>
       <w:r>
         <w:rPr>
           <w:rFonts w:ascii="Browallia New" w:eastAsia="Arial Unicode MS" w:hAnsi="Browallia New" w:cs="Browallia New"/>
         </w:rPr>
         <w:t>ไม่มี</w:t>
       </w:r>
-      <w:proofErr w:type="spellEnd"/>
       <w:r>
         <w:rPr>
           <w:rFonts w:eastAsia="Arial Unicode MS"/>
         </w:rPr>
         <w:t xml:space="preserve"> VAT) </w:t>
       </w:r>
-      <w:proofErr w:type="spellStart"/>
       <w:r>
         <w:rPr>
           <w:rFonts w:ascii="Browallia New" w:eastAsia="Arial Unicode MS" w:hAnsi="Browallia New" w:cs="Browallia New"/>
         </w:rPr>
         <w:t>มีผลตัดสต็อกขาออกทันที</w:t>
       </w:r>
-      <w:proofErr w:type="spellEnd"/>
     </w:p>
     <w:p>
       <w:pPr>
@@ -670,7 +634,6 @@
         </w:rPr>
         <w:t xml:space="preserve">TAX_INV (Tax Invoice - </w:t>
       </w:r>
-      <w:proofErr w:type="spellStart"/>
       <w:r>
         <w:rPr>
           <w:rFonts w:ascii="Browallia New" w:eastAsia="Arial Unicode MS" w:hAnsi="Browallia New" w:cs="Browallia New"/>
@@ -679,7 +642,6 @@
         </w:rPr>
         <w:t>ใบกำกับภาษีเต็มรูป</w:t>
       </w:r>
-      <w:proofErr w:type="spellEnd"/>
       <w:r>
         <w:rPr>
           <w:rFonts w:eastAsia="Arial Unicode MS"/>
@@ -694,42 +656,36 @@
         </w:rPr>
         <w:t xml:space="preserve"> </w:t>
       </w:r>
-      <w:proofErr w:type="spellStart"/>
       <w:r>
         <w:rPr>
           <w:rFonts w:ascii="Browallia New" w:eastAsia="Arial Unicode MS" w:hAnsi="Browallia New" w:cs="Browallia New"/>
         </w:rPr>
         <w:t>บิลขายสำหรับบริษัทที่จดทะเบียน</w:t>
       </w:r>
-      <w:proofErr w:type="spellEnd"/>
       <w:r>
         <w:rPr>
           <w:rFonts w:eastAsia="Arial Unicode MS"/>
         </w:rPr>
         <w:t xml:space="preserve"> VAT (</w:t>
       </w:r>
-      <w:proofErr w:type="spellStart"/>
       <w:r>
         <w:rPr>
           <w:rFonts w:ascii="Browallia New" w:eastAsia="Arial Unicode MS" w:hAnsi="Browallia New" w:cs="Browallia New"/>
         </w:rPr>
         <w:t>คำนวณภาษีแบบ</w:t>
       </w:r>
-      <w:proofErr w:type="spellEnd"/>
       <w:r>
         <w:rPr>
           <w:rFonts w:eastAsia="Arial Unicode MS"/>
         </w:rPr>
         <w:t xml:space="preserve"> Exclusive/Inclusive) </w:t>
       </w:r>
-      <w:proofErr w:type="spellStart"/>
       <w:r>
         <w:rPr>
           <w:rFonts w:ascii="Browallia New" w:eastAsia="Arial Unicode MS" w:hAnsi="Browallia New" w:cs="Browallia New"/>
         </w:rPr>
         <w:t>มีผลตัดสต็อกขาออก</w:t>
       </w:r>
-      <w:proofErr w:type="spellEnd"/>
     </w:p>
     <w:p>
       <w:pPr>
@@ -753,7 +709,6 @@
         </w:rPr>
         <w:t xml:space="preserve">CS_TAX (Cash Sale Tax - </w:t>
       </w:r>
-      <w:proofErr w:type="spellStart"/>
       <w:r>
         <w:rPr>
           <w:rFonts w:ascii="Browallia New" w:eastAsia="Arial Unicode MS" w:hAnsi="Browallia New" w:cs="Browallia New"/>
@@ -762,7 +717,6 @@
         </w:rPr>
         <w:t>ใบกำกับภาษีอย่างย่อ</w:t>
       </w:r>
-      <w:proofErr w:type="spellEnd"/>
       <w:r>
         <w:rPr>
           <w:rFonts w:eastAsia="Arial Unicode MS"/>
@@ -777,42 +731,36 @@
         </w:rPr>
         <w:t xml:space="preserve"> </w:t>
       </w:r>
-      <w:proofErr w:type="spellStart"/>
       <w:r>
         <w:rPr>
           <w:rFonts w:ascii="Browallia New" w:eastAsia="Arial Unicode MS" w:hAnsi="Browallia New" w:cs="Browallia New"/>
         </w:rPr>
         <w:t>บิลขายหน้าร้าน</w:t>
       </w:r>
-      <w:proofErr w:type="spellEnd"/>
       <w:r>
         <w:rPr>
           <w:rFonts w:eastAsia="Arial Unicode MS"/>
         </w:rPr>
         <w:t xml:space="preserve"> (ABB) </w:t>
       </w:r>
-      <w:proofErr w:type="spellStart"/>
       <w:r>
         <w:rPr>
           <w:rFonts w:ascii="Browallia New" w:eastAsia="Arial Unicode MS" w:hAnsi="Browallia New" w:cs="Browallia New"/>
         </w:rPr>
         <w:t>สำหรับลูกค้าทั่วไป</w:t>
       </w:r>
-      <w:proofErr w:type="spellEnd"/>
-      <w:r>
-        <w:rPr>
-          <w:rFonts w:eastAsia="Arial Unicode MS"/>
-        </w:rPr>
-        <w:t xml:space="preserve"> </w:t>
-      </w:r>
-      <w:proofErr w:type="spellStart"/>
+      <w:r>
+        <w:rPr>
+          <w:rFonts w:eastAsia="Arial Unicode MS"/>
+        </w:rPr>
+        <w:t xml:space="preserve"> </w:t>
+      </w:r>
       <w:r>
         <w:rPr>
           <w:rFonts w:ascii="Browallia New" w:eastAsia="Arial Unicode MS" w:hAnsi="Browallia New" w:cs="Browallia New"/>
         </w:rPr>
         <w:t>มีผลตัดสต็อกขาออก</w:t>
       </w:r>
-      <w:proofErr w:type="spellEnd"/>
     </w:p>
     <w:p>
       <w:pPr>
@@ -836,7 +784,6 @@
         </w:rPr>
         <w:t xml:space="preserve">ABB (Abbreviated Tax Invoice - </w:t>
       </w:r>
-      <w:proofErr w:type="spellStart"/>
       <w:r>
         <w:rPr>
           <w:rFonts w:ascii="Browallia New" w:eastAsia="Arial Unicode MS" w:hAnsi="Browallia New" w:cs="Browallia New"/>
@@ -845,7 +792,6 @@
         </w:rPr>
         <w:t>ใบเสร็จรับเงินอย่างย่อ</w:t>
       </w:r>
-      <w:proofErr w:type="spellEnd"/>
       <w:r>
         <w:rPr>
           <w:rFonts w:eastAsia="Arial Unicode MS"/>
@@ -860,14 +806,12 @@
         </w:rPr>
         <w:t xml:space="preserve"> </w:t>
       </w:r>
-      <w:proofErr w:type="spellStart"/>
       <w:r>
         <w:rPr>
           <w:rFonts w:ascii="Browallia New" w:eastAsia="Arial Unicode MS" w:hAnsi="Browallia New" w:cs="Browallia New"/>
         </w:rPr>
         <w:t>ใบเสร็จรับเงินสำหรับขายหน้าร้าน</w:t>
       </w:r>
-      <w:proofErr w:type="spellEnd"/>
     </w:p>
     <w:p>
       <w:pPr>
@@ -891,7 +835,6 @@
         </w:rPr>
         <w:t xml:space="preserve">BN (Billing Note - </w:t>
       </w:r>
-      <w:proofErr w:type="spellStart"/>
       <w:r>
         <w:rPr>
           <w:rFonts w:ascii="Browallia New" w:eastAsia="Arial Unicode MS" w:hAnsi="Browallia New" w:cs="Browallia New"/>
@@ -900,7 +843,6 @@
         </w:rPr>
         <w:t>ใบวางบิลลูกหนี้</w:t>
       </w:r>
-      <w:proofErr w:type="spellEnd"/>
       <w:r>
         <w:rPr>
           <w:rFonts w:eastAsia="Arial Unicode MS"/>
@@ -915,56 +857,48 @@
         </w:rPr>
         <w:t xml:space="preserve"> </w:t>
       </w:r>
-      <w:proofErr w:type="spellStart"/>
       <w:r>
         <w:rPr>
           <w:rFonts w:ascii="Browallia New" w:eastAsia="Arial Unicode MS" w:hAnsi="Browallia New" w:cs="Browallia New"/>
         </w:rPr>
         <w:t>เอกสารรวบรวมบิลขายหลายใบเพื่อเรียกเก็บเงิน</w:t>
       </w:r>
-      <w:proofErr w:type="spellEnd"/>
-      <w:r>
-        <w:rPr>
-          <w:rFonts w:eastAsia="Arial Unicode MS"/>
-        </w:rPr>
-        <w:t xml:space="preserve"> </w:t>
-      </w:r>
-      <w:proofErr w:type="spellStart"/>
+      <w:r>
+        <w:rPr>
+          <w:rFonts w:eastAsia="Arial Unicode MS"/>
+        </w:rPr>
+        <w:t xml:space="preserve"> </w:t>
+      </w:r>
       <w:r>
         <w:rPr>
           <w:rFonts w:ascii="Browallia New" w:eastAsia="Arial Unicode MS" w:hAnsi="Browallia New" w:cs="Browallia New"/>
         </w:rPr>
         <w:t>ไม่มีผลต่อ</w:t>
       </w:r>
-      <w:proofErr w:type="spellEnd"/>
       <w:r>
         <w:rPr>
           <w:rFonts w:eastAsia="Arial Unicode MS"/>
         </w:rPr>
         <w:t xml:space="preserve"> GL (</w:t>
       </w:r>
-      <w:proofErr w:type="spellStart"/>
       <w:r>
         <w:rPr>
           <w:rFonts w:ascii="Browallia New" w:eastAsia="Arial Unicode MS" w:hAnsi="Browallia New" w:cs="Browallia New"/>
         </w:rPr>
         <w:t>ใช้สำหรับการทำ</w:t>
       </w:r>
-      <w:proofErr w:type="spellEnd"/>
       <w:r>
         <w:rPr>
           <w:rFonts w:eastAsia="Arial Unicode MS"/>
         </w:rPr>
         <w:t xml:space="preserve"> Knock-off Allocation </w:t>
       </w:r>
-      <w:proofErr w:type="spellStart"/>
       <w:r>
         <w:rPr>
           <w:rFonts w:ascii="Browallia New" w:eastAsia="Arial Unicode MS" w:hAnsi="Browallia New" w:cs="Browallia New"/>
         </w:rPr>
         <w:t>ได้ง่ายขึ้น</w:t>
       </w:r>
-      <w:proofErr w:type="spellEnd"/>
       <w:r>
         <w:rPr>
           <w:rFonts w:eastAsia="Arial Unicode MS"/>
@@ -994,7 +928,6 @@
         </w:rPr>
         <w:t xml:space="preserve">REC (Receipt - </w:t>
       </w:r>
-      <w:proofErr w:type="spellStart"/>
       <w:r>
         <w:rPr>
           <w:rFonts w:ascii="Browallia New" w:eastAsia="Arial Unicode MS" w:hAnsi="Browallia New" w:cs="Browallia New"/>
@@ -1003,7 +936,6 @@
         </w:rPr>
         <w:t>ใบเสร็จรับเงิน</w:t>
       </w:r>
-      <w:proofErr w:type="spellEnd"/>
       <w:r>
         <w:rPr>
           <w:rFonts w:eastAsia="Arial Unicode MS"/>
@@ -1018,42 +950,36 @@
         </w:rPr>
         <w:t xml:space="preserve"> </w:t>
       </w:r>
-      <w:proofErr w:type="spellStart"/>
       <w:r>
         <w:rPr>
           <w:rFonts w:ascii="Browallia New" w:eastAsia="Arial Unicode MS" w:hAnsi="Browallia New" w:cs="Browallia New"/>
         </w:rPr>
         <w:t>บันทึกรับชำระหนี้จากลูกหนี้</w:t>
       </w:r>
-      <w:proofErr w:type="spellEnd"/>
-      <w:r>
-        <w:rPr>
-          <w:rFonts w:eastAsia="Arial Unicode MS"/>
-        </w:rPr>
-        <w:t xml:space="preserve"> </w:t>
-      </w:r>
-      <w:proofErr w:type="spellStart"/>
+      <w:r>
+        <w:rPr>
+          <w:rFonts w:eastAsia="Arial Unicode MS"/>
+        </w:rPr>
+        <w:t xml:space="preserve"> </w:t>
+      </w:r>
       <w:r>
         <w:rPr>
           <w:rFonts w:ascii="Browallia New" w:eastAsia="Arial Unicode MS" w:hAnsi="Browallia New" w:cs="Browallia New"/>
         </w:rPr>
         <w:t>หรือรับเงินสด</w:t>
       </w:r>
-      <w:proofErr w:type="spellEnd"/>
       <w:r>
         <w:rPr>
           <w:rFonts w:eastAsia="Arial Unicode MS"/>
         </w:rPr>
         <w:t xml:space="preserve"> (</w:t>
       </w:r>
-      <w:proofErr w:type="spellStart"/>
       <w:r>
         <w:rPr>
           <w:rFonts w:ascii="Browallia New" w:eastAsia="Arial Unicode MS" w:hAnsi="Browallia New" w:cs="Browallia New"/>
         </w:rPr>
         <w:t>ตัดจาก</w:t>
       </w:r>
-      <w:proofErr w:type="spellEnd"/>
       <w:r>
         <w:rPr>
           <w:rFonts w:eastAsia="Arial Unicode MS"/>
@@ -1083,7 +1009,6 @@
         </w:rPr>
         <w:t xml:space="preserve">DEP_IN (Deposit In - </w:t>
       </w:r>
-      <w:proofErr w:type="spellStart"/>
       <w:r>
         <w:rPr>
           <w:rFonts w:ascii="Browallia New" w:eastAsia="Arial Unicode MS" w:hAnsi="Browallia New" w:cs="Browallia New"/>
@@ -1092,7 +1017,6 @@
         </w:rPr>
         <w:t>ใบรับเงินมัดจำ</w:t>
       </w:r>
-      <w:proofErr w:type="spellEnd"/>
       <w:r>
         <w:rPr>
           <w:rFonts w:eastAsia="Arial Unicode MS"/>
@@ -1107,56 +1031,48 @@
         </w:rPr>
         <w:t xml:space="preserve"> </w:t>
       </w:r>
-      <w:proofErr w:type="spellStart"/>
       <w:r>
         <w:rPr>
           <w:rFonts w:ascii="Browallia New" w:eastAsia="Arial Unicode MS" w:hAnsi="Browallia New" w:cs="Browallia New"/>
         </w:rPr>
         <w:t>บันทึกรับเงินมัดจำจากลูกค้า</w:t>
       </w:r>
-      <w:proofErr w:type="spellEnd"/>
-      <w:r>
-        <w:rPr>
-          <w:rFonts w:eastAsia="Arial Unicode MS"/>
-        </w:rPr>
-        <w:t xml:space="preserve"> </w:t>
-      </w:r>
-      <w:proofErr w:type="spellStart"/>
+      <w:r>
+        <w:rPr>
+          <w:rFonts w:eastAsia="Arial Unicode MS"/>
+        </w:rPr>
+        <w:t xml:space="preserve"> </w:t>
+      </w:r>
       <w:r>
         <w:rPr>
           <w:rFonts w:ascii="Browallia New" w:eastAsia="Arial Unicode MS" w:hAnsi="Browallia New" w:cs="Browallia New"/>
         </w:rPr>
         <w:t>สามารถนำยอดไปหักเป็นส่วนลดในใบ</w:t>
       </w:r>
-      <w:proofErr w:type="spellEnd"/>
       <w:r>
         <w:rPr>
           <w:rFonts w:eastAsia="Arial Unicode MS"/>
         </w:rPr>
         <w:t xml:space="preserve"> REC </w:t>
       </w:r>
-      <w:proofErr w:type="spellStart"/>
       <w:r>
         <w:rPr>
           <w:rFonts w:ascii="Browallia New" w:eastAsia="Arial Unicode MS" w:hAnsi="Browallia New" w:cs="Browallia New"/>
         </w:rPr>
         <w:t>ได้</w:t>
       </w:r>
-      <w:proofErr w:type="spellEnd"/>
       <w:r>
         <w:rPr>
           <w:rFonts w:eastAsia="Arial Unicode MS"/>
         </w:rPr>
         <w:t xml:space="preserve"> (</w:t>
       </w:r>
-      <w:proofErr w:type="spellStart"/>
       <w:r>
         <w:rPr>
           <w:rFonts w:ascii="Browallia New" w:eastAsia="Arial Unicode MS" w:hAnsi="Browallia New" w:cs="Browallia New"/>
         </w:rPr>
         <w:t>ตัดมัดจำ</w:t>
       </w:r>
-      <w:proofErr w:type="spellEnd"/>
       <w:r>
         <w:rPr>
           <w:rFonts w:eastAsia="Arial Unicode MS"/>
@@ -1186,7 +1102,6 @@
         </w:rPr>
         <w:t xml:space="preserve">AR_REFUND (SRF - Sales Refund - </w:t>
       </w:r>
-      <w:proofErr w:type="spellStart"/>
       <w:r>
         <w:rPr>
           <w:rFonts w:ascii="Browallia New" w:eastAsia="Arial Unicode MS" w:hAnsi="Browallia New" w:cs="Browallia New"/>
@@ -1195,7 +1110,6 @@
         </w:rPr>
         <w:t>ใบสำคัญจ่ายเงินคืน</w:t>
       </w:r>
-      <w:proofErr w:type="spellEnd"/>
       <w:r>
         <w:rPr>
           <w:rFonts w:eastAsia="Arial Unicode MS"/>
@@ -1210,42 +1124,36 @@
         </w:rPr>
         <w:t xml:space="preserve"> </w:t>
       </w:r>
-      <w:proofErr w:type="spellStart"/>
       <w:r>
         <w:rPr>
           <w:rFonts w:ascii="Browallia New" w:eastAsia="Arial Unicode MS" w:hAnsi="Browallia New" w:cs="Browallia New"/>
         </w:rPr>
         <w:t>บันทึกการจ่ายเงินคืนให้ลูกค้า</w:t>
       </w:r>
-      <w:proofErr w:type="spellEnd"/>
       <w:r>
         <w:rPr>
           <w:rFonts w:eastAsia="Arial Unicode MS"/>
         </w:rPr>
         <w:t xml:space="preserve"> (</w:t>
       </w:r>
-      <w:proofErr w:type="spellStart"/>
       <w:r>
         <w:rPr>
           <w:rFonts w:ascii="Browallia New" w:eastAsia="Arial Unicode MS" w:hAnsi="Browallia New" w:cs="Browallia New"/>
         </w:rPr>
         <w:t>เช่น</w:t>
       </w:r>
-      <w:proofErr w:type="spellEnd"/>
-      <w:r>
-        <w:rPr>
-          <w:rFonts w:eastAsia="Arial Unicode MS"/>
-        </w:rPr>
-        <w:t xml:space="preserve"> </w:t>
-      </w:r>
-      <w:proofErr w:type="spellStart"/>
+      <w:r>
+        <w:rPr>
+          <w:rFonts w:eastAsia="Arial Unicode MS"/>
+        </w:rPr>
+        <w:t xml:space="preserve"> </w:t>
+      </w:r>
       <w:r>
         <w:rPr>
           <w:rFonts w:ascii="Browallia New" w:eastAsia="Arial Unicode MS" w:hAnsi="Browallia New" w:cs="Browallia New"/>
         </w:rPr>
         <w:t>คืนมัดจำ</w:t>
       </w:r>
-      <w:proofErr w:type="spellEnd"/>
       <w:r>
         <w:rPr>
           <w:rFonts w:eastAsia="Arial Unicode MS"/>
@@ -1275,7 +1183,6 @@
         </w:rPr>
         <w:t xml:space="preserve">AR_WRITEOFF (SWO - Sales Write-off - </w:t>
       </w:r>
-      <w:proofErr w:type="spellStart"/>
       <w:r>
         <w:rPr>
           <w:rFonts w:ascii="Browallia New" w:eastAsia="Arial Unicode MS" w:hAnsi="Browallia New" w:cs="Browallia New"/>
@@ -1284,7 +1191,6 @@
         </w:rPr>
         <w:t>ใบสำคัญตัดหนี้สูญ</w:t>
       </w:r>
-      <w:proofErr w:type="spellEnd"/>
       <w:r>
         <w:rPr>
           <w:rFonts w:eastAsia="Arial Unicode MS"/>
@@ -1299,28 +1205,24 @@
         </w:rPr>
         <w:t xml:space="preserve"> </w:t>
       </w:r>
-      <w:proofErr w:type="spellStart"/>
       <w:r>
         <w:rPr>
           <w:rFonts w:ascii="Browallia New" w:eastAsia="Arial Unicode MS" w:hAnsi="Browallia New" w:cs="Browallia New"/>
         </w:rPr>
         <w:t>บันทึกการตัดยอดหนี้ที่เก็บไม่ได้</w:t>
       </w:r>
-      <w:proofErr w:type="spellEnd"/>
-      <w:r>
-        <w:rPr>
-          <w:rFonts w:eastAsia="Arial Unicode MS"/>
-        </w:rPr>
-        <w:t xml:space="preserve"> </w:t>
-      </w:r>
-      <w:proofErr w:type="spellStart"/>
+      <w:r>
+        <w:rPr>
+          <w:rFonts w:eastAsia="Arial Unicode MS"/>
+        </w:rPr>
+        <w:t xml:space="preserve"> </w:t>
+      </w:r>
       <w:r>
         <w:rPr>
           <w:rFonts w:ascii="Browallia New" w:eastAsia="Arial Unicode MS" w:hAnsi="Browallia New" w:cs="Browallia New"/>
         </w:rPr>
         <w:t>หรือตัดเศษบัญชีลูกหนี้</w:t>
       </w:r>
-      <w:proofErr w:type="spellEnd"/>
     </w:p>
     <w:p>
       <w:pPr>
@@ -1949,7 +1851,6 @@
       <w:pPr>
         <w:pStyle w:val="Heading3"/>
       </w:pPr>
-      <w:proofErr w:type="spellStart"/>
       <w:r>
         <w:rPr>
           <w:rFonts w:ascii="Browallia New" w:eastAsia="Arial Unicode MS" w:hAnsi="Browallia New" w:cs="Browallia New"/>
@@ -1957,7 +1858,6 @@
         <w:lastRenderedPageBreak/>
         <w:t>กลุ่มงานจัดซื้อและเจ้าหนี้</w:t>
       </w:r>
-      <w:proofErr w:type="spellEnd"/>
       <w:r>
         <w:rPr>
           <w:rFonts w:eastAsia="Arial Unicode MS"/>
@@ -1987,7 +1887,6 @@
         </w:rPr>
         <w:t xml:space="preserve">PO (Purchase Order - </w:t>
       </w:r>
-      <w:proofErr w:type="spellStart"/>
       <w:r>
         <w:rPr>
           <w:rFonts w:ascii="Browallia New" w:eastAsia="Arial Unicode MS" w:hAnsi="Browallia New" w:cs="Browallia New"/>
@@ -1996,7 +1895,6 @@
         </w:rPr>
         <w:t>ใบสั่งซื้อ</w:t>
       </w:r>
-      <w:proofErr w:type="spellEnd"/>
       <w:r>
         <w:rPr>
           <w:rFonts w:eastAsia="Arial Unicode MS"/>
@@ -2011,28 +1909,24 @@
         </w:rPr>
         <w:t xml:space="preserve"> </w:t>
       </w:r>
-      <w:proofErr w:type="spellStart"/>
       <w:r>
         <w:rPr>
           <w:rFonts w:ascii="Browallia New" w:eastAsia="Arial Unicode MS" w:hAnsi="Browallia New" w:cs="Browallia New"/>
         </w:rPr>
         <w:t>เอกสารเริ่มต้นกระบวนการซื้อ</w:t>
       </w:r>
-      <w:proofErr w:type="spellEnd"/>
-      <w:r>
-        <w:rPr>
-          <w:rFonts w:eastAsia="Arial Unicode MS"/>
-        </w:rPr>
-        <w:t xml:space="preserve"> </w:t>
-      </w:r>
-      <w:proofErr w:type="spellStart"/>
+      <w:r>
+        <w:rPr>
+          <w:rFonts w:eastAsia="Arial Unicode MS"/>
+        </w:rPr>
+        <w:t xml:space="preserve"> </w:t>
+      </w:r>
       <w:r>
         <w:rPr>
           <w:rFonts w:ascii="Browallia New" w:eastAsia="Arial Unicode MS" w:hAnsi="Browallia New" w:cs="Browallia New"/>
         </w:rPr>
         <w:t>ไม่มีผลต่อสต็อกและการเงิน</w:t>
       </w:r>
-      <w:proofErr w:type="spellEnd"/>
     </w:p>
     <w:p>
       <w:pPr>
@@ -2056,7 +1950,6 @@
         </w:rPr>
         <w:t xml:space="preserve">AP_CASH (Cash Purchase - </w:t>
       </w:r>
-      <w:proofErr w:type="spellStart"/>
       <w:r>
         <w:rPr>
           <w:rFonts w:ascii="Browallia New" w:eastAsia="Arial Unicode MS" w:hAnsi="Browallia New" w:cs="Browallia New"/>
@@ -2065,7 +1958,6 @@
         </w:rPr>
         <w:t>ซื้อเงินสด</w:t>
       </w:r>
-      <w:proofErr w:type="spellEnd"/>
       <w:r>
         <w:rPr>
           <w:rFonts w:eastAsia="Arial Unicode MS"/>
@@ -2080,56 +1972,48 @@
         </w:rPr>
         <w:t xml:space="preserve"> </w:t>
       </w:r>
-      <w:proofErr w:type="spellStart"/>
       <w:r>
         <w:rPr>
           <w:rFonts w:ascii="Browallia New" w:eastAsia="Arial Unicode MS" w:hAnsi="Browallia New" w:cs="Browallia New"/>
         </w:rPr>
         <w:t>บันทึกบิลซื้อที่ชำระเงินทันที</w:t>
       </w:r>
-      <w:proofErr w:type="spellEnd"/>
-      <w:r>
-        <w:rPr>
-          <w:rFonts w:eastAsia="Arial Unicode MS"/>
-        </w:rPr>
-        <w:t xml:space="preserve"> </w:t>
-      </w:r>
-      <w:proofErr w:type="spellStart"/>
+      <w:r>
+        <w:rPr>
+          <w:rFonts w:eastAsia="Arial Unicode MS"/>
+        </w:rPr>
+        <w:t xml:space="preserve"> </w:t>
+      </w:r>
       <w:r>
         <w:rPr>
           <w:rFonts w:ascii="Browallia New" w:eastAsia="Arial Unicode MS" w:hAnsi="Browallia New" w:cs="Browallia New"/>
         </w:rPr>
         <w:t>มีผลรับสต็อกเข้า</w:t>
       </w:r>
-      <w:proofErr w:type="spellEnd"/>
-      <w:r>
-        <w:rPr>
-          <w:rFonts w:eastAsia="Arial Unicode MS"/>
-        </w:rPr>
-        <w:t xml:space="preserve"> </w:t>
-      </w:r>
-      <w:proofErr w:type="spellStart"/>
+      <w:r>
+        <w:rPr>
+          <w:rFonts w:eastAsia="Arial Unicode MS"/>
+        </w:rPr>
+        <w:t xml:space="preserve"> </w:t>
+      </w:r>
       <w:r>
         <w:rPr>
           <w:rFonts w:ascii="Browallia New" w:eastAsia="Arial Unicode MS" w:hAnsi="Browallia New" w:cs="Browallia New"/>
         </w:rPr>
         <w:t>ระบบจะเปลี่ยนสถานะเป็น</w:t>
       </w:r>
-      <w:proofErr w:type="spellEnd"/>
       <w:r>
         <w:rPr>
           <w:rFonts w:eastAsia="Arial Unicode MS"/>
         </w:rPr>
         <w:t xml:space="preserve"> PAID </w:t>
       </w:r>
-      <w:proofErr w:type="spellStart"/>
       <w:r>
         <w:rPr>
           <w:rFonts w:ascii="Browallia New" w:eastAsia="Arial Unicode MS" w:hAnsi="Browallia New" w:cs="Browallia New"/>
         </w:rPr>
         <w:t>อัตโนมัติเมื่ออนุมัติ</w:t>
       </w:r>
-      <w:proofErr w:type="spellEnd"/>
       <w:r>
         <w:rPr>
           <w:rFonts w:eastAsia="Arial Unicode MS"/>
@@ -2159,7 +2043,6 @@
         </w:rPr>
         <w:t xml:space="preserve">AP_INV (AP Invoice - </w:t>
       </w:r>
-      <w:proofErr w:type="spellStart"/>
       <w:r>
         <w:rPr>
           <w:rFonts w:ascii="Browallia New" w:eastAsia="Arial Unicode MS" w:hAnsi="Browallia New" w:cs="Browallia New"/>
@@ -2168,7 +2051,6 @@
         </w:rPr>
         <w:t>ตั้งเจ้าหนี้การค้า</w:t>
       </w:r>
-      <w:proofErr w:type="spellEnd"/>
       <w:r>
         <w:rPr>
           <w:rFonts w:eastAsia="Arial Unicode MS"/>
@@ -2183,42 +2065,36 @@
         </w:rPr>
         <w:t xml:space="preserve"> </w:t>
       </w:r>
-      <w:proofErr w:type="spellStart"/>
       <w:r>
         <w:rPr>
           <w:rFonts w:ascii="Browallia New" w:eastAsia="Arial Unicode MS" w:hAnsi="Browallia New" w:cs="Browallia New"/>
         </w:rPr>
         <w:t>บันทึกบิลซื้อแบบเครดิต</w:t>
       </w:r>
-      <w:proofErr w:type="spellEnd"/>
-      <w:r>
-        <w:rPr>
-          <w:rFonts w:eastAsia="Arial Unicode MS"/>
-        </w:rPr>
-        <w:t xml:space="preserve"> </w:t>
-      </w:r>
-      <w:proofErr w:type="spellStart"/>
+      <w:r>
+        <w:rPr>
+          <w:rFonts w:eastAsia="Arial Unicode MS"/>
+        </w:rPr>
+        <w:t xml:space="preserve"> </w:t>
+      </w:r>
       <w:r>
         <w:rPr>
           <w:rFonts w:ascii="Browallia New" w:eastAsia="Arial Unicode MS" w:hAnsi="Browallia New" w:cs="Browallia New"/>
         </w:rPr>
         <w:t>มีผลรับสต็อกเข้า</w:t>
       </w:r>
-      <w:proofErr w:type="spellEnd"/>
-      <w:r>
-        <w:rPr>
-          <w:rFonts w:eastAsia="Arial Unicode MS"/>
-        </w:rPr>
-        <w:t xml:space="preserve"> </w:t>
-      </w:r>
-      <w:proofErr w:type="spellStart"/>
+      <w:r>
+        <w:rPr>
+          <w:rFonts w:eastAsia="Arial Unicode MS"/>
+        </w:rPr>
+        <w:t xml:space="preserve"> </w:t>
+      </w:r>
       <w:r>
         <w:rPr>
           <w:rFonts w:ascii="Browallia New" w:eastAsia="Arial Unicode MS" w:hAnsi="Browallia New" w:cs="Browallia New"/>
         </w:rPr>
         <w:t>รอการชำระเงิน</w:t>
       </w:r>
-      <w:proofErr w:type="spellEnd"/>
     </w:p>
     <w:p>
       <w:pPr>
@@ -2242,7 +2118,6 @@
         </w:rPr>
         <w:t xml:space="preserve">AP_TAX (AP Tax Invoice - </w:t>
       </w:r>
-      <w:proofErr w:type="spellStart"/>
       <w:r>
         <w:rPr>
           <w:rFonts w:ascii="Browallia New" w:eastAsia="Arial Unicode MS" w:hAnsi="Browallia New" w:cs="Browallia New"/>
@@ -2251,7 +2126,6 @@
         </w:rPr>
         <w:t>ตั้งเจ้าหนี้และภาษีซื้อ</w:t>
       </w:r>
-      <w:proofErr w:type="spellEnd"/>
       <w:r>
         <w:rPr>
           <w:rFonts w:eastAsia="Arial Unicode MS"/>
@@ -2266,42 +2140,36 @@
         </w:rPr>
         <w:t xml:space="preserve"> </w:t>
       </w:r>
-      <w:proofErr w:type="spellStart"/>
       <w:r>
         <w:rPr>
           <w:rFonts w:ascii="Browallia New" w:eastAsia="Arial Unicode MS" w:hAnsi="Browallia New" w:cs="Browallia New"/>
         </w:rPr>
         <w:t>บันทึกบิลซื้อแบบเครดิตที่มี</w:t>
       </w:r>
-      <w:proofErr w:type="spellEnd"/>
       <w:r>
         <w:rPr>
           <w:rFonts w:eastAsia="Arial Unicode MS"/>
         </w:rPr>
         <w:t xml:space="preserve"> VAT (</w:t>
       </w:r>
-      <w:proofErr w:type="spellStart"/>
       <w:r>
         <w:rPr>
           <w:rFonts w:ascii="Browallia New" w:eastAsia="Arial Unicode MS" w:hAnsi="Browallia New" w:cs="Browallia New"/>
         </w:rPr>
         <w:t>ขอคืนภาษีได้</w:t>
       </w:r>
-      <w:proofErr w:type="spellEnd"/>
       <w:r>
         <w:rPr>
           <w:rFonts w:eastAsia="Arial Unicode MS"/>
         </w:rPr>
         <w:t xml:space="preserve">) </w:t>
       </w:r>
-      <w:proofErr w:type="spellStart"/>
       <w:r>
         <w:rPr>
           <w:rFonts w:ascii="Browallia New" w:eastAsia="Arial Unicode MS" w:hAnsi="Browallia New" w:cs="Browallia New"/>
         </w:rPr>
         <w:t>มีผลรับสต็อกเข้า</w:t>
       </w:r>
-      <w:proofErr w:type="spellEnd"/>
     </w:p>
     <w:p>
       <w:pPr>
@@ -2325,7 +2193,6 @@
         </w:rPr>
         <w:t xml:space="preserve">BR (Bill Receipt - </w:t>
       </w:r>
-      <w:proofErr w:type="spellStart"/>
       <w:r>
         <w:rPr>
           <w:rFonts w:ascii="Browallia New" w:eastAsia="Arial Unicode MS" w:hAnsi="Browallia New" w:cs="Browallia New"/>
@@ -2334,7 +2201,6 @@
         </w:rPr>
         <w:t>ใบรับวางบิลเจ้าหนี้</w:t>
       </w:r>
-      <w:proofErr w:type="spellEnd"/>
       <w:r>
         <w:rPr>
           <w:rFonts w:eastAsia="Arial Unicode MS"/>
@@ -2349,28 +2215,24 @@
         </w:rPr>
         <w:t xml:space="preserve"> </w:t>
       </w:r>
-      <w:proofErr w:type="spellStart"/>
       <w:r>
         <w:rPr>
           <w:rFonts w:ascii="Browallia New" w:eastAsia="Arial Unicode MS" w:hAnsi="Browallia New" w:cs="Browallia New"/>
         </w:rPr>
         <w:t>เอกสารรวบรวมบิลซื้อหลายใบที่เจ้าหนี้มาวางบิล</w:t>
       </w:r>
-      <w:proofErr w:type="spellEnd"/>
-      <w:r>
-        <w:rPr>
-          <w:rFonts w:eastAsia="Arial Unicode MS"/>
-        </w:rPr>
-        <w:t xml:space="preserve"> </w:t>
-      </w:r>
-      <w:proofErr w:type="spellStart"/>
+      <w:r>
+        <w:rPr>
+          <w:rFonts w:eastAsia="Arial Unicode MS"/>
+        </w:rPr>
+        <w:t xml:space="preserve"> </w:t>
+      </w:r>
       <w:r>
         <w:rPr>
           <w:rFonts w:ascii="Browallia New" w:eastAsia="Arial Unicode MS" w:hAnsi="Browallia New" w:cs="Browallia New"/>
         </w:rPr>
         <w:t>ไม่มีผลต่อ</w:t>
       </w:r>
-      <w:proofErr w:type="spellEnd"/>
       <w:r>
         <w:rPr>
           <w:rFonts w:eastAsia="Arial Unicode MS"/>
@@ -2400,7 +2262,6 @@
         </w:rPr>
         <w:t xml:space="preserve">PAY (Payment - </w:t>
       </w:r>
-      <w:proofErr w:type="spellStart"/>
       <w:r>
         <w:rPr>
           <w:rFonts w:ascii="Browallia New" w:eastAsia="Arial Unicode MS" w:hAnsi="Browallia New" w:cs="Browallia New"/>
@@ -2409,7 +2270,6 @@
         </w:rPr>
         <w:t>ใบสำคัญจ่าย</w:t>
       </w:r>
-      <w:proofErr w:type="spellEnd"/>
       <w:r>
         <w:rPr>
           <w:rFonts w:eastAsia="Arial Unicode MS"/>
@@ -2424,28 +2284,24 @@
         </w:rPr>
         <w:t xml:space="preserve"> </w:t>
       </w:r>
-      <w:proofErr w:type="spellStart"/>
       <w:r>
         <w:rPr>
           <w:rFonts w:ascii="Browallia New" w:eastAsia="Arial Unicode MS" w:hAnsi="Browallia New" w:cs="Browallia New"/>
         </w:rPr>
         <w:t>บันทึกจ่ายชำระหนี้ให้ซัพพลายเออร์</w:t>
       </w:r>
-      <w:proofErr w:type="spellEnd"/>
       <w:r>
         <w:rPr>
           <w:rFonts w:eastAsia="Arial Unicode MS"/>
         </w:rPr>
         <w:t xml:space="preserve"> (</w:t>
       </w:r>
-      <w:proofErr w:type="spellStart"/>
       <w:r>
         <w:rPr>
           <w:rFonts w:ascii="Browallia New" w:eastAsia="Arial Unicode MS" w:hAnsi="Browallia New" w:cs="Browallia New"/>
         </w:rPr>
         <w:t>ตัดจาก</w:t>
       </w:r>
-      <w:proofErr w:type="spellEnd"/>
       <w:r>
         <w:rPr>
           <w:rFonts w:eastAsia="Arial Unicode MS"/>
@@ -2475,7 +2331,6 @@
         </w:rPr>
         <w:t xml:space="preserve">DEP_OUT (Deposit Out - </w:t>
       </w:r>
-      <w:proofErr w:type="spellStart"/>
       <w:r>
         <w:rPr>
           <w:rFonts w:ascii="Browallia New" w:eastAsia="Arial Unicode MS" w:hAnsi="Browallia New" w:cs="Browallia New"/>
@@ -2484,7 +2339,6 @@
         </w:rPr>
         <w:t>ใบจ่ายเงินมัดจำ</w:t>
       </w:r>
-      <w:proofErr w:type="spellEnd"/>
       <w:r>
         <w:rPr>
           <w:rFonts w:eastAsia="Arial Unicode MS"/>
@@ -2499,56 +2353,48 @@
         </w:rPr>
         <w:t xml:space="preserve"> </w:t>
       </w:r>
-      <w:proofErr w:type="spellStart"/>
       <w:r>
         <w:rPr>
           <w:rFonts w:ascii="Browallia New" w:eastAsia="Arial Unicode MS" w:hAnsi="Browallia New" w:cs="Browallia New"/>
         </w:rPr>
         <w:t>บันทึกจ่ายเงินมัดจำให้ซัพพลายเออร์</w:t>
       </w:r>
-      <w:proofErr w:type="spellEnd"/>
-      <w:r>
-        <w:rPr>
-          <w:rFonts w:eastAsia="Arial Unicode MS"/>
-        </w:rPr>
-        <w:t xml:space="preserve"> </w:t>
-      </w:r>
-      <w:proofErr w:type="spellStart"/>
+      <w:r>
+        <w:rPr>
+          <w:rFonts w:eastAsia="Arial Unicode MS"/>
+        </w:rPr>
+        <w:t xml:space="preserve"> </w:t>
+      </w:r>
       <w:r>
         <w:rPr>
           <w:rFonts w:ascii="Browallia New" w:eastAsia="Arial Unicode MS" w:hAnsi="Browallia New" w:cs="Browallia New"/>
         </w:rPr>
         <w:t>สามารถนำยอดไปหักเป็นส่วนลดในใบ</w:t>
       </w:r>
-      <w:proofErr w:type="spellEnd"/>
       <w:r>
         <w:rPr>
           <w:rFonts w:eastAsia="Arial Unicode MS"/>
         </w:rPr>
         <w:t xml:space="preserve"> PAY </w:t>
       </w:r>
-      <w:proofErr w:type="spellStart"/>
       <w:r>
         <w:rPr>
           <w:rFonts w:ascii="Browallia New" w:eastAsia="Arial Unicode MS" w:hAnsi="Browallia New" w:cs="Browallia New"/>
         </w:rPr>
         <w:t>ได้</w:t>
       </w:r>
-      <w:proofErr w:type="spellEnd"/>
       <w:r>
         <w:rPr>
           <w:rFonts w:eastAsia="Arial Unicode MS"/>
         </w:rPr>
         <w:t xml:space="preserve"> (</w:t>
       </w:r>
-      <w:proofErr w:type="spellStart"/>
       <w:r>
         <w:rPr>
           <w:rFonts w:ascii="Browallia New" w:eastAsia="Arial Unicode MS" w:hAnsi="Browallia New" w:cs="Browallia New"/>
         </w:rPr>
         <w:t>ตัดมัดจำ</w:t>
       </w:r>
-      <w:proofErr w:type="spellEnd"/>
       <w:r>
         <w:rPr>
           <w:rFonts w:eastAsia="Arial Unicode MS"/>
@@ -2578,7 +2424,6 @@
         </w:rPr>
         <w:t xml:space="preserve">AP_REFUND (PRF - Purchase Refund - </w:t>
       </w:r>
-      <w:proofErr w:type="spellStart"/>
       <w:r>
         <w:rPr>
           <w:rFonts w:ascii="Browallia New" w:eastAsia="Arial Unicode MS" w:hAnsi="Browallia New" w:cs="Browallia New"/>
@@ -2587,7 +2432,6 @@
         </w:rPr>
         <w:t>ใบสำคัญรับเงินคืน</w:t>
       </w:r>
-      <w:proofErr w:type="spellEnd"/>
       <w:r>
         <w:rPr>
           <w:rFonts w:eastAsia="Arial Unicode MS"/>
@@ -2602,42 +2446,36 @@
         </w:rPr>
         <w:t xml:space="preserve"> </w:t>
       </w:r>
-      <w:proofErr w:type="spellStart"/>
       <w:r>
         <w:rPr>
           <w:rFonts w:ascii="Browallia New" w:eastAsia="Arial Unicode MS" w:hAnsi="Browallia New" w:cs="Browallia New"/>
         </w:rPr>
         <w:t>บันทึกการรับเงินคืนจากซัพพลายเออร์</w:t>
       </w:r>
-      <w:proofErr w:type="spellEnd"/>
       <w:r>
         <w:rPr>
           <w:rFonts w:eastAsia="Arial Unicode MS"/>
         </w:rPr>
         <w:t xml:space="preserve"> (</w:t>
       </w:r>
-      <w:proofErr w:type="spellStart"/>
       <w:r>
         <w:rPr>
           <w:rFonts w:ascii="Browallia New" w:eastAsia="Arial Unicode MS" w:hAnsi="Browallia New" w:cs="Browallia New"/>
         </w:rPr>
         <w:t>เช่น</w:t>
       </w:r>
-      <w:proofErr w:type="spellEnd"/>
-      <w:r>
-        <w:rPr>
-          <w:rFonts w:eastAsia="Arial Unicode MS"/>
-        </w:rPr>
-        <w:t xml:space="preserve"> </w:t>
-      </w:r>
-      <w:proofErr w:type="spellStart"/>
+      <w:r>
+        <w:rPr>
+          <w:rFonts w:eastAsia="Arial Unicode MS"/>
+        </w:rPr>
+        <w:t xml:space="preserve"> </w:t>
+      </w:r>
       <w:r>
         <w:rPr>
           <w:rFonts w:ascii="Browallia New" w:eastAsia="Arial Unicode MS" w:hAnsi="Browallia New" w:cs="Browallia New"/>
         </w:rPr>
         <w:t>รับคืนมัดจำ</w:t>
       </w:r>
-      <w:proofErr w:type="spellEnd"/>
       <w:r>
         <w:rPr>
           <w:rFonts w:eastAsia="Arial Unicode MS"/>
@@ -2667,7 +2505,6 @@
         </w:rPr>
         <w:t xml:space="preserve">AP_WRITEOFF (PWO - Purchase Write-off - </w:t>
       </w:r>
-      <w:proofErr w:type="spellStart"/>
       <w:r>
         <w:rPr>
           <w:rFonts w:ascii="Browallia New" w:eastAsia="Arial Unicode MS" w:hAnsi="Browallia New" w:cs="Browallia New"/>
@@ -2676,7 +2513,6 @@
         </w:rPr>
         <w:t>ใบสำคัญตัดหนี้</w:t>
       </w:r>
-      <w:proofErr w:type="spellEnd"/>
       <w:r>
         <w:rPr>
           <w:rFonts w:eastAsia="Arial Unicode MS"/>
@@ -2691,56 +2527,48 @@
         </w:rPr>
         <w:t xml:space="preserve"> </w:t>
       </w:r>
-      <w:proofErr w:type="spellStart"/>
       <w:r>
         <w:rPr>
           <w:rFonts w:ascii="Browallia New" w:eastAsia="Arial Unicode MS" w:hAnsi="Browallia New" w:cs="Browallia New"/>
         </w:rPr>
         <w:t>บันทึกการตัดยอดเจ้าหนี้</w:t>
       </w:r>
-      <w:proofErr w:type="spellEnd"/>
       <w:r>
         <w:rPr>
           <w:rFonts w:eastAsia="Arial Unicode MS"/>
         </w:rPr>
         <w:t xml:space="preserve"> (</w:t>
       </w:r>
-      <w:proofErr w:type="spellStart"/>
       <w:r>
         <w:rPr>
           <w:rFonts w:ascii="Browallia New" w:eastAsia="Arial Unicode MS" w:hAnsi="Browallia New" w:cs="Browallia New"/>
         </w:rPr>
         <w:t>เช่น</w:t>
       </w:r>
-      <w:proofErr w:type="spellEnd"/>
-      <w:r>
-        <w:rPr>
-          <w:rFonts w:eastAsia="Arial Unicode MS"/>
-        </w:rPr>
-        <w:t xml:space="preserve"> </w:t>
-      </w:r>
-      <w:proofErr w:type="spellStart"/>
+      <w:r>
+        <w:rPr>
+          <w:rFonts w:eastAsia="Arial Unicode MS"/>
+        </w:rPr>
+        <w:t xml:space="preserve"> </w:t>
+      </w:r>
       <w:r>
         <w:rPr>
           <w:rFonts w:ascii="Browallia New" w:eastAsia="Arial Unicode MS" w:hAnsi="Browallia New" w:cs="Browallia New"/>
         </w:rPr>
         <w:t>ซัพพลายเออร์ยกหนี้ให้</w:t>
       </w:r>
-      <w:proofErr w:type="spellEnd"/>
-      <w:r>
-        <w:rPr>
-          <w:rFonts w:eastAsia="Arial Unicode MS"/>
-        </w:rPr>
-        <w:t xml:space="preserve"> </w:t>
-      </w:r>
-      <w:proofErr w:type="spellStart"/>
+      <w:r>
+        <w:rPr>
+          <w:rFonts w:eastAsia="Arial Unicode MS"/>
+        </w:rPr>
+        <w:t xml:space="preserve"> </w:t>
+      </w:r>
       <w:r>
         <w:rPr>
           <w:rFonts w:ascii="Browallia New" w:eastAsia="Arial Unicode MS" w:hAnsi="Browallia New" w:cs="Browallia New"/>
         </w:rPr>
         <w:t>หรือตัดเศษบัญชี</w:t>
       </w:r>
-      <w:proofErr w:type="spellEnd"/>
       <w:r>
         <w:rPr>
           <w:rFonts w:eastAsia="Arial Unicode MS"/>
@@ -2752,14 +2580,12 @@
       <w:pPr>
         <w:pStyle w:val="Heading3"/>
       </w:pPr>
-      <w:proofErr w:type="spellStart"/>
       <w:r>
         <w:rPr>
           <w:rFonts w:ascii="Browallia New" w:eastAsia="Arial Unicode MS" w:hAnsi="Browallia New" w:cs="Browallia New"/>
         </w:rPr>
         <w:t>กลุ่มงานบริหารคลังสินค้าและผลิต</w:t>
       </w:r>
-      <w:proofErr w:type="spellEnd"/>
       <w:r>
         <w:rPr>
           <w:rFonts w:eastAsia="Arial Unicode MS"/>
@@ -2789,7 +2615,6 @@
         </w:rPr>
         <w:t xml:space="preserve">STK_OB (Stock Opening Balance - </w:t>
       </w:r>
-      <w:proofErr w:type="spellStart"/>
       <w:r>
         <w:rPr>
           <w:rFonts w:ascii="Browallia New" w:eastAsia="Arial Unicode MS" w:hAnsi="Browallia New" w:cs="Browallia New"/>
@@ -2798,7 +2623,6 @@
         </w:rPr>
         <w:t>ยอดยกมา</w:t>
       </w:r>
-      <w:proofErr w:type="spellEnd"/>
       <w:r>
         <w:rPr>
           <w:rFonts w:eastAsia="Arial Unicode MS"/>
@@ -2813,56 +2637,42 @@
         </w:rPr>
         <w:t xml:space="preserve"> </w:t>
       </w:r>
-      <w:proofErr w:type="spellStart"/>
       <w:r>
         <w:rPr>
           <w:rFonts w:ascii="Browallia New" w:eastAsia="Arial Unicode MS" w:hAnsi="Browallia New" w:cs="Browallia New"/>
         </w:rPr>
         <w:t>เอกสารตั้งต้นสต็อก</w:t>
       </w:r>
-      <w:proofErr w:type="spellEnd"/>
       <w:r>
         <w:rPr>
           <w:rFonts w:eastAsia="Arial Unicode MS"/>
         </w:rPr>
         <w:t xml:space="preserve"> (</w:t>
       </w:r>
-      <w:proofErr w:type="spellStart"/>
       <w:r>
         <w:rPr>
           <w:rFonts w:ascii="Browallia New" w:eastAsia="Arial Unicode MS" w:hAnsi="Browallia New" w:cs="Browallia New"/>
         </w:rPr>
         <w:t>รหัสรันนิ่ง</w:t>
       </w:r>
-      <w:proofErr w:type="spellEnd"/>
       <w:r>
         <w:rPr>
           <w:rFonts w:eastAsia="Arial Unicode MS"/>
         </w:rPr>
         <w:t xml:space="preserve">: SOB-YYMM-XXXX) </w:t>
       </w:r>
-      <w:proofErr w:type="spellStart"/>
       <w:r>
         <w:rPr>
           <w:rFonts w:ascii="Browallia New" w:eastAsia="Arial Unicode MS" w:hAnsi="Browallia New" w:cs="Browallia New"/>
         </w:rPr>
         <w:t>บันทึกผ่านตาราง</w:t>
       </w:r>
-      <w:proofErr w:type="spellEnd"/>
-      <w:r>
-        <w:rPr>
-          <w:rFonts w:eastAsia="Arial Unicode MS"/>
-        </w:rPr>
-        <w:t xml:space="preserve"> </w:t>
-      </w:r>
-      <w:proofErr w:type="spellStart"/>
-      <w:r>
-        <w:rPr>
-          <w:rFonts w:eastAsia="Arial Unicode MS"/>
-        </w:rPr>
-        <w:t>inventory_ledger</w:t>
-      </w:r>
-      <w:proofErr w:type="spellEnd"/>
+      <w:r>
+        <w:rPr>
+          <w:rFonts w:eastAsia="Arial Unicode MS"/>
+        </w:rPr>
+        <w:t xml:space="preserve"> inventory_ledger</w:t>
+      </w:r>
     </w:p>
     <w:p>
       <w:pPr>
@@ -2886,7 +2696,6 @@
         </w:rPr>
         <w:t xml:space="preserve">STK_ADJ (Stock Adjustment - </w:t>
       </w:r>
-      <w:proofErr w:type="spellStart"/>
       <w:r>
         <w:rPr>
           <w:rFonts w:ascii="Browallia New" w:eastAsia="Arial Unicode MS" w:hAnsi="Browallia New" w:cs="Browallia New"/>
@@ -2895,7 +2704,6 @@
         </w:rPr>
         <w:t>ปรับปรุงสต็อก</w:t>
       </w:r>
-      <w:proofErr w:type="spellEnd"/>
       <w:r>
         <w:rPr>
           <w:rFonts w:eastAsia="Arial Unicode MS"/>
@@ -2910,112 +2718,84 @@
         </w:rPr>
         <w:t xml:space="preserve"> </w:t>
       </w:r>
-      <w:proofErr w:type="spellStart"/>
       <w:r>
         <w:rPr>
           <w:rFonts w:ascii="Browallia New" w:eastAsia="Arial Unicode MS" w:hAnsi="Browallia New" w:cs="Browallia New"/>
         </w:rPr>
         <w:t>เอกสารปรับปรุงสต็อก</w:t>
       </w:r>
-      <w:proofErr w:type="spellEnd"/>
       <w:r>
         <w:rPr>
           <w:rFonts w:eastAsia="Arial Unicode MS"/>
         </w:rPr>
         <w:t xml:space="preserve"> (</w:t>
       </w:r>
-      <w:proofErr w:type="spellStart"/>
       <w:r>
         <w:rPr>
           <w:rFonts w:ascii="Browallia New" w:eastAsia="Arial Unicode MS" w:hAnsi="Browallia New" w:cs="Browallia New"/>
         </w:rPr>
         <w:t>ตรวจนับ</w:t>
       </w:r>
-      <w:proofErr w:type="spellEnd"/>
       <w:r>
         <w:rPr>
           <w:rFonts w:eastAsia="Arial Unicode MS"/>
         </w:rPr>
         <w:t>/</w:t>
       </w:r>
-      <w:proofErr w:type="spellStart"/>
       <w:r>
         <w:rPr>
           <w:rFonts w:ascii="Browallia New" w:eastAsia="Arial Unicode MS" w:hAnsi="Browallia New" w:cs="Browallia New"/>
         </w:rPr>
         <w:t>สูญหาย</w:t>
       </w:r>
-      <w:proofErr w:type="spellEnd"/>
       <w:r>
         <w:rPr>
           <w:rFonts w:eastAsia="Arial Unicode MS"/>
         </w:rPr>
         <w:t>) (</w:t>
       </w:r>
-      <w:proofErr w:type="spellStart"/>
       <w:r>
         <w:rPr>
           <w:rFonts w:ascii="Browallia New" w:eastAsia="Arial Unicode MS" w:hAnsi="Browallia New" w:cs="Browallia New"/>
         </w:rPr>
         <w:t>รหัสรันนิ่ง</w:t>
       </w:r>
-      <w:proofErr w:type="spellEnd"/>
       <w:r>
         <w:rPr>
           <w:rFonts w:eastAsia="Arial Unicode MS"/>
         </w:rPr>
         <w:t xml:space="preserve">: SAD-YYMM-XXXX) </w:t>
       </w:r>
-      <w:proofErr w:type="spellStart"/>
       <w:r>
         <w:rPr>
           <w:rFonts w:ascii="Browallia New" w:eastAsia="Arial Unicode MS" w:hAnsi="Browallia New" w:cs="Browallia New"/>
         </w:rPr>
         <w:t>บันทึกผ่านตาราง</w:t>
       </w:r>
-      <w:proofErr w:type="spellEnd"/>
-      <w:r>
-        <w:rPr>
-          <w:rFonts w:eastAsia="Arial Unicode MS"/>
-        </w:rPr>
-        <w:t xml:space="preserve"> </w:t>
-      </w:r>
-      <w:proofErr w:type="spellStart"/>
-      <w:r>
-        <w:rPr>
-          <w:rFonts w:eastAsia="Arial Unicode MS"/>
-        </w:rPr>
-        <w:t>inventory_ledger</w:t>
-      </w:r>
-      <w:proofErr w:type="spellEnd"/>
-      <w:r>
-        <w:rPr>
-          <w:rFonts w:eastAsia="Arial Unicode MS"/>
-        </w:rPr>
-        <w:t xml:space="preserve"> </w:t>
-      </w:r>
-      <w:proofErr w:type="spellStart"/>
+      <w:r>
+        <w:rPr>
+          <w:rFonts w:eastAsia="Arial Unicode MS"/>
+        </w:rPr>
+        <w:t xml:space="preserve"> inventory_ledger </w:t>
+      </w:r>
       <w:r>
         <w:rPr>
           <w:rFonts w:ascii="Browallia New" w:eastAsia="Arial Unicode MS" w:hAnsi="Browallia New" w:cs="Browallia New"/>
         </w:rPr>
         <w:t>พร้อมคำนวณ</w:t>
       </w:r>
-      <w:proofErr w:type="spellEnd"/>
       <w:r>
         <w:rPr>
           <w:rFonts w:eastAsia="Arial Unicode MS"/>
         </w:rPr>
         <w:t xml:space="preserve"> Variance </w:t>
       </w:r>
-      <w:proofErr w:type="spellStart"/>
       <w:r>
         <w:rPr>
           <w:rFonts w:ascii="Browallia New" w:eastAsia="Arial Unicode MS" w:hAnsi="Browallia New" w:cs="Browallia New"/>
         </w:rPr>
         <w:t>อัตโนมัติ</w:t>
       </w:r>
-      <w:proofErr w:type="spellEnd"/>
     </w:p>
     <w:p>
       <w:pPr>
@@ -3188,13 +2968,8 @@
         </w:rPr>
         <w:t xml:space="preserve"> </w:t>
       </w:r>
-      <w:proofErr w:type="spellStart"/>
-      <w:r>
-        <w:t>document_items</w:t>
-      </w:r>
-      <w:proofErr w:type="spellEnd"/>
-      <w:r>
-        <w:t xml:space="preserve">)" </w:t>
+      <w:r>
+        <w:t xml:space="preserve">document_items)" </w:t>
       </w:r>
       <w:r>
         <w:rPr>
@@ -3238,13 +3013,8 @@
         </w:rPr>
         <w:t xml:space="preserve"> </w:t>
       </w:r>
-      <w:proofErr w:type="spellStart"/>
-      <w:r>
-        <w:t>production_job_operations</w:t>
-      </w:r>
-      <w:proofErr w:type="spellEnd"/>
-      <w:r>
-        <w:t xml:space="preserve">)" </w:t>
+      <w:r>
+        <w:t xml:space="preserve">production_job_operations)" </w:t>
       </w:r>
       <w:r>
         <w:rPr>
@@ -3283,14 +3053,12 @@
       <w:pPr>
         <w:pStyle w:val="Heading3"/>
       </w:pPr>
-      <w:proofErr w:type="spellStart"/>
       <w:r>
         <w:rPr>
           <w:rFonts w:ascii="Browallia New" w:eastAsia="Arial Unicode MS" w:hAnsi="Browallia New" w:cs="Browallia New"/>
         </w:rPr>
         <w:t>กลุ่มงานค่าใช้จ่ายและสินทรัพย์</w:t>
       </w:r>
-      <w:proofErr w:type="spellEnd"/>
       <w:r>
         <w:rPr>
           <w:rFonts w:eastAsia="Arial Unicode MS"/>
@@ -3320,7 +3088,6 @@
         </w:rPr>
         <w:t xml:space="preserve">EXP (Expense Voucher - </w:t>
       </w:r>
-      <w:proofErr w:type="spellStart"/>
       <w:r>
         <w:rPr>
           <w:rFonts w:ascii="Browallia New" w:eastAsia="Arial Unicode MS" w:hAnsi="Browallia New" w:cs="Browallia New"/>
@@ -3329,7 +3096,6 @@
         </w:rPr>
         <w:t>ใบสำคัญจ่าย</w:t>
       </w:r>
-      <w:proofErr w:type="spellEnd"/>
       <w:r>
         <w:rPr>
           <w:rFonts w:eastAsia="Arial Unicode MS"/>
@@ -3338,7 +3104,6 @@
         </w:rPr>
         <w:t>/</w:t>
       </w:r>
-      <w:proofErr w:type="spellStart"/>
       <w:r>
         <w:rPr>
           <w:rFonts w:ascii="Browallia New" w:eastAsia="Arial Unicode MS" w:hAnsi="Browallia New" w:cs="Browallia New"/>
@@ -3347,7 +3112,6 @@
         </w:rPr>
         <w:t>บิลค่าใช้จ่าย</w:t>
       </w:r>
-      <w:proofErr w:type="spellEnd"/>
       <w:r>
         <w:rPr>
           <w:rFonts w:eastAsia="Arial Unicode MS"/>
@@ -3362,84 +3126,72 @@
         </w:rPr>
         <w:t xml:space="preserve"> </w:t>
       </w:r>
-      <w:proofErr w:type="spellStart"/>
       <w:r>
         <w:rPr>
           <w:rFonts w:ascii="Browallia New" w:eastAsia="Arial Unicode MS" w:hAnsi="Browallia New" w:cs="Browallia New"/>
         </w:rPr>
         <w:t>บันทึกค่าใช้จ่ายดำเนินงาน</w:t>
       </w:r>
-      <w:proofErr w:type="spellEnd"/>
       <w:r>
         <w:rPr>
           <w:rFonts w:eastAsia="Arial Unicode MS"/>
         </w:rPr>
         <w:t xml:space="preserve"> (OPEX) </w:t>
       </w:r>
-      <w:proofErr w:type="spellStart"/>
       <w:r>
         <w:rPr>
           <w:rFonts w:ascii="Browallia New" w:eastAsia="Arial Unicode MS" w:hAnsi="Browallia New" w:cs="Browallia New"/>
         </w:rPr>
         <w:t>ทั่วไป</w:t>
       </w:r>
-      <w:proofErr w:type="spellEnd"/>
       <w:r>
         <w:rPr>
           <w:rFonts w:eastAsia="Arial Unicode MS"/>
         </w:rPr>
         <w:t xml:space="preserve"> (</w:t>
       </w:r>
-      <w:proofErr w:type="spellStart"/>
       <w:r>
         <w:rPr>
           <w:rFonts w:ascii="Browallia New" w:eastAsia="Arial Unicode MS" w:hAnsi="Browallia New" w:cs="Browallia New"/>
         </w:rPr>
         <w:t>เช่น</w:t>
       </w:r>
-      <w:proofErr w:type="spellEnd"/>
-      <w:r>
-        <w:rPr>
-          <w:rFonts w:eastAsia="Arial Unicode MS"/>
-        </w:rPr>
-        <w:t xml:space="preserve"> </w:t>
-      </w:r>
-      <w:proofErr w:type="spellStart"/>
+      <w:r>
+        <w:rPr>
+          <w:rFonts w:eastAsia="Arial Unicode MS"/>
+        </w:rPr>
+        <w:t xml:space="preserve"> </w:t>
+      </w:r>
       <w:r>
         <w:rPr>
           <w:rFonts w:ascii="Browallia New" w:eastAsia="Arial Unicode MS" w:hAnsi="Browallia New" w:cs="Browallia New"/>
         </w:rPr>
         <w:t>ค่าไฟ</w:t>
       </w:r>
-      <w:proofErr w:type="spellEnd"/>
       <w:r>
         <w:rPr>
           <w:rFonts w:eastAsia="Arial Unicode MS"/>
         </w:rPr>
         <w:t xml:space="preserve">, </w:t>
       </w:r>
-      <w:proofErr w:type="spellStart"/>
       <w:r>
         <w:rPr>
           <w:rFonts w:ascii="Browallia New" w:eastAsia="Arial Unicode MS" w:hAnsi="Browallia New" w:cs="Browallia New"/>
         </w:rPr>
         <w:t>ค่าน้ำ</w:t>
       </w:r>
-      <w:proofErr w:type="spellEnd"/>
       <w:r>
         <w:rPr>
           <w:rFonts w:eastAsia="Arial Unicode MS"/>
         </w:rPr>
         <w:t xml:space="preserve">, </w:t>
       </w:r>
-      <w:proofErr w:type="spellStart"/>
       <w:r>
         <w:rPr>
           <w:rFonts w:ascii="Browallia New" w:eastAsia="Arial Unicode MS" w:hAnsi="Browallia New" w:cs="Browallia New"/>
         </w:rPr>
         <w:t>ค่าซ่อมแซม</w:t>
       </w:r>
-      <w:proofErr w:type="spellEnd"/>
       <w:r>
         <w:rPr>
           <w:rFonts w:eastAsia="Arial Unicode MS"/>
@@ -3469,7 +3221,6 @@
         </w:rPr>
         <w:t>Fixed Asset (</w:t>
       </w:r>
-      <w:proofErr w:type="spellStart"/>
       <w:r>
         <w:rPr>
           <w:rFonts w:ascii="Browallia New" w:eastAsia="Arial Unicode MS" w:hAnsi="Browallia New" w:cs="Browallia New"/>
@@ -3478,7 +3229,6 @@
         </w:rPr>
         <w:t>ทะเบียนสินทรัพย์</w:t>
       </w:r>
-      <w:proofErr w:type="spellEnd"/>
       <w:r>
         <w:rPr>
           <w:rFonts w:eastAsia="Arial Unicode MS"/>
@@ -3493,84 +3243,72 @@
         </w:rPr>
         <w:t xml:space="preserve"> </w:t>
       </w:r>
-      <w:proofErr w:type="spellStart"/>
       <w:r>
         <w:rPr>
           <w:rFonts w:ascii="Browallia New" w:eastAsia="Arial Unicode MS" w:hAnsi="Browallia New" w:cs="Browallia New"/>
         </w:rPr>
         <w:t>สำหรับบิล</w:t>
       </w:r>
-      <w:proofErr w:type="spellEnd"/>
       <w:r>
         <w:rPr>
           <w:rFonts w:eastAsia="Arial Unicode MS"/>
         </w:rPr>
         <w:t xml:space="preserve"> EXP </w:t>
       </w:r>
-      <w:proofErr w:type="spellStart"/>
       <w:r>
         <w:rPr>
           <w:rFonts w:ascii="Browallia New" w:eastAsia="Arial Unicode MS" w:hAnsi="Browallia New" w:cs="Browallia New"/>
         </w:rPr>
         <w:t>ที่ระบุหมวดหมู่</w:t>
       </w:r>
-      <w:proofErr w:type="spellEnd"/>
       <w:r>
         <w:rPr>
           <w:rFonts w:eastAsia="Arial Unicode MS"/>
         </w:rPr>
         <w:t xml:space="preserve"> "</w:t>
       </w:r>
-      <w:proofErr w:type="spellStart"/>
       <w:r>
         <w:rPr>
           <w:rFonts w:ascii="Browallia New" w:eastAsia="Arial Unicode MS" w:hAnsi="Browallia New" w:cs="Browallia New"/>
         </w:rPr>
         <w:t>พักสินทรัพย์รอขึ้นทะเบียน</w:t>
       </w:r>
-      <w:proofErr w:type="spellEnd"/>
       <w:r>
         <w:rPr>
           <w:rFonts w:eastAsia="Arial Unicode MS"/>
         </w:rPr>
         <w:t xml:space="preserve"> (Asset Clearing)" </w:t>
       </w:r>
-      <w:proofErr w:type="spellStart"/>
       <w:r>
         <w:rPr>
           <w:rFonts w:ascii="Browallia New" w:eastAsia="Arial Unicode MS" w:hAnsi="Browallia New" w:cs="Browallia New"/>
         </w:rPr>
         <w:t>จะต้องนำมาขึ้นทะเบียนเป็น</w:t>
       </w:r>
-      <w:proofErr w:type="spellEnd"/>
       <w:r>
         <w:rPr>
           <w:rFonts w:eastAsia="Arial Unicode MS"/>
         </w:rPr>
         <w:t xml:space="preserve"> Fixed Asset </w:t>
       </w:r>
-      <w:proofErr w:type="spellStart"/>
       <w:r>
         <w:rPr>
           <w:rFonts w:ascii="Browallia New" w:eastAsia="Arial Unicode MS" w:hAnsi="Browallia New" w:cs="Browallia New"/>
         </w:rPr>
         <w:t>เพื่อเตรียมตัดค่าเสื่อมราคา</w:t>
       </w:r>
-      <w:proofErr w:type="spellEnd"/>
       <w:r>
         <w:rPr>
           <w:rFonts w:eastAsia="Arial Unicode MS"/>
         </w:rPr>
         <w:t xml:space="preserve"> (Depreciation) </w:t>
       </w:r>
-      <w:proofErr w:type="spellStart"/>
       <w:r>
         <w:rPr>
           <w:rFonts w:ascii="Browallia New" w:eastAsia="Arial Unicode MS" w:hAnsi="Browallia New" w:cs="Browallia New"/>
         </w:rPr>
         <w:t>ตามมาตรฐาน</w:t>
       </w:r>
-      <w:proofErr w:type="spellEnd"/>
       <w:r>
         <w:rPr>
           <w:rFonts w:eastAsia="Arial Unicode MS"/>
@@ -3588,14 +3326,12 @@
         </w:rPr>
         <w:t xml:space="preserve">2. </w:t>
       </w:r>
-      <w:proofErr w:type="spellStart"/>
       <w:r>
         <w:rPr>
           <w:rFonts w:ascii="Browallia New" w:eastAsia="Arial Unicode MS" w:hAnsi="Browallia New" w:cs="Browallia New"/>
         </w:rPr>
         <w:t>วงจรชีวิตของเอกสาร</w:t>
       </w:r>
-      <w:proofErr w:type="spellEnd"/>
       <w:r>
         <w:rPr>
           <w:rFonts w:eastAsia="Arial Unicode MS"/>
@@ -3613,42 +3349,36 @@
           <w:between w:val="nil"/>
         </w:pBdr>
       </w:pPr>
-      <w:proofErr w:type="spellStart"/>
       <w:r>
         <w:rPr>
           <w:rFonts w:ascii="Browallia New" w:eastAsia="Arial Unicode MS" w:hAnsi="Browallia New" w:cs="Browallia New"/>
         </w:rPr>
         <w:t>เพื่อรักษาความถูกต้องของข้อมูลตามหลักการบัญชี</w:t>
       </w:r>
-      <w:proofErr w:type="spellEnd"/>
       <w:r>
         <w:rPr>
           <w:rFonts w:eastAsia="Arial Unicode MS"/>
         </w:rPr>
         <w:t xml:space="preserve"> ERP </w:t>
       </w:r>
-      <w:proofErr w:type="spellStart"/>
       <w:r>
         <w:rPr>
           <w:rFonts w:ascii="Browallia New" w:eastAsia="Arial Unicode MS" w:hAnsi="Browallia New" w:cs="Browallia New"/>
         </w:rPr>
         <w:t>ทั่วโลก</w:t>
       </w:r>
-      <w:proofErr w:type="spellEnd"/>
-      <w:r>
-        <w:rPr>
-          <w:rFonts w:eastAsia="Arial Unicode MS"/>
-        </w:rPr>
-        <w:t xml:space="preserve"> </w:t>
-      </w:r>
-      <w:proofErr w:type="spellStart"/>
+      <w:r>
+        <w:rPr>
+          <w:rFonts w:eastAsia="Arial Unicode MS"/>
+        </w:rPr>
+        <w:t xml:space="preserve"> </w:t>
+      </w:r>
       <w:r>
         <w:rPr>
           <w:rFonts w:ascii="Browallia New" w:eastAsia="Arial Unicode MS" w:hAnsi="Browallia New" w:cs="Browallia New"/>
         </w:rPr>
         <w:t>เราบังคับใช้กฎ</w:t>
       </w:r>
-      <w:proofErr w:type="spellEnd"/>
       <w:r>
         <w:rPr>
           <w:rFonts w:eastAsia="Arial Unicode MS"/>
@@ -3668,28 +3398,24 @@
         </w:rPr>
         <w:t xml:space="preserve"> (</w:t>
       </w:r>
-      <w:proofErr w:type="spellStart"/>
       <w:r>
         <w:rPr>
           <w:rFonts w:ascii="Browallia New" w:eastAsia="Arial Unicode MS" w:hAnsi="Browallia New" w:cs="Browallia New"/>
         </w:rPr>
         <w:t>รันเลขทีหลัง</w:t>
       </w:r>
-      <w:proofErr w:type="spellEnd"/>
       <w:r>
         <w:rPr>
           <w:rFonts w:eastAsia="Arial Unicode MS"/>
         </w:rPr>
         <w:t xml:space="preserve">) </w:t>
       </w:r>
-      <w:proofErr w:type="spellStart"/>
       <w:r>
         <w:rPr>
           <w:rFonts w:ascii="Browallia New" w:eastAsia="Arial Unicode MS" w:hAnsi="Browallia New" w:cs="Browallia New"/>
         </w:rPr>
         <w:t>และ</w:t>
       </w:r>
-      <w:proofErr w:type="spellEnd"/>
       <w:r>
         <w:rPr>
           <w:rFonts w:eastAsia="Arial Unicode MS"/>
@@ -3709,14 +3435,12 @@
         </w:rPr>
         <w:t xml:space="preserve"> </w:t>
       </w:r>
-      <w:proofErr w:type="spellStart"/>
       <w:r>
         <w:rPr>
           <w:rFonts w:ascii="Browallia New" w:eastAsia="Arial Unicode MS" w:hAnsi="Browallia New" w:cs="Browallia New"/>
         </w:rPr>
         <w:t>ดังนี้</w:t>
       </w:r>
-      <w:proofErr w:type="spellEnd"/>
       <w:r>
         <w:rPr>
           <w:rFonts w:eastAsia="Arial Unicode MS"/>
@@ -3746,7 +3470,6 @@
         </w:rPr>
         <w:t>DRAFT (</w:t>
       </w:r>
-      <w:proofErr w:type="spellStart"/>
       <w:r>
         <w:rPr>
           <w:rFonts w:ascii="Browallia New" w:eastAsia="Arial Unicode MS" w:hAnsi="Browallia New" w:cs="Browallia New"/>
@@ -3755,7 +3478,6 @@
         </w:rPr>
         <w:t>ร่างเอกสาร</w:t>
       </w:r>
-      <w:proofErr w:type="spellEnd"/>
       <w:r>
         <w:rPr>
           <w:rFonts w:eastAsia="Arial Unicode MS"/>
@@ -3779,42 +3501,30 @@
           <w:between w:val="nil"/>
         </w:pBdr>
       </w:pPr>
-      <w:proofErr w:type="spellStart"/>
       <w:r>
         <w:rPr>
           <w:rFonts w:ascii="Browallia New" w:eastAsia="Arial Unicode MS" w:hAnsi="Browallia New" w:cs="Browallia New"/>
         </w:rPr>
         <w:t>ระบบจะยังไม่รันเลขที่เอกสารจริง</w:t>
       </w:r>
-      <w:proofErr w:type="spellEnd"/>
-      <w:r>
-        <w:rPr>
-          <w:rFonts w:eastAsia="Arial Unicode MS"/>
-        </w:rPr>
-        <w:t xml:space="preserve"> </w:t>
-      </w:r>
-      <w:proofErr w:type="spellStart"/>
+      <w:r>
+        <w:rPr>
+          <w:rFonts w:eastAsia="Arial Unicode MS"/>
+        </w:rPr>
+        <w:t xml:space="preserve"> </w:t>
+      </w:r>
       <w:r>
         <w:rPr>
           <w:rFonts w:ascii="Browallia New" w:eastAsia="Arial Unicode MS" w:hAnsi="Browallia New" w:cs="Browallia New"/>
         </w:rPr>
         <w:t>จะใช้รหัสชั่วคราว</w:t>
       </w:r>
-      <w:proofErr w:type="spellEnd"/>
-      <w:r>
-        <w:rPr>
-          <w:rFonts w:eastAsia="Arial Unicode MS"/>
-        </w:rPr>
-        <w:t xml:space="preserve"> DRAFT-</w:t>
-      </w:r>
-      <w:proofErr w:type="spellStart"/>
-      <w:r>
-        <w:rPr>
-          <w:rFonts w:eastAsia="Arial Unicode MS"/>
-        </w:rPr>
-        <w:t>YYYYMMDDHHmmss</w:t>
-      </w:r>
-      <w:proofErr w:type="spellEnd"/>
+      <w:r>
+        <w:rPr>
+          <w:rFonts w:eastAsia="Arial Unicode MS"/>
+        </w:rPr>
+        <w:t xml:space="preserve"> DRAFT-YYYYMMDDHHmmss</w:t>
+      </w:r>
     </w:p>
     <w:p>
       <w:pPr>
@@ -3830,28 +3540,24 @@
           <w:between w:val="nil"/>
         </w:pBdr>
       </w:pPr>
-      <w:proofErr w:type="spellStart"/>
       <w:r>
         <w:rPr>
           <w:rFonts w:ascii="Browallia New" w:eastAsia="Arial Unicode MS" w:hAnsi="Browallia New" w:cs="Browallia New"/>
         </w:rPr>
         <w:t>ข้อมูลยังไม่มีผลใดๆ</w:t>
       </w:r>
-      <w:proofErr w:type="spellEnd"/>
-      <w:r>
-        <w:rPr>
-          <w:rFonts w:eastAsia="Arial Unicode MS"/>
-        </w:rPr>
-        <w:t xml:space="preserve"> </w:t>
-      </w:r>
-      <w:proofErr w:type="spellStart"/>
+      <w:r>
+        <w:rPr>
+          <w:rFonts w:eastAsia="Arial Unicode MS"/>
+        </w:rPr>
+        <w:t xml:space="preserve"> </w:t>
+      </w:r>
       <w:r>
         <w:rPr>
           <w:rFonts w:ascii="Browallia New" w:eastAsia="Arial Unicode MS" w:hAnsi="Browallia New" w:cs="Browallia New"/>
         </w:rPr>
         <w:t>ทางบัญชีและสต็อก</w:t>
       </w:r>
-      <w:proofErr w:type="spellEnd"/>
     </w:p>
     <w:p>
       <w:pPr>
@@ -3867,14 +3573,12 @@
           <w:between w:val="nil"/>
         </w:pBdr>
       </w:pPr>
-      <w:proofErr w:type="spellStart"/>
       <w:r>
         <w:rPr>
           <w:rFonts w:ascii="Browallia New" w:eastAsia="Arial Unicode MS" w:hAnsi="Browallia New" w:cs="Browallia New"/>
         </w:rPr>
         <w:t>สามารถแก้ไขข้อมูลได้อิสระ</w:t>
       </w:r>
-      <w:proofErr w:type="spellEnd"/>
     </w:p>
     <w:p>
       <w:pPr>
@@ -3890,35 +3594,30 @@
           <w:between w:val="nil"/>
         </w:pBdr>
       </w:pPr>
-      <w:proofErr w:type="spellStart"/>
       <w:r>
         <w:rPr>
           <w:rFonts w:ascii="Browallia New" w:eastAsia="Arial Unicode MS" w:hAnsi="Browallia New" w:cs="Browallia New"/>
         </w:rPr>
         <w:t>หากต้องการยกเลิก</w:t>
       </w:r>
-      <w:proofErr w:type="spellEnd"/>
-      <w:r>
-        <w:rPr>
-          <w:rFonts w:eastAsia="Arial Unicode MS"/>
-        </w:rPr>
-        <w:t xml:space="preserve"> </w:t>
-      </w:r>
-      <w:proofErr w:type="spellStart"/>
+      <w:r>
+        <w:rPr>
+          <w:rFonts w:eastAsia="Arial Unicode MS"/>
+        </w:rPr>
+        <w:t xml:space="preserve"> </w:t>
+      </w:r>
       <w:r>
         <w:rPr>
           <w:rFonts w:ascii="Browallia New" w:eastAsia="Arial Unicode MS" w:hAnsi="Browallia New" w:cs="Browallia New"/>
         </w:rPr>
         <w:t>ต้องใช้คำสั่ง</w:t>
       </w:r>
-      <w:proofErr w:type="spellEnd"/>
-      <w:r>
-        <w:rPr>
-          <w:rFonts w:eastAsia="Arial Unicode MS"/>
-        </w:rPr>
-        <w:t xml:space="preserve"> </w:t>
-      </w:r>
-      <w:proofErr w:type="spellStart"/>
+      <w:r>
+        <w:rPr>
+          <w:rFonts w:eastAsia="Arial Unicode MS"/>
+        </w:rPr>
+        <w:t xml:space="preserve"> </w:t>
+      </w:r>
       <w:r>
         <w:rPr>
           <w:rFonts w:ascii="Browallia New" w:eastAsia="Arial Unicode MS" w:hAnsi="Browallia New" w:cs="Browallia New"/>
@@ -3927,7 +3626,6 @@
         </w:rPr>
         <w:t>ลบ</w:t>
       </w:r>
-      <w:proofErr w:type="spellEnd"/>
       <w:r>
         <w:rPr>
           <w:rFonts w:eastAsia="Arial Unicode MS"/>
@@ -3942,14 +3640,12 @@
         </w:rPr>
         <w:t xml:space="preserve"> </w:t>
       </w:r>
-      <w:proofErr w:type="spellStart"/>
       <w:r>
         <w:rPr>
           <w:rFonts w:ascii="Browallia New" w:eastAsia="Arial Unicode MS" w:hAnsi="Browallia New" w:cs="Browallia New"/>
         </w:rPr>
         <w:t>เท่านั้น</w:t>
       </w:r>
-      <w:proofErr w:type="spellEnd"/>
     </w:p>
     <w:p>
       <w:pPr>
@@ -3974,7 +3670,6 @@
         <w:lastRenderedPageBreak/>
         <w:t>PENDING (</w:t>
       </w:r>
-      <w:proofErr w:type="spellStart"/>
       <w:r>
         <w:rPr>
           <w:rFonts w:ascii="Browallia New" w:eastAsia="Arial Unicode MS" w:hAnsi="Browallia New" w:cs="Browallia New"/>
@@ -3983,7 +3678,6 @@
         </w:rPr>
         <w:t>รออนุมัติ</w:t>
       </w:r>
-      <w:proofErr w:type="spellEnd"/>
       <w:r>
         <w:rPr>
           <w:rFonts w:eastAsia="Arial Unicode MS"/>
@@ -4007,103 +3701,77 @@
           <w:between w:val="nil"/>
         </w:pBdr>
       </w:pPr>
-      <w:proofErr w:type="spellStart"/>
       <w:r>
         <w:rPr>
           <w:rFonts w:ascii="Browallia New" w:eastAsia="Arial Unicode MS" w:hAnsi="Browallia New" w:cs="Browallia New"/>
         </w:rPr>
         <w:t>สำหรับเอกสารที่เข้าเงื่อนไข</w:t>
       </w:r>
-      <w:proofErr w:type="spellEnd"/>
       <w:r>
         <w:rPr>
           <w:rFonts w:eastAsia="Arial Unicode MS"/>
         </w:rPr>
         <w:t xml:space="preserve"> Maker-Checker (</w:t>
       </w:r>
-      <w:proofErr w:type="spellStart"/>
       <w:r>
         <w:rPr>
           <w:rFonts w:ascii="Browallia New" w:eastAsia="Arial Unicode MS" w:hAnsi="Browallia New" w:cs="Browallia New"/>
         </w:rPr>
         <w:t>เช่น</w:t>
       </w:r>
-      <w:proofErr w:type="spellEnd"/>
-      <w:r>
-        <w:rPr>
-          <w:rFonts w:eastAsia="Arial Unicode MS"/>
-        </w:rPr>
-        <w:t xml:space="preserve"> </w:t>
-      </w:r>
-      <w:proofErr w:type="spellStart"/>
+      <w:r>
+        <w:rPr>
+          <w:rFonts w:eastAsia="Arial Unicode MS"/>
+        </w:rPr>
+        <w:t xml:space="preserve"> </w:t>
+      </w:r>
       <w:r>
         <w:rPr>
           <w:rFonts w:ascii="Browallia New" w:eastAsia="Arial Unicode MS" w:hAnsi="Browallia New" w:cs="Browallia New"/>
         </w:rPr>
         <w:t>บิลค่าใช้จ่ายยอดเกิน</w:t>
       </w:r>
-      <w:proofErr w:type="spellEnd"/>
       <w:r>
         <w:rPr>
           <w:rFonts w:eastAsia="Arial Unicode MS"/>
         </w:rPr>
         <w:t xml:space="preserve"> 5,000 </w:t>
       </w:r>
-      <w:proofErr w:type="spellStart"/>
       <w:r>
         <w:rPr>
           <w:rFonts w:ascii="Browallia New" w:eastAsia="Arial Unicode MS" w:hAnsi="Browallia New" w:cs="Browallia New"/>
         </w:rPr>
         <w:t>บาท</w:t>
       </w:r>
-      <w:proofErr w:type="spellEnd"/>
       <w:r>
         <w:rPr>
           <w:rFonts w:eastAsia="Arial Unicode MS"/>
         </w:rPr>
         <w:t xml:space="preserve">) </w:t>
       </w:r>
-      <w:proofErr w:type="spellStart"/>
       <w:r>
         <w:rPr>
           <w:rFonts w:ascii="Browallia New" w:eastAsia="Arial Unicode MS" w:hAnsi="Browallia New" w:cs="Browallia New"/>
         </w:rPr>
         <w:t>สถานะหลักจะยังคงเป็น</w:t>
       </w:r>
-      <w:proofErr w:type="spellEnd"/>
       <w:r>
         <w:rPr>
           <w:rFonts w:eastAsia="Arial Unicode MS"/>
         </w:rPr>
         <w:t xml:space="preserve"> DRAFT </w:t>
       </w:r>
-      <w:proofErr w:type="spellStart"/>
       <w:r>
         <w:rPr>
           <w:rFonts w:ascii="Browallia New" w:eastAsia="Arial Unicode MS" w:hAnsi="Browallia New" w:cs="Browallia New"/>
         </w:rPr>
         <w:t>แต่มี</w:t>
       </w:r>
-      <w:proofErr w:type="spellEnd"/>
-      <w:r>
-        <w:rPr>
-          <w:rFonts w:eastAsia="Arial Unicode MS"/>
-        </w:rPr>
-        <w:t xml:space="preserve"> </w:t>
-      </w:r>
-      <w:proofErr w:type="spellStart"/>
-      <w:r>
-        <w:rPr>
-          <w:rFonts w:eastAsia="Arial Unicode MS"/>
-        </w:rPr>
-        <w:t>approval_status</w:t>
-      </w:r>
-      <w:proofErr w:type="spellEnd"/>
-      <w:r>
-        <w:rPr>
-          <w:rFonts w:eastAsia="Arial Unicode MS"/>
-        </w:rPr>
-        <w:t xml:space="preserve"> = 'PENDING'</w:t>
+      <w:r>
+        <w:rPr>
+          <w:rFonts w:eastAsia="Arial Unicode MS"/>
+        </w:rPr>
+        <w:t xml:space="preserve"> approval_status = 'PENDING'</w:t>
       </w:r>
     </w:p>
     <w:p>
@@ -4120,14 +3788,12 @@
           <w:between w:val="nil"/>
         </w:pBdr>
       </w:pPr>
-      <w:proofErr w:type="spellStart"/>
       <w:r>
         <w:rPr>
           <w:rFonts w:ascii="Browallia New" w:eastAsia="Arial Unicode MS" w:hAnsi="Browallia New" w:cs="Browallia New"/>
         </w:rPr>
         <w:t>ห้ามแก้ไขข้อมูลจนกว่าจะถูกตีกลับ</w:t>
       </w:r>
-      <w:proofErr w:type="spellEnd"/>
       <w:r>
         <w:rPr>
           <w:rFonts w:eastAsia="Arial Unicode MS"/>
@@ -4157,7 +3823,6 @@
         </w:rPr>
         <w:t>ISSUED (</w:t>
       </w:r>
-      <w:proofErr w:type="spellStart"/>
       <w:r>
         <w:rPr>
           <w:rFonts w:ascii="Browallia New" w:eastAsia="Arial Unicode MS" w:hAnsi="Browallia New" w:cs="Browallia New"/>
@@ -4166,7 +3831,6 @@
         </w:rPr>
         <w:t>ยืนยัน</w:t>
       </w:r>
-      <w:proofErr w:type="spellEnd"/>
       <w:r>
         <w:rPr>
           <w:rFonts w:eastAsia="Arial Unicode MS"/>
@@ -4175,7 +3839,6 @@
         </w:rPr>
         <w:t>/</w:t>
       </w:r>
-      <w:proofErr w:type="spellStart"/>
       <w:r>
         <w:rPr>
           <w:rFonts w:ascii="Browallia New" w:eastAsia="Arial Unicode MS" w:hAnsi="Browallia New" w:cs="Browallia New"/>
@@ -4184,7 +3847,6 @@
         </w:rPr>
         <w:t>ออกเอกสารแล้ว</w:t>
       </w:r>
-      <w:proofErr w:type="spellEnd"/>
       <w:r>
         <w:rPr>
           <w:rFonts w:eastAsia="Arial Unicode MS"/>
@@ -4208,49 +3870,42 @@
           <w:between w:val="nil"/>
         </w:pBdr>
       </w:pPr>
-      <w:proofErr w:type="spellStart"/>
       <w:r>
         <w:rPr>
           <w:rFonts w:ascii="Browallia New" w:eastAsia="Arial Unicode MS" w:hAnsi="Browallia New" w:cs="Browallia New"/>
         </w:rPr>
         <w:t>เมื่อกดยืนยัน</w:t>
       </w:r>
-      <w:proofErr w:type="spellEnd"/>
-      <w:r>
-        <w:rPr>
-          <w:rFonts w:eastAsia="Arial Unicode MS"/>
-        </w:rPr>
-        <w:t xml:space="preserve"> </w:t>
-      </w:r>
-      <w:proofErr w:type="spellStart"/>
+      <w:r>
+        <w:rPr>
+          <w:rFonts w:eastAsia="Arial Unicode MS"/>
+        </w:rPr>
+        <w:t xml:space="preserve"> </w:t>
+      </w:r>
       <w:r>
         <w:rPr>
           <w:rFonts w:ascii="Browallia New" w:eastAsia="Arial Unicode MS" w:hAnsi="Browallia New" w:cs="Browallia New"/>
         </w:rPr>
         <w:t>หรืออนุมัติผ่าน</w:t>
       </w:r>
-      <w:proofErr w:type="spellEnd"/>
-      <w:r>
-        <w:rPr>
-          <w:rFonts w:eastAsia="Arial Unicode MS"/>
-        </w:rPr>
-        <w:t xml:space="preserve"> </w:t>
-      </w:r>
-      <w:proofErr w:type="spellStart"/>
+      <w:r>
+        <w:rPr>
+          <w:rFonts w:eastAsia="Arial Unicode MS"/>
+        </w:rPr>
+        <w:t xml:space="preserve"> </w:t>
+      </w:r>
       <w:r>
         <w:rPr>
           <w:rFonts w:ascii="Browallia New" w:eastAsia="Arial Unicode MS" w:hAnsi="Browallia New" w:cs="Browallia New"/>
         </w:rPr>
         <w:t>ระบบจะทำการ</w:t>
       </w:r>
-      <w:proofErr w:type="spellEnd"/>
-      <w:r>
-        <w:rPr>
-          <w:rFonts w:eastAsia="Arial Unicode MS"/>
-        </w:rPr>
-        <w:t xml:space="preserve"> </w:t>
-      </w:r>
-      <w:proofErr w:type="spellStart"/>
+      <w:r>
+        <w:rPr>
+          <w:rFonts w:eastAsia="Arial Unicode MS"/>
+        </w:rPr>
+        <w:t xml:space="preserve"> </w:t>
+      </w:r>
       <w:r>
         <w:rPr>
           <w:rFonts w:ascii="Browallia New" w:eastAsia="Arial Unicode MS" w:hAnsi="Browallia New" w:cs="Browallia New"/>
@@ -4259,7 +3914,6 @@
         </w:rPr>
         <w:t>รันเลขที่เอกสารจริง</w:t>
       </w:r>
-      <w:proofErr w:type="spellEnd"/>
       <w:r>
         <w:rPr>
           <w:rFonts w:eastAsia="Arial Unicode MS"/>
@@ -4268,7 +3922,6 @@
         </w:rPr>
         <w:t xml:space="preserve"> (Running Number) </w:t>
       </w:r>
-      <w:proofErr w:type="spellStart"/>
       <w:r>
         <w:rPr>
           <w:rFonts w:ascii="Browallia New" w:eastAsia="Arial Unicode MS" w:hAnsi="Browallia New" w:cs="Browallia New"/>
@@ -4277,7 +3930,6 @@
         </w:rPr>
         <w:t>ผ่าน</w:t>
       </w:r>
-      <w:proofErr w:type="spellEnd"/>
       <w:r>
         <w:rPr>
           <w:rFonts w:eastAsia="Arial Unicode MS"/>
@@ -4286,7 +3938,6 @@
         </w:rPr>
         <w:t xml:space="preserve"> RPC </w:t>
       </w:r>
-      <w:proofErr w:type="spellStart"/>
       <w:r>
         <w:rPr>
           <w:rFonts w:ascii="Browallia New" w:eastAsia="Arial Unicode MS" w:hAnsi="Browallia New" w:cs="Browallia New"/>
@@ -4295,7 +3946,6 @@
         </w:rPr>
         <w:t>แบบ</w:t>
       </w:r>
-      <w:proofErr w:type="spellEnd"/>
       <w:r>
         <w:rPr>
           <w:rFonts w:eastAsia="Arial Unicode MS"/>
@@ -4310,28 +3960,24 @@
         </w:rPr>
         <w:t xml:space="preserve"> </w:t>
       </w:r>
-      <w:proofErr w:type="spellStart"/>
       <w:r>
         <w:rPr>
           <w:rFonts w:ascii="Browallia New" w:eastAsia="Arial Unicode MS" w:hAnsi="Browallia New" w:cs="Browallia New"/>
         </w:rPr>
         <w:t>อัตโนมัติ</w:t>
       </w:r>
-      <w:proofErr w:type="spellEnd"/>
-      <w:r>
-        <w:rPr>
-          <w:rFonts w:eastAsia="Arial Unicode MS"/>
-        </w:rPr>
-        <w:t xml:space="preserve"> </w:t>
-      </w:r>
-      <w:proofErr w:type="spellStart"/>
+      <w:r>
+        <w:rPr>
+          <w:rFonts w:eastAsia="Arial Unicode MS"/>
+        </w:rPr>
+        <w:t xml:space="preserve"> </w:t>
+      </w:r>
       <w:r>
         <w:rPr>
           <w:rFonts w:ascii="Browallia New" w:eastAsia="Arial Unicode MS" w:hAnsi="Browallia New" w:cs="Browallia New"/>
         </w:rPr>
         <w:t>ป้องกันปัญหาเลขบิลกระโดดหรือซ้ำซ้อน</w:t>
       </w:r>
-      <w:proofErr w:type="spellEnd"/>
     </w:p>
     <w:p>
       <w:pPr>
@@ -4347,28 +3993,24 @@
           <w:between w:val="nil"/>
         </w:pBdr>
       </w:pPr>
-      <w:proofErr w:type="spellStart"/>
       <w:r>
         <w:rPr>
           <w:rFonts w:ascii="Browallia New" w:eastAsia="Arial Unicode MS" w:hAnsi="Browallia New" w:cs="Browallia New"/>
         </w:rPr>
         <w:t>ข้อมูลมีผลทางบัญชีและสต็อกทันที</w:t>
       </w:r>
-      <w:proofErr w:type="spellEnd"/>
       <w:r>
         <w:rPr>
           <w:rFonts w:eastAsia="Arial Unicode MS"/>
         </w:rPr>
         <w:t xml:space="preserve"> (</w:t>
       </w:r>
-      <w:proofErr w:type="spellStart"/>
       <w:r>
         <w:rPr>
           <w:rFonts w:ascii="Browallia New" w:eastAsia="Arial Unicode MS" w:hAnsi="Browallia New" w:cs="Browallia New"/>
         </w:rPr>
         <w:t>ตามประเภทเอกสาร</w:t>
       </w:r>
-      <w:proofErr w:type="spellEnd"/>
       <w:r>
         <w:rPr>
           <w:rFonts w:eastAsia="Arial Unicode MS"/>
@@ -4390,7 +4032,6 @@
           <w:between w:val="nil"/>
         </w:pBdr>
       </w:pPr>
-      <w:proofErr w:type="spellStart"/>
       <w:r>
         <w:rPr>
           <w:rFonts w:ascii="Browallia New" w:eastAsia="Arial Unicode MS" w:hAnsi="Browallia New" w:cs="Browallia New"/>
@@ -4399,7 +4040,6 @@
         </w:rPr>
         <w:t>ห้ามลบ</w:t>
       </w:r>
-      <w:proofErr w:type="spellEnd"/>
       <w:r>
         <w:rPr>
           <w:rFonts w:eastAsia="Arial Unicode MS"/>
@@ -4414,14 +4054,12 @@
         </w:rPr>
         <w:t xml:space="preserve"> </w:t>
       </w:r>
-      <w:proofErr w:type="spellStart"/>
       <w:r>
         <w:rPr>
           <w:rFonts w:ascii="Browallia New" w:eastAsia="Arial Unicode MS" w:hAnsi="Browallia New" w:cs="Browallia New"/>
         </w:rPr>
         <w:t>โดยเด็ดขาด</w:t>
       </w:r>
-      <w:proofErr w:type="spellEnd"/>
     </w:p>
     <w:p>
       <w:pPr>
@@ -4437,35 +4075,30 @@
           <w:between w:val="nil"/>
         </w:pBdr>
       </w:pPr>
-      <w:proofErr w:type="spellStart"/>
       <w:r>
         <w:rPr>
           <w:rFonts w:ascii="Browallia New" w:eastAsia="Arial Unicode MS" w:hAnsi="Browallia New" w:cs="Browallia New"/>
         </w:rPr>
         <w:t>หากข้อมูลผิดพลาด</w:t>
       </w:r>
-      <w:proofErr w:type="spellEnd"/>
-      <w:r>
-        <w:rPr>
-          <w:rFonts w:eastAsia="Arial Unicode MS"/>
-        </w:rPr>
-        <w:t xml:space="preserve"> </w:t>
-      </w:r>
-      <w:proofErr w:type="spellStart"/>
+      <w:r>
+        <w:rPr>
+          <w:rFonts w:eastAsia="Arial Unicode MS"/>
+        </w:rPr>
+        <w:t xml:space="preserve"> </w:t>
+      </w:r>
       <w:r>
         <w:rPr>
           <w:rFonts w:ascii="Browallia New" w:eastAsia="Arial Unicode MS" w:hAnsi="Browallia New" w:cs="Browallia New"/>
         </w:rPr>
         <w:t>ต้องใช้คำสั่ง</w:t>
       </w:r>
-      <w:proofErr w:type="spellEnd"/>
-      <w:r>
-        <w:rPr>
-          <w:rFonts w:eastAsia="Arial Unicode MS"/>
-        </w:rPr>
-        <w:t xml:space="preserve"> </w:t>
-      </w:r>
-      <w:proofErr w:type="spellStart"/>
+      <w:r>
+        <w:rPr>
+          <w:rFonts w:eastAsia="Arial Unicode MS"/>
+        </w:rPr>
+        <w:t xml:space="preserve"> </w:t>
+      </w:r>
       <w:r>
         <w:rPr>
           <w:rFonts w:ascii="Browallia New" w:eastAsia="Arial Unicode MS" w:hAnsi="Browallia New" w:cs="Browallia New"/>
@@ -4474,7 +4107,6 @@
         </w:rPr>
         <w:t>ยกเลิก</w:t>
       </w:r>
-      <w:proofErr w:type="spellEnd"/>
       <w:r>
         <w:rPr>
           <w:rFonts w:eastAsia="Arial Unicode MS"/>
@@ -4489,14 +4121,12 @@
         </w:rPr>
         <w:t xml:space="preserve"> </w:t>
       </w:r>
-      <w:proofErr w:type="spellStart"/>
       <w:r>
         <w:rPr>
           <w:rFonts w:ascii="Browallia New" w:eastAsia="Arial Unicode MS" w:hAnsi="Browallia New" w:cs="Browallia New"/>
         </w:rPr>
         <w:t>เท่านั้น</w:t>
       </w:r>
-      <w:proofErr w:type="spellEnd"/>
     </w:p>
     <w:p>
       <w:pPr>
@@ -4520,7 +4150,6 @@
         </w:rPr>
         <w:t>VOID (</w:t>
       </w:r>
-      <w:proofErr w:type="spellStart"/>
       <w:r>
         <w:rPr>
           <w:rFonts w:ascii="Browallia New" w:eastAsia="Arial Unicode MS" w:hAnsi="Browallia New" w:cs="Browallia New"/>
@@ -4529,7 +4158,6 @@
         </w:rPr>
         <w:t>ยกเลิกเอกสาร</w:t>
       </w:r>
-      <w:proofErr w:type="spellEnd"/>
       <w:r>
         <w:rPr>
           <w:rFonts w:eastAsia="Arial Unicode MS"/>
@@ -4553,21 +4181,18 @@
           <w:between w:val="nil"/>
         </w:pBdr>
       </w:pPr>
-      <w:proofErr w:type="spellStart"/>
       <w:r>
         <w:rPr>
           <w:rFonts w:ascii="Browallia New" w:eastAsia="Arial Unicode MS" w:hAnsi="Browallia New" w:cs="Browallia New"/>
         </w:rPr>
         <w:t>ระบบจะทำการ</w:t>
       </w:r>
-      <w:proofErr w:type="spellEnd"/>
-      <w:r>
-        <w:rPr>
-          <w:rFonts w:eastAsia="Arial Unicode MS"/>
-        </w:rPr>
-        <w:t xml:space="preserve"> </w:t>
-      </w:r>
-      <w:proofErr w:type="spellStart"/>
+      <w:r>
+        <w:rPr>
+          <w:rFonts w:eastAsia="Arial Unicode MS"/>
+        </w:rPr>
+        <w:t xml:space="preserve"> </w:t>
+      </w:r>
       <w:r>
         <w:rPr>
           <w:rFonts w:ascii="Browallia New" w:eastAsia="Arial Unicode MS" w:hAnsi="Browallia New" w:cs="Browallia New"/>
@@ -4576,7 +4201,6 @@
         </w:rPr>
         <w:t>คืนสต็อก</w:t>
       </w:r>
-      <w:proofErr w:type="spellEnd"/>
       <w:r>
         <w:rPr>
           <w:rFonts w:eastAsia="Arial Unicode MS"/>
@@ -4591,14 +4215,12 @@
         </w:rPr>
         <w:t xml:space="preserve"> </w:t>
       </w:r>
-      <w:proofErr w:type="spellStart"/>
       <w:r>
         <w:rPr>
           <w:rFonts w:ascii="Browallia New" w:eastAsia="Arial Unicode MS" w:hAnsi="Browallia New" w:cs="Browallia New"/>
         </w:rPr>
         <w:t>หรือคืนยอดหนี้ให้อัตโนมัติ</w:t>
       </w:r>
-      <w:proofErr w:type="spellEnd"/>
     </w:p>
     <w:p>
       <w:pPr>
@@ -4614,14 +4236,12 @@
           <w:between w:val="nil"/>
         </w:pBdr>
       </w:pPr>
-      <w:proofErr w:type="spellStart"/>
       <w:r>
         <w:rPr>
           <w:rFonts w:ascii="Browallia New" w:eastAsia="Arial Unicode MS" w:hAnsi="Browallia New" w:cs="Browallia New"/>
         </w:rPr>
         <w:t>เอกสารจะยังคงอยู่ในระบบเพื่อเก็บเป็น</w:t>
       </w:r>
-      <w:proofErr w:type="spellEnd"/>
       <w:r>
         <w:rPr>
           <w:rFonts w:eastAsia="Arial Unicode MS"/>
@@ -4643,84 +4263,72 @@
           <w:between w:val="nil"/>
         </w:pBdr>
       </w:pPr>
-      <w:proofErr w:type="spellStart"/>
       <w:r>
         <w:rPr>
           <w:rFonts w:ascii="Browallia New" w:eastAsia="Arial Unicode MS" w:hAnsi="Browallia New" w:cs="Browallia New"/>
         </w:rPr>
         <w:t>สามารถใช้ฟีเจอร์</w:t>
       </w:r>
-      <w:proofErr w:type="spellEnd"/>
       <w:r>
         <w:rPr>
           <w:rFonts w:eastAsia="Arial Unicode MS"/>
         </w:rPr>
         <w:t xml:space="preserve"> "</w:t>
       </w:r>
-      <w:proofErr w:type="spellStart"/>
       <w:r>
         <w:rPr>
           <w:rFonts w:ascii="Browallia New" w:eastAsia="Arial Unicode MS" w:hAnsi="Browallia New" w:cs="Browallia New"/>
         </w:rPr>
         <w:t>ออกเอกสารทดแทน</w:t>
       </w:r>
-      <w:proofErr w:type="spellEnd"/>
       <w:r>
         <w:rPr>
           <w:rFonts w:eastAsia="Arial Unicode MS"/>
         </w:rPr>
         <w:t xml:space="preserve"> (Cancel &amp; Replace)" </w:t>
       </w:r>
-      <w:proofErr w:type="spellStart"/>
       <w:r>
         <w:rPr>
           <w:rFonts w:ascii="Browallia New" w:eastAsia="Arial Unicode MS" w:hAnsi="Browallia New" w:cs="Browallia New"/>
         </w:rPr>
         <w:t>ระบบจะโคลนข้อมูลไปสร้างเป็น</w:t>
       </w:r>
-      <w:proofErr w:type="spellEnd"/>
       <w:r>
         <w:rPr>
           <w:rFonts w:eastAsia="Arial Unicode MS"/>
         </w:rPr>
         <w:t xml:space="preserve"> DRAFT </w:t>
       </w:r>
-      <w:proofErr w:type="spellStart"/>
       <w:r>
         <w:rPr>
           <w:rFonts w:ascii="Browallia New" w:eastAsia="Arial Unicode MS" w:hAnsi="Browallia New" w:cs="Browallia New"/>
         </w:rPr>
         <w:t>ใบใหม่</w:t>
       </w:r>
-      <w:proofErr w:type="spellEnd"/>
-      <w:r>
-        <w:rPr>
-          <w:rFonts w:eastAsia="Arial Unicode MS"/>
-        </w:rPr>
-        <w:t xml:space="preserve"> </w:t>
-      </w:r>
-      <w:proofErr w:type="spellStart"/>
+      <w:r>
+        <w:rPr>
+          <w:rFonts w:eastAsia="Arial Unicode MS"/>
+        </w:rPr>
+        <w:t xml:space="preserve"> </w:t>
+      </w:r>
       <w:r>
         <w:rPr>
           <w:rFonts w:ascii="Browallia New" w:eastAsia="Arial Unicode MS" w:hAnsi="Browallia New" w:cs="Browallia New"/>
         </w:rPr>
         <w:t>พร้อม</w:t>
       </w:r>
-      <w:proofErr w:type="spellEnd"/>
       <w:r>
         <w:rPr>
           <w:rFonts w:eastAsia="Arial Unicode MS"/>
         </w:rPr>
         <w:t xml:space="preserve"> Auto-Remark </w:t>
       </w:r>
-      <w:proofErr w:type="spellStart"/>
       <w:r>
         <w:rPr>
           <w:rFonts w:ascii="Browallia New" w:eastAsia="Arial Unicode MS" w:hAnsi="Browallia New" w:cs="Browallia New"/>
         </w:rPr>
         <w:t>อ้างอิงถึงบิลที่ถูกยกเลิก</w:t>
       </w:r>
-      <w:proofErr w:type="spellEnd"/>
       <w:r>
         <w:rPr>
           <w:rFonts w:eastAsia="Arial Unicode MS"/>
@@ -4750,7 +4358,6 @@
         </w:rPr>
         <w:t>PAID (</w:t>
       </w:r>
-      <w:proofErr w:type="spellStart"/>
       <w:r>
         <w:rPr>
           <w:rFonts w:ascii="Browallia New" w:eastAsia="Arial Unicode MS" w:hAnsi="Browallia New" w:cs="Browallia New"/>
@@ -4759,7 +4366,6 @@
         </w:rPr>
         <w:t>ชำระเงินแล้ว</w:t>
       </w:r>
-      <w:proofErr w:type="spellEnd"/>
       <w:r>
         <w:rPr>
           <w:rFonts w:eastAsia="Arial Unicode MS"/>
@@ -4783,42 +4389,36 @@
           <w:between w:val="nil"/>
         </w:pBdr>
       </w:pPr>
-      <w:proofErr w:type="spellStart"/>
       <w:r>
         <w:rPr>
           <w:rFonts w:ascii="Browallia New" w:eastAsia="Arial Unicode MS" w:hAnsi="Browallia New" w:cs="Browallia New"/>
         </w:rPr>
         <w:t>สถานะพิเศษสำหรับเอกสาร</w:t>
       </w:r>
-      <w:proofErr w:type="spellEnd"/>
       <w:r>
         <w:rPr>
           <w:rFonts w:eastAsia="Arial Unicode MS"/>
         </w:rPr>
         <w:t xml:space="preserve"> AP/AR </w:t>
       </w:r>
-      <w:proofErr w:type="spellStart"/>
       <w:r>
         <w:rPr>
           <w:rFonts w:ascii="Browallia New" w:eastAsia="Arial Unicode MS" w:hAnsi="Browallia New" w:cs="Browallia New"/>
         </w:rPr>
         <w:t>ที่มีการรับ</w:t>
       </w:r>
-      <w:proofErr w:type="spellEnd"/>
       <w:r>
         <w:rPr>
           <w:rFonts w:eastAsia="Arial Unicode MS"/>
         </w:rPr>
         <w:t>/</w:t>
       </w:r>
-      <w:proofErr w:type="spellStart"/>
       <w:r>
         <w:rPr>
           <w:rFonts w:ascii="Browallia New" w:eastAsia="Arial Unicode MS" w:hAnsi="Browallia New" w:cs="Browallia New"/>
         </w:rPr>
         <w:t>จ่ายชำระหนี้ครบถ้วนแล้ว</w:t>
       </w:r>
-      <w:proofErr w:type="spellEnd"/>
       <w:r>
         <w:rPr>
           <w:rFonts w:eastAsia="Arial Unicode MS"/>
@@ -4840,42 +4440,36 @@
           <w:between w:val="nil"/>
         </w:pBdr>
       </w:pPr>
-      <w:proofErr w:type="spellStart"/>
       <w:r>
         <w:rPr>
           <w:rFonts w:ascii="Browallia New" w:eastAsia="Arial Unicode MS" w:hAnsi="Browallia New" w:cs="Browallia New"/>
         </w:rPr>
         <w:t>สำหรับบิลซื้อเงินสด</w:t>
       </w:r>
-      <w:proofErr w:type="spellEnd"/>
       <w:r>
         <w:rPr>
           <w:rFonts w:eastAsia="Arial Unicode MS"/>
         </w:rPr>
         <w:t xml:space="preserve"> (AP_CASH) </w:t>
       </w:r>
-      <w:proofErr w:type="spellStart"/>
       <w:r>
         <w:rPr>
           <w:rFonts w:ascii="Browallia New" w:eastAsia="Arial Unicode MS" w:hAnsi="Browallia New" w:cs="Browallia New"/>
         </w:rPr>
         <w:t>ระบบจะวิ่งเข้าสถานะ</w:t>
       </w:r>
-      <w:proofErr w:type="spellEnd"/>
       <w:r>
         <w:rPr>
           <w:rFonts w:eastAsia="Arial Unicode MS"/>
         </w:rPr>
         <w:t xml:space="preserve"> PAID </w:t>
       </w:r>
-      <w:proofErr w:type="spellStart"/>
       <w:r>
         <w:rPr>
           <w:rFonts w:ascii="Browallia New" w:eastAsia="Arial Unicode MS" w:hAnsi="Browallia New" w:cs="Browallia New"/>
         </w:rPr>
         <w:t>อัตโนมัติเมื่อเอกสารถูก</w:t>
       </w:r>
-      <w:proofErr w:type="spellEnd"/>
       <w:r>
         <w:rPr>
           <w:rFonts w:eastAsia="Arial Unicode MS"/>
@@ -4893,14 +4487,12 @@
         </w:rPr>
         <w:t xml:space="preserve">3. </w:t>
       </w:r>
-      <w:proofErr w:type="spellStart"/>
       <w:r>
         <w:rPr>
           <w:rFonts w:ascii="Browallia New" w:eastAsia="Arial Unicode MS" w:hAnsi="Browallia New" w:cs="Browallia New"/>
         </w:rPr>
         <w:t>มาตรฐานการบันทึกบัญชีเพิ่มเติม</w:t>
       </w:r>
-      <w:proofErr w:type="spellEnd"/>
       <w:r>
         <w:rPr>
           <w:rFonts w:eastAsia="Arial Unicode MS"/>
@@ -4935,117 +4527,89 @@
         </w:rPr>
         <w:t xml:space="preserve"> </w:t>
       </w:r>
-      <w:proofErr w:type="spellStart"/>
       <w:r>
         <w:rPr>
           <w:rFonts w:ascii="Browallia New" w:eastAsia="Arial Unicode MS" w:hAnsi="Browallia New" w:cs="Browallia New"/>
         </w:rPr>
         <w:t>หน้าแสดงรายการเอกสาร</w:t>
       </w:r>
-      <w:proofErr w:type="spellEnd"/>
       <w:r>
         <w:rPr>
           <w:rFonts w:eastAsia="Arial Unicode MS"/>
         </w:rPr>
         <w:t xml:space="preserve"> (Document List) </w:t>
       </w:r>
-      <w:proofErr w:type="spellStart"/>
       <w:r>
         <w:rPr>
           <w:rFonts w:ascii="Browallia New" w:eastAsia="Arial Unicode MS" w:hAnsi="Browallia New" w:cs="Browallia New"/>
         </w:rPr>
         <w:t>จะต้องแสดงผลแบบ</w:t>
       </w:r>
-      <w:proofErr w:type="spellEnd"/>
       <w:r>
         <w:rPr>
           <w:rFonts w:eastAsia="Arial Unicode MS"/>
         </w:rPr>
         <w:t xml:space="preserve"> Real-time </w:t>
       </w:r>
-      <w:proofErr w:type="spellStart"/>
       <w:r>
         <w:rPr>
           <w:rFonts w:ascii="Browallia New" w:eastAsia="Arial Unicode MS" w:hAnsi="Browallia New" w:cs="Browallia New"/>
         </w:rPr>
         <w:t>เสมอ</w:t>
       </w:r>
-      <w:proofErr w:type="spellEnd"/>
-      <w:r>
-        <w:rPr>
-          <w:rFonts w:eastAsia="Arial Unicode MS"/>
-        </w:rPr>
-        <w:t xml:space="preserve"> </w:t>
-      </w:r>
-      <w:proofErr w:type="spellStart"/>
+      <w:r>
+        <w:rPr>
+          <w:rFonts w:eastAsia="Arial Unicode MS"/>
+        </w:rPr>
+        <w:t xml:space="preserve"> </w:t>
+      </w:r>
       <w:r>
         <w:rPr>
           <w:rFonts w:ascii="Browallia New" w:eastAsia="Arial Unicode MS" w:hAnsi="Browallia New" w:cs="Browallia New"/>
         </w:rPr>
         <w:t>ห้ามแสดงข้อมูลเก่า</w:t>
       </w:r>
-      <w:proofErr w:type="spellEnd"/>
       <w:r>
         <w:rPr>
           <w:rFonts w:eastAsia="Arial Unicode MS"/>
         </w:rPr>
         <w:t xml:space="preserve"> (Stale Data) </w:t>
       </w:r>
-      <w:proofErr w:type="spellStart"/>
       <w:r>
         <w:rPr>
           <w:rFonts w:ascii="Browallia New" w:eastAsia="Arial Unicode MS" w:hAnsi="Browallia New" w:cs="Browallia New"/>
         </w:rPr>
         <w:t>จาก</w:t>
       </w:r>
-      <w:proofErr w:type="spellEnd"/>
       <w:r>
         <w:rPr>
           <w:rFonts w:eastAsia="Arial Unicode MS"/>
         </w:rPr>
         <w:t xml:space="preserve"> Cache </w:t>
       </w:r>
-      <w:proofErr w:type="spellStart"/>
       <w:r>
         <w:rPr>
           <w:rFonts w:ascii="Browallia New" w:eastAsia="Arial Unicode MS" w:hAnsi="Browallia New" w:cs="Browallia New"/>
         </w:rPr>
         <w:t>ของ</w:t>
       </w:r>
-      <w:proofErr w:type="spellEnd"/>
       <w:r>
         <w:rPr>
           <w:rFonts w:eastAsia="Arial Unicode MS"/>
         </w:rPr>
         <w:t xml:space="preserve"> Next.js (</w:t>
       </w:r>
-      <w:proofErr w:type="spellStart"/>
       <w:r>
         <w:rPr>
           <w:rFonts w:ascii="Browallia New" w:eastAsia="Arial Unicode MS" w:hAnsi="Browallia New" w:cs="Browallia New"/>
         </w:rPr>
         <w:t>ใช้</w:t>
       </w:r>
-      <w:proofErr w:type="spellEnd"/>
-      <w:r>
-        <w:rPr>
-          <w:rFonts w:eastAsia="Arial Unicode MS"/>
-        </w:rPr>
-        <w:t xml:space="preserve"> </w:t>
-      </w:r>
-      <w:proofErr w:type="spellStart"/>
-      <w:r>
-        <w:rPr>
-          <w:rFonts w:eastAsia="Arial Unicode MS"/>
-        </w:rPr>
-        <w:t>revalidatePath</w:t>
-      </w:r>
-      <w:proofErr w:type="spellEnd"/>
-      <w:r>
-        <w:rPr>
-          <w:rFonts w:eastAsia="Arial Unicode MS"/>
-        </w:rPr>
-        <w:t>)</w:t>
+      <w:r>
+        <w:rPr>
+          <w:rFonts w:eastAsia="Arial Unicode MS"/>
+        </w:rPr>
+        <w:t xml:space="preserve"> revalidatePath)</w:t>
       </w:r>
     </w:p>
     <w:p>
@@ -5075,98 +4639,84 @@
         </w:rPr>
         <w:t xml:space="preserve"> </w:t>
       </w:r>
-      <w:proofErr w:type="spellStart"/>
       <w:r>
         <w:rPr>
           <w:rFonts w:ascii="Browallia New" w:eastAsia="Arial Unicode MS" w:hAnsi="Browallia New" w:cs="Browallia New"/>
         </w:rPr>
         <w:t>การแสดงผลรายงานทางบัญชี</w:t>
       </w:r>
-      <w:proofErr w:type="spellEnd"/>
-      <w:r>
-        <w:rPr>
-          <w:rFonts w:eastAsia="Arial Unicode MS"/>
-        </w:rPr>
-        <w:t xml:space="preserve"> </w:t>
-      </w:r>
-      <w:proofErr w:type="spellStart"/>
+      <w:r>
+        <w:rPr>
+          <w:rFonts w:eastAsia="Arial Unicode MS"/>
+        </w:rPr>
+        <w:t xml:space="preserve"> </w:t>
+      </w:r>
       <w:r>
         <w:rPr>
           <w:rFonts w:ascii="Browallia New" w:eastAsia="Arial Unicode MS" w:hAnsi="Browallia New" w:cs="Browallia New"/>
         </w:rPr>
         <w:t>ต้องยึดถือ</w:t>
       </w:r>
-      <w:proofErr w:type="spellEnd"/>
       <w:r>
         <w:rPr>
           <w:rFonts w:eastAsia="Arial Unicode MS"/>
         </w:rPr>
         <w:t xml:space="preserve"> "</w:t>
       </w:r>
-      <w:proofErr w:type="spellStart"/>
       <w:r>
         <w:rPr>
           <w:rFonts w:ascii="Browallia New" w:eastAsia="Arial Unicode MS" w:hAnsi="Browallia New" w:cs="Browallia New"/>
         </w:rPr>
         <w:t>วันที่บันทึกบัญชี</w:t>
       </w:r>
-      <w:proofErr w:type="spellEnd"/>
       <w:r>
         <w:rPr>
           <w:rFonts w:eastAsia="Arial Unicode MS"/>
         </w:rPr>
         <w:t xml:space="preserve"> (Posting Date / Created At)" </w:t>
       </w:r>
-      <w:proofErr w:type="spellStart"/>
       <w:r>
         <w:rPr>
           <w:rFonts w:ascii="Browallia New" w:eastAsia="Arial Unicode MS" w:hAnsi="Browallia New" w:cs="Browallia New"/>
         </w:rPr>
         <w:t>เป็นหลัก</w:t>
       </w:r>
-      <w:proofErr w:type="spellEnd"/>
-      <w:r>
-        <w:rPr>
-          <w:rFonts w:eastAsia="Arial Unicode MS"/>
-        </w:rPr>
-        <w:t xml:space="preserve"> </w:t>
-      </w:r>
-      <w:proofErr w:type="spellStart"/>
+      <w:r>
+        <w:rPr>
+          <w:rFonts w:eastAsia="Arial Unicode MS"/>
+        </w:rPr>
+        <w:t xml:space="preserve"> </w:t>
+      </w:r>
       <w:r>
         <w:rPr>
           <w:rFonts w:ascii="Browallia New" w:eastAsia="Arial Unicode MS" w:hAnsi="Browallia New" w:cs="Browallia New"/>
         </w:rPr>
         <w:t>ไม่ใช่</w:t>
       </w:r>
-      <w:proofErr w:type="spellEnd"/>
       <w:r>
         <w:rPr>
           <w:rFonts w:eastAsia="Arial Unicode MS"/>
         </w:rPr>
         <w:t xml:space="preserve"> "</w:t>
       </w:r>
-      <w:proofErr w:type="spellStart"/>
       <w:r>
         <w:rPr>
           <w:rFonts w:ascii="Browallia New" w:eastAsia="Arial Unicode MS" w:hAnsi="Browallia New" w:cs="Browallia New"/>
         </w:rPr>
         <w:t>วันที่บนบิล</w:t>
       </w:r>
-      <w:proofErr w:type="spellEnd"/>
       <w:r>
         <w:rPr>
           <w:rFonts w:eastAsia="Arial Unicode MS"/>
         </w:rPr>
         <w:t xml:space="preserve"> (Document Date)" </w:t>
       </w:r>
-      <w:proofErr w:type="spellStart"/>
       <w:r>
         <w:rPr>
           <w:rFonts w:ascii="Browallia New" w:eastAsia="Arial Unicode MS" w:hAnsi="Browallia New" w:cs="Browallia New"/>
         </w:rPr>
         <w:t>เพื่อให้ตรงตามหลักการบัญชีเกณฑ์คงค้าง</w:t>
       </w:r>
-      <w:proofErr w:type="spellEnd"/>
       <w:r>
         <w:rPr>
           <w:rFonts w:eastAsia="Arial Unicode MS"/>
@@ -5196,7 +4746,6 @@
         </w:rPr>
         <w:t>Cut-off Principle (</w:t>
       </w:r>
-      <w:proofErr w:type="spellStart"/>
       <w:r>
         <w:rPr>
           <w:rFonts w:ascii="Browallia New" w:eastAsia="Arial Unicode MS" w:hAnsi="Browallia New" w:cs="Browallia New"/>
@@ -5205,7 +4754,6 @@
         </w:rPr>
         <w:t>การปิดงวด</w:t>
       </w:r>
-      <w:proofErr w:type="spellEnd"/>
       <w:r>
         <w:rPr>
           <w:rFonts w:eastAsia="Arial Unicode MS"/>
@@ -5220,154 +4768,108 @@
         </w:rPr>
         <w:t xml:space="preserve"> </w:t>
       </w:r>
-      <w:proofErr w:type="spellStart"/>
       <w:r>
         <w:rPr>
           <w:rFonts w:ascii="Browallia New" w:eastAsia="Arial Unicode MS" w:hAnsi="Browallia New" w:cs="Browallia New"/>
         </w:rPr>
         <w:t>ระบบจะตรวจสอบ</w:t>
       </w:r>
-      <w:proofErr w:type="spellEnd"/>
-      <w:r>
-        <w:rPr>
-          <w:rFonts w:eastAsia="Arial Unicode MS"/>
-        </w:rPr>
-        <w:t xml:space="preserve"> </w:t>
-      </w:r>
-      <w:proofErr w:type="spellStart"/>
-      <w:r>
-        <w:rPr>
-          <w:rFonts w:eastAsia="Arial Unicode MS"/>
-        </w:rPr>
-        <w:t>doc_date</w:t>
-      </w:r>
-      <w:proofErr w:type="spellEnd"/>
-      <w:r>
-        <w:rPr>
-          <w:rFonts w:eastAsia="Arial Unicode MS"/>
-        </w:rPr>
-        <w:t xml:space="preserve"> </w:t>
-      </w:r>
-      <w:proofErr w:type="spellStart"/>
+      <w:r>
+        <w:rPr>
+          <w:rFonts w:eastAsia="Arial Unicode MS"/>
+        </w:rPr>
+        <w:t xml:space="preserve"> doc_date </w:t>
+      </w:r>
       <w:r>
         <w:rPr>
           <w:rFonts w:ascii="Browallia New" w:eastAsia="Arial Unicode MS" w:hAnsi="Browallia New" w:cs="Browallia New"/>
         </w:rPr>
         <w:t>กับตาราง</w:t>
       </w:r>
-      <w:proofErr w:type="spellEnd"/>
-      <w:r>
-        <w:rPr>
-          <w:rFonts w:eastAsia="Arial Unicode MS"/>
-        </w:rPr>
-        <w:t xml:space="preserve"> </w:t>
-      </w:r>
-      <w:proofErr w:type="spellStart"/>
-      <w:r>
-        <w:rPr>
-          <w:rFonts w:eastAsia="Arial Unicode MS"/>
-        </w:rPr>
-        <w:t>accounting_periods</w:t>
-      </w:r>
-      <w:proofErr w:type="spellEnd"/>
-      <w:r>
-        <w:rPr>
-          <w:rFonts w:eastAsia="Arial Unicode MS"/>
-        </w:rPr>
-        <w:t xml:space="preserve"> </w:t>
-      </w:r>
-      <w:proofErr w:type="spellStart"/>
+      <w:r>
+        <w:rPr>
+          <w:rFonts w:eastAsia="Arial Unicode MS"/>
+        </w:rPr>
+        <w:t xml:space="preserve"> accounting_periods </w:t>
+      </w:r>
       <w:r>
         <w:rPr>
           <w:rFonts w:ascii="Browallia New" w:eastAsia="Arial Unicode MS" w:hAnsi="Browallia New" w:cs="Browallia New"/>
         </w:rPr>
         <w:t>เสมอ</w:t>
       </w:r>
-      <w:proofErr w:type="spellEnd"/>
-      <w:r>
-        <w:rPr>
-          <w:rFonts w:eastAsia="Arial Unicode MS"/>
-        </w:rPr>
-        <w:t xml:space="preserve"> </w:t>
-      </w:r>
-      <w:proofErr w:type="spellStart"/>
+      <w:r>
+        <w:rPr>
+          <w:rFonts w:eastAsia="Arial Unicode MS"/>
+        </w:rPr>
+        <w:t xml:space="preserve"> </w:t>
+      </w:r>
       <w:r>
         <w:rPr>
           <w:rFonts w:ascii="Browallia New" w:eastAsia="Arial Unicode MS" w:hAnsi="Browallia New" w:cs="Browallia New"/>
         </w:rPr>
         <w:t>หากงวดบัญชีนั้นถูกตั้งสถานะเป็น</w:t>
       </w:r>
-      <w:proofErr w:type="spellEnd"/>
       <w:r>
         <w:rPr>
           <w:rFonts w:eastAsia="Arial Unicode MS"/>
         </w:rPr>
         <w:t xml:space="preserve"> CLOSED (Period Lock) </w:t>
       </w:r>
-      <w:proofErr w:type="spellStart"/>
       <w:r>
         <w:rPr>
           <w:rFonts w:ascii="Browallia New" w:eastAsia="Arial Unicode MS" w:hAnsi="Browallia New" w:cs="Browallia New"/>
         </w:rPr>
         <w:t>ระบบจะไม่อนุญาตให้สร้าง</w:t>
       </w:r>
-      <w:proofErr w:type="spellEnd"/>
       <w:r>
         <w:rPr>
           <w:rFonts w:eastAsia="Arial Unicode MS"/>
         </w:rPr>
         <w:t xml:space="preserve">, </w:t>
       </w:r>
-      <w:proofErr w:type="spellStart"/>
       <w:r>
         <w:rPr>
           <w:rFonts w:ascii="Browallia New" w:eastAsia="Arial Unicode MS" w:hAnsi="Browallia New" w:cs="Browallia New"/>
         </w:rPr>
         <w:t>แก้ไข</w:t>
       </w:r>
-      <w:proofErr w:type="spellEnd"/>
       <w:r>
         <w:rPr>
           <w:rFonts w:eastAsia="Arial Unicode MS"/>
         </w:rPr>
         <w:t xml:space="preserve">, </w:t>
       </w:r>
-      <w:proofErr w:type="spellStart"/>
       <w:r>
         <w:rPr>
           <w:rFonts w:ascii="Browallia New" w:eastAsia="Arial Unicode MS" w:hAnsi="Browallia New" w:cs="Browallia New"/>
         </w:rPr>
         <w:t>หรือ</w:t>
       </w:r>
-      <w:proofErr w:type="spellEnd"/>
       <w:r>
         <w:rPr>
           <w:rFonts w:eastAsia="Arial Unicode MS"/>
         </w:rPr>
         <w:t xml:space="preserve"> VOID </w:t>
       </w:r>
-      <w:proofErr w:type="spellStart"/>
       <w:r>
         <w:rPr>
           <w:rFonts w:ascii="Browallia New" w:eastAsia="Arial Unicode MS" w:hAnsi="Browallia New" w:cs="Browallia New"/>
         </w:rPr>
         <w:t>เอกสารในเดือนนั้นอีก</w:t>
       </w:r>
-      <w:proofErr w:type="spellEnd"/>
-      <w:r>
-        <w:rPr>
-          <w:rFonts w:eastAsia="Arial Unicode MS"/>
-        </w:rPr>
-        <w:t xml:space="preserve"> </w:t>
-      </w:r>
-      <w:proofErr w:type="spellStart"/>
+      <w:r>
+        <w:rPr>
+          <w:rFonts w:eastAsia="Arial Unicode MS"/>
+        </w:rPr>
+        <w:t xml:space="preserve"> </w:t>
+      </w:r>
       <w:r>
         <w:rPr>
           <w:rFonts w:ascii="Browallia New" w:eastAsia="Arial Unicode MS" w:hAnsi="Browallia New" w:cs="Browallia New"/>
         </w:rPr>
         <w:t>เพื่อรักษายอดคงเหลือไม่ให้คลาดเคลื่อนจากการนำส่งภาษีสรรพากร</w:t>
       </w:r>
-      <w:proofErr w:type="spellEnd"/>
     </w:p>
     <w:p>
       <w:pPr>
@@ -5391,7 +4893,6 @@
         </w:rPr>
         <w:t>Net Profit Engine (</w:t>
       </w:r>
-      <w:proofErr w:type="spellStart"/>
       <w:r>
         <w:rPr>
           <w:rFonts w:ascii="Browallia New" w:eastAsia="Arial Unicode MS" w:hAnsi="Browallia New" w:cs="Browallia New"/>
@@ -5400,7 +4901,6 @@
         </w:rPr>
         <w:t>กำไรสุทธิ</w:t>
       </w:r>
-      <w:proofErr w:type="spellEnd"/>
       <w:r>
         <w:rPr>
           <w:rFonts w:eastAsia="Arial Unicode MS"/>
@@ -5415,210 +4915,180 @@
         </w:rPr>
         <w:t xml:space="preserve"> </w:t>
       </w:r>
-      <w:proofErr w:type="spellStart"/>
       <w:r>
         <w:rPr>
           <w:rFonts w:ascii="Browallia New" w:eastAsia="Arial Unicode MS" w:hAnsi="Browallia New" w:cs="Browallia New"/>
         </w:rPr>
         <w:t>ระบบคำนวณกำไรจะนำ</w:t>
       </w:r>
-      <w:proofErr w:type="spellEnd"/>
       <w:r>
         <w:rPr>
           <w:rFonts w:eastAsia="Arial Unicode MS"/>
         </w:rPr>
         <w:t xml:space="preserve"> "</w:t>
       </w:r>
-      <w:proofErr w:type="spellStart"/>
       <w:r>
         <w:rPr>
           <w:rFonts w:ascii="Browallia New" w:eastAsia="Arial Unicode MS" w:hAnsi="Browallia New" w:cs="Browallia New"/>
         </w:rPr>
         <w:t>ยอดขายสุทธิ</w:t>
       </w:r>
-      <w:proofErr w:type="spellEnd"/>
       <w:r>
         <w:rPr>
           <w:rFonts w:eastAsia="Arial Unicode MS"/>
         </w:rPr>
         <w:t xml:space="preserve">" </w:t>
       </w:r>
-      <w:proofErr w:type="spellStart"/>
       <w:r>
         <w:rPr>
           <w:rFonts w:ascii="Browallia New" w:eastAsia="Arial Unicode MS" w:hAnsi="Browallia New" w:cs="Browallia New"/>
         </w:rPr>
         <w:t>หักลบด้วย</w:t>
       </w:r>
-      <w:proofErr w:type="spellEnd"/>
       <w:r>
         <w:rPr>
           <w:rFonts w:eastAsia="Arial Unicode MS"/>
         </w:rPr>
         <w:t xml:space="preserve"> "</w:t>
       </w:r>
-      <w:proofErr w:type="spellStart"/>
       <w:r>
         <w:rPr>
           <w:rFonts w:ascii="Browallia New" w:eastAsia="Arial Unicode MS" w:hAnsi="Browallia New" w:cs="Browallia New"/>
         </w:rPr>
         <w:t>ต้นทุนสินค้า</w:t>
       </w:r>
-      <w:proofErr w:type="spellEnd"/>
       <w:r>
         <w:rPr>
           <w:rFonts w:eastAsia="Arial Unicode MS"/>
         </w:rPr>
         <w:t xml:space="preserve"> (Product COGS) + </w:t>
       </w:r>
-      <w:proofErr w:type="spellStart"/>
       <w:r>
         <w:rPr>
           <w:rFonts w:ascii="Browallia New" w:eastAsia="Arial Unicode MS" w:hAnsi="Browallia New" w:cs="Browallia New"/>
         </w:rPr>
         <w:t>ค่าแรงช่าง</w:t>
       </w:r>
-      <w:proofErr w:type="spellEnd"/>
       <w:r>
         <w:rPr>
           <w:rFonts w:eastAsia="Arial Unicode MS"/>
         </w:rPr>
         <w:t xml:space="preserve"> (Wage COGS)" </w:t>
       </w:r>
-      <w:proofErr w:type="spellStart"/>
       <w:r>
         <w:rPr>
           <w:rFonts w:ascii="Browallia New" w:eastAsia="Arial Unicode MS" w:hAnsi="Browallia New" w:cs="Browallia New"/>
         </w:rPr>
         <w:t>จะได้</w:t>
       </w:r>
-      <w:proofErr w:type="spellEnd"/>
       <w:r>
         <w:rPr>
           <w:rFonts w:eastAsia="Arial Unicode MS"/>
         </w:rPr>
         <w:t xml:space="preserve"> "</w:t>
       </w:r>
-      <w:proofErr w:type="spellStart"/>
       <w:r>
         <w:rPr>
           <w:rFonts w:ascii="Browallia New" w:eastAsia="Arial Unicode MS" w:hAnsi="Browallia New" w:cs="Browallia New"/>
         </w:rPr>
         <w:t>กำไรขั้นต้น</w:t>
       </w:r>
-      <w:proofErr w:type="spellEnd"/>
       <w:r>
         <w:rPr>
           <w:rFonts w:eastAsia="Arial Unicode MS"/>
         </w:rPr>
         <w:t xml:space="preserve"> (Gross Profit)" </w:t>
       </w:r>
-      <w:proofErr w:type="spellStart"/>
       <w:r>
         <w:rPr>
           <w:rFonts w:ascii="Browallia New" w:eastAsia="Arial Unicode MS" w:hAnsi="Browallia New" w:cs="Browallia New"/>
         </w:rPr>
         <w:t>จากนั้นจะนำไปหักลบกับ</w:t>
       </w:r>
-      <w:proofErr w:type="spellEnd"/>
       <w:r>
         <w:rPr>
           <w:rFonts w:eastAsia="Arial Unicode MS"/>
         </w:rPr>
         <w:t xml:space="preserve"> "</w:t>
       </w:r>
-      <w:proofErr w:type="spellStart"/>
       <w:r>
         <w:rPr>
           <w:rFonts w:ascii="Browallia New" w:eastAsia="Arial Unicode MS" w:hAnsi="Browallia New" w:cs="Browallia New"/>
         </w:rPr>
         <w:t>ค่าใช้จ่ายดำเนินงาน</w:t>
       </w:r>
-      <w:proofErr w:type="spellEnd"/>
       <w:r>
         <w:rPr>
           <w:rFonts w:eastAsia="Arial Unicode MS"/>
         </w:rPr>
         <w:t xml:space="preserve"> (OPEX) </w:t>
       </w:r>
-      <w:proofErr w:type="spellStart"/>
       <w:r>
         <w:rPr>
           <w:rFonts w:ascii="Browallia New" w:eastAsia="Arial Unicode MS" w:hAnsi="Browallia New" w:cs="Browallia New"/>
         </w:rPr>
         <w:t>จากบิล</w:t>
       </w:r>
-      <w:proofErr w:type="spellEnd"/>
       <w:r>
         <w:rPr>
           <w:rFonts w:eastAsia="Arial Unicode MS"/>
         </w:rPr>
         <w:t xml:space="preserve"> EXP </w:t>
       </w:r>
-      <w:proofErr w:type="spellStart"/>
       <w:r>
         <w:rPr>
           <w:rFonts w:ascii="Browallia New" w:eastAsia="Arial Unicode MS" w:hAnsi="Browallia New" w:cs="Browallia New"/>
         </w:rPr>
         <w:t>สถานะ</w:t>
       </w:r>
-      <w:proofErr w:type="spellEnd"/>
       <w:r>
         <w:rPr>
           <w:rFonts w:eastAsia="Arial Unicode MS"/>
         </w:rPr>
         <w:t xml:space="preserve"> ISSUED/PAID" </w:t>
       </w:r>
-      <w:proofErr w:type="spellStart"/>
       <w:r>
         <w:rPr>
           <w:rFonts w:ascii="Browallia New" w:eastAsia="Arial Unicode MS" w:hAnsi="Browallia New" w:cs="Browallia New"/>
         </w:rPr>
         <w:t>เพื่อแสดง</w:t>
       </w:r>
-      <w:proofErr w:type="spellEnd"/>
       <w:r>
         <w:rPr>
           <w:rFonts w:eastAsia="Arial Unicode MS"/>
         </w:rPr>
         <w:t xml:space="preserve"> "</w:t>
       </w:r>
-      <w:proofErr w:type="spellStart"/>
       <w:r>
         <w:rPr>
           <w:rFonts w:ascii="Browallia New" w:eastAsia="Arial Unicode MS" w:hAnsi="Browallia New" w:cs="Browallia New"/>
         </w:rPr>
         <w:t>กำไรสุทธิ</w:t>
       </w:r>
-      <w:proofErr w:type="spellEnd"/>
       <w:r>
         <w:rPr>
           <w:rFonts w:eastAsia="Arial Unicode MS"/>
         </w:rPr>
         <w:t xml:space="preserve"> (Net Profit)" </w:t>
       </w:r>
-      <w:proofErr w:type="spellStart"/>
       <w:r>
         <w:rPr>
           <w:rFonts w:ascii="Browallia New" w:eastAsia="Arial Unicode MS" w:hAnsi="Browallia New" w:cs="Browallia New"/>
         </w:rPr>
         <w:t>แบบ</w:t>
       </w:r>
-      <w:proofErr w:type="spellEnd"/>
       <w:r>
         <w:rPr>
           <w:rFonts w:eastAsia="Arial Unicode MS"/>
         </w:rPr>
         <w:t xml:space="preserve"> Real-time </w:t>
       </w:r>
-      <w:proofErr w:type="spellStart"/>
       <w:r>
         <w:rPr>
           <w:rFonts w:ascii="Browallia New" w:eastAsia="Arial Unicode MS" w:hAnsi="Browallia New" w:cs="Browallia New"/>
         </w:rPr>
         <w:t>บน</w:t>
       </w:r>
-      <w:proofErr w:type="spellEnd"/>
       <w:r>
         <w:rPr>
           <w:rFonts w:eastAsia="Arial Unicode MS"/>
@@ -5664,15 +5134,7 @@
         <w:t xml:space="preserve"> (</w:t>
       </w:r>
       <w:r>
-        <w:t xml:space="preserve">ABAC &amp; </w:t>
-      </w:r>
-      <w:proofErr w:type="spellStart"/>
-      <w:r>
-        <w:t>DoA</w:t>
-      </w:r>
-      <w:proofErr w:type="spellEnd"/>
-      <w:r>
-        <w:t xml:space="preserve"> Matrix)</w:t>
+        <w:t>ABAC &amp; DoA Matrix)</w:t>
       </w:r>
     </w:p>
     <w:p>
@@ -5714,13 +5176,8 @@
         </w:rPr>
         <w:t xml:space="preserve"> (</w:t>
       </w:r>
-      <w:proofErr w:type="spellStart"/>
-      <w:r>
-        <w:t>SoD</w:t>
-      </w:r>
-      <w:proofErr w:type="spellEnd"/>
-      <w:r>
-        <w:t xml:space="preserve"> - Segregation of Duties) </w:t>
+      <w:r>
+        <w:t xml:space="preserve">SoD - Segregation of Duties) </w:t>
       </w:r>
       <w:r>
         <w:rPr>
@@ -5779,15 +5236,7 @@
         <w:t xml:space="preserve"> (</w:t>
       </w:r>
       <w:r>
-        <w:t>`</w:t>
-      </w:r>
-      <w:proofErr w:type="spellStart"/>
-      <w:r>
-        <w:t>created_by</w:t>
-      </w:r>
-      <w:proofErr w:type="spellEnd"/>
-      <w:r>
-        <w:t xml:space="preserve">`) </w:t>
+        <w:t xml:space="preserve">`created_by`) </w:t>
       </w:r>
       <w:r>
         <w:rPr>
@@ -5882,15 +5331,7 @@
         <w:t xml:space="preserve"> </w:t>
       </w:r>
       <w:r>
-        <w:t>`</w:t>
-      </w:r>
-      <w:proofErr w:type="spellStart"/>
-      <w:r>
-        <w:t>accessible_modules</w:t>
-      </w:r>
-      <w:proofErr w:type="spellEnd"/>
-      <w:r>
-        <w:t xml:space="preserve">` (JSONB) </w:t>
+        <w:t xml:space="preserve">`accessible_modules` (JSONB) </w:t>
       </w:r>
       <w:r>
         <w:rPr>
@@ -5906,15 +5347,7 @@
         <w:t xml:space="preserve"> </w:t>
       </w:r>
       <w:r>
-        <w:t>`</w:t>
-      </w:r>
-      <w:proofErr w:type="spellStart"/>
-      <w:r>
-        <w:t>app_roles</w:t>
-      </w:r>
-      <w:proofErr w:type="spellEnd"/>
-      <w:r>
-        <w:t>`</w:t>
+        <w:t>`app_roles`</w:t>
       </w:r>
     </w:p>
     <w:p>
@@ -5928,15 +5361,7 @@
         </w:pBdr>
       </w:pPr>
       <w:r>
-        <w:t>- Approval Limits (</w:t>
-      </w:r>
-      <w:proofErr w:type="spellStart"/>
-      <w:r>
-        <w:t>DoA</w:t>
-      </w:r>
-      <w:proofErr w:type="spellEnd"/>
-      <w:r>
-        <w:t xml:space="preserve">): </w:t>
+        <w:t xml:space="preserve">- Approval Limits (DoA): </w:t>
       </w:r>
       <w:r>
         <w:rPr>
@@ -5968,15 +5393,7 @@
         <w:t xml:space="preserve"> </w:t>
       </w:r>
       <w:r>
-        <w:t>`</w:t>
-      </w:r>
-      <w:proofErr w:type="spellStart"/>
-      <w:r>
-        <w:t>approval_limit</w:t>
-      </w:r>
-      <w:proofErr w:type="spellEnd"/>
-      <w:r>
-        <w:t xml:space="preserve">` </w:t>
+        <w:t xml:space="preserve">`approval_limit` </w:t>
       </w:r>
       <w:r>
         <w:rPr>
@@ -5992,15 +5409,7 @@
         <w:t xml:space="preserve"> </w:t>
       </w:r>
       <w:r>
-        <w:t>`</w:t>
-      </w:r>
-      <w:proofErr w:type="spellStart"/>
-      <w:r>
-        <w:t>user_profiles</w:t>
-      </w:r>
-      <w:proofErr w:type="spellEnd"/>
-      <w:r>
-        <w:t xml:space="preserve">` </w:t>
+        <w:t xml:space="preserve">`user_profiles` </w:t>
       </w:r>
       <w:r>
         <w:rPr>
@@ -6260,13 +5669,8 @@
         </w:rPr>
         <w:t xml:space="preserve"> </w:t>
       </w:r>
-      <w:proofErr w:type="spellStart"/>
-      <w:r>
-        <w:t>freight_cost</w:t>
-      </w:r>
-      <w:proofErr w:type="spellEnd"/>
-      <w:r>
-        <w:t xml:space="preserve"> </w:t>
+      <w:r>
+        <w:t xml:space="preserve">freight_cost </w:t>
       </w:r>
       <w:r>
         <w:rPr>
@@ -6378,13 +5782,8 @@
         </w:rPr>
         <w:t xml:space="preserve"> </w:t>
       </w:r>
-      <w:proofErr w:type="spellStart"/>
-      <w:r>
-        <w:t>inventory_ledger</w:t>
-      </w:r>
-      <w:proofErr w:type="spellEnd"/>
-      <w:r>
-        <w:t xml:space="preserve"> </w:t>
+      <w:r>
+        <w:t xml:space="preserve">inventory_ledger </w:t>
       </w:r>
       <w:r>
         <w:rPr>
@@ -6786,103 +6185,79 @@
         </w:rPr>
         <w:t xml:space="preserve"> (</w:t>
       </w:r>
-      <w:proofErr w:type="spellStart"/>
       <w:r>
         <w:rPr>
           <w:rFonts w:cstheme="minorBidi"/>
         </w:rPr>
-        <w:t>sales_channel</w:t>
-      </w:r>
-      <w:proofErr w:type="spellEnd"/>
+        <w:t xml:space="preserve">sales_channel), </w:t>
+      </w:r>
+      <w:r>
+        <w:rPr>
+          <w:rFonts w:cs="Cordia New" w:hint="cs"/>
+          <w:cs/>
+        </w:rPr>
+        <w:t>เลขที่คำสั่งซื้อ</w:t>
+      </w:r>
+      <w:r>
+        <w:rPr>
+          <w:rFonts w:cs="Cordia New"/>
+          <w:cs/>
+        </w:rPr>
+        <w:t xml:space="preserve"> (</w:t>
+      </w:r>
       <w:r>
         <w:rPr>
           <w:rFonts w:cstheme="minorBidi"/>
         </w:rPr>
-        <w:t xml:space="preserve">), </w:t>
+        <w:t xml:space="preserve">ecommerce_order_no), </w:t>
       </w:r>
       <w:r>
         <w:rPr>
           <w:rFonts w:cs="Cordia New" w:hint="cs"/>
           <w:cs/>
         </w:rPr>
-        <w:t>เลขที่คำสั่งซื้อ</w:t>
+        <w:t>และ</w:t>
       </w:r>
       <w:r>
         <w:rPr>
           <w:rFonts w:cs="Cordia New"/>
           <w:cs/>
         </w:rPr>
+        <w:t xml:space="preserve"> </w:t>
+      </w:r>
+      <w:r>
+        <w:rPr>
+          <w:rFonts w:cs="Cordia New" w:hint="cs"/>
+          <w:cs/>
+        </w:rPr>
+        <w:t>ชื่อ</w:t>
+      </w:r>
+      <w:r>
+        <w:rPr>
+          <w:rFonts w:cs="Cordia New"/>
+          <w:cs/>
+        </w:rPr>
+        <w:t>-</w:t>
+      </w:r>
+      <w:r>
+        <w:rPr>
+          <w:rFonts w:cs="Cordia New" w:hint="cs"/>
+          <w:cs/>
+        </w:rPr>
+        <w:t>นามสกุลลูกค้าจริง</w:t>
+      </w:r>
+      <w:r>
+        <w:rPr>
+          <w:rFonts w:cs="Cordia New"/>
+          <w:cs/>
+        </w:rPr>
         <w:t xml:space="preserve"> (</w:t>
       </w:r>
-      <w:proofErr w:type="spellStart"/>
       <w:r>
         <w:rPr>
           <w:rFonts w:cstheme="minorBidi"/>
         </w:rPr>
-        <w:t>ecommerce_order_no</w:t>
-      </w:r>
-      <w:proofErr w:type="spellEnd"/>
-      <w:r>
-        <w:rPr>
-          <w:rFonts w:cstheme="minorBidi"/>
-        </w:rPr>
-        <w:t xml:space="preserve">), </w:t>
-      </w:r>
-      <w:r>
-        <w:rPr>
-          <w:rFonts w:cs="Cordia New" w:hint="cs"/>
-          <w:cs/>
-        </w:rPr>
-        <w:t>และ</w:t>
-      </w:r>
-      <w:r>
-        <w:rPr>
-          <w:rFonts w:cs="Cordia New"/>
-          <w:cs/>
-        </w:rPr>
-        <w:t xml:space="preserve"> </w:t>
-      </w:r>
-      <w:r>
-        <w:rPr>
-          <w:rFonts w:cs="Cordia New" w:hint="cs"/>
-          <w:cs/>
-        </w:rPr>
-        <w:t>ชื่อ</w:t>
-      </w:r>
-      <w:r>
-        <w:rPr>
-          <w:rFonts w:cs="Cordia New"/>
-          <w:cs/>
-        </w:rPr>
-        <w:t>-</w:t>
-      </w:r>
-      <w:r>
-        <w:rPr>
-          <w:rFonts w:cs="Cordia New" w:hint="cs"/>
-          <w:cs/>
-        </w:rPr>
-        <w:t>นามสกุลลูกค้าจริง</w:t>
-      </w:r>
-      <w:r>
-        <w:rPr>
-          <w:rFonts w:cs="Cordia New"/>
-          <w:cs/>
-        </w:rPr>
-        <w:t xml:space="preserve"> (</w:t>
-      </w:r>
-      <w:proofErr w:type="spellStart"/>
-      <w:r>
-        <w:rPr>
-          <w:rFonts w:cstheme="minorBidi"/>
-        </w:rPr>
-        <w:t>ecommerce_buyer_name</w:t>
-      </w:r>
-      <w:proofErr w:type="spellEnd"/>
-      <w:r>
-        <w:rPr>
-          <w:rFonts w:cstheme="minorBidi"/>
-        </w:rPr>
-        <w:t xml:space="preserve">) </w:t>
+        <w:t xml:space="preserve">ecommerce_buyer_name) </w:t>
       </w:r>
       <w:r>
         <w:rPr>
@@ -6902,6 +6277,667 @@
           <w:between w:val="nil"/>
         </w:pBdr>
         <w:rPr>
+          <w:rFonts w:cs="Cordia New"/>
+        </w:rPr>
+      </w:pPr>
+      <w:r>
+        <w:rPr>
+          <w:rFonts w:cs="Cordia New"/>
+          <w:cs/>
+        </w:rPr>
+        <w:t xml:space="preserve">- </w:t>
+      </w:r>
+      <w:r>
+        <w:rPr>
+          <w:rFonts w:cs="Cordia New" w:hint="cs"/>
+          <w:cs/>
+        </w:rPr>
+        <w:t>การรับรู้รายได้</w:t>
+      </w:r>
+      <w:r>
+        <w:rPr>
+          <w:rFonts w:cs="Cordia New"/>
+          <w:cs/>
+        </w:rPr>
+        <w:t xml:space="preserve"> (</w:t>
+      </w:r>
+      <w:r>
+        <w:rPr>
+          <w:rFonts w:cstheme="minorBidi"/>
+        </w:rPr>
+        <w:t xml:space="preserve">TFRS </w:t>
+      </w:r>
+      <w:r>
+        <w:rPr>
+          <w:rFonts w:cs="Cordia New"/>
+          <w:cs/>
+        </w:rPr>
+        <w:t xml:space="preserve">15): </w:t>
+      </w:r>
+      <w:r>
+        <w:rPr>
+          <w:rFonts w:cs="Cordia New" w:hint="cs"/>
+          <w:cs/>
+        </w:rPr>
+        <w:t>บังคับให้ออกบิลขายด้วยยอดรวมสินค้าเต็มจำนวน</w:t>
+      </w:r>
+      <w:r>
+        <w:rPr>
+          <w:rFonts w:cs="Cordia New"/>
+          <w:cs/>
+        </w:rPr>
+        <w:t xml:space="preserve"> (</w:t>
+      </w:r>
+      <w:r>
+        <w:rPr>
+          <w:rFonts w:cstheme="minorBidi"/>
+        </w:rPr>
+        <w:t xml:space="preserve">Gross Sales) </w:t>
+      </w:r>
+      <w:r>
+        <w:rPr>
+          <w:rFonts w:cs="Cordia New" w:hint="cs"/>
+          <w:cs/>
+        </w:rPr>
+        <w:t>ห้ามหักค่าธรรมเนียมแพลตฟอร์มออกจากบิลขายเด็ดขาด</w:t>
+      </w:r>
+      <w:r>
+        <w:rPr>
+          <w:rFonts w:cs="Cordia New"/>
+          <w:cs/>
+        </w:rPr>
+        <w:t xml:space="preserve"> </w:t>
+      </w:r>
+      <w:r>
+        <w:rPr>
+          <w:rFonts w:cs="Cordia New" w:hint="cs"/>
+          <w:cs/>
+        </w:rPr>
+        <w:t>ค่าธรรมเนียมหรือคอมมิชชันจะต้องถูกนำไปตั้งเป็นบิลค่าใช้จ่าย</w:t>
+      </w:r>
+      <w:r>
+        <w:rPr>
+          <w:rFonts w:cs="Cordia New"/>
+          <w:cs/>
+        </w:rPr>
+        <w:t xml:space="preserve"> (</w:t>
+      </w:r>
+      <w:r>
+        <w:rPr>
+          <w:rFonts w:cstheme="minorBidi"/>
+        </w:rPr>
+        <w:t xml:space="preserve">EXP) </w:t>
+      </w:r>
+      <w:r>
+        <w:rPr>
+          <w:rFonts w:cs="Cordia New" w:hint="cs"/>
+          <w:cs/>
+        </w:rPr>
+        <w:t>แยกต่างหาก</w:t>
+      </w:r>
+      <w:r>
+        <w:rPr>
+          <w:rFonts w:cs="Cordia New"/>
+          <w:cs/>
+        </w:rPr>
+        <w:t xml:space="preserve"> </w:t>
+      </w:r>
+      <w:r>
+        <w:rPr>
+          <w:rFonts w:cs="Cordia New" w:hint="cs"/>
+          <w:cs/>
+        </w:rPr>
+        <w:t>เพื่อความถูกต้องของการนำส่งภาษี</w:t>
+      </w:r>
+    </w:p>
+    <w:p>
+      <w:pPr>
+        <w:pBdr>
+          <w:top w:val="nil"/>
+          <w:left w:val="nil"/>
+          <w:bottom w:val="nil"/>
+          <w:right w:val="nil"/>
+          <w:between w:val="nil"/>
+        </w:pBdr>
+        <w:rPr>
+          <w:rFonts w:cs="Cordia New"/>
+        </w:rPr>
+      </w:pPr>
+    </w:p>
+    <w:p>
+      <w:pPr>
+        <w:pBdr>
+          <w:top w:val="nil"/>
+          <w:left w:val="nil"/>
+          <w:bottom w:val="nil"/>
+          <w:right w:val="nil"/>
+          <w:between w:val="nil"/>
+        </w:pBdr>
+        <w:rPr>
+          <w:rFonts w:cstheme="minorBidi"/>
+        </w:rPr>
+      </w:pPr>
+      <w:r>
+        <w:rPr>
+          <w:rFonts w:cs="Cordia New"/>
+          <w:cs/>
+        </w:rPr>
+        <w:t xml:space="preserve">7. </w:t>
+      </w:r>
+      <w:r>
+        <w:rPr>
+          <w:rFonts w:cs="Cordia New" w:hint="cs"/>
+          <w:cs/>
+        </w:rPr>
+        <w:t>มาตรฐานค่าขนส่ง</w:t>
+      </w:r>
+      <w:r>
+        <w:rPr>
+          <w:rFonts w:cs="Cordia New"/>
+          <w:cs/>
+        </w:rPr>
+        <w:t xml:space="preserve"> 2 </w:t>
+      </w:r>
+      <w:r>
+        <w:rPr>
+          <w:rFonts w:cs="Cordia New" w:hint="cs"/>
+          <w:cs/>
+        </w:rPr>
+        <w:t>ทิศทาง</w:t>
+      </w:r>
+      <w:r>
+        <w:rPr>
+          <w:rFonts w:cs="Cordia New"/>
+          <w:cs/>
+        </w:rPr>
+        <w:t xml:space="preserve"> (</w:t>
+      </w:r>
+      <w:r>
+        <w:rPr>
+          <w:rFonts w:cstheme="minorBidi"/>
+        </w:rPr>
+        <w:t xml:space="preserve">Dual-Freight Landed Cost) </w:t>
+      </w:r>
+      <w:r>
+        <w:rPr>
+          <w:rFonts w:cs="Cordia New" w:hint="cs"/>
+          <w:cs/>
+        </w:rPr>
+        <w:t>และการแปลงหน่วยนับจัดซื้อ</w:t>
+      </w:r>
+      <w:r>
+        <w:rPr>
+          <w:rFonts w:cs="Cordia New"/>
+          <w:cs/>
+        </w:rPr>
+        <w:t xml:space="preserve"> (</w:t>
+      </w:r>
+      <w:r>
+        <w:rPr>
+          <w:rFonts w:cstheme="minorBidi"/>
+        </w:rPr>
+        <w:t xml:space="preserve">TAS </w:t>
+      </w:r>
+      <w:r>
+        <w:rPr>
+          <w:rFonts w:cs="Cordia New"/>
+          <w:cs/>
+        </w:rPr>
+        <w:t>2</w:t>
+      </w:r>
+      <w:r>
+        <w:rPr>
+          <w:rFonts w:cstheme="minorBidi"/>
+        </w:rPr>
+        <w:t xml:space="preserve"> Compliance)</w:t>
+      </w:r>
+    </w:p>
+    <w:p>
+      <w:pPr>
+        <w:pBdr>
+          <w:top w:val="nil"/>
+          <w:left w:val="nil"/>
+          <w:bottom w:val="nil"/>
+          <w:right w:val="nil"/>
+          <w:between w:val="nil"/>
+        </w:pBdr>
+        <w:rPr>
+          <w:rFonts w:cstheme="minorBidi"/>
+        </w:rPr>
+      </w:pPr>
+      <w:r>
+        <w:rPr>
+          <w:rFonts w:cs="Cordia New"/>
+          <w:cs/>
+        </w:rPr>
+        <w:t xml:space="preserve">- </w:t>
+      </w:r>
+      <w:r>
+        <w:rPr>
+          <w:rFonts w:cs="Cordia New" w:hint="cs"/>
+          <w:cs/>
+        </w:rPr>
+        <w:t>การแยกค่าขนส่งต้นทางและปลายทาง</w:t>
+      </w:r>
+      <w:r>
+        <w:rPr>
+          <w:rFonts w:cs="Cordia New"/>
+          <w:cs/>
+        </w:rPr>
+        <w:t xml:space="preserve"> (</w:t>
+      </w:r>
+      <w:r>
+        <w:rPr>
+          <w:rFonts w:cstheme="minorBidi"/>
+        </w:rPr>
+        <w:t>Origin vs Destination Freight):</w:t>
+      </w:r>
+    </w:p>
+    <w:p>
+      <w:pPr>
+        <w:pBdr>
+          <w:top w:val="nil"/>
+          <w:left w:val="nil"/>
+          <w:bottom w:val="nil"/>
+          <w:right w:val="nil"/>
+          <w:between w:val="nil"/>
+        </w:pBdr>
+        <w:rPr>
+          <w:rFonts w:cstheme="minorBidi"/>
+        </w:rPr>
+      </w:pPr>
+      <w:r>
+        <w:rPr>
+          <w:rFonts w:cs="Cordia New"/>
+          <w:cs/>
+        </w:rPr>
+        <w:t xml:space="preserve">  1. </w:t>
+      </w:r>
+      <w:r>
+        <w:rPr>
+          <w:rFonts w:cs="Cordia New" w:hint="cs"/>
+          <w:cs/>
+        </w:rPr>
+        <w:t>ค่าขนส่งต้นทาง</w:t>
+      </w:r>
+      <w:r>
+        <w:rPr>
+          <w:rFonts w:cs="Cordia New"/>
+          <w:cs/>
+        </w:rPr>
+        <w:t xml:space="preserve"> (</w:t>
+      </w:r>
+      <w:r>
+        <w:rPr>
+          <w:rFonts w:cstheme="minorBidi"/>
+        </w:rPr>
+        <w:t xml:space="preserve">Origin Freight / freight_cost): </w:t>
+      </w:r>
+      <w:r>
+        <w:rPr>
+          <w:rFonts w:cs="Cordia New" w:hint="cs"/>
+          <w:cs/>
+        </w:rPr>
+        <w:t>ค่าขนส่งที่ผู้ขายสินค้าเรียกเก็บมาในใบแจ้งหนี้</w:t>
+      </w:r>
+      <w:r>
+        <w:rPr>
+          <w:rFonts w:cs="Cordia New"/>
+          <w:cs/>
+        </w:rPr>
+        <w:t>/</w:t>
+      </w:r>
+      <w:r>
+        <w:rPr>
+          <w:rFonts w:cs="Cordia New" w:hint="cs"/>
+          <w:cs/>
+        </w:rPr>
+        <w:t>ใบกำกับภาษีเดียวกัน</w:t>
+      </w:r>
+      <w:r>
+        <w:rPr>
+          <w:rFonts w:cs="Cordia New"/>
+          <w:cs/>
+        </w:rPr>
+        <w:t xml:space="preserve"> </w:t>
+      </w:r>
+      <w:r>
+        <w:rPr>
+          <w:rFonts w:cs="Cordia New" w:hint="cs"/>
+          <w:cs/>
+        </w:rPr>
+        <w:t>ระบบจะนำไปรวมคำนวณยอดเจ้าหนี้ผู้ขาย</w:t>
+      </w:r>
+      <w:r>
+        <w:rPr>
+          <w:rFonts w:cs="Cordia New"/>
+          <w:cs/>
+        </w:rPr>
+        <w:t xml:space="preserve"> (</w:t>
+      </w:r>
+      <w:r>
+        <w:rPr>
+          <w:rFonts w:cstheme="minorBidi"/>
+        </w:rPr>
+        <w:t xml:space="preserve">Vendor AP) </w:t>
+      </w:r>
+      <w:r>
+        <w:rPr>
+          <w:rFonts w:cs="Cordia New" w:hint="cs"/>
+          <w:cs/>
+        </w:rPr>
+        <w:t>ตามโหมดภาษีค่าขนส่ง</w:t>
+      </w:r>
+      <w:r>
+        <w:rPr>
+          <w:rFonts w:cs="Cordia New"/>
+          <w:cs/>
+        </w:rPr>
+        <w:t xml:space="preserve"> (</w:t>
+      </w:r>
+      <w:r>
+        <w:rPr>
+          <w:rFonts w:cstheme="minorBidi"/>
+        </w:rPr>
+        <w:t xml:space="preserve">INCLUDED_IN_TAX </w:t>
+      </w:r>
+      <w:r>
+        <w:rPr>
+          <w:rFonts w:cs="Cordia New" w:hint="cs"/>
+          <w:cs/>
+        </w:rPr>
+        <w:t>หรือ</w:t>
+      </w:r>
+      <w:r>
+        <w:rPr>
+          <w:rFonts w:cs="Cordia New"/>
+          <w:cs/>
+        </w:rPr>
+        <w:t xml:space="preserve"> </w:t>
+      </w:r>
+      <w:r>
+        <w:rPr>
+          <w:rFonts w:cstheme="minorBidi"/>
+        </w:rPr>
+        <w:t xml:space="preserve">SEPARATE_NON_VAT) </w:t>
+      </w:r>
+      <w:r>
+        <w:rPr>
+          <w:rFonts w:cs="Cordia New" w:hint="cs"/>
+          <w:cs/>
+        </w:rPr>
+        <w:t>และปันส่วนเข้าต้นทุนสินค้า</w:t>
+      </w:r>
+    </w:p>
+    <w:p>
+      <w:pPr>
+        <w:pBdr>
+          <w:top w:val="nil"/>
+          <w:left w:val="nil"/>
+          <w:bottom w:val="nil"/>
+          <w:right w:val="nil"/>
+          <w:between w:val="nil"/>
+        </w:pBdr>
+        <w:rPr>
+          <w:rFonts w:cstheme="minorBidi"/>
+        </w:rPr>
+      </w:pPr>
+      <w:r>
+        <w:rPr>
+          <w:rFonts w:cs="Cordia New"/>
+          <w:cs/>
+        </w:rPr>
+        <w:t xml:space="preserve">  2. </w:t>
+      </w:r>
+      <w:r>
+        <w:rPr>
+          <w:rFonts w:cs="Cordia New" w:hint="cs"/>
+          <w:cs/>
+        </w:rPr>
+        <w:t>ค่าขนส่งปลายทาง</w:t>
+      </w:r>
+      <w:r>
+        <w:rPr>
+          <w:rFonts w:cs="Cordia New"/>
+          <w:cs/>
+        </w:rPr>
+        <w:t xml:space="preserve"> (</w:t>
+      </w:r>
+      <w:r>
+        <w:rPr>
+          <w:rFonts w:cstheme="minorBidi"/>
+        </w:rPr>
+        <w:t xml:space="preserve">Destination Freight / dest_freight_cost): </w:t>
+      </w:r>
+      <w:r>
+        <w:rPr>
+          <w:rFonts w:cs="Cordia New" w:hint="cs"/>
+          <w:cs/>
+        </w:rPr>
+        <w:t>ค่าขนส่งที่กิจการจ่ายให้บริษัทขนส่งแยกต่างหาก</w:t>
+      </w:r>
+      <w:r>
+        <w:rPr>
+          <w:rFonts w:cs="Cordia New"/>
+          <w:cs/>
+        </w:rPr>
+        <w:t xml:space="preserve"> (</w:t>
+      </w:r>
+      <w:r>
+        <w:rPr>
+          <w:rFonts w:cs="Cordia New" w:hint="cs"/>
+          <w:cs/>
+        </w:rPr>
+        <w:t>ระบุผู้ขนส่งจากตาราง</w:t>
+      </w:r>
+      <w:r>
+        <w:rPr>
+          <w:rFonts w:cs="Cordia New"/>
+          <w:cs/>
+        </w:rPr>
+        <w:t xml:space="preserve"> </w:t>
+      </w:r>
+      <w:r>
+        <w:rPr>
+          <w:rFonts w:cstheme="minorBidi"/>
+        </w:rPr>
+        <w:t xml:space="preserve">mst_carriers) </w:t>
+      </w:r>
+      <w:r>
+        <w:rPr>
+          <w:rFonts w:cs="Cordia New" w:hint="cs"/>
+          <w:cs/>
+        </w:rPr>
+        <w:t>ระบบจะนำมารวมปันส่วนเป็นต้นทุนสินค้าเข้าคลัง</w:t>
+      </w:r>
+      <w:r>
+        <w:rPr>
+          <w:rFonts w:cs="Cordia New"/>
+          <w:cs/>
+        </w:rPr>
+        <w:t xml:space="preserve"> (</w:t>
+      </w:r>
+      <w:r>
+        <w:rPr>
+          <w:rFonts w:cstheme="minorBidi"/>
+        </w:rPr>
+        <w:t xml:space="preserve">Landed Cost </w:t>
+      </w:r>
+      <w:r>
+        <w:rPr>
+          <w:rFonts w:cs="Cordia New" w:hint="cs"/>
+          <w:cs/>
+        </w:rPr>
+        <w:t>ตามมาตรฐาน</w:t>
+      </w:r>
+      <w:r>
+        <w:rPr>
+          <w:rFonts w:cs="Cordia New"/>
+          <w:cs/>
+        </w:rPr>
+        <w:t xml:space="preserve"> </w:t>
+      </w:r>
+      <w:r>
+        <w:rPr>
+          <w:rFonts w:cstheme="minorBidi"/>
+        </w:rPr>
+        <w:t xml:space="preserve">TAS </w:t>
+      </w:r>
+      <w:r>
+        <w:rPr>
+          <w:rFonts w:cs="Cordia New"/>
+          <w:cs/>
+        </w:rPr>
+        <w:t xml:space="preserve">2) </w:t>
+      </w:r>
+      <w:r>
+        <w:rPr>
+          <w:rFonts w:cs="Cordia New" w:hint="cs"/>
+          <w:cs/>
+        </w:rPr>
+        <w:t>แต่ห้ามนำไปรวมในยอดเจ้าหนี้ของผู้ขายสินค้า</w:t>
+      </w:r>
+      <w:r>
+        <w:rPr>
+          <w:rFonts w:cs="Cordia New"/>
+          <w:cs/>
+        </w:rPr>
+        <w:t xml:space="preserve"> (</w:t>
+      </w:r>
+      <w:r>
+        <w:rPr>
+          <w:rFonts w:cstheme="minorBidi"/>
+        </w:rPr>
+        <w:t xml:space="preserve">Vendor AP) </w:t>
+      </w:r>
+      <w:r>
+        <w:rPr>
+          <w:rFonts w:cs="Cordia New" w:hint="cs"/>
+          <w:cs/>
+        </w:rPr>
+        <w:t>โดยเด็ดขาด</w:t>
+      </w:r>
+      <w:r>
+        <w:rPr>
+          <w:rFonts w:cs="Cordia New"/>
+          <w:cs/>
+        </w:rPr>
+        <w:t xml:space="preserve"> </w:t>
+      </w:r>
+      <w:r>
+        <w:rPr>
+          <w:rFonts w:cs="Cordia New" w:hint="cs"/>
+          <w:cs/>
+        </w:rPr>
+        <w:t>และระบบจะคำนวณภาษีหัก</w:t>
+      </w:r>
+      <w:r>
+        <w:rPr>
+          <w:rFonts w:cs="Cordia New"/>
+          <w:cs/>
+        </w:rPr>
+        <w:t xml:space="preserve"> </w:t>
+      </w:r>
+      <w:r>
+        <w:rPr>
+          <w:rFonts w:cs="Cordia New" w:hint="cs"/>
+          <w:cs/>
+        </w:rPr>
+        <w:t>ณ</w:t>
+      </w:r>
+      <w:r>
+        <w:rPr>
+          <w:rFonts w:cs="Cordia New"/>
+          <w:cs/>
+        </w:rPr>
+        <w:t xml:space="preserve"> </w:t>
+      </w:r>
+      <w:r>
+        <w:rPr>
+          <w:rFonts w:cs="Cordia New" w:hint="cs"/>
+          <w:cs/>
+        </w:rPr>
+        <w:t>ที่จ่ายค่าขนส่ง</w:t>
+      </w:r>
+      <w:r>
+        <w:rPr>
+          <w:rFonts w:cs="Cordia New"/>
+          <w:cs/>
+        </w:rPr>
+        <w:t xml:space="preserve"> 1% </w:t>
+      </w:r>
+      <w:r>
+        <w:rPr>
+          <w:rFonts w:cs="Cordia New" w:hint="cs"/>
+          <w:cs/>
+        </w:rPr>
+        <w:t>ผ่านมุมมอง</w:t>
+      </w:r>
+      <w:r>
+        <w:rPr>
+          <w:rFonts w:cs="Cordia New"/>
+          <w:cs/>
+        </w:rPr>
+        <w:t xml:space="preserve"> </w:t>
+      </w:r>
+      <w:r>
+        <w:rPr>
+          <w:rFonts w:cstheme="minorBidi"/>
+        </w:rPr>
+        <w:t>vw_carrier_freight_summary</w:t>
+      </w:r>
+    </w:p>
+    <w:p>
+      <w:pPr>
+        <w:pBdr>
+          <w:top w:val="nil"/>
+          <w:left w:val="nil"/>
+          <w:bottom w:val="nil"/>
+          <w:right w:val="nil"/>
+          <w:between w:val="nil"/>
+        </w:pBdr>
+        <w:rPr>
+          <w:rFonts w:cstheme="minorBidi"/>
+        </w:rPr>
+      </w:pPr>
+      <w:r>
+        <w:rPr>
+          <w:rFonts w:cs="Cordia New"/>
+          <w:cs/>
+        </w:rPr>
+        <w:t xml:space="preserve">- </w:t>
+      </w:r>
+      <w:r>
+        <w:rPr>
+          <w:rFonts w:cs="Cordia New" w:hint="cs"/>
+          <w:cs/>
+        </w:rPr>
+        <w:t>การคำนวณต้นทุนถัวเฉลี่ยเคลื่อนที่</w:t>
+      </w:r>
+      <w:r>
+        <w:rPr>
+          <w:rFonts w:cs="Cordia New"/>
+          <w:cs/>
+        </w:rPr>
+        <w:t xml:space="preserve"> (</w:t>
+      </w:r>
+      <w:r>
+        <w:rPr>
+          <w:rFonts w:cstheme="minorBidi"/>
+        </w:rPr>
+        <w:t>Moving Average Cost):</w:t>
+      </w:r>
+    </w:p>
+    <w:p>
+      <w:pPr>
+        <w:pBdr>
+          <w:top w:val="nil"/>
+          <w:left w:val="nil"/>
+          <w:bottom w:val="nil"/>
+          <w:right w:val="nil"/>
+          <w:between w:val="nil"/>
+        </w:pBdr>
+        <w:rPr>
           <w:rFonts w:cstheme="minorBidi" w:hint="cs"/>
         </w:rPr>
       </w:pPr>
@@ -6910,14 +6946,14 @@
           <w:rFonts w:cs="Cordia New"/>
           <w:cs/>
         </w:rPr>
-        <w:t xml:space="preserve">- </w:t>
+        <w:t xml:space="preserve">  </w:t>
       </w:r>
       <w:r>
         <w:rPr>
           <w:rFonts w:cs="Cordia New" w:hint="cs"/>
           <w:cs/>
         </w:rPr>
-        <w:t>การรับรู้รายได้</w:t>
+        <w:t>ทุกครั้งที่มีการรับสินค้าเข้าคลัง</w:t>
       </w:r>
       <w:r>
         <w:rPr>
@@ -6930,75 +6966,190 @@
         <w:rPr>
           <w:rFonts w:cstheme="minorBidi"/>
         </w:rPr>
-        <w:t xml:space="preserve">TFRS </w:t>
+        <w:t xml:space="preserve">Goods Receipt </w:t>
+      </w:r>
+      <w:r>
+        <w:rPr>
+          <w:rFonts w:cs="Cordia New" w:hint="cs"/>
+          <w:cs/>
+        </w:rPr>
+        <w:t>ทั้ง</w:t>
       </w:r>
       <w:r>
         <w:rPr>
           <w:rFonts w:cs="Cordia New"/>
           <w:cs/>
         </w:rPr>
-        <w:t xml:space="preserve">15): </w:t>
+        <w:t xml:space="preserve"> </w:t>
+      </w:r>
+      <w:r>
+        <w:rPr>
+          <w:rFonts w:cstheme="minorBidi"/>
+        </w:rPr>
+        <w:t xml:space="preserve">OCR </w:t>
       </w:r>
       <w:r>
         <w:rPr>
           <w:rFonts w:cs="Cordia New" w:hint="cs"/>
           <w:cs/>
         </w:rPr>
-        <w:t>บังคับให้ออกบิลขายด้วยยอดรวมสินค้าเต็มจำนวน</w:t>
+        <w:t>และ</w:t>
       </w:r>
       <w:r>
         <w:rPr>
           <w:rFonts w:cs="Cordia New"/>
           <w:cs/>
         </w:rPr>
+        <w:t xml:space="preserve"> </w:t>
+      </w:r>
+      <w:r>
+        <w:rPr>
+          <w:rFonts w:cstheme="minorBidi"/>
+        </w:rPr>
+        <w:t xml:space="preserve">Manual) </w:t>
+      </w:r>
+      <w:r>
+        <w:rPr>
+          <w:rFonts w:cs="Cordia New" w:hint="cs"/>
+          <w:cs/>
+        </w:rPr>
+        <w:t>หรือการปรับปรุงสต็อกขาเข้า</w:t>
+      </w:r>
+      <w:r>
+        <w:rPr>
+          <w:rFonts w:cs="Cordia New"/>
+          <w:cs/>
+        </w:rPr>
         <w:t xml:space="preserve"> (</w:t>
       </w:r>
       <w:r>
         <w:rPr>
           <w:rFonts w:cstheme="minorBidi"/>
         </w:rPr>
-        <w:t xml:space="preserve">Gross Sales) </w:t>
+        <w:t xml:space="preserve">STK_ADJ </w:t>
       </w:r>
       <w:r>
         <w:rPr>
           <w:rFonts w:cs="Cordia New" w:hint="cs"/>
           <w:cs/>
         </w:rPr>
-        <w:t>ห้ามหักค่าธรรมเนียมแพลตฟอร์มออกจากบิลขายเด็ดขาด</w:t>
+        <w:t>ที่ระบุต้นทุน</w:t>
       </w:r>
       <w:r>
         <w:rPr>
           <w:rFonts w:cs="Cordia New"/>
           <w:cs/>
         </w:rPr>
-        <w:t xml:space="preserve"> </w:t>
+        <w:t xml:space="preserve">) </w:t>
       </w:r>
       <w:r>
         <w:rPr>
           <w:rFonts w:cs="Cordia New" w:hint="cs"/>
           <w:cs/>
         </w:rPr>
-        <w:t>ค่าธรรมเนียมหรือคอมมิชชันจะต้องถูกนำไปตั้งเป็นบิลค่าใช้จ่าย</w:t>
+        <w:t>ระบบต้องดึงยอดคงเหลือทางกายภาพจาก</w:t>
       </w:r>
       <w:r>
         <w:rPr>
           <w:rFonts w:cs="Cordia New"/>
           <w:cs/>
         </w:rPr>
+        <w:t xml:space="preserve"> </w:t>
+      </w:r>
+      <w:r>
+        <w:rPr>
+          <w:rFonts w:cstheme="minorBidi"/>
+        </w:rPr>
+        <w:t>RPC get_on_hand_qty_by_product_ids "</w:t>
+      </w:r>
+      <w:r>
+        <w:rPr>
+          <w:rFonts w:cs="Cordia New" w:hint="cs"/>
+          <w:cs/>
+        </w:rPr>
+        <w:t>ก่อน</w:t>
+      </w:r>
+      <w:r>
+        <w:rPr>
+          <w:rFonts w:cs="Cordia New"/>
+          <w:cs/>
+        </w:rPr>
+        <w:t xml:space="preserve">" </w:t>
+      </w:r>
+      <w:r>
+        <w:rPr>
+          <w:rFonts w:cs="Cordia New" w:hint="cs"/>
+          <w:cs/>
+        </w:rPr>
+        <w:t>การบันทึกรายการรับเข้าใหม่ลง</w:t>
+      </w:r>
+      <w:r>
+        <w:rPr>
+          <w:rFonts w:cs="Cordia New"/>
+          <w:cs/>
+        </w:rPr>
+        <w:t xml:space="preserve"> </w:t>
+      </w:r>
+      <w:r>
+        <w:rPr>
+          <w:rFonts w:cstheme="minorBidi"/>
+        </w:rPr>
+        <w:t xml:space="preserve">inventory_ledger </w:t>
+      </w:r>
+      <w:r>
+        <w:rPr>
+          <w:rFonts w:cs="Cordia New" w:hint="cs"/>
+          <w:cs/>
+        </w:rPr>
+        <w:t>เสมอ</w:t>
+      </w:r>
+      <w:r>
+        <w:rPr>
+          <w:rFonts w:cs="Cordia New"/>
+          <w:cs/>
+        </w:rPr>
+        <w:t xml:space="preserve"> </w:t>
+      </w:r>
+      <w:r>
+        <w:rPr>
+          <w:rFonts w:cs="Cordia New" w:hint="cs"/>
+          <w:cs/>
+        </w:rPr>
+        <w:t>เพื่อนำมาถัวเฉลี่ยกับต้นทุนล็อตใหม่</w:t>
+      </w:r>
+      <w:r>
+        <w:rPr>
+          <w:rFonts w:cs="Cordia New"/>
+          <w:cs/>
+        </w:rPr>
         <w:t xml:space="preserve"> (</w:t>
       </w:r>
       <w:r>
         <w:rPr>
+          <w:rFonts w:cs="Cordia New" w:hint="cs"/>
+          <w:cs/>
+        </w:rPr>
+        <w:t>หลังแปลงหน่วยนับจัดซื้อเป็นหน่วยฐานด้วย</w:t>
+      </w:r>
+      <w:r>
+        <w:rPr>
+          <w:rFonts w:cs="Cordia New"/>
+          <w:cs/>
+        </w:rPr>
+        <w:t xml:space="preserve"> </w:t>
+      </w:r>
+      <w:r>
+        <w:rPr>
           <w:rFonts w:cstheme="minorBidi"/>
         </w:rPr>
-        <w:t xml:space="preserve">EXP) </w:t>
+        <w:t xml:space="preserve">uom_conversion_factor) </w:t>
       </w:r>
       <w:r>
         <w:rPr>
           <w:rFonts w:cs="Cordia New" w:hint="cs"/>
           <w:cs/>
         </w:rPr>
-        <w:t>แยกต่างหาก</w:t>
+        <w:t>แล้วจึงอัปเดตลง</w:t>
       </w:r>
       <w:r>
         <w:rPr>
@@ -7009,10 +7160,9 @@
       </w:r>
       <w:r>
         <w:rPr>
-          <w:rFonts w:cs="Cordia New" w:hint="cs"/>
-          <w:cs/>
-        </w:rPr>
-        <w:t>เพื่อความถูกต้องของการนำส่งภาษี</w:t>
+          <w:rFonts w:cstheme="minorBidi"/>
+        </w:rPr>
+        <w:t>products.cost_price</w:t>
       </w:r>
     </w:p>
     <w:sectPr>
